--- a/Web-programozás 1 – Gyakorlat Beadandó.docx
+++ b/Web-programozás 1 – Gyakorlat Beadandó.docx
@@ -134,6 +134,7 @@
       <w:pPr>
         <w:pStyle w:val="Listaszerbekezds"/>
         <w:spacing w:line="360" w:lineRule="auto"/>
+        <w:ind w:left="0"/>
         <w:jc w:val="center"/>
         <w:rPr>
           <w:rFonts w:ascii="Times New Roman" w:hAnsi="Times New Roman" w:cs="Times New Roman"/>
@@ -216,6 +217,7 @@
         <w:spacing w:line="480" w:lineRule="auto"/>
         <w:rPr>
           <w:rStyle w:val="Hiperhivatkozs"/>
+          <w:color w:val="auto"/>
         </w:rPr>
       </w:pPr>
       <w:r>
@@ -258,8 +260,28 @@
           <w:sz w:val="24"/>
           <w:szCs w:val="24"/>
         </w:rPr>
-        <w:t xml:space="preserve">Weboldal URL cím: </w:t>
-      </w:r>
+        <w:t>Weboldal URL cím:</w:t>
+      </w:r>
+      <w:hyperlink r:id="rId9" w:history="1">
+        <w:r>
+          <w:rPr>
+            <w:rStyle w:val="Hiperhivatkozs"/>
+            <w:rFonts w:ascii="Times New Roman" w:hAnsi="Times New Roman" w:cs="Times New Roman"/>
+            <w:sz w:val="24"/>
+            <w:szCs w:val="24"/>
+          </w:rPr>
+          <w:t xml:space="preserve"> </w:t>
+        </w:r>
+        <w:r>
+          <w:rPr>
+            <w:rStyle w:val="Hiperhivatkozs"/>
+            <w:rFonts w:ascii="Times New Roman" w:hAnsi="Times New Roman" w:cs="Times New Roman"/>
+            <w:sz w:val="24"/>
+            <w:szCs w:val="24"/>
+          </w:rPr>
+          <w:t>http://f1oldal.nhely.hu/</w:t>
+        </w:r>
+      </w:hyperlink>
     </w:p>
     <w:p>
       <w:pPr>
@@ -306,7 +328,7 @@
         </w:rPr>
         <w:t xml:space="preserve">Internetes tárhely: </w:t>
       </w:r>
-      <w:hyperlink r:id="rId9" w:history="1">
+      <w:hyperlink r:id="rId10" w:history="1">
         <w:r>
           <w:rPr>
             <w:rStyle w:val="Hiperhivatkozs"/>
@@ -340,6 +362,14 @@
         </w:rPr>
         <w:t xml:space="preserve">Email: </w:t>
       </w:r>
+      <w:r>
+        <w:rPr>
+          <w:rFonts w:ascii="Times New Roman" w:hAnsi="Times New Roman" w:cs="Times New Roman"/>
+          <w:sz w:val="24"/>
+          <w:szCs w:val="24"/>
+        </w:rPr>
+        <w:t>pasztor.eva91@gmail.com</w:t>
+      </w:r>
     </w:p>
     <w:p>
       <w:pPr>
@@ -363,6 +393,32 @@
         </w:rPr>
         <w:t xml:space="preserve">Jelszó: </w:t>
       </w:r>
+      <w:r>
+        <w:rPr>
+          <w:rFonts w:ascii="Times New Roman" w:hAnsi="Times New Roman" w:cs="Times New Roman"/>
+          <w:sz w:val="24"/>
+          <w:szCs w:val="24"/>
+        </w:rPr>
+        <w:t>4</w:t>
+      </w:r>
+      <w:proofErr w:type="gramStart"/>
+      <w:r>
+        <w:rPr>
+          <w:rFonts w:ascii="Times New Roman" w:hAnsi="Times New Roman" w:cs="Times New Roman"/>
+          <w:sz w:val="24"/>
+          <w:szCs w:val="24"/>
+        </w:rPr>
+        <w:t>VC!L</w:t>
+      </w:r>
+      <w:proofErr w:type="gramEnd"/>
+      <w:r>
+        <w:rPr>
+          <w:rFonts w:ascii="Times New Roman" w:hAnsi="Times New Roman" w:cs="Times New Roman"/>
+          <w:sz w:val="24"/>
+          <w:szCs w:val="24"/>
+        </w:rPr>
+        <w:t>3m29ftQPzX</w:t>
+      </w:r>
     </w:p>
     <w:p>
       <w:pPr>
@@ -386,7 +442,7 @@
         </w:rPr>
         <w:t xml:space="preserve">FTP kiszolgáló: </w:t>
       </w:r>
-      <w:hyperlink r:id="rId10" w:history="1">
+      <w:hyperlink r:id="rId11" w:history="1">
         <w:r>
           <w:rPr>
             <w:rStyle w:val="Hiperhivatkozs"/>
@@ -420,6 +476,24 @@
         </w:rPr>
         <w:t xml:space="preserve">Felhasználó: </w:t>
       </w:r>
+      <w:proofErr w:type="gramStart"/>
+      <w:r>
+        <w:rPr>
+          <w:rFonts w:ascii="Times New Roman" w:hAnsi="Times New Roman" w:cs="Times New Roman"/>
+          <w:sz w:val="24"/>
+          <w:szCs w:val="24"/>
+        </w:rPr>
+        <w:t>pasztor.eva</w:t>
+      </w:r>
+      <w:proofErr w:type="gramEnd"/>
+      <w:r>
+        <w:rPr>
+          <w:rFonts w:ascii="Times New Roman" w:hAnsi="Times New Roman" w:cs="Times New Roman"/>
+          <w:sz w:val="24"/>
+          <w:szCs w:val="24"/>
+        </w:rPr>
+        <w:t>91</w:t>
+      </w:r>
     </w:p>
     <w:p>
       <w:pPr>
@@ -442,6 +516,32 @@
           <w:szCs w:val="24"/>
         </w:rPr>
         <w:t xml:space="preserve">Jelszó: </w:t>
+      </w:r>
+      <w:r>
+        <w:rPr>
+          <w:rFonts w:ascii="Times New Roman" w:hAnsi="Times New Roman" w:cs="Times New Roman"/>
+          <w:sz w:val="24"/>
+          <w:szCs w:val="24"/>
+        </w:rPr>
+        <w:t>4</w:t>
+      </w:r>
+      <w:proofErr w:type="gramStart"/>
+      <w:r>
+        <w:rPr>
+          <w:rFonts w:ascii="Times New Roman" w:hAnsi="Times New Roman" w:cs="Times New Roman"/>
+          <w:sz w:val="24"/>
+          <w:szCs w:val="24"/>
+        </w:rPr>
+        <w:t>VC!L</w:t>
+      </w:r>
+      <w:proofErr w:type="gramEnd"/>
+      <w:r>
+        <w:rPr>
+          <w:rFonts w:ascii="Times New Roman" w:hAnsi="Times New Roman" w:cs="Times New Roman"/>
+          <w:sz w:val="24"/>
+          <w:szCs w:val="24"/>
+        </w:rPr>
+        <w:t>3m29ftQPzX</w:t>
       </w:r>
     </w:p>
     <w:p>
@@ -549,8 +649,8 @@
             <w:rPr>
               <w:rFonts w:ascii="Times New Roman" w:eastAsiaTheme="minorEastAsia" w:hAnsi="Times New Roman" w:cs="Times New Roman"/>
               <w:noProof/>
-              <w:sz w:val="24"/>
-              <w:szCs w:val="24"/>
+              <w:sz w:val="28"/>
+              <w:szCs w:val="28"/>
               <w:lang w:eastAsia="hu-HU"/>
             </w:rPr>
           </w:pPr>
@@ -578,7 +678,7 @@
             </w:rPr>
             <w:fldChar w:fldCharType="separate"/>
           </w:r>
-          <w:hyperlink w:anchor="_Toc227415127" w:history="1">
+          <w:hyperlink w:anchor="_Toc227922970" w:history="1">
             <w:r>
               <w:rPr>
                 <w:rStyle w:val="Hiperhivatkozs"/>
@@ -586,6 +686,8 @@
                 <w:b/>
                 <w:bCs/>
                 <w:noProof/>
+                <w:sz w:val="24"/>
+                <w:szCs w:val="24"/>
               </w:rPr>
               <w:t>Bevezetés</w:t>
             </w:r>
@@ -594,6 +696,8 @@
                 <w:rFonts w:ascii="Times New Roman" w:hAnsi="Times New Roman" w:cs="Times New Roman"/>
                 <w:noProof/>
                 <w:webHidden/>
+                <w:sz w:val="24"/>
+                <w:szCs w:val="24"/>
               </w:rPr>
               <w:tab/>
             </w:r>
@@ -602,6 +706,8 @@
                 <w:rFonts w:ascii="Times New Roman" w:hAnsi="Times New Roman" w:cs="Times New Roman"/>
                 <w:noProof/>
                 <w:webHidden/>
+                <w:sz w:val="24"/>
+                <w:szCs w:val="24"/>
               </w:rPr>
               <w:fldChar w:fldCharType="begin"/>
             </w:r>
@@ -610,14 +716,18 @@
                 <w:rFonts w:ascii="Times New Roman" w:hAnsi="Times New Roman" w:cs="Times New Roman"/>
                 <w:noProof/>
                 <w:webHidden/>
+                <w:sz w:val="24"/>
+                <w:szCs w:val="24"/>
               </w:rPr>
-              <w:instrText xml:space="preserve"> PAGEREF _Toc227415127 \h </w:instrText>
+              <w:instrText xml:space="preserve"> PAGEREF _Toc227922970 \h </w:instrText>
             </w:r>
             <w:r>
               <w:rPr>
                 <w:rFonts w:ascii="Times New Roman" w:hAnsi="Times New Roman" w:cs="Times New Roman"/>
                 <w:noProof/>
                 <w:webHidden/>
+                <w:sz w:val="24"/>
+                <w:szCs w:val="24"/>
               </w:rPr>
             </w:r>
             <w:r>
@@ -625,6 +735,8 @@
                 <w:rFonts w:ascii="Times New Roman" w:hAnsi="Times New Roman" w:cs="Times New Roman"/>
                 <w:noProof/>
                 <w:webHidden/>
+                <w:sz w:val="24"/>
+                <w:szCs w:val="24"/>
               </w:rPr>
               <w:fldChar w:fldCharType="separate"/>
             </w:r>
@@ -633,6 +745,8 @@
                 <w:rFonts w:ascii="Times New Roman" w:hAnsi="Times New Roman" w:cs="Times New Roman"/>
                 <w:noProof/>
                 <w:webHidden/>
+                <w:sz w:val="24"/>
+                <w:szCs w:val="24"/>
               </w:rPr>
               <w:t>3</w:t>
             </w:r>
@@ -641,6 +755,8 @@
                 <w:rFonts w:ascii="Times New Roman" w:hAnsi="Times New Roman" w:cs="Times New Roman"/>
                 <w:noProof/>
                 <w:webHidden/>
+                <w:sz w:val="24"/>
+                <w:szCs w:val="24"/>
               </w:rPr>
               <w:fldChar w:fldCharType="end"/>
             </w:r>
@@ -652,15 +768,16 @@
             <w:tabs>
               <w:tab w:val="left" w:pos="480"/>
             </w:tabs>
+            <w:spacing w:line="480" w:lineRule="auto"/>
             <w:rPr>
               <w:rFonts w:ascii="Times New Roman" w:eastAsiaTheme="minorEastAsia" w:hAnsi="Times New Roman" w:cs="Times New Roman"/>
               <w:noProof/>
-              <w:sz w:val="24"/>
-              <w:szCs w:val="24"/>
+              <w:sz w:val="28"/>
+              <w:szCs w:val="28"/>
               <w:lang w:eastAsia="hu-HU"/>
             </w:rPr>
           </w:pPr>
-          <w:hyperlink w:anchor="_Toc227415128" w:history="1">
+          <w:hyperlink w:anchor="_Toc227922971" w:history="1">
             <w:r>
               <w:rPr>
                 <w:rStyle w:val="Hiperhivatkozs"/>
@@ -668,6 +785,8 @@
                 <w:b/>
                 <w:bCs/>
                 <w:noProof/>
+                <w:sz w:val="24"/>
+                <w:szCs w:val="24"/>
               </w:rPr>
               <w:t>1.</w:t>
             </w:r>
@@ -675,8 +794,8 @@
               <w:rPr>
                 <w:rFonts w:ascii="Times New Roman" w:eastAsiaTheme="minorEastAsia" w:hAnsi="Times New Roman" w:cs="Times New Roman"/>
                 <w:noProof/>
-                <w:sz w:val="24"/>
-                <w:szCs w:val="24"/>
+                <w:sz w:val="28"/>
+                <w:szCs w:val="28"/>
                 <w:lang w:eastAsia="hu-HU"/>
               </w:rPr>
               <w:tab/>
@@ -688,6 +807,8 @@
                 <w:b/>
                 <w:bCs/>
                 <w:noProof/>
+                <w:sz w:val="24"/>
+                <w:szCs w:val="24"/>
               </w:rPr>
               <w:t>A projekt előkészítése</w:t>
             </w:r>
@@ -696,6 +817,8 @@
                 <w:rFonts w:ascii="Times New Roman" w:hAnsi="Times New Roman" w:cs="Times New Roman"/>
                 <w:noProof/>
                 <w:webHidden/>
+                <w:sz w:val="24"/>
+                <w:szCs w:val="24"/>
               </w:rPr>
               <w:tab/>
             </w:r>
@@ -704,6 +827,8 @@
                 <w:rFonts w:ascii="Times New Roman" w:hAnsi="Times New Roman" w:cs="Times New Roman"/>
                 <w:noProof/>
                 <w:webHidden/>
+                <w:sz w:val="24"/>
+                <w:szCs w:val="24"/>
               </w:rPr>
               <w:fldChar w:fldCharType="begin"/>
             </w:r>
@@ -712,14 +837,18 @@
                 <w:rFonts w:ascii="Times New Roman" w:hAnsi="Times New Roman" w:cs="Times New Roman"/>
                 <w:noProof/>
                 <w:webHidden/>
+                <w:sz w:val="24"/>
+                <w:szCs w:val="24"/>
               </w:rPr>
-              <w:instrText xml:space="preserve"> PAGEREF _Toc227415128 \h </w:instrText>
+              <w:instrText xml:space="preserve"> PAGEREF _Toc227922971 \h </w:instrText>
             </w:r>
             <w:r>
               <w:rPr>
                 <w:rFonts w:ascii="Times New Roman" w:hAnsi="Times New Roman" w:cs="Times New Roman"/>
                 <w:noProof/>
                 <w:webHidden/>
+                <w:sz w:val="24"/>
+                <w:szCs w:val="24"/>
               </w:rPr>
             </w:r>
             <w:r>
@@ -727,6 +856,8 @@
                 <w:rFonts w:ascii="Times New Roman" w:hAnsi="Times New Roman" w:cs="Times New Roman"/>
                 <w:noProof/>
                 <w:webHidden/>
+                <w:sz w:val="24"/>
+                <w:szCs w:val="24"/>
               </w:rPr>
               <w:fldChar w:fldCharType="separate"/>
             </w:r>
@@ -735,6 +866,8 @@
                 <w:rFonts w:ascii="Times New Roman" w:hAnsi="Times New Roman" w:cs="Times New Roman"/>
                 <w:noProof/>
                 <w:webHidden/>
+                <w:sz w:val="24"/>
+                <w:szCs w:val="24"/>
               </w:rPr>
               <w:t>4</w:t>
             </w:r>
@@ -743,6 +876,8 @@
                 <w:rFonts w:ascii="Times New Roman" w:hAnsi="Times New Roman" w:cs="Times New Roman"/>
                 <w:noProof/>
                 <w:webHidden/>
+                <w:sz w:val="24"/>
+                <w:szCs w:val="24"/>
               </w:rPr>
               <w:fldChar w:fldCharType="end"/>
             </w:r>
@@ -754,15 +889,16 @@
             <w:tabs>
               <w:tab w:val="left" w:pos="480"/>
             </w:tabs>
+            <w:spacing w:line="480" w:lineRule="auto"/>
             <w:rPr>
               <w:rFonts w:ascii="Times New Roman" w:eastAsiaTheme="minorEastAsia" w:hAnsi="Times New Roman" w:cs="Times New Roman"/>
               <w:noProof/>
-              <w:sz w:val="24"/>
-              <w:szCs w:val="24"/>
+              <w:sz w:val="28"/>
+              <w:szCs w:val="28"/>
               <w:lang w:eastAsia="hu-HU"/>
             </w:rPr>
           </w:pPr>
-          <w:hyperlink w:anchor="_Toc227415129" w:history="1">
+          <w:hyperlink w:anchor="_Toc227922972" w:history="1">
             <w:r>
               <w:rPr>
                 <w:rStyle w:val="Hiperhivatkozs"/>
@@ -770,6 +906,8 @@
                 <w:b/>
                 <w:bCs/>
                 <w:noProof/>
+                <w:sz w:val="24"/>
+                <w:szCs w:val="24"/>
               </w:rPr>
               <w:t>2.</w:t>
             </w:r>
@@ -777,8 +915,8 @@
               <w:rPr>
                 <w:rFonts w:ascii="Times New Roman" w:eastAsiaTheme="minorEastAsia" w:hAnsi="Times New Roman" w:cs="Times New Roman"/>
                 <w:noProof/>
-                <w:sz w:val="24"/>
-                <w:szCs w:val="24"/>
+                <w:sz w:val="28"/>
+                <w:szCs w:val="28"/>
                 <w:lang w:eastAsia="hu-HU"/>
               </w:rPr>
               <w:tab/>
@@ -790,6 +928,8 @@
                 <w:b/>
                 <w:bCs/>
                 <w:noProof/>
+                <w:sz w:val="24"/>
+                <w:szCs w:val="24"/>
               </w:rPr>
               <w:t>Alaprendszer beállítása és felhasználói felület kialakítása</w:t>
             </w:r>
@@ -798,6 +938,8 @@
                 <w:rFonts w:ascii="Times New Roman" w:hAnsi="Times New Roman" w:cs="Times New Roman"/>
                 <w:noProof/>
                 <w:webHidden/>
+                <w:sz w:val="24"/>
+                <w:szCs w:val="24"/>
               </w:rPr>
               <w:tab/>
             </w:r>
@@ -806,6 +948,8 @@
                 <w:rFonts w:ascii="Times New Roman" w:hAnsi="Times New Roman" w:cs="Times New Roman"/>
                 <w:noProof/>
                 <w:webHidden/>
+                <w:sz w:val="24"/>
+                <w:szCs w:val="24"/>
               </w:rPr>
               <w:fldChar w:fldCharType="begin"/>
             </w:r>
@@ -814,14 +958,18 @@
                 <w:rFonts w:ascii="Times New Roman" w:hAnsi="Times New Roman" w:cs="Times New Roman"/>
                 <w:noProof/>
                 <w:webHidden/>
+                <w:sz w:val="24"/>
+                <w:szCs w:val="24"/>
               </w:rPr>
-              <w:instrText xml:space="preserve"> PAGEREF _Toc227415129 \h </w:instrText>
+              <w:instrText xml:space="preserve"> PAGEREF _Toc227922972 \h </w:instrText>
             </w:r>
             <w:r>
               <w:rPr>
                 <w:rFonts w:ascii="Times New Roman" w:hAnsi="Times New Roman" w:cs="Times New Roman"/>
                 <w:noProof/>
                 <w:webHidden/>
+                <w:sz w:val="24"/>
+                <w:szCs w:val="24"/>
               </w:rPr>
             </w:r>
             <w:r>
@@ -829,6 +977,8 @@
                 <w:rFonts w:ascii="Times New Roman" w:hAnsi="Times New Roman" w:cs="Times New Roman"/>
                 <w:noProof/>
                 <w:webHidden/>
+                <w:sz w:val="24"/>
+                <w:szCs w:val="24"/>
               </w:rPr>
               <w:fldChar w:fldCharType="separate"/>
             </w:r>
@@ -837,6 +987,8 @@
                 <w:rFonts w:ascii="Times New Roman" w:hAnsi="Times New Roman" w:cs="Times New Roman"/>
                 <w:noProof/>
                 <w:webHidden/>
+                <w:sz w:val="24"/>
+                <w:szCs w:val="24"/>
               </w:rPr>
               <w:t>5</w:t>
             </w:r>
@@ -845,6 +997,8 @@
                 <w:rFonts w:ascii="Times New Roman" w:hAnsi="Times New Roman" w:cs="Times New Roman"/>
                 <w:noProof/>
                 <w:webHidden/>
+                <w:sz w:val="24"/>
+                <w:szCs w:val="24"/>
               </w:rPr>
               <w:fldChar w:fldCharType="end"/>
             </w:r>
@@ -856,15 +1010,16 @@
             <w:tabs>
               <w:tab w:val="left" w:pos="480"/>
             </w:tabs>
+            <w:spacing w:line="480" w:lineRule="auto"/>
             <w:rPr>
               <w:rFonts w:ascii="Times New Roman" w:eastAsiaTheme="minorEastAsia" w:hAnsi="Times New Roman" w:cs="Times New Roman"/>
               <w:noProof/>
-              <w:sz w:val="24"/>
-              <w:szCs w:val="24"/>
+              <w:sz w:val="28"/>
+              <w:szCs w:val="28"/>
               <w:lang w:eastAsia="hu-HU"/>
             </w:rPr>
           </w:pPr>
-          <w:hyperlink w:anchor="_Toc227415130" w:history="1">
+          <w:hyperlink w:anchor="_Toc227922973" w:history="1">
             <w:r>
               <w:rPr>
                 <w:rStyle w:val="Hiperhivatkozs"/>
@@ -872,6 +1027,8 @@
                 <w:b/>
                 <w:bCs/>
                 <w:noProof/>
+                <w:sz w:val="24"/>
+                <w:szCs w:val="24"/>
               </w:rPr>
               <w:t>3.</w:t>
             </w:r>
@@ -879,8 +1036,8 @@
               <w:rPr>
                 <w:rFonts w:ascii="Times New Roman" w:eastAsiaTheme="minorEastAsia" w:hAnsi="Times New Roman" w:cs="Times New Roman"/>
                 <w:noProof/>
-                <w:sz w:val="24"/>
-                <w:szCs w:val="24"/>
+                <w:sz w:val="28"/>
+                <w:szCs w:val="28"/>
                 <w:lang w:eastAsia="hu-HU"/>
               </w:rPr>
               <w:tab/>
@@ -892,6 +1049,8 @@
                 <w:b/>
                 <w:bCs/>
                 <w:noProof/>
+                <w:sz w:val="24"/>
+                <w:szCs w:val="24"/>
               </w:rPr>
               <w:t>Reszponzív működés kialakítása és hibajavítás</w:t>
             </w:r>
@@ -900,6 +1059,8 @@
                 <w:rFonts w:ascii="Times New Roman" w:hAnsi="Times New Roman" w:cs="Times New Roman"/>
                 <w:noProof/>
                 <w:webHidden/>
+                <w:sz w:val="24"/>
+                <w:szCs w:val="24"/>
               </w:rPr>
               <w:tab/>
             </w:r>
@@ -908,6 +1069,8 @@
                 <w:rFonts w:ascii="Times New Roman" w:hAnsi="Times New Roman" w:cs="Times New Roman"/>
                 <w:noProof/>
                 <w:webHidden/>
+                <w:sz w:val="24"/>
+                <w:szCs w:val="24"/>
               </w:rPr>
               <w:fldChar w:fldCharType="begin"/>
             </w:r>
@@ -916,14 +1079,18 @@
                 <w:rFonts w:ascii="Times New Roman" w:hAnsi="Times New Roman" w:cs="Times New Roman"/>
                 <w:noProof/>
                 <w:webHidden/>
+                <w:sz w:val="24"/>
+                <w:szCs w:val="24"/>
               </w:rPr>
-              <w:instrText xml:space="preserve"> PAGEREF _Toc227415130 \h </w:instrText>
+              <w:instrText xml:space="preserve"> PAGEREF _Toc227922973 \h </w:instrText>
             </w:r>
             <w:r>
               <w:rPr>
                 <w:rFonts w:ascii="Times New Roman" w:hAnsi="Times New Roman" w:cs="Times New Roman"/>
                 <w:noProof/>
                 <w:webHidden/>
+                <w:sz w:val="24"/>
+                <w:szCs w:val="24"/>
               </w:rPr>
             </w:r>
             <w:r>
@@ -931,6 +1098,8 @@
                 <w:rFonts w:ascii="Times New Roman" w:hAnsi="Times New Roman" w:cs="Times New Roman"/>
                 <w:noProof/>
                 <w:webHidden/>
+                <w:sz w:val="24"/>
+                <w:szCs w:val="24"/>
               </w:rPr>
               <w:fldChar w:fldCharType="separate"/>
             </w:r>
@@ -939,6 +1108,8 @@
                 <w:rFonts w:ascii="Times New Roman" w:hAnsi="Times New Roman" w:cs="Times New Roman"/>
                 <w:noProof/>
                 <w:webHidden/>
+                <w:sz w:val="24"/>
+                <w:szCs w:val="24"/>
               </w:rPr>
               <w:t>7</w:t>
             </w:r>
@@ -947,6 +1118,8 @@
                 <w:rFonts w:ascii="Times New Roman" w:hAnsi="Times New Roman" w:cs="Times New Roman"/>
                 <w:noProof/>
                 <w:webHidden/>
+                <w:sz w:val="24"/>
+                <w:szCs w:val="24"/>
               </w:rPr>
               <w:fldChar w:fldCharType="end"/>
             </w:r>
@@ -958,15 +1131,16 @@
             <w:tabs>
               <w:tab w:val="left" w:pos="480"/>
             </w:tabs>
+            <w:spacing w:line="480" w:lineRule="auto"/>
             <w:rPr>
               <w:rFonts w:ascii="Times New Roman" w:eastAsiaTheme="minorEastAsia" w:hAnsi="Times New Roman" w:cs="Times New Roman"/>
               <w:noProof/>
-              <w:sz w:val="24"/>
-              <w:szCs w:val="24"/>
+              <w:sz w:val="28"/>
+              <w:szCs w:val="28"/>
               <w:lang w:eastAsia="hu-HU"/>
             </w:rPr>
           </w:pPr>
-          <w:hyperlink w:anchor="_Toc227415131" w:history="1">
+          <w:hyperlink w:anchor="_Toc227922974" w:history="1">
             <w:r>
               <w:rPr>
                 <w:rStyle w:val="Hiperhivatkozs"/>
@@ -974,6 +1148,8 @@
                 <w:b/>
                 <w:bCs/>
                 <w:noProof/>
+                <w:sz w:val="24"/>
+                <w:szCs w:val="24"/>
               </w:rPr>
               <w:t>4.</w:t>
             </w:r>
@@ -981,8 +1157,8 @@
               <w:rPr>
                 <w:rFonts w:ascii="Times New Roman" w:eastAsiaTheme="minorEastAsia" w:hAnsi="Times New Roman" w:cs="Times New Roman"/>
                 <w:noProof/>
-                <w:sz w:val="24"/>
-                <w:szCs w:val="24"/>
+                <w:sz w:val="28"/>
+                <w:szCs w:val="28"/>
                 <w:lang w:eastAsia="hu-HU"/>
               </w:rPr>
               <w:tab/>
@@ -994,6 +1170,8 @@
                 <w:b/>
                 <w:bCs/>
                 <w:noProof/>
+                <w:sz w:val="24"/>
+                <w:szCs w:val="24"/>
               </w:rPr>
               <w:t>HTML5 szemantikus elemek alkalmazása</w:t>
             </w:r>
@@ -1002,6 +1180,8 @@
                 <w:rFonts w:ascii="Times New Roman" w:hAnsi="Times New Roman" w:cs="Times New Roman"/>
                 <w:noProof/>
                 <w:webHidden/>
+                <w:sz w:val="24"/>
+                <w:szCs w:val="24"/>
               </w:rPr>
               <w:tab/>
             </w:r>
@@ -1010,6 +1190,8 @@
                 <w:rFonts w:ascii="Times New Roman" w:hAnsi="Times New Roman" w:cs="Times New Roman"/>
                 <w:noProof/>
                 <w:webHidden/>
+                <w:sz w:val="24"/>
+                <w:szCs w:val="24"/>
               </w:rPr>
               <w:fldChar w:fldCharType="begin"/>
             </w:r>
@@ -1018,14 +1200,18 @@
                 <w:rFonts w:ascii="Times New Roman" w:hAnsi="Times New Roman" w:cs="Times New Roman"/>
                 <w:noProof/>
                 <w:webHidden/>
+                <w:sz w:val="24"/>
+                <w:szCs w:val="24"/>
               </w:rPr>
-              <w:instrText xml:space="preserve"> PAGEREF _Toc227415131 \h </w:instrText>
+              <w:instrText xml:space="preserve"> PAGEREF _Toc227922974 \h </w:instrText>
             </w:r>
             <w:r>
               <w:rPr>
                 <w:rFonts w:ascii="Times New Roman" w:hAnsi="Times New Roman" w:cs="Times New Roman"/>
                 <w:noProof/>
                 <w:webHidden/>
+                <w:sz w:val="24"/>
+                <w:szCs w:val="24"/>
               </w:rPr>
             </w:r>
             <w:r>
@@ -1033,6 +1219,8 @@
                 <w:rFonts w:ascii="Times New Roman" w:hAnsi="Times New Roman" w:cs="Times New Roman"/>
                 <w:noProof/>
                 <w:webHidden/>
+                <w:sz w:val="24"/>
+                <w:szCs w:val="24"/>
               </w:rPr>
               <w:fldChar w:fldCharType="separate"/>
             </w:r>
@@ -1041,6 +1229,8 @@
                 <w:rFonts w:ascii="Times New Roman" w:hAnsi="Times New Roman" w:cs="Times New Roman"/>
                 <w:noProof/>
                 <w:webHidden/>
+                <w:sz w:val="24"/>
+                <w:szCs w:val="24"/>
               </w:rPr>
               <w:t>10</w:t>
             </w:r>
@@ -1049,6 +1239,8 @@
                 <w:rFonts w:ascii="Times New Roman" w:hAnsi="Times New Roman" w:cs="Times New Roman"/>
                 <w:noProof/>
                 <w:webHidden/>
+                <w:sz w:val="24"/>
+                <w:szCs w:val="24"/>
               </w:rPr>
               <w:fldChar w:fldCharType="end"/>
             </w:r>
@@ -1060,15 +1252,16 @@
             <w:tabs>
               <w:tab w:val="left" w:pos="480"/>
             </w:tabs>
+            <w:spacing w:line="480" w:lineRule="auto"/>
             <w:rPr>
               <w:rFonts w:ascii="Times New Roman" w:eastAsiaTheme="minorEastAsia" w:hAnsi="Times New Roman" w:cs="Times New Roman"/>
               <w:noProof/>
-              <w:sz w:val="24"/>
-              <w:szCs w:val="24"/>
+              <w:sz w:val="28"/>
+              <w:szCs w:val="28"/>
               <w:lang w:eastAsia="hu-HU"/>
             </w:rPr>
           </w:pPr>
-          <w:hyperlink w:anchor="_Toc227415132" w:history="1">
+          <w:hyperlink w:anchor="_Toc227922975" w:history="1">
             <w:r>
               <w:rPr>
                 <w:rStyle w:val="Hiperhivatkozs"/>
@@ -1076,6 +1269,8 @@
                 <w:b/>
                 <w:bCs/>
                 <w:noProof/>
+                <w:sz w:val="24"/>
+                <w:szCs w:val="24"/>
               </w:rPr>
               <w:t>5.</w:t>
             </w:r>
@@ -1083,8 +1278,8 @@
               <w:rPr>
                 <w:rFonts w:ascii="Times New Roman" w:eastAsiaTheme="minorEastAsia" w:hAnsi="Times New Roman" w:cs="Times New Roman"/>
                 <w:noProof/>
-                <w:sz w:val="24"/>
-                <w:szCs w:val="24"/>
+                <w:sz w:val="28"/>
+                <w:szCs w:val="28"/>
                 <w:lang w:eastAsia="hu-HU"/>
               </w:rPr>
               <w:tab/>
@@ -1096,6 +1291,8 @@
                 <w:b/>
                 <w:bCs/>
                 <w:noProof/>
+                <w:sz w:val="24"/>
+                <w:szCs w:val="24"/>
               </w:rPr>
               <w:t>Képgaléria és képfeltöltés megvalósítása</w:t>
             </w:r>
@@ -1104,6 +1301,8 @@
                 <w:rFonts w:ascii="Times New Roman" w:hAnsi="Times New Roman" w:cs="Times New Roman"/>
                 <w:noProof/>
                 <w:webHidden/>
+                <w:sz w:val="24"/>
+                <w:szCs w:val="24"/>
               </w:rPr>
               <w:tab/>
             </w:r>
@@ -1112,6 +1311,8 @@
                 <w:rFonts w:ascii="Times New Roman" w:hAnsi="Times New Roman" w:cs="Times New Roman"/>
                 <w:noProof/>
                 <w:webHidden/>
+                <w:sz w:val="24"/>
+                <w:szCs w:val="24"/>
               </w:rPr>
               <w:fldChar w:fldCharType="begin"/>
             </w:r>
@@ -1120,14 +1321,18 @@
                 <w:rFonts w:ascii="Times New Roman" w:hAnsi="Times New Roman" w:cs="Times New Roman"/>
                 <w:noProof/>
                 <w:webHidden/>
+                <w:sz w:val="24"/>
+                <w:szCs w:val="24"/>
               </w:rPr>
-              <w:instrText xml:space="preserve"> PAGEREF _Toc227415132 \h </w:instrText>
+              <w:instrText xml:space="preserve"> PAGEREF _Toc227922975 \h </w:instrText>
             </w:r>
             <w:r>
               <w:rPr>
                 <w:rFonts w:ascii="Times New Roman" w:hAnsi="Times New Roman" w:cs="Times New Roman"/>
                 <w:noProof/>
                 <w:webHidden/>
+                <w:sz w:val="24"/>
+                <w:szCs w:val="24"/>
               </w:rPr>
             </w:r>
             <w:r>
@@ -1135,6 +1340,8 @@
                 <w:rFonts w:ascii="Times New Roman" w:hAnsi="Times New Roman" w:cs="Times New Roman"/>
                 <w:noProof/>
                 <w:webHidden/>
+                <w:sz w:val="24"/>
+                <w:szCs w:val="24"/>
               </w:rPr>
               <w:fldChar w:fldCharType="separate"/>
             </w:r>
@@ -1143,6 +1350,8 @@
                 <w:rFonts w:ascii="Times New Roman" w:hAnsi="Times New Roman" w:cs="Times New Roman"/>
                 <w:noProof/>
                 <w:webHidden/>
+                <w:sz w:val="24"/>
+                <w:szCs w:val="24"/>
               </w:rPr>
               <w:t>11</w:t>
             </w:r>
@@ -1151,6 +1360,855 @@
                 <w:rFonts w:ascii="Times New Roman" w:hAnsi="Times New Roman" w:cs="Times New Roman"/>
                 <w:noProof/>
                 <w:webHidden/>
+                <w:sz w:val="24"/>
+                <w:szCs w:val="24"/>
+              </w:rPr>
+              <w:fldChar w:fldCharType="end"/>
+            </w:r>
+          </w:hyperlink>
+        </w:p>
+        <w:p>
+          <w:pPr>
+            <w:pStyle w:val="TJ1"/>
+            <w:tabs>
+              <w:tab w:val="left" w:pos="480"/>
+            </w:tabs>
+            <w:spacing w:line="480" w:lineRule="auto"/>
+            <w:rPr>
+              <w:rFonts w:ascii="Times New Roman" w:eastAsiaTheme="minorEastAsia" w:hAnsi="Times New Roman" w:cs="Times New Roman"/>
+              <w:noProof/>
+              <w:sz w:val="28"/>
+              <w:szCs w:val="28"/>
+              <w:lang w:eastAsia="hu-HU"/>
+            </w:rPr>
+          </w:pPr>
+          <w:hyperlink w:anchor="_Toc227922976" w:history="1">
+            <w:r>
+              <w:rPr>
+                <w:rStyle w:val="Hiperhivatkozs"/>
+                <w:rFonts w:ascii="Times New Roman" w:hAnsi="Times New Roman" w:cs="Times New Roman"/>
+                <w:b/>
+                <w:bCs/>
+                <w:noProof/>
+                <w:sz w:val="24"/>
+                <w:szCs w:val="24"/>
+              </w:rPr>
+              <w:t>6.</w:t>
+            </w:r>
+            <w:r>
+              <w:rPr>
+                <w:rFonts w:ascii="Times New Roman" w:eastAsiaTheme="minorEastAsia" w:hAnsi="Times New Roman" w:cs="Times New Roman"/>
+                <w:noProof/>
+                <w:sz w:val="28"/>
+                <w:szCs w:val="28"/>
+                <w:lang w:eastAsia="hu-HU"/>
+              </w:rPr>
+              <w:tab/>
+            </w:r>
+            <w:r>
+              <w:rPr>
+                <w:rStyle w:val="Hiperhivatkozs"/>
+                <w:rFonts w:ascii="Times New Roman" w:hAnsi="Times New Roman" w:cs="Times New Roman"/>
+                <w:b/>
+                <w:bCs/>
+                <w:noProof/>
+                <w:sz w:val="24"/>
+                <w:szCs w:val="24"/>
+              </w:rPr>
+              <w:t>CRUD menü megvalósítása</w:t>
+            </w:r>
+            <w:r>
+              <w:rPr>
+                <w:rFonts w:ascii="Times New Roman" w:hAnsi="Times New Roman" w:cs="Times New Roman"/>
+                <w:noProof/>
+                <w:webHidden/>
+                <w:sz w:val="24"/>
+                <w:szCs w:val="24"/>
+              </w:rPr>
+              <w:tab/>
+            </w:r>
+            <w:r>
+              <w:rPr>
+                <w:rFonts w:ascii="Times New Roman" w:hAnsi="Times New Roman" w:cs="Times New Roman"/>
+                <w:noProof/>
+                <w:webHidden/>
+                <w:sz w:val="24"/>
+                <w:szCs w:val="24"/>
+              </w:rPr>
+              <w:fldChar w:fldCharType="begin"/>
+            </w:r>
+            <w:r>
+              <w:rPr>
+                <w:rFonts w:ascii="Times New Roman" w:hAnsi="Times New Roman" w:cs="Times New Roman"/>
+                <w:noProof/>
+                <w:webHidden/>
+                <w:sz w:val="24"/>
+                <w:szCs w:val="24"/>
+              </w:rPr>
+              <w:instrText xml:space="preserve"> PAGEREF _Toc227922976 \h </w:instrText>
+            </w:r>
+            <w:r>
+              <w:rPr>
+                <w:rFonts w:ascii="Times New Roman" w:hAnsi="Times New Roman" w:cs="Times New Roman"/>
+                <w:noProof/>
+                <w:webHidden/>
+                <w:sz w:val="24"/>
+                <w:szCs w:val="24"/>
+              </w:rPr>
+            </w:r>
+            <w:r>
+              <w:rPr>
+                <w:rFonts w:ascii="Times New Roman" w:hAnsi="Times New Roman" w:cs="Times New Roman"/>
+                <w:noProof/>
+                <w:webHidden/>
+                <w:sz w:val="24"/>
+                <w:szCs w:val="24"/>
+              </w:rPr>
+              <w:fldChar w:fldCharType="separate"/>
+            </w:r>
+            <w:r>
+              <w:rPr>
+                <w:rFonts w:ascii="Times New Roman" w:hAnsi="Times New Roman" w:cs="Times New Roman"/>
+                <w:noProof/>
+                <w:webHidden/>
+                <w:sz w:val="24"/>
+                <w:szCs w:val="24"/>
+              </w:rPr>
+              <w:t>13</w:t>
+            </w:r>
+            <w:r>
+              <w:rPr>
+                <w:rFonts w:ascii="Times New Roman" w:hAnsi="Times New Roman" w:cs="Times New Roman"/>
+                <w:noProof/>
+                <w:webHidden/>
+                <w:sz w:val="24"/>
+                <w:szCs w:val="24"/>
+              </w:rPr>
+              <w:fldChar w:fldCharType="end"/>
+            </w:r>
+          </w:hyperlink>
+        </w:p>
+        <w:p>
+          <w:pPr>
+            <w:pStyle w:val="TJ1"/>
+            <w:tabs>
+              <w:tab w:val="left" w:pos="480"/>
+            </w:tabs>
+            <w:spacing w:line="480" w:lineRule="auto"/>
+            <w:rPr>
+              <w:rFonts w:ascii="Times New Roman" w:eastAsiaTheme="minorEastAsia" w:hAnsi="Times New Roman" w:cs="Times New Roman"/>
+              <w:noProof/>
+              <w:sz w:val="28"/>
+              <w:szCs w:val="28"/>
+              <w:lang w:eastAsia="hu-HU"/>
+            </w:rPr>
+          </w:pPr>
+          <w:hyperlink w:anchor="_Toc227922977" w:history="1">
+            <w:r>
+              <w:rPr>
+                <w:rStyle w:val="Hiperhivatkozs"/>
+                <w:rFonts w:ascii="Times New Roman" w:hAnsi="Times New Roman" w:cs="Times New Roman"/>
+                <w:b/>
+                <w:bCs/>
+                <w:noProof/>
+                <w:sz w:val="24"/>
+                <w:szCs w:val="24"/>
+              </w:rPr>
+              <w:t>7.</w:t>
+            </w:r>
+            <w:r>
+              <w:rPr>
+                <w:rFonts w:ascii="Times New Roman" w:eastAsiaTheme="minorEastAsia" w:hAnsi="Times New Roman" w:cs="Times New Roman"/>
+                <w:noProof/>
+                <w:sz w:val="28"/>
+                <w:szCs w:val="28"/>
+                <w:lang w:eastAsia="hu-HU"/>
+              </w:rPr>
+              <w:tab/>
+            </w:r>
+            <w:r>
+              <w:rPr>
+                <w:rStyle w:val="Hiperhivatkozs"/>
+                <w:rFonts w:ascii="Times New Roman" w:hAnsi="Times New Roman" w:cs="Times New Roman"/>
+                <w:b/>
+                <w:bCs/>
+                <w:noProof/>
+                <w:sz w:val="24"/>
+                <w:szCs w:val="24"/>
+              </w:rPr>
+              <w:t>Főoldal megvalósítása</w:t>
+            </w:r>
+            <w:r>
+              <w:rPr>
+                <w:rFonts w:ascii="Times New Roman" w:hAnsi="Times New Roman" w:cs="Times New Roman"/>
+                <w:noProof/>
+                <w:webHidden/>
+                <w:sz w:val="24"/>
+                <w:szCs w:val="24"/>
+              </w:rPr>
+              <w:tab/>
+            </w:r>
+            <w:r>
+              <w:rPr>
+                <w:rFonts w:ascii="Times New Roman" w:hAnsi="Times New Roman" w:cs="Times New Roman"/>
+                <w:noProof/>
+                <w:webHidden/>
+                <w:sz w:val="24"/>
+                <w:szCs w:val="24"/>
+              </w:rPr>
+              <w:fldChar w:fldCharType="begin"/>
+            </w:r>
+            <w:r>
+              <w:rPr>
+                <w:rFonts w:ascii="Times New Roman" w:hAnsi="Times New Roman" w:cs="Times New Roman"/>
+                <w:noProof/>
+                <w:webHidden/>
+                <w:sz w:val="24"/>
+                <w:szCs w:val="24"/>
+              </w:rPr>
+              <w:instrText xml:space="preserve"> PAGEREF _Toc227922977 \h </w:instrText>
+            </w:r>
+            <w:r>
+              <w:rPr>
+                <w:rFonts w:ascii="Times New Roman" w:hAnsi="Times New Roman" w:cs="Times New Roman"/>
+                <w:noProof/>
+                <w:webHidden/>
+                <w:sz w:val="24"/>
+                <w:szCs w:val="24"/>
+              </w:rPr>
+            </w:r>
+            <w:r>
+              <w:rPr>
+                <w:rFonts w:ascii="Times New Roman" w:hAnsi="Times New Roman" w:cs="Times New Roman"/>
+                <w:noProof/>
+                <w:webHidden/>
+                <w:sz w:val="24"/>
+                <w:szCs w:val="24"/>
+              </w:rPr>
+              <w:fldChar w:fldCharType="separate"/>
+            </w:r>
+            <w:r>
+              <w:rPr>
+                <w:rFonts w:ascii="Times New Roman" w:hAnsi="Times New Roman" w:cs="Times New Roman"/>
+                <w:noProof/>
+                <w:webHidden/>
+                <w:sz w:val="24"/>
+                <w:szCs w:val="24"/>
+              </w:rPr>
+              <w:t>18</w:t>
+            </w:r>
+            <w:r>
+              <w:rPr>
+                <w:rFonts w:ascii="Times New Roman" w:hAnsi="Times New Roman" w:cs="Times New Roman"/>
+                <w:noProof/>
+                <w:webHidden/>
+                <w:sz w:val="24"/>
+                <w:szCs w:val="24"/>
+              </w:rPr>
+              <w:fldChar w:fldCharType="end"/>
+            </w:r>
+          </w:hyperlink>
+        </w:p>
+        <w:p>
+          <w:pPr>
+            <w:pStyle w:val="TJ1"/>
+            <w:tabs>
+              <w:tab w:val="left" w:pos="480"/>
+            </w:tabs>
+            <w:spacing w:line="480" w:lineRule="auto"/>
+            <w:rPr>
+              <w:rFonts w:ascii="Times New Roman" w:eastAsiaTheme="minorEastAsia" w:hAnsi="Times New Roman" w:cs="Times New Roman"/>
+              <w:noProof/>
+              <w:sz w:val="28"/>
+              <w:szCs w:val="28"/>
+              <w:lang w:eastAsia="hu-HU"/>
+            </w:rPr>
+          </w:pPr>
+          <w:hyperlink w:anchor="_Toc227922978" w:history="1">
+            <w:r>
+              <w:rPr>
+                <w:rStyle w:val="Hiperhivatkozs"/>
+                <w:rFonts w:ascii="Times New Roman" w:hAnsi="Times New Roman" w:cs="Times New Roman"/>
+                <w:b/>
+                <w:bCs/>
+                <w:noProof/>
+                <w:sz w:val="24"/>
+                <w:szCs w:val="24"/>
+              </w:rPr>
+              <w:t>8.</w:t>
+            </w:r>
+            <w:r>
+              <w:rPr>
+                <w:rFonts w:ascii="Times New Roman" w:eastAsiaTheme="minorEastAsia" w:hAnsi="Times New Roman" w:cs="Times New Roman"/>
+                <w:noProof/>
+                <w:sz w:val="28"/>
+                <w:szCs w:val="28"/>
+                <w:lang w:eastAsia="hu-HU"/>
+              </w:rPr>
+              <w:tab/>
+            </w:r>
+            <w:r>
+              <w:rPr>
+                <w:rStyle w:val="Hiperhivatkozs"/>
+                <w:rFonts w:ascii="Times New Roman" w:hAnsi="Times New Roman" w:cs="Times New Roman"/>
+                <w:b/>
+                <w:bCs/>
+                <w:noProof/>
+                <w:sz w:val="24"/>
+                <w:szCs w:val="24"/>
+              </w:rPr>
+              <w:t>Kapcsolat menü megvalósítása</w:t>
+            </w:r>
+            <w:r>
+              <w:rPr>
+                <w:rFonts w:ascii="Times New Roman" w:hAnsi="Times New Roman" w:cs="Times New Roman"/>
+                <w:noProof/>
+                <w:webHidden/>
+                <w:sz w:val="24"/>
+                <w:szCs w:val="24"/>
+              </w:rPr>
+              <w:tab/>
+            </w:r>
+            <w:r>
+              <w:rPr>
+                <w:rFonts w:ascii="Times New Roman" w:hAnsi="Times New Roman" w:cs="Times New Roman"/>
+                <w:noProof/>
+                <w:webHidden/>
+                <w:sz w:val="24"/>
+                <w:szCs w:val="24"/>
+              </w:rPr>
+              <w:fldChar w:fldCharType="begin"/>
+            </w:r>
+            <w:r>
+              <w:rPr>
+                <w:rFonts w:ascii="Times New Roman" w:hAnsi="Times New Roman" w:cs="Times New Roman"/>
+                <w:noProof/>
+                <w:webHidden/>
+                <w:sz w:val="24"/>
+                <w:szCs w:val="24"/>
+              </w:rPr>
+              <w:instrText xml:space="preserve"> PAGEREF _Toc227922978 \h </w:instrText>
+            </w:r>
+            <w:r>
+              <w:rPr>
+                <w:rFonts w:ascii="Times New Roman" w:hAnsi="Times New Roman" w:cs="Times New Roman"/>
+                <w:noProof/>
+                <w:webHidden/>
+                <w:sz w:val="24"/>
+                <w:szCs w:val="24"/>
+              </w:rPr>
+            </w:r>
+            <w:r>
+              <w:rPr>
+                <w:rFonts w:ascii="Times New Roman" w:hAnsi="Times New Roman" w:cs="Times New Roman"/>
+                <w:noProof/>
+                <w:webHidden/>
+                <w:sz w:val="24"/>
+                <w:szCs w:val="24"/>
+              </w:rPr>
+              <w:fldChar w:fldCharType="separate"/>
+            </w:r>
+            <w:r>
+              <w:rPr>
+                <w:rFonts w:ascii="Times New Roman" w:hAnsi="Times New Roman" w:cs="Times New Roman"/>
+                <w:noProof/>
+                <w:webHidden/>
+                <w:sz w:val="24"/>
+                <w:szCs w:val="24"/>
+              </w:rPr>
+              <w:t>19</w:t>
+            </w:r>
+            <w:r>
+              <w:rPr>
+                <w:rFonts w:ascii="Times New Roman" w:hAnsi="Times New Roman" w:cs="Times New Roman"/>
+                <w:noProof/>
+                <w:webHidden/>
+                <w:sz w:val="24"/>
+                <w:szCs w:val="24"/>
+              </w:rPr>
+              <w:fldChar w:fldCharType="end"/>
+            </w:r>
+          </w:hyperlink>
+        </w:p>
+        <w:p>
+          <w:pPr>
+            <w:pStyle w:val="TJ1"/>
+            <w:tabs>
+              <w:tab w:val="left" w:pos="480"/>
+            </w:tabs>
+            <w:spacing w:line="480" w:lineRule="auto"/>
+            <w:rPr>
+              <w:rFonts w:ascii="Times New Roman" w:eastAsiaTheme="minorEastAsia" w:hAnsi="Times New Roman" w:cs="Times New Roman"/>
+              <w:noProof/>
+              <w:sz w:val="28"/>
+              <w:szCs w:val="28"/>
+              <w:lang w:eastAsia="hu-HU"/>
+            </w:rPr>
+          </w:pPr>
+          <w:hyperlink w:anchor="_Toc227922979" w:history="1">
+            <w:r>
+              <w:rPr>
+                <w:rStyle w:val="Hiperhivatkozs"/>
+                <w:rFonts w:ascii="Times New Roman" w:hAnsi="Times New Roman" w:cs="Times New Roman"/>
+                <w:b/>
+                <w:bCs/>
+                <w:noProof/>
+                <w:sz w:val="24"/>
+                <w:szCs w:val="24"/>
+              </w:rPr>
+              <w:t>9.</w:t>
+            </w:r>
+            <w:r>
+              <w:rPr>
+                <w:rFonts w:ascii="Times New Roman" w:eastAsiaTheme="minorEastAsia" w:hAnsi="Times New Roman" w:cs="Times New Roman"/>
+                <w:noProof/>
+                <w:sz w:val="28"/>
+                <w:szCs w:val="28"/>
+                <w:lang w:eastAsia="hu-HU"/>
+              </w:rPr>
+              <w:tab/>
+            </w:r>
+            <w:r>
+              <w:rPr>
+                <w:rStyle w:val="Hiperhivatkozs"/>
+                <w:rFonts w:ascii="Times New Roman" w:hAnsi="Times New Roman" w:cs="Times New Roman"/>
+                <w:b/>
+                <w:bCs/>
+                <w:noProof/>
+                <w:sz w:val="24"/>
+                <w:szCs w:val="24"/>
+              </w:rPr>
+              <w:t>Üzenetek menü megvalósítása</w:t>
+            </w:r>
+            <w:r>
+              <w:rPr>
+                <w:rFonts w:ascii="Times New Roman" w:hAnsi="Times New Roman" w:cs="Times New Roman"/>
+                <w:noProof/>
+                <w:webHidden/>
+                <w:sz w:val="24"/>
+                <w:szCs w:val="24"/>
+              </w:rPr>
+              <w:tab/>
+            </w:r>
+            <w:r>
+              <w:rPr>
+                <w:rFonts w:ascii="Times New Roman" w:hAnsi="Times New Roman" w:cs="Times New Roman"/>
+                <w:noProof/>
+                <w:webHidden/>
+                <w:sz w:val="24"/>
+                <w:szCs w:val="24"/>
+              </w:rPr>
+              <w:fldChar w:fldCharType="begin"/>
+            </w:r>
+            <w:r>
+              <w:rPr>
+                <w:rFonts w:ascii="Times New Roman" w:hAnsi="Times New Roman" w:cs="Times New Roman"/>
+                <w:noProof/>
+                <w:webHidden/>
+                <w:sz w:val="24"/>
+                <w:szCs w:val="24"/>
+              </w:rPr>
+              <w:instrText xml:space="preserve"> PAGEREF _Toc227922979 \h </w:instrText>
+            </w:r>
+            <w:r>
+              <w:rPr>
+                <w:rFonts w:ascii="Times New Roman" w:hAnsi="Times New Roman" w:cs="Times New Roman"/>
+                <w:noProof/>
+                <w:webHidden/>
+                <w:sz w:val="24"/>
+                <w:szCs w:val="24"/>
+              </w:rPr>
+            </w:r>
+            <w:r>
+              <w:rPr>
+                <w:rFonts w:ascii="Times New Roman" w:hAnsi="Times New Roman" w:cs="Times New Roman"/>
+                <w:noProof/>
+                <w:webHidden/>
+                <w:sz w:val="24"/>
+                <w:szCs w:val="24"/>
+              </w:rPr>
+              <w:fldChar w:fldCharType="separate"/>
+            </w:r>
+            <w:r>
+              <w:rPr>
+                <w:rFonts w:ascii="Times New Roman" w:hAnsi="Times New Roman" w:cs="Times New Roman"/>
+                <w:noProof/>
+                <w:webHidden/>
+                <w:sz w:val="24"/>
+                <w:szCs w:val="24"/>
+              </w:rPr>
+              <w:t>20</w:t>
+            </w:r>
+            <w:r>
+              <w:rPr>
+                <w:rFonts w:ascii="Times New Roman" w:hAnsi="Times New Roman" w:cs="Times New Roman"/>
+                <w:noProof/>
+                <w:webHidden/>
+                <w:sz w:val="24"/>
+                <w:szCs w:val="24"/>
+              </w:rPr>
+              <w:fldChar w:fldCharType="end"/>
+            </w:r>
+          </w:hyperlink>
+        </w:p>
+        <w:p>
+          <w:pPr>
+            <w:pStyle w:val="TJ1"/>
+            <w:tabs>
+              <w:tab w:val="left" w:pos="720"/>
+            </w:tabs>
+            <w:spacing w:line="480" w:lineRule="auto"/>
+            <w:rPr>
+              <w:rFonts w:ascii="Times New Roman" w:eastAsiaTheme="minorEastAsia" w:hAnsi="Times New Roman" w:cs="Times New Roman"/>
+              <w:noProof/>
+              <w:sz w:val="28"/>
+              <w:szCs w:val="28"/>
+              <w:lang w:eastAsia="hu-HU"/>
+            </w:rPr>
+          </w:pPr>
+          <w:hyperlink w:anchor="_Toc227922980" w:history="1">
+            <w:r>
+              <w:rPr>
+                <w:rStyle w:val="Hiperhivatkozs"/>
+                <w:rFonts w:ascii="Times New Roman" w:hAnsi="Times New Roman" w:cs="Times New Roman"/>
+                <w:b/>
+                <w:bCs/>
+                <w:noProof/>
+                <w:sz w:val="24"/>
+                <w:szCs w:val="24"/>
+              </w:rPr>
+              <w:t>10.</w:t>
+            </w:r>
+            <w:r>
+              <w:rPr>
+                <w:rFonts w:ascii="Times New Roman" w:eastAsiaTheme="minorEastAsia" w:hAnsi="Times New Roman" w:cs="Times New Roman"/>
+                <w:noProof/>
+                <w:sz w:val="28"/>
+                <w:szCs w:val="28"/>
+                <w:lang w:eastAsia="hu-HU"/>
+              </w:rPr>
+              <w:tab/>
+            </w:r>
+            <w:r>
+              <w:rPr>
+                <w:rStyle w:val="Hiperhivatkozs"/>
+                <w:rFonts w:ascii="Times New Roman" w:hAnsi="Times New Roman" w:cs="Times New Roman"/>
+                <w:b/>
+                <w:bCs/>
+                <w:noProof/>
+                <w:sz w:val="24"/>
+                <w:szCs w:val="24"/>
+              </w:rPr>
+              <w:t>Rövid használati útmutató a honlaphoz</w:t>
+            </w:r>
+            <w:r>
+              <w:rPr>
+                <w:rFonts w:ascii="Times New Roman" w:hAnsi="Times New Roman" w:cs="Times New Roman"/>
+                <w:noProof/>
+                <w:webHidden/>
+                <w:sz w:val="24"/>
+                <w:szCs w:val="24"/>
+              </w:rPr>
+              <w:tab/>
+            </w:r>
+            <w:r>
+              <w:rPr>
+                <w:rFonts w:ascii="Times New Roman" w:hAnsi="Times New Roman" w:cs="Times New Roman"/>
+                <w:noProof/>
+                <w:webHidden/>
+                <w:sz w:val="24"/>
+                <w:szCs w:val="24"/>
+              </w:rPr>
+              <w:fldChar w:fldCharType="begin"/>
+            </w:r>
+            <w:r>
+              <w:rPr>
+                <w:rFonts w:ascii="Times New Roman" w:hAnsi="Times New Roman" w:cs="Times New Roman"/>
+                <w:noProof/>
+                <w:webHidden/>
+                <w:sz w:val="24"/>
+                <w:szCs w:val="24"/>
+              </w:rPr>
+              <w:instrText xml:space="preserve"> PAGEREF _Toc227922980 \h </w:instrText>
+            </w:r>
+            <w:r>
+              <w:rPr>
+                <w:rFonts w:ascii="Times New Roman" w:hAnsi="Times New Roman" w:cs="Times New Roman"/>
+                <w:noProof/>
+                <w:webHidden/>
+                <w:sz w:val="24"/>
+                <w:szCs w:val="24"/>
+              </w:rPr>
+            </w:r>
+            <w:r>
+              <w:rPr>
+                <w:rFonts w:ascii="Times New Roman" w:hAnsi="Times New Roman" w:cs="Times New Roman"/>
+                <w:noProof/>
+                <w:webHidden/>
+                <w:sz w:val="24"/>
+                <w:szCs w:val="24"/>
+              </w:rPr>
+              <w:fldChar w:fldCharType="separate"/>
+            </w:r>
+            <w:r>
+              <w:rPr>
+                <w:rFonts w:ascii="Times New Roman" w:hAnsi="Times New Roman" w:cs="Times New Roman"/>
+                <w:noProof/>
+                <w:webHidden/>
+                <w:sz w:val="24"/>
+                <w:szCs w:val="24"/>
+              </w:rPr>
+              <w:t>21</w:t>
+            </w:r>
+            <w:r>
+              <w:rPr>
+                <w:rFonts w:ascii="Times New Roman" w:hAnsi="Times New Roman" w:cs="Times New Roman"/>
+                <w:noProof/>
+                <w:webHidden/>
+                <w:sz w:val="24"/>
+                <w:szCs w:val="24"/>
+              </w:rPr>
+              <w:fldChar w:fldCharType="end"/>
+            </w:r>
+          </w:hyperlink>
+        </w:p>
+        <w:p>
+          <w:pPr>
+            <w:pStyle w:val="TJ1"/>
+            <w:tabs>
+              <w:tab w:val="left" w:pos="720"/>
+            </w:tabs>
+            <w:spacing w:line="480" w:lineRule="auto"/>
+            <w:rPr>
+              <w:rFonts w:ascii="Times New Roman" w:eastAsiaTheme="minorEastAsia" w:hAnsi="Times New Roman" w:cs="Times New Roman"/>
+              <w:noProof/>
+              <w:sz w:val="28"/>
+              <w:szCs w:val="28"/>
+              <w:lang w:eastAsia="hu-HU"/>
+            </w:rPr>
+          </w:pPr>
+          <w:hyperlink w:anchor="_Toc227922981" w:history="1">
+            <w:r>
+              <w:rPr>
+                <w:rStyle w:val="Hiperhivatkozs"/>
+                <w:rFonts w:ascii="Times New Roman" w:hAnsi="Times New Roman" w:cs="Times New Roman"/>
+                <w:b/>
+                <w:bCs/>
+                <w:noProof/>
+                <w:sz w:val="24"/>
+                <w:szCs w:val="24"/>
+              </w:rPr>
+              <w:t>11.</w:t>
+            </w:r>
+            <w:r>
+              <w:rPr>
+                <w:rFonts w:ascii="Times New Roman" w:eastAsiaTheme="minorEastAsia" w:hAnsi="Times New Roman" w:cs="Times New Roman"/>
+                <w:noProof/>
+                <w:sz w:val="28"/>
+                <w:szCs w:val="28"/>
+                <w:lang w:eastAsia="hu-HU"/>
+              </w:rPr>
+              <w:tab/>
+            </w:r>
+            <w:r>
+              <w:rPr>
+                <w:rStyle w:val="Hiperhivatkozs"/>
+                <w:rFonts w:ascii="Times New Roman" w:hAnsi="Times New Roman" w:cs="Times New Roman"/>
+                <w:b/>
+                <w:bCs/>
+                <w:noProof/>
+                <w:sz w:val="24"/>
+                <w:szCs w:val="24"/>
+              </w:rPr>
+              <w:t>Összegzés</w:t>
+            </w:r>
+            <w:r>
+              <w:rPr>
+                <w:rFonts w:ascii="Times New Roman" w:hAnsi="Times New Roman" w:cs="Times New Roman"/>
+                <w:noProof/>
+                <w:webHidden/>
+                <w:sz w:val="24"/>
+                <w:szCs w:val="24"/>
+              </w:rPr>
+              <w:tab/>
+            </w:r>
+            <w:r>
+              <w:rPr>
+                <w:rFonts w:ascii="Times New Roman" w:hAnsi="Times New Roman" w:cs="Times New Roman"/>
+                <w:noProof/>
+                <w:webHidden/>
+                <w:sz w:val="24"/>
+                <w:szCs w:val="24"/>
+              </w:rPr>
+              <w:fldChar w:fldCharType="begin"/>
+            </w:r>
+            <w:r>
+              <w:rPr>
+                <w:rFonts w:ascii="Times New Roman" w:hAnsi="Times New Roman" w:cs="Times New Roman"/>
+                <w:noProof/>
+                <w:webHidden/>
+                <w:sz w:val="24"/>
+                <w:szCs w:val="24"/>
+              </w:rPr>
+              <w:instrText xml:space="preserve"> PAGEREF _Toc227922981 \h </w:instrText>
+            </w:r>
+            <w:r>
+              <w:rPr>
+                <w:rFonts w:ascii="Times New Roman" w:hAnsi="Times New Roman" w:cs="Times New Roman"/>
+                <w:noProof/>
+                <w:webHidden/>
+                <w:sz w:val="24"/>
+                <w:szCs w:val="24"/>
+              </w:rPr>
+            </w:r>
+            <w:r>
+              <w:rPr>
+                <w:rFonts w:ascii="Times New Roman" w:hAnsi="Times New Roman" w:cs="Times New Roman"/>
+                <w:noProof/>
+                <w:webHidden/>
+                <w:sz w:val="24"/>
+                <w:szCs w:val="24"/>
+              </w:rPr>
+              <w:fldChar w:fldCharType="separate"/>
+            </w:r>
+            <w:r>
+              <w:rPr>
+                <w:rFonts w:ascii="Times New Roman" w:hAnsi="Times New Roman" w:cs="Times New Roman"/>
+                <w:noProof/>
+                <w:webHidden/>
+                <w:sz w:val="24"/>
+                <w:szCs w:val="24"/>
+              </w:rPr>
+              <w:t>22</w:t>
+            </w:r>
+            <w:r>
+              <w:rPr>
+                <w:rFonts w:ascii="Times New Roman" w:hAnsi="Times New Roman" w:cs="Times New Roman"/>
+                <w:noProof/>
+                <w:webHidden/>
+                <w:sz w:val="24"/>
+                <w:szCs w:val="24"/>
+              </w:rPr>
+              <w:fldChar w:fldCharType="end"/>
+            </w:r>
+          </w:hyperlink>
+        </w:p>
+        <w:p>
+          <w:pPr>
+            <w:pStyle w:val="TJ1"/>
+            <w:tabs>
+              <w:tab w:val="left" w:pos="720"/>
+            </w:tabs>
+            <w:spacing w:line="480" w:lineRule="auto"/>
+            <w:rPr>
+              <w:rFonts w:ascii="Times New Roman" w:eastAsiaTheme="minorEastAsia" w:hAnsi="Times New Roman" w:cs="Times New Roman"/>
+              <w:noProof/>
+              <w:sz w:val="28"/>
+              <w:szCs w:val="28"/>
+              <w:lang w:eastAsia="hu-HU"/>
+            </w:rPr>
+          </w:pPr>
+          <w:hyperlink w:anchor="_Toc227922982" w:history="1">
+            <w:r>
+              <w:rPr>
+                <w:rStyle w:val="Hiperhivatkozs"/>
+                <w:rFonts w:ascii="Times New Roman" w:hAnsi="Times New Roman" w:cs="Times New Roman"/>
+                <w:b/>
+                <w:bCs/>
+                <w:noProof/>
+                <w:sz w:val="24"/>
+                <w:szCs w:val="24"/>
+              </w:rPr>
+              <w:t>12.</w:t>
+            </w:r>
+            <w:r>
+              <w:rPr>
+                <w:rFonts w:ascii="Times New Roman" w:eastAsiaTheme="minorEastAsia" w:hAnsi="Times New Roman" w:cs="Times New Roman"/>
+                <w:noProof/>
+                <w:sz w:val="28"/>
+                <w:szCs w:val="28"/>
+                <w:lang w:eastAsia="hu-HU"/>
+              </w:rPr>
+              <w:tab/>
+            </w:r>
+            <w:r>
+              <w:rPr>
+                <w:rStyle w:val="Hiperhivatkozs"/>
+                <w:rFonts w:ascii="Times New Roman" w:hAnsi="Times New Roman" w:cs="Times New Roman"/>
+                <w:b/>
+                <w:bCs/>
+                <w:noProof/>
+                <w:sz w:val="24"/>
+                <w:szCs w:val="24"/>
+              </w:rPr>
+              <w:t>Források</w:t>
+            </w:r>
+            <w:r>
+              <w:rPr>
+                <w:rFonts w:ascii="Times New Roman" w:hAnsi="Times New Roman" w:cs="Times New Roman"/>
+                <w:noProof/>
+                <w:webHidden/>
+                <w:sz w:val="24"/>
+                <w:szCs w:val="24"/>
+              </w:rPr>
+              <w:tab/>
+            </w:r>
+            <w:r>
+              <w:rPr>
+                <w:rFonts w:ascii="Times New Roman" w:hAnsi="Times New Roman" w:cs="Times New Roman"/>
+                <w:noProof/>
+                <w:webHidden/>
+                <w:sz w:val="24"/>
+                <w:szCs w:val="24"/>
+              </w:rPr>
+              <w:fldChar w:fldCharType="begin"/>
+            </w:r>
+            <w:r>
+              <w:rPr>
+                <w:rFonts w:ascii="Times New Roman" w:hAnsi="Times New Roman" w:cs="Times New Roman"/>
+                <w:noProof/>
+                <w:webHidden/>
+                <w:sz w:val="24"/>
+                <w:szCs w:val="24"/>
+              </w:rPr>
+              <w:instrText xml:space="preserve"> PAGEREF _Toc227922982 \h </w:instrText>
+            </w:r>
+            <w:r>
+              <w:rPr>
+                <w:rFonts w:ascii="Times New Roman" w:hAnsi="Times New Roman" w:cs="Times New Roman"/>
+                <w:noProof/>
+                <w:webHidden/>
+                <w:sz w:val="24"/>
+                <w:szCs w:val="24"/>
+              </w:rPr>
+            </w:r>
+            <w:r>
+              <w:rPr>
+                <w:rFonts w:ascii="Times New Roman" w:hAnsi="Times New Roman" w:cs="Times New Roman"/>
+                <w:noProof/>
+                <w:webHidden/>
+                <w:sz w:val="24"/>
+                <w:szCs w:val="24"/>
+              </w:rPr>
+              <w:fldChar w:fldCharType="separate"/>
+            </w:r>
+            <w:r>
+              <w:rPr>
+                <w:rFonts w:ascii="Times New Roman" w:hAnsi="Times New Roman" w:cs="Times New Roman"/>
+                <w:noProof/>
+                <w:webHidden/>
+                <w:sz w:val="24"/>
+                <w:szCs w:val="24"/>
+              </w:rPr>
+              <w:t>24</w:t>
+            </w:r>
+            <w:r>
+              <w:rPr>
+                <w:rFonts w:ascii="Times New Roman" w:hAnsi="Times New Roman" w:cs="Times New Roman"/>
+                <w:noProof/>
+                <w:webHidden/>
+                <w:sz w:val="24"/>
+                <w:szCs w:val="24"/>
               </w:rPr>
               <w:fldChar w:fldCharType="end"/>
             </w:r>
@@ -1213,7 +2271,7 @@
           <w:szCs w:val="28"/>
         </w:rPr>
       </w:pPr>
-      <w:bookmarkStart w:id="0" w:name="_Toc227415127"/>
+      <w:bookmarkStart w:id="0" w:name="_Toc227922970"/>
       <w:r>
         <w:rPr>
           <w:rFonts w:ascii="Times New Roman" w:hAnsi="Times New Roman" w:cs="Times New Roman"/>
@@ -1276,7 +2334,25 @@
           <w:sz w:val="24"/>
           <w:szCs w:val="24"/>
         </w:rPr>
-        <w:t xml:space="preserve">A projektet kétfős csoportban valósítottuk meg, amely során külön figyelmet fordítottunk a feladatok összehangolására, a munkafolyamatok megtervezésére, valamint a verziókövetés tudatos alkalmazására. A közös fejlesztés során folyamatos kommunikációt tartottunk fenn, és a feladatokat egymással egyeztetve, egymást segítve valósítottuk meg. A projekt során a GitHub verziókezelő rendszert használtuk, amely lehetővé tette a fejlesztési folyamat átlátható követését, a módosítások dokumentálását, valamint a részfeladatok elkülönítését. A verziókezelés során törekedtünk arra, hogy ne egyetlen lépésben töltsük fel a kész projektet, hanem több, egymást követő fejlesztési állapotban rögzítsük a változtatásokat, megfelelve ezzel a feladat követelményeinek. </w:t>
+        <w:t xml:space="preserve">A projektet </w:t>
+      </w:r>
+      <w:proofErr w:type="spellStart"/>
+      <w:r>
+        <w:rPr>
+          <w:rFonts w:ascii="Times New Roman" w:hAnsi="Times New Roman" w:cs="Times New Roman"/>
+          <w:sz w:val="24"/>
+          <w:szCs w:val="24"/>
+        </w:rPr>
+        <w:t>kétfős</w:t>
+      </w:r>
+      <w:proofErr w:type="spellEnd"/>
+      <w:r>
+        <w:rPr>
+          <w:rFonts w:ascii="Times New Roman" w:hAnsi="Times New Roman" w:cs="Times New Roman"/>
+          <w:sz w:val="24"/>
+          <w:szCs w:val="24"/>
+        </w:rPr>
+        <w:t xml:space="preserve"> csoportban valósítottuk meg, amely során külön figyelmet fordítottunk a feladatok összehangolására, a munkafolyamatok megtervezésére, valamint a verziókövetés tudatos alkalmazására. A közös fejlesztés során folyamatos kommunikációt tartottunk fenn, és a feladatokat egymással egyeztetve, egymást segítve valósítottuk meg. A projekt során a GitHub verziókezelő rendszert használtuk, amely lehetővé tette a fejlesztési folyamat átlátható követését, a módosítások dokumentálását, valamint a részfeladatok elkülönítését. A verziókezelés során törekedtünk arra, hogy ne egyetlen lépésben töltsük fel a kész projektet, hanem több, egymást követő fejlesztési állapotban rögzítsük a változtatásokat, megfelelve ezzel a feladat követelményeinek. </w:t>
       </w:r>
     </w:p>
     <w:p>
@@ -1296,7 +2372,25 @@
           <w:sz w:val="24"/>
           <w:szCs w:val="24"/>
         </w:rPr>
-        <w:t>A fejlesztés során a kiadott feladatleírásban előírt front-controller tervezési mintát alkalmaztuk, amely egy központi vezérlőn keresztül irányítja az alkalmazás működését. Ez a megoldás biztosította a projekt egységes felépítését, valamint lehetővé tette, hogy az egyes funkciókat (például képfeltöltés, CRUD műveletek, űrlapkezelés) jól elkülöníthető és karbantartható módon valósítsuk meg.</w:t>
+        <w:t>A fejlesztés során a kiadott feladatleírásban előírt front-</w:t>
+      </w:r>
+      <w:proofErr w:type="spellStart"/>
+      <w:r>
+        <w:rPr>
+          <w:rFonts w:ascii="Times New Roman" w:hAnsi="Times New Roman" w:cs="Times New Roman"/>
+          <w:sz w:val="24"/>
+          <w:szCs w:val="24"/>
+        </w:rPr>
+        <w:t>controller</w:t>
+      </w:r>
+      <w:proofErr w:type="spellEnd"/>
+      <w:r>
+        <w:rPr>
+          <w:rFonts w:ascii="Times New Roman" w:hAnsi="Times New Roman" w:cs="Times New Roman"/>
+          <w:sz w:val="24"/>
+          <w:szCs w:val="24"/>
+        </w:rPr>
+        <w:t xml:space="preserve"> tervezési mintát alkalmaztuk, amely egy központi vezérlőn keresztül irányítja az alkalmazás működését. Ez a megoldás biztosította a projekt egységes felépítését, valamint lehetővé tette, hogy az egyes funkciókat (például képfeltöltés, CRUD műveletek, űrlapkezelés) jól elkülöníthető és karbantartható módon valósítsuk meg.</w:t>
       </w:r>
     </w:p>
     <w:p>
@@ -1569,7 +2663,7 @@
           <w:szCs w:val="28"/>
         </w:rPr>
       </w:pPr>
-      <w:bookmarkStart w:id="1" w:name="_Toc227415128"/>
+      <w:bookmarkStart w:id="1" w:name="_Toc227922971"/>
       <w:r>
         <w:rPr>
           <w:rFonts w:ascii="Times New Roman" w:hAnsi="Times New Roman" w:cs="Times New Roman"/>
@@ -1607,7 +2701,25 @@
           <w:sz w:val="24"/>
           <w:szCs w:val="24"/>
         </w:rPr>
-        <w:t xml:space="preserve">Első lépésként a kiadott feladatleírás alapján áttekintettük a követelményeket, és meghatároztuk, hogy milyen funkciókat kell megvalósítani az alkalmazásban. Kiemelt figyelmet fordítottunk arra, hogy minden kötelező feladatot teljesítsünk, mivel ezek hiányában a projekt nem értékelhető. A követelmények között szerepelt többek között a front-controller minta alkalmazása, a felhasználókezelés, a képfeltöltés, az űrlapkezelés, valamint egy CRUD rendszer kialakítása. </w:t>
+        <w:t>Első lépésként a kiadott feladatleírás alapján áttekintettük a követelményeket, és meghatároztuk, hogy milyen funkciókat kell megvalósítani az alkalmazásban. Kiemelt figyelmet fordítottunk arra, hogy minden kötelező feladatot teljesítsünk, mivel ezek hiányában a projekt nem értékelhető. A követelmények között szerepelt többek között a front-</w:t>
+      </w:r>
+      <w:proofErr w:type="spellStart"/>
+      <w:r>
+        <w:rPr>
+          <w:rFonts w:ascii="Times New Roman" w:hAnsi="Times New Roman" w:cs="Times New Roman"/>
+          <w:sz w:val="24"/>
+          <w:szCs w:val="24"/>
+        </w:rPr>
+        <w:t>controller</w:t>
+      </w:r>
+      <w:proofErr w:type="spellEnd"/>
+      <w:r>
+        <w:rPr>
+          <w:rFonts w:ascii="Times New Roman" w:hAnsi="Times New Roman" w:cs="Times New Roman"/>
+          <w:sz w:val="24"/>
+          <w:szCs w:val="24"/>
+        </w:rPr>
+        <w:t xml:space="preserve"> minta alkalmazása, a felhasználókezelés, a képfeltöltés, az űrlapkezelés, valamint egy CRUD rendszer kialakítása. </w:t>
       </w:r>
     </w:p>
     <w:p>
@@ -1680,7 +2792,43 @@
           <w:szCs w:val="24"/>
         </w:rPr>
         <w:lastRenderedPageBreak/>
-        <w:t>A fejlesztéshez szükséges környezetet helyi gépen alakítottuk ki. A szerveroldali működéshez XAMPP környezetet használtunk, amely biztosította a PHP futtatását és a MySQL adatbázis kezelését. Az adatbázis kezelésére a phpMyAdmin felületet alkalmaztuk, ahol létrehoztuk a szükséges adatbázisokat és táblákat, valamint elvégeztük az adatok importálását is.</w:t>
+        <w:t xml:space="preserve">A fejlesztéshez szükséges környezetet helyi gépen alakítottuk ki. A szerveroldali működéshez XAMPP környezetet használtunk, amely biztosította a PHP futtatását és a </w:t>
+      </w:r>
+      <w:proofErr w:type="spellStart"/>
+      <w:r>
+        <w:rPr>
+          <w:rFonts w:ascii="Times New Roman" w:hAnsi="Times New Roman" w:cs="Times New Roman"/>
+          <w:sz w:val="24"/>
+          <w:szCs w:val="24"/>
+        </w:rPr>
+        <w:t>MySQL</w:t>
+      </w:r>
+      <w:proofErr w:type="spellEnd"/>
+      <w:r>
+        <w:rPr>
+          <w:rFonts w:ascii="Times New Roman" w:hAnsi="Times New Roman" w:cs="Times New Roman"/>
+          <w:sz w:val="24"/>
+          <w:szCs w:val="24"/>
+        </w:rPr>
+        <w:t xml:space="preserve"> adatbázis kezelését. Az adatbázis kezelésére a </w:t>
+      </w:r>
+      <w:proofErr w:type="spellStart"/>
+      <w:r>
+        <w:rPr>
+          <w:rFonts w:ascii="Times New Roman" w:hAnsi="Times New Roman" w:cs="Times New Roman"/>
+          <w:sz w:val="24"/>
+          <w:szCs w:val="24"/>
+        </w:rPr>
+        <w:t>phpMyAdmin</w:t>
+      </w:r>
+      <w:proofErr w:type="spellEnd"/>
+      <w:r>
+        <w:rPr>
+          <w:rFonts w:ascii="Times New Roman" w:hAnsi="Times New Roman" w:cs="Times New Roman"/>
+          <w:sz w:val="24"/>
+          <w:szCs w:val="24"/>
+        </w:rPr>
+        <w:t xml:space="preserve"> felületet alkalmaztuk, ahol létrehoztuk a szükséges adatbázisokat és táblákat, valamint elvégeztük az adatok importálását is.</w:t>
       </w:r>
     </w:p>
     <w:p>
@@ -1700,7 +2848,79 @@
           <w:sz w:val="24"/>
           <w:szCs w:val="24"/>
         </w:rPr>
-        <w:t>A fejlesztés során a Visual Studio Code szerkesztőt használtuk, amely megfelelő támogatást nyújtott a PHP, HTML, CSS és JavaScript nyelvekhez. A projekt fájlszerkezetét tudatosan alakítottuk ki annak érdekében, hogy az alkalmazás átlátható és jól karbantartható legyen. A front-controller minta alkalmazásával a központi vezérlést egyetlen belépési pont (index.php) biztosította, amely a különböző oldalak betöltéséért felelős.</w:t>
+        <w:t xml:space="preserve">A fejlesztés során a Visual </w:t>
+      </w:r>
+      <w:proofErr w:type="spellStart"/>
+      <w:r>
+        <w:rPr>
+          <w:rFonts w:ascii="Times New Roman" w:hAnsi="Times New Roman" w:cs="Times New Roman"/>
+          <w:sz w:val="24"/>
+          <w:szCs w:val="24"/>
+        </w:rPr>
+        <w:t>Studio</w:t>
+      </w:r>
+      <w:proofErr w:type="spellEnd"/>
+      <w:r>
+        <w:rPr>
+          <w:rFonts w:ascii="Times New Roman" w:hAnsi="Times New Roman" w:cs="Times New Roman"/>
+          <w:sz w:val="24"/>
+          <w:szCs w:val="24"/>
+        </w:rPr>
+        <w:t xml:space="preserve"> </w:t>
+      </w:r>
+      <w:proofErr w:type="spellStart"/>
+      <w:r>
+        <w:rPr>
+          <w:rFonts w:ascii="Times New Roman" w:hAnsi="Times New Roman" w:cs="Times New Roman"/>
+          <w:sz w:val="24"/>
+          <w:szCs w:val="24"/>
+        </w:rPr>
+        <w:t>Code</w:t>
+      </w:r>
+      <w:proofErr w:type="spellEnd"/>
+      <w:r>
+        <w:rPr>
+          <w:rFonts w:ascii="Times New Roman" w:hAnsi="Times New Roman" w:cs="Times New Roman"/>
+          <w:sz w:val="24"/>
+          <w:szCs w:val="24"/>
+        </w:rPr>
+        <w:t xml:space="preserve"> szerkesztőt használtuk, amely megfelelő támogatást nyújtott a PHP, HTML, CSS és JavaScript nyelvekhez. A projekt fájlszerkezetét tudatosan alakítottuk ki annak érdekében, hogy az alkalmazás átlátható és jól karbantartható legyen. A front-</w:t>
+      </w:r>
+      <w:proofErr w:type="spellStart"/>
+      <w:r>
+        <w:rPr>
+          <w:rFonts w:ascii="Times New Roman" w:hAnsi="Times New Roman" w:cs="Times New Roman"/>
+          <w:sz w:val="24"/>
+          <w:szCs w:val="24"/>
+        </w:rPr>
+        <w:t>controller</w:t>
+      </w:r>
+      <w:proofErr w:type="spellEnd"/>
+      <w:r>
+        <w:rPr>
+          <w:rFonts w:ascii="Times New Roman" w:hAnsi="Times New Roman" w:cs="Times New Roman"/>
+          <w:sz w:val="24"/>
+          <w:szCs w:val="24"/>
+        </w:rPr>
+        <w:t xml:space="preserve"> minta alkalmazásával a központi vezérlést egyetlen belépési pont (</w:t>
+      </w:r>
+      <w:proofErr w:type="spellStart"/>
+      <w:r>
+        <w:rPr>
+          <w:rFonts w:ascii="Times New Roman" w:hAnsi="Times New Roman" w:cs="Times New Roman"/>
+          <w:sz w:val="24"/>
+          <w:szCs w:val="24"/>
+        </w:rPr>
+        <w:t>index.php</w:t>
+      </w:r>
+      <w:proofErr w:type="spellEnd"/>
+      <w:r>
+        <w:rPr>
+          <w:rFonts w:ascii="Times New Roman" w:hAnsi="Times New Roman" w:cs="Times New Roman"/>
+          <w:sz w:val="24"/>
+          <w:szCs w:val="24"/>
+        </w:rPr>
+        <w:t>) biztosította, amely a különböző oldalak betöltéséért felelős.</w:t>
       </w:r>
     </w:p>
     <w:p>
@@ -1737,6 +2957,7 @@
           <w:szCs w:val="24"/>
         </w:rPr>
       </w:pPr>
+      <w:proofErr w:type="spellStart"/>
       <w:r>
         <w:rPr>
           <w:rFonts w:ascii="Times New Roman" w:hAnsi="Times New Roman" w:cs="Times New Roman"/>
@@ -1745,7 +2966,18 @@
           <w:sz w:val="24"/>
           <w:szCs w:val="24"/>
         </w:rPr>
-        <w:t>includes/</w:t>
+        <w:t>includes</w:t>
+      </w:r>
+      <w:proofErr w:type="spellEnd"/>
+      <w:r>
+        <w:rPr>
+          <w:rFonts w:ascii="Times New Roman" w:hAnsi="Times New Roman" w:cs="Times New Roman"/>
+          <w:b/>
+          <w:bCs/>
+          <w:sz w:val="24"/>
+          <w:szCs w:val="24"/>
+        </w:rPr>
+        <w:t>/</w:t>
       </w:r>
       <w:r>
         <w:rPr>
@@ -1770,6 +3002,7 @@
           <w:szCs w:val="24"/>
         </w:rPr>
       </w:pPr>
+      <w:proofErr w:type="spellStart"/>
       <w:r>
         <w:rPr>
           <w:rFonts w:ascii="Times New Roman" w:hAnsi="Times New Roman" w:cs="Times New Roman"/>
@@ -1778,7 +3011,18 @@
           <w:sz w:val="24"/>
           <w:szCs w:val="24"/>
         </w:rPr>
-        <w:t>logicals/</w:t>
+        <w:t>logicals</w:t>
+      </w:r>
+      <w:proofErr w:type="spellEnd"/>
+      <w:r>
+        <w:rPr>
+          <w:rFonts w:ascii="Times New Roman" w:hAnsi="Times New Roman" w:cs="Times New Roman"/>
+          <w:b/>
+          <w:bCs/>
+          <w:sz w:val="24"/>
+          <w:szCs w:val="24"/>
+        </w:rPr>
+        <w:t>/</w:t>
       </w:r>
       <w:r>
         <w:rPr>
@@ -1803,6 +3047,7 @@
           <w:szCs w:val="24"/>
         </w:rPr>
       </w:pPr>
+      <w:proofErr w:type="spellStart"/>
       <w:r>
         <w:rPr>
           <w:rFonts w:ascii="Times New Roman" w:hAnsi="Times New Roman" w:cs="Times New Roman"/>
@@ -1811,7 +3056,40 @@
           <w:sz w:val="24"/>
           <w:szCs w:val="24"/>
         </w:rPr>
-        <w:t>templates/pages/</w:t>
+        <w:t>templates</w:t>
+      </w:r>
+      <w:proofErr w:type="spellEnd"/>
+      <w:r>
+        <w:rPr>
+          <w:rFonts w:ascii="Times New Roman" w:hAnsi="Times New Roman" w:cs="Times New Roman"/>
+          <w:b/>
+          <w:bCs/>
+          <w:sz w:val="24"/>
+          <w:szCs w:val="24"/>
+        </w:rPr>
+        <w:t>/</w:t>
+      </w:r>
+      <w:proofErr w:type="spellStart"/>
+      <w:r>
+        <w:rPr>
+          <w:rFonts w:ascii="Times New Roman" w:hAnsi="Times New Roman" w:cs="Times New Roman"/>
+          <w:b/>
+          <w:bCs/>
+          <w:sz w:val="24"/>
+          <w:szCs w:val="24"/>
+        </w:rPr>
+        <w:t>pages</w:t>
+      </w:r>
+      <w:proofErr w:type="spellEnd"/>
+      <w:r>
+        <w:rPr>
+          <w:rFonts w:ascii="Times New Roman" w:hAnsi="Times New Roman" w:cs="Times New Roman"/>
+          <w:b/>
+          <w:bCs/>
+          <w:sz w:val="24"/>
+          <w:szCs w:val="24"/>
+        </w:rPr>
+        <w:t>/</w:t>
       </w:r>
       <w:r>
         <w:rPr>
@@ -1836,6 +3114,7 @@
           <w:szCs w:val="24"/>
         </w:rPr>
       </w:pPr>
+      <w:proofErr w:type="spellStart"/>
       <w:r>
         <w:rPr>
           <w:rFonts w:ascii="Times New Roman" w:hAnsi="Times New Roman" w:cs="Times New Roman"/>
@@ -1844,7 +3123,18 @@
           <w:sz w:val="24"/>
           <w:szCs w:val="24"/>
         </w:rPr>
-        <w:t>styles/</w:t>
+        <w:t>styles</w:t>
+      </w:r>
+      <w:proofErr w:type="spellEnd"/>
+      <w:r>
+        <w:rPr>
+          <w:rFonts w:ascii="Times New Roman" w:hAnsi="Times New Roman" w:cs="Times New Roman"/>
+          <w:b/>
+          <w:bCs/>
+          <w:sz w:val="24"/>
+          <w:szCs w:val="24"/>
+        </w:rPr>
+        <w:t>/</w:t>
       </w:r>
       <w:r>
         <w:rPr>
@@ -1869,6 +3159,7 @@
           <w:szCs w:val="24"/>
         </w:rPr>
       </w:pPr>
+      <w:proofErr w:type="spellStart"/>
       <w:r>
         <w:rPr>
           <w:rFonts w:ascii="Times New Roman" w:hAnsi="Times New Roman" w:cs="Times New Roman"/>
@@ -1877,7 +3168,40 @@
           <w:sz w:val="24"/>
           <w:szCs w:val="24"/>
         </w:rPr>
-        <w:t>images/ és kepek/</w:t>
+        <w:t>images</w:t>
+      </w:r>
+      <w:proofErr w:type="spellEnd"/>
+      <w:r>
+        <w:rPr>
+          <w:rFonts w:ascii="Times New Roman" w:hAnsi="Times New Roman" w:cs="Times New Roman"/>
+          <w:b/>
+          <w:bCs/>
+          <w:sz w:val="24"/>
+          <w:szCs w:val="24"/>
+        </w:rPr>
+        <w:t xml:space="preserve">/ és </w:t>
+      </w:r>
+      <w:proofErr w:type="spellStart"/>
+      <w:r>
+        <w:rPr>
+          <w:rFonts w:ascii="Times New Roman" w:hAnsi="Times New Roman" w:cs="Times New Roman"/>
+          <w:b/>
+          <w:bCs/>
+          <w:sz w:val="24"/>
+          <w:szCs w:val="24"/>
+        </w:rPr>
+        <w:t>kepek</w:t>
+      </w:r>
+      <w:proofErr w:type="spellEnd"/>
+      <w:r>
+        <w:rPr>
+          <w:rFonts w:ascii="Times New Roman" w:hAnsi="Times New Roman" w:cs="Times New Roman"/>
+          <w:b/>
+          <w:bCs/>
+          <w:sz w:val="24"/>
+          <w:szCs w:val="24"/>
+        </w:rPr>
+        <w:t>/</w:t>
       </w:r>
       <w:r>
         <w:rPr>
@@ -1905,7 +3229,43 @@
           <w:sz w:val="24"/>
           <w:szCs w:val="24"/>
         </w:rPr>
-        <w:t>A közös munka során a GitHub verziókezelő rendszert használtuk. A projektet egy közös repository-ban tároltuk, amelyhez mindkét csoporttag hozzáfért. A fejlesztés során törekedtünk arra, hogy a módosításokat több lépésben, jól elkülöníthető commitok formájában rögzítsük. Ez nemcsak a feladat követelményeinek felelt meg, hanem megkönnyítette a hibák visszakövetését és a fejlesztési folyamat áttekintését is.</w:t>
+        <w:t xml:space="preserve">A közös munka során a GitHub verziókezelő rendszert használtuk. A projektet egy közös </w:t>
+      </w:r>
+      <w:proofErr w:type="spellStart"/>
+      <w:r>
+        <w:rPr>
+          <w:rFonts w:ascii="Times New Roman" w:hAnsi="Times New Roman" w:cs="Times New Roman"/>
+          <w:sz w:val="24"/>
+          <w:szCs w:val="24"/>
+        </w:rPr>
+        <w:t>repository</w:t>
+      </w:r>
+      <w:proofErr w:type="spellEnd"/>
+      <w:r>
+        <w:rPr>
+          <w:rFonts w:ascii="Times New Roman" w:hAnsi="Times New Roman" w:cs="Times New Roman"/>
+          <w:sz w:val="24"/>
+          <w:szCs w:val="24"/>
+        </w:rPr>
+        <w:t xml:space="preserve">-ban tároltuk, amelyhez mindkét csoporttag hozzáfért. A fejlesztés során törekedtünk arra, hogy a módosításokat több lépésben, jól elkülöníthető </w:t>
+      </w:r>
+      <w:proofErr w:type="spellStart"/>
+      <w:r>
+        <w:rPr>
+          <w:rFonts w:ascii="Times New Roman" w:hAnsi="Times New Roman" w:cs="Times New Roman"/>
+          <w:sz w:val="24"/>
+          <w:szCs w:val="24"/>
+        </w:rPr>
+        <w:t>commitok</w:t>
+      </w:r>
+      <w:proofErr w:type="spellEnd"/>
+      <w:r>
+        <w:rPr>
+          <w:rFonts w:ascii="Times New Roman" w:hAnsi="Times New Roman" w:cs="Times New Roman"/>
+          <w:sz w:val="24"/>
+          <w:szCs w:val="24"/>
+        </w:rPr>
+        <w:t xml:space="preserve"> formájában rögzítsük. Ez nemcsak a feladat követelményeinek felelt meg, hanem megkönnyítette a hibák visszakövetését és a fejlesztési folyamat áttekintését is.</w:t>
       </w:r>
     </w:p>
     <w:p>
@@ -1963,7 +3323,7 @@
           <w:szCs w:val="28"/>
         </w:rPr>
       </w:pPr>
-      <w:bookmarkStart w:id="2" w:name="_Toc227415129"/>
+      <w:bookmarkStart w:id="2" w:name="_Toc227922972"/>
       <w:r>
         <w:rPr>
           <w:rFonts w:ascii="Times New Roman" w:hAnsi="Times New Roman" w:cs="Times New Roman"/>
@@ -2006,7 +3366,25 @@
           <w:szCs w:val="24"/>
         </w:rPr>
         <w:lastRenderedPageBreak/>
-        <w:t>A projekt megvalósítását a kiadott mintaalkalmazás bemásolásával kezdtük, amely a front-controller tervezési mintát alkalmazza. A kezdeti tesztelés során több hibát is észleltünk, elsősorban az oldalak közötti navigációval kapcsolatban.</w:t>
+        <w:t>A projekt megvalósítását a kiadott mintaalkalmazás bemásolásával kezdtük, amely a front-</w:t>
+      </w:r>
+      <w:proofErr w:type="spellStart"/>
+      <w:r>
+        <w:rPr>
+          <w:rFonts w:ascii="Times New Roman" w:hAnsi="Times New Roman" w:cs="Times New Roman"/>
+          <w:sz w:val="24"/>
+          <w:szCs w:val="24"/>
+        </w:rPr>
+        <w:t>controller</w:t>
+      </w:r>
+      <w:proofErr w:type="spellEnd"/>
+      <w:r>
+        <w:rPr>
+          <w:rFonts w:ascii="Times New Roman" w:hAnsi="Times New Roman" w:cs="Times New Roman"/>
+          <w:sz w:val="24"/>
+          <w:szCs w:val="24"/>
+        </w:rPr>
+        <w:t xml:space="preserve"> tervezési mintát alkalmazza. A kezdeti tesztelés során több hibát is észleltünk, elsősorban az oldalak közötti navigációval kapcsolatban.</w:t>
       </w:r>
     </w:p>
     <w:p>
@@ -2026,7 +3404,43 @@
           <w:sz w:val="24"/>
           <w:szCs w:val="24"/>
         </w:rPr>
-        <w:t>A problémát az okozta, hogy egyes hivatkozások nem megfelelően voltak kialakítva, ezért a rendszer olyan URL-eket próbált megnyitni, amelyek a fejlesztői környezetben nem léteztek. Ezt a hibát az útvonalak javításával oldottuk meg, több esetben a „?” karakter beillesztésével, amely lehetővé tette a GET paraméterek helyes kezelését. Ennek eredményeként a front-controller működése helyreállt, és az oldalak közötti navigáció megfelelően működött.</w:t>
+        <w:t>A problémát az okozta, hogy egyes hivatkozások nem megfelelően voltak kialakítva, ezért a rendszer olyan URL-</w:t>
+      </w:r>
+      <w:proofErr w:type="spellStart"/>
+      <w:r>
+        <w:rPr>
+          <w:rFonts w:ascii="Times New Roman" w:hAnsi="Times New Roman" w:cs="Times New Roman"/>
+          <w:sz w:val="24"/>
+          <w:szCs w:val="24"/>
+        </w:rPr>
+        <w:t>eket</w:t>
+      </w:r>
+      <w:proofErr w:type="spellEnd"/>
+      <w:r>
+        <w:rPr>
+          <w:rFonts w:ascii="Times New Roman" w:hAnsi="Times New Roman" w:cs="Times New Roman"/>
+          <w:sz w:val="24"/>
+          <w:szCs w:val="24"/>
+        </w:rPr>
+        <w:t xml:space="preserve"> próbált megnyitni, amelyek a fejlesztői környezetben nem léteztek. Ezt a hibát az útvonalak javításával oldottuk meg, több esetben a „?” karakter beillesztésével, amely lehetővé tette a GET paraméterek helyes kezelését. Ennek eredményeként a front-</w:t>
+      </w:r>
+      <w:proofErr w:type="spellStart"/>
+      <w:r>
+        <w:rPr>
+          <w:rFonts w:ascii="Times New Roman" w:hAnsi="Times New Roman" w:cs="Times New Roman"/>
+          <w:sz w:val="24"/>
+          <w:szCs w:val="24"/>
+        </w:rPr>
+        <w:t>controller</w:t>
+      </w:r>
+      <w:proofErr w:type="spellEnd"/>
+      <w:r>
+        <w:rPr>
+          <w:rFonts w:ascii="Times New Roman" w:hAnsi="Times New Roman" w:cs="Times New Roman"/>
+          <w:sz w:val="24"/>
+          <w:szCs w:val="24"/>
+        </w:rPr>
+        <w:t xml:space="preserve"> működése helyreállt, és az oldalak közötti navigáció megfelelően működött.</w:t>
       </w:r>
     </w:p>
     <w:p>
@@ -2046,7 +3460,61 @@
           <w:sz w:val="24"/>
           <w:szCs w:val="24"/>
         </w:rPr>
-        <w:t>A hibák javítását követően elindítottuk a fejlesztői környezetet az XAMPP segítségével. Az Apache és MySQL szolgáltatások elindítása után a phpMyAdmin felületen keresztül létrehoztuk az alkalmazáshoz szükséges adatbázist, majd importáltuk a mellékelt SQL fájlt. Az alapfunkciók ellenőrzése során megállapítottuk, hogy a regisztráció és a bejelentkezés megfelelően működik.</w:t>
+        <w:t xml:space="preserve">A hibák javítását követően elindítottuk a fejlesztői környezetet az XAMPP segítségével. Az </w:t>
+      </w:r>
+      <w:proofErr w:type="spellStart"/>
+      <w:r>
+        <w:rPr>
+          <w:rFonts w:ascii="Times New Roman" w:hAnsi="Times New Roman" w:cs="Times New Roman"/>
+          <w:sz w:val="24"/>
+          <w:szCs w:val="24"/>
+        </w:rPr>
+        <w:t>Apache</w:t>
+      </w:r>
+      <w:proofErr w:type="spellEnd"/>
+      <w:r>
+        <w:rPr>
+          <w:rFonts w:ascii="Times New Roman" w:hAnsi="Times New Roman" w:cs="Times New Roman"/>
+          <w:sz w:val="24"/>
+          <w:szCs w:val="24"/>
+        </w:rPr>
+        <w:t xml:space="preserve"> és </w:t>
+      </w:r>
+      <w:proofErr w:type="spellStart"/>
+      <w:r>
+        <w:rPr>
+          <w:rFonts w:ascii="Times New Roman" w:hAnsi="Times New Roman" w:cs="Times New Roman"/>
+          <w:sz w:val="24"/>
+          <w:szCs w:val="24"/>
+        </w:rPr>
+        <w:t>MySQL</w:t>
+      </w:r>
+      <w:proofErr w:type="spellEnd"/>
+      <w:r>
+        <w:rPr>
+          <w:rFonts w:ascii="Times New Roman" w:hAnsi="Times New Roman" w:cs="Times New Roman"/>
+          <w:sz w:val="24"/>
+          <w:szCs w:val="24"/>
+        </w:rPr>
+        <w:t xml:space="preserve"> szolgáltatások elindítása után a </w:t>
+      </w:r>
+      <w:proofErr w:type="spellStart"/>
+      <w:r>
+        <w:rPr>
+          <w:rFonts w:ascii="Times New Roman" w:hAnsi="Times New Roman" w:cs="Times New Roman"/>
+          <w:sz w:val="24"/>
+          <w:szCs w:val="24"/>
+        </w:rPr>
+        <w:t>phpMyAdmin</w:t>
+      </w:r>
+      <w:proofErr w:type="spellEnd"/>
+      <w:r>
+        <w:rPr>
+          <w:rFonts w:ascii="Times New Roman" w:hAnsi="Times New Roman" w:cs="Times New Roman"/>
+          <w:sz w:val="24"/>
+          <w:szCs w:val="24"/>
+        </w:rPr>
+        <w:t xml:space="preserve"> felületen keresztül létrehoztuk az alkalmazáshoz szükséges adatbázist, majd importáltuk a mellékelt SQL fájlt. Az alapfunkciók ellenőrzése során megállapítottuk, hogy a regisztráció és a bejelentkezés megfelelően működik.</w:t>
       </w:r>
     </w:p>
     <w:p>
@@ -2089,118 +3557,6 @@
             <wp:extent cx="5760720" cy="2727325"/>
             <wp:effectExtent l="0" t="0" r="0" b="0"/>
             <wp:docPr id="1" name="Kép 1"/>
-            <wp:cNvGraphicFramePr>
-              <a:graphicFrameLocks xmlns:a="http://schemas.openxmlformats.org/drawingml/2006/main" noChangeAspect="1"/>
-            </wp:cNvGraphicFramePr>
-            <a:graphic xmlns:a="http://schemas.openxmlformats.org/drawingml/2006/main">
-              <a:graphicData uri="http://schemas.openxmlformats.org/drawingml/2006/picture">
-                <pic:pic xmlns:pic="http://schemas.openxmlformats.org/drawingml/2006/picture">
-                  <pic:nvPicPr>
-                    <pic:cNvPr id="1" name=""/>
-                    <pic:cNvPicPr/>
-                  </pic:nvPicPr>
-                  <pic:blipFill>
-                    <a:blip r:embed="rId11"/>
-                    <a:stretch>
-                      <a:fillRect/>
-                    </a:stretch>
-                  </pic:blipFill>
-                  <pic:spPr>
-                    <a:xfrm>
-                      <a:off x="0" y="0"/>
-                      <a:ext cx="5760720" cy="2727325"/>
-                    </a:xfrm>
-                    <a:prstGeom prst="rect">
-                      <a:avLst/>
-                    </a:prstGeom>
-                  </pic:spPr>
-                </pic:pic>
-              </a:graphicData>
-            </a:graphic>
-          </wp:inline>
-        </w:drawing>
-      </w:r>
-    </w:p>
-    <w:p>
-      <w:pPr>
-        <w:spacing w:line="360" w:lineRule="auto"/>
-        <w:ind w:firstLine="708"/>
-        <w:jc w:val="both"/>
-        <w:rPr>
-          <w:rFonts w:ascii="Times New Roman" w:hAnsi="Times New Roman" w:cs="Times New Roman"/>
-          <w:sz w:val="24"/>
-          <w:szCs w:val="24"/>
-        </w:rPr>
-      </w:pPr>
-      <w:r>
-        <w:rPr>
-          <w:rFonts w:ascii="Times New Roman" w:hAnsi="Times New Roman" w:cs="Times New Roman"/>
-          <w:sz w:val="24"/>
-          <w:szCs w:val="24"/>
-        </w:rPr>
-        <w:lastRenderedPageBreak/>
-        <w:t>A felhasználói élmény javítása érdekében megvalósítottuk azt is, hogy bejelentkezett felhasználó esetén a fejléc jobb felső sarkában egy ikon és a felhasználó neve jelenjen meg, amely egyértelmű visszajelzést ad az aktuális állapotról.</w:t>
-      </w:r>
-    </w:p>
-    <w:p>
-      <w:pPr>
-        <w:spacing w:line="360" w:lineRule="auto"/>
-        <w:ind w:firstLine="708"/>
-        <w:jc w:val="both"/>
-        <w:rPr>
-          <w:rFonts w:ascii="Times New Roman" w:hAnsi="Times New Roman" w:cs="Times New Roman"/>
-          <w:sz w:val="24"/>
-          <w:szCs w:val="24"/>
-        </w:rPr>
-      </w:pPr>
-      <w:r>
-        <w:rPr>
-          <w:rFonts w:ascii="Times New Roman" w:hAnsi="Times New Roman" w:cs="Times New Roman"/>
-          <w:sz w:val="24"/>
-          <w:szCs w:val="24"/>
-        </w:rPr>
-        <w:t>Az oldal megjelenésének egységesítése érdekében a láblécet úgy állítottuk be, hogy az minden esetben a képernyő alján jelenjen meg, még akkor is, ha az adott oldal tartalma nem tölti ki a teljes rendelkezésre álló területet. Emellett a menü szélességét a teljes képernyőhöz igazítottuk, minimális szélesség megadásával, hogy kisebb felbontás esetén se torzuljon az elrendezés.</w:t>
-      </w:r>
-    </w:p>
-    <w:p>
-      <w:pPr>
-        <w:spacing w:line="360" w:lineRule="auto"/>
-        <w:ind w:firstLine="360"/>
-        <w:jc w:val="both"/>
-        <w:rPr>
-          <w:rFonts w:ascii="Times New Roman" w:hAnsi="Times New Roman" w:cs="Times New Roman"/>
-          <w:sz w:val="24"/>
-          <w:szCs w:val="24"/>
-        </w:rPr>
-      </w:pPr>
-      <w:r>
-        <w:rPr>
-          <w:rFonts w:ascii="Times New Roman" w:hAnsi="Times New Roman" w:cs="Times New Roman"/>
-          <w:sz w:val="24"/>
-          <w:szCs w:val="24"/>
-        </w:rPr>
-        <w:t>A tartalmi részek kialakításánál törekedtünk az egységes megjelenésre, ezért a háttérszínt és az elrendezést minden oldalon azonos módon állítottuk be. Ennek eredményeként egy átlátható, egységes és felhasználóbarát felületet sikerült kialakítani, amely megfelelő alapot biztosított a további funkciók megvalósításához.</w:t>
-      </w:r>
-    </w:p>
-    <w:p>
-      <w:pPr>
-        <w:spacing w:line="360" w:lineRule="auto"/>
-        <w:jc w:val="both"/>
-        <w:rPr>
-          <w:rFonts w:ascii="Times New Roman" w:hAnsi="Times New Roman" w:cs="Times New Roman"/>
-          <w:sz w:val="24"/>
-          <w:szCs w:val="24"/>
-        </w:rPr>
-      </w:pPr>
-      <w:r>
-        <w:rPr>
-          <w:noProof/>
-        </w:rPr>
-        <w:drawing>
-          <wp:inline distT="0" distB="0" distL="0" distR="0" wp14:anchorId="799EA383" wp14:editId="16189876">
-            <wp:extent cx="5760720" cy="2713355"/>
-            <wp:effectExtent l="0" t="0" r="0" b="0"/>
-            <wp:docPr id="3" name="Kép 3"/>
             <wp:cNvGraphicFramePr>
               <a:graphicFrameLocks xmlns:a="http://schemas.openxmlformats.org/drawingml/2006/main" noChangeAspect="1"/>
             </wp:cNvGraphicFramePr>
@@ -2220,6 +3576,118 @@
                   <pic:spPr>
                     <a:xfrm>
                       <a:off x="0" y="0"/>
+                      <a:ext cx="5760720" cy="2727325"/>
+                    </a:xfrm>
+                    <a:prstGeom prst="rect">
+                      <a:avLst/>
+                    </a:prstGeom>
+                  </pic:spPr>
+                </pic:pic>
+              </a:graphicData>
+            </a:graphic>
+          </wp:inline>
+        </w:drawing>
+      </w:r>
+    </w:p>
+    <w:p>
+      <w:pPr>
+        <w:spacing w:line="360" w:lineRule="auto"/>
+        <w:ind w:firstLine="708"/>
+        <w:jc w:val="both"/>
+        <w:rPr>
+          <w:rFonts w:ascii="Times New Roman" w:hAnsi="Times New Roman" w:cs="Times New Roman"/>
+          <w:sz w:val="24"/>
+          <w:szCs w:val="24"/>
+        </w:rPr>
+      </w:pPr>
+      <w:r>
+        <w:rPr>
+          <w:rFonts w:ascii="Times New Roman" w:hAnsi="Times New Roman" w:cs="Times New Roman"/>
+          <w:sz w:val="24"/>
+          <w:szCs w:val="24"/>
+        </w:rPr>
+        <w:lastRenderedPageBreak/>
+        <w:t>A felhasználói élmény javítása érdekében megvalósítottuk azt is, hogy bejelentkezett felhasználó esetén a fejléc jobb felső sarkában egy ikon és a felhasználó neve jelenjen meg, amely egyértelmű visszajelzést ad az aktuális állapotról.</w:t>
+      </w:r>
+    </w:p>
+    <w:p>
+      <w:pPr>
+        <w:spacing w:line="360" w:lineRule="auto"/>
+        <w:ind w:firstLine="708"/>
+        <w:jc w:val="both"/>
+        <w:rPr>
+          <w:rFonts w:ascii="Times New Roman" w:hAnsi="Times New Roman" w:cs="Times New Roman"/>
+          <w:sz w:val="24"/>
+          <w:szCs w:val="24"/>
+        </w:rPr>
+      </w:pPr>
+      <w:r>
+        <w:rPr>
+          <w:rFonts w:ascii="Times New Roman" w:hAnsi="Times New Roman" w:cs="Times New Roman"/>
+          <w:sz w:val="24"/>
+          <w:szCs w:val="24"/>
+        </w:rPr>
+        <w:t>Az oldal megjelenésének egységesítése érdekében a láblécet úgy állítottuk be, hogy az minden esetben a képernyő alján jelenjen meg, még akkor is, ha az adott oldal tartalma nem tölti ki a teljes rendelkezésre álló területet. Emellett a menü szélességét a teljes képernyőhöz igazítottuk, minimális szélesség megadásával, hogy kisebb felbontás esetén se torzuljon az elrendezés.</w:t>
+      </w:r>
+    </w:p>
+    <w:p>
+      <w:pPr>
+        <w:spacing w:line="360" w:lineRule="auto"/>
+        <w:ind w:firstLine="360"/>
+        <w:jc w:val="both"/>
+        <w:rPr>
+          <w:rFonts w:ascii="Times New Roman" w:hAnsi="Times New Roman" w:cs="Times New Roman"/>
+          <w:sz w:val="24"/>
+          <w:szCs w:val="24"/>
+        </w:rPr>
+      </w:pPr>
+      <w:r>
+        <w:rPr>
+          <w:rFonts w:ascii="Times New Roman" w:hAnsi="Times New Roman" w:cs="Times New Roman"/>
+          <w:sz w:val="24"/>
+          <w:szCs w:val="24"/>
+        </w:rPr>
+        <w:t>A tartalmi részek kialakításánál törekedtünk az egységes megjelenésre, ezért a háttérszínt és az elrendezést minden oldalon azonos módon állítottuk be. Ennek eredményeként egy átlátható, egységes és felhasználóbarát felületet sikerült kialakítani, amely megfelelő alapot biztosított a további funkciók megvalósításához.</w:t>
+      </w:r>
+    </w:p>
+    <w:p>
+      <w:pPr>
+        <w:spacing w:line="360" w:lineRule="auto"/>
+        <w:jc w:val="both"/>
+        <w:rPr>
+          <w:rFonts w:ascii="Times New Roman" w:hAnsi="Times New Roman" w:cs="Times New Roman"/>
+          <w:sz w:val="24"/>
+          <w:szCs w:val="24"/>
+        </w:rPr>
+      </w:pPr>
+      <w:r>
+        <w:rPr>
+          <w:noProof/>
+        </w:rPr>
+        <w:drawing>
+          <wp:inline distT="0" distB="0" distL="0" distR="0" wp14:anchorId="799EA383" wp14:editId="16189876">
+            <wp:extent cx="5760720" cy="2713355"/>
+            <wp:effectExtent l="0" t="0" r="0" b="0"/>
+            <wp:docPr id="3" name="Kép 3"/>
+            <wp:cNvGraphicFramePr>
+              <a:graphicFrameLocks xmlns:a="http://schemas.openxmlformats.org/drawingml/2006/main" noChangeAspect="1"/>
+            </wp:cNvGraphicFramePr>
+            <a:graphic xmlns:a="http://schemas.openxmlformats.org/drawingml/2006/main">
+              <a:graphicData uri="http://schemas.openxmlformats.org/drawingml/2006/picture">
+                <pic:pic xmlns:pic="http://schemas.openxmlformats.org/drawingml/2006/picture">
+                  <pic:nvPicPr>
+                    <pic:cNvPr id="1" name=""/>
+                    <pic:cNvPicPr/>
+                  </pic:nvPicPr>
+                  <pic:blipFill>
+                    <a:blip r:embed="rId13"/>
+                    <a:stretch>
+                      <a:fillRect/>
+                    </a:stretch>
+                  </pic:blipFill>
+                  <pic:spPr>
+                    <a:xfrm>
+                      <a:off x="0" y="0"/>
                       <a:ext cx="5760720" cy="2713355"/>
                     </a:xfrm>
                     <a:prstGeom prst="rect">
@@ -2260,7 +3728,7 @@
           <w:szCs w:val="28"/>
         </w:rPr>
       </w:pPr>
-      <w:bookmarkStart w:id="3" w:name="_Toc227415130"/>
+      <w:bookmarkStart w:id="3" w:name="_Toc227922973"/>
       <w:r>
         <w:rPr>
           <w:rFonts w:ascii="Times New Roman" w:hAnsi="Times New Roman" w:cs="Times New Roman"/>
@@ -2302,7 +3770,25 @@
           <w:sz w:val="24"/>
           <w:szCs w:val="24"/>
         </w:rPr>
-        <w:t>A projekt során kiemelt figyelmet fordítottunk arra, hogy az alkalmazás különböző képernyőméreteken, különösen mobil eszközökön is megfelelően működjön. Ennek érdekében a reszponzív megjelenést CSS módosításokkal és meglévő minták kombinálásával valósítottuk meg.</w:t>
+        <w:t xml:space="preserve">A projekt során kiemelt figyelmet fordítottunk arra, hogy az alkalmazás különböző képernyőméreteken, különösen mobil eszközökön is megfelelően </w:t>
+      </w:r>
+      <w:proofErr w:type="spellStart"/>
+      <w:r>
+        <w:rPr>
+          <w:rFonts w:ascii="Times New Roman" w:hAnsi="Times New Roman" w:cs="Times New Roman"/>
+          <w:sz w:val="24"/>
+          <w:szCs w:val="24"/>
+        </w:rPr>
+        <w:t>működjön</w:t>
+      </w:r>
+      <w:proofErr w:type="spellEnd"/>
+      <w:r>
+        <w:rPr>
+          <w:rFonts w:ascii="Times New Roman" w:hAnsi="Times New Roman" w:cs="Times New Roman"/>
+          <w:sz w:val="24"/>
+          <w:szCs w:val="24"/>
+        </w:rPr>
+        <w:t>. Ennek érdekében a reszponzív megjelenést CSS módosításokkal és meglévő minták kombinálásával valósítottuk meg.</w:t>
       </w:r>
     </w:p>
     <w:p>
@@ -2322,7 +3808,7 @@
         </w:rPr>
         <w:lastRenderedPageBreak/>
         <w:drawing>
-          <wp:anchor distT="0" distB="0" distL="114300" distR="114300" simplePos="0" relativeHeight="251658240" behindDoc="0" locked="0" layoutInCell="1" allowOverlap="1" wp14:anchorId="1F731FFD" wp14:editId="5CE7828E">
+          <wp:anchor distT="0" distB="0" distL="114300" distR="114300" simplePos="0" relativeHeight="251658240" behindDoc="0" locked="0" layoutInCell="1" allowOverlap="1" wp14:anchorId="1F731FFD" wp14:editId="52E84016">
             <wp:simplePos x="0" y="0"/>
             <wp:positionH relativeFrom="margin">
               <wp:posOffset>2600960</wp:posOffset>
@@ -2345,7 +3831,7 @@
                     <pic:cNvPicPr/>
                   </pic:nvPicPr>
                   <pic:blipFill>
-                    <a:blip r:embed="rId13" cstate="print">
+                    <a:blip r:embed="rId14" cstate="print">
                       <a:extLst>
                         <a:ext uri="{28A0092B-C50C-407E-A947-70E740481C1C}">
                           <a14:useLocalDpi xmlns:a14="http://schemas.microsoft.com/office/drawing/2010/main" val="0"/>
@@ -2383,7 +3869,25 @@
           <w:sz w:val="24"/>
           <w:szCs w:val="24"/>
         </w:rPr>
-        <w:t>A fejlesztés során a navigációs menü átalakítása után azt tapasztaltuk, hogy kisebb képernyőméret esetén a lenyíló almenük nem működnek megfelelően. A probléma oka az volt, hogy a CSS-ben az almenük megjelenítése display: block értékre volt állítva, így azok folyamatosan láthatóak maradtak, és nem viselkedtek lenyíló menüként.</w:t>
+        <w:t xml:space="preserve">A fejlesztés során a navigációs menü átalakítása után azt tapasztaltuk, hogy kisebb képernyőméret esetén a lenyíló almenük nem működnek megfelelően. A probléma oka az volt, hogy a CSS-ben az almenük megjelenítése display: </w:t>
+      </w:r>
+      <w:proofErr w:type="spellStart"/>
+      <w:r>
+        <w:rPr>
+          <w:rFonts w:ascii="Times New Roman" w:hAnsi="Times New Roman" w:cs="Times New Roman"/>
+          <w:sz w:val="24"/>
+          <w:szCs w:val="24"/>
+        </w:rPr>
+        <w:t>block</w:t>
+      </w:r>
+      <w:proofErr w:type="spellEnd"/>
+      <w:r>
+        <w:rPr>
+          <w:rFonts w:ascii="Times New Roman" w:hAnsi="Times New Roman" w:cs="Times New Roman"/>
+          <w:sz w:val="24"/>
+          <w:szCs w:val="24"/>
+        </w:rPr>
+        <w:t xml:space="preserve"> értékre volt állítva, így azok folyamatosan láthatóak maradtak, és nem viselkedtek lenyíló menüként.</w:t>
       </w:r>
     </w:p>
     <w:p>
@@ -2403,26 +3907,134 @@
           <w:sz w:val="24"/>
           <w:szCs w:val="24"/>
         </w:rPr>
-        <w:t>A hiba javítása érdekében módosítottuk a stílusbeállításokat, és az almenük alapértelmezett megjelenítését display: none értékre állítottuk. Ennek köszönhetően az almenük rejtett állapotból indulnak, és csak felhasználói interakció hatására jelennek meg, ami megfelel a kívánt működésnek.</w:t>
-      </w:r>
-    </w:p>
-    <w:p>
-      <w:pPr>
-        <w:spacing w:line="360" w:lineRule="auto"/>
-        <w:jc w:val="both"/>
-        <w:rPr>
-          <w:rFonts w:ascii="Times New Roman" w:hAnsi="Times New Roman" w:cs="Times New Roman"/>
-          <w:sz w:val="24"/>
-          <w:szCs w:val="24"/>
-        </w:rPr>
-      </w:pPr>
-      <w:r>
-        <w:rPr>
-          <w:rFonts w:ascii="Times New Roman" w:hAnsi="Times New Roman" w:cs="Times New Roman"/>
-          <w:sz w:val="24"/>
-          <w:szCs w:val="24"/>
-        </w:rPr>
-        <w:t>A reszponzív működés kialakítása során több különböző forrásból származó megoldást kombináltunk. A főmenü mobilnézetben történő megjelenítéséhez a Bootstrap keretrendszer beépített navigációs megoldását alkalmaztuk, amely a „hamburger menü” működést biztosítja. Ez a megoldás a navbar, navbar-toggler és collapse navbar-collapse elemek segítségével valósul meg</w:t>
+        <w:t xml:space="preserve">A hiba javítása érdekében módosítottuk a stílusbeállításokat, és az almenük alapértelmezett megjelenítését display: </w:t>
+      </w:r>
+      <w:proofErr w:type="spellStart"/>
+      <w:r>
+        <w:rPr>
+          <w:rFonts w:ascii="Times New Roman" w:hAnsi="Times New Roman" w:cs="Times New Roman"/>
+          <w:sz w:val="24"/>
+          <w:szCs w:val="24"/>
+        </w:rPr>
+        <w:t>none</w:t>
+      </w:r>
+      <w:proofErr w:type="spellEnd"/>
+      <w:r>
+        <w:rPr>
+          <w:rFonts w:ascii="Times New Roman" w:hAnsi="Times New Roman" w:cs="Times New Roman"/>
+          <w:sz w:val="24"/>
+          <w:szCs w:val="24"/>
+        </w:rPr>
+        <w:t xml:space="preserve"> értékre állítottuk. Ennek köszönhetően az almenük rejtett állapotból indulnak, és csak felhasználói interakció hatására jelennek meg, ami megfelel a kívánt működésnek.</w:t>
+      </w:r>
+    </w:p>
+    <w:p>
+      <w:pPr>
+        <w:spacing w:line="360" w:lineRule="auto"/>
+        <w:jc w:val="both"/>
+        <w:rPr>
+          <w:rFonts w:ascii="Times New Roman" w:hAnsi="Times New Roman" w:cs="Times New Roman"/>
+          <w:sz w:val="24"/>
+          <w:szCs w:val="24"/>
+        </w:rPr>
+      </w:pPr>
+      <w:r>
+        <w:rPr>
+          <w:rFonts w:ascii="Times New Roman" w:hAnsi="Times New Roman" w:cs="Times New Roman"/>
+          <w:sz w:val="24"/>
+          <w:szCs w:val="24"/>
+        </w:rPr>
+        <w:t xml:space="preserve">A reszponzív működés kialakítása során több különböző forrásból származó megoldást kombináltunk. A főmenü mobilnézetben történő megjelenítéséhez a </w:t>
+      </w:r>
+      <w:proofErr w:type="spellStart"/>
+      <w:r>
+        <w:rPr>
+          <w:rFonts w:ascii="Times New Roman" w:hAnsi="Times New Roman" w:cs="Times New Roman"/>
+          <w:sz w:val="24"/>
+          <w:szCs w:val="24"/>
+        </w:rPr>
+        <w:t>Bootstrap</w:t>
+      </w:r>
+      <w:proofErr w:type="spellEnd"/>
+      <w:r>
+        <w:rPr>
+          <w:rFonts w:ascii="Times New Roman" w:hAnsi="Times New Roman" w:cs="Times New Roman"/>
+          <w:sz w:val="24"/>
+          <w:szCs w:val="24"/>
+        </w:rPr>
+        <w:t xml:space="preserve"> keretrendszer beépített navigációs megoldását alkalmaztuk, amely a „hamburger menü” működést biztosítja. Ez a megoldás a </w:t>
+      </w:r>
+      <w:proofErr w:type="spellStart"/>
+      <w:r>
+        <w:rPr>
+          <w:rFonts w:ascii="Times New Roman" w:hAnsi="Times New Roman" w:cs="Times New Roman"/>
+          <w:sz w:val="24"/>
+          <w:szCs w:val="24"/>
+        </w:rPr>
+        <w:t>navbar</w:t>
+      </w:r>
+      <w:proofErr w:type="spellEnd"/>
+      <w:r>
+        <w:rPr>
+          <w:rFonts w:ascii="Times New Roman" w:hAnsi="Times New Roman" w:cs="Times New Roman"/>
+          <w:sz w:val="24"/>
+          <w:szCs w:val="24"/>
+        </w:rPr>
+        <w:t xml:space="preserve">, </w:t>
+      </w:r>
+      <w:proofErr w:type="spellStart"/>
+      <w:r>
+        <w:rPr>
+          <w:rFonts w:ascii="Times New Roman" w:hAnsi="Times New Roman" w:cs="Times New Roman"/>
+          <w:sz w:val="24"/>
+          <w:szCs w:val="24"/>
+        </w:rPr>
+        <w:t>navbar-toggler</w:t>
+      </w:r>
+      <w:proofErr w:type="spellEnd"/>
+      <w:r>
+        <w:rPr>
+          <w:rFonts w:ascii="Times New Roman" w:hAnsi="Times New Roman" w:cs="Times New Roman"/>
+          <w:sz w:val="24"/>
+          <w:szCs w:val="24"/>
+        </w:rPr>
+        <w:t xml:space="preserve"> és </w:t>
+      </w:r>
+      <w:proofErr w:type="spellStart"/>
+      <w:r>
+        <w:rPr>
+          <w:rFonts w:ascii="Times New Roman" w:hAnsi="Times New Roman" w:cs="Times New Roman"/>
+          <w:sz w:val="24"/>
+          <w:szCs w:val="24"/>
+        </w:rPr>
+        <w:t>collapse</w:t>
+      </w:r>
+      <w:proofErr w:type="spellEnd"/>
+      <w:r>
+        <w:rPr>
+          <w:rFonts w:ascii="Times New Roman" w:hAnsi="Times New Roman" w:cs="Times New Roman"/>
+          <w:sz w:val="24"/>
+          <w:szCs w:val="24"/>
+        </w:rPr>
+        <w:t xml:space="preserve"> </w:t>
+      </w:r>
+      <w:proofErr w:type="spellStart"/>
+      <w:r>
+        <w:rPr>
+          <w:rFonts w:ascii="Times New Roman" w:hAnsi="Times New Roman" w:cs="Times New Roman"/>
+          <w:sz w:val="24"/>
+          <w:szCs w:val="24"/>
+        </w:rPr>
+        <w:t>navbar-collapse</w:t>
+      </w:r>
+      <w:proofErr w:type="spellEnd"/>
+      <w:r>
+        <w:rPr>
+          <w:rFonts w:ascii="Times New Roman" w:hAnsi="Times New Roman" w:cs="Times New Roman"/>
+          <w:sz w:val="24"/>
+          <w:szCs w:val="24"/>
+        </w:rPr>
+        <w:t xml:space="preserve"> elemek segítségével valósul meg</w:t>
       </w:r>
       <w:r>
         <w:rPr>
@@ -2438,7 +4050,86 @@
           <w:sz w:val="24"/>
           <w:szCs w:val="24"/>
         </w:rPr>
-        <w:t>oldal-07.html</w:t>
+        <w:t>oldal-07.html)</w:t>
+      </w:r>
+      <w:r>
+        <w:rPr>
+          <w:rFonts w:ascii="Times New Roman" w:hAnsi="Times New Roman" w:cs="Times New Roman"/>
+          <w:sz w:val="24"/>
+          <w:szCs w:val="24"/>
+        </w:rPr>
+        <w:t>.</w:t>
+      </w:r>
+    </w:p>
+    <w:p>
+      <w:pPr>
+        <w:spacing w:line="360" w:lineRule="auto"/>
+        <w:jc w:val="both"/>
+        <w:rPr>
+          <w:rFonts w:ascii="Times New Roman" w:hAnsi="Times New Roman" w:cs="Times New Roman"/>
+          <w:sz w:val="24"/>
+          <w:szCs w:val="24"/>
+        </w:rPr>
+      </w:pPr>
+      <w:r>
+        <w:rPr>
+          <w:rFonts w:ascii="Times New Roman" w:hAnsi="Times New Roman" w:cs="Times New Roman"/>
+          <w:sz w:val="24"/>
+          <w:szCs w:val="24"/>
+        </w:rPr>
+        <w:t>Az almenük kezeléséhez egy többszintű menü mintát használtunk, amelyben a második és harmadik szint külön osztályokkal (</w:t>
+      </w:r>
+      <w:proofErr w:type="spellStart"/>
+      <w:r>
+        <w:rPr>
+          <w:rFonts w:ascii="Times New Roman" w:hAnsi="Times New Roman" w:cs="Times New Roman"/>
+          <w:sz w:val="24"/>
+          <w:szCs w:val="24"/>
+        </w:rPr>
+        <w:t>second-level-menu</w:t>
+      </w:r>
+      <w:proofErr w:type="spellEnd"/>
+      <w:r>
+        <w:rPr>
+          <w:rFonts w:ascii="Times New Roman" w:hAnsi="Times New Roman" w:cs="Times New Roman"/>
+          <w:sz w:val="24"/>
+          <w:szCs w:val="24"/>
+        </w:rPr>
+        <w:t xml:space="preserve">, </w:t>
+      </w:r>
+      <w:proofErr w:type="spellStart"/>
+      <w:r>
+        <w:rPr>
+          <w:rFonts w:ascii="Times New Roman" w:hAnsi="Times New Roman" w:cs="Times New Roman"/>
+          <w:sz w:val="24"/>
+          <w:szCs w:val="24"/>
+        </w:rPr>
+        <w:t>third-level-menu</w:t>
+      </w:r>
+      <w:proofErr w:type="spellEnd"/>
+      <w:r>
+        <w:rPr>
+          <w:rFonts w:ascii="Times New Roman" w:hAnsi="Times New Roman" w:cs="Times New Roman"/>
+          <w:sz w:val="24"/>
+          <w:szCs w:val="24"/>
+        </w:rPr>
+        <w:t>) van definiálva</w:t>
+      </w:r>
+      <w:r>
+        <w:rPr>
+          <w:rFonts w:ascii="Times New Roman" w:hAnsi="Times New Roman" w:cs="Times New Roman"/>
+          <w:sz w:val="24"/>
+          <w:szCs w:val="24"/>
+        </w:rPr>
+        <w:t xml:space="preserve"> (forrása: </w:t>
+      </w:r>
+      <w:r>
+        <w:rPr>
+          <w:rFonts w:ascii="Times New Roman" w:hAnsi="Times New Roman" w:cs="Times New Roman"/>
+          <w:sz w:val="24"/>
+          <w:szCs w:val="24"/>
+        </w:rPr>
+        <w:t>a tobbszintu-menu2.html</w:t>
       </w:r>
       <w:r>
         <w:rPr>
@@ -2454,58 +4145,25 @@
           <w:sz w:val="24"/>
           <w:szCs w:val="24"/>
         </w:rPr>
-        <w:t>.</w:t>
-      </w:r>
-    </w:p>
-    <w:p>
-      <w:pPr>
-        <w:spacing w:line="360" w:lineRule="auto"/>
-        <w:jc w:val="both"/>
-        <w:rPr>
-          <w:rFonts w:ascii="Times New Roman" w:hAnsi="Times New Roman" w:cs="Times New Roman"/>
-          <w:sz w:val="24"/>
-          <w:szCs w:val="24"/>
-        </w:rPr>
-      </w:pPr>
-      <w:r>
-        <w:rPr>
-          <w:rFonts w:ascii="Times New Roman" w:hAnsi="Times New Roman" w:cs="Times New Roman"/>
-          <w:sz w:val="24"/>
-          <w:szCs w:val="24"/>
-        </w:rPr>
-        <w:t>Az almenük kezeléséhez egy többszintű menü mintát használtunk, amelyben a második és harmadik szint külön osztályokkal (second-level-menu, third-level-menu) van definiálva</w:t>
-      </w:r>
-      <w:r>
-        <w:rPr>
-          <w:rFonts w:ascii="Times New Roman" w:hAnsi="Times New Roman" w:cs="Times New Roman"/>
-          <w:sz w:val="24"/>
-          <w:szCs w:val="24"/>
-        </w:rPr>
-        <w:t xml:space="preserve"> (forrása: </w:t>
-      </w:r>
-      <w:r>
-        <w:rPr>
-          <w:rFonts w:ascii="Times New Roman" w:hAnsi="Times New Roman" w:cs="Times New Roman"/>
-          <w:sz w:val="24"/>
-          <w:szCs w:val="24"/>
-        </w:rPr>
-        <w:t>a tobbszintu-menu2.html</w:t>
-      </w:r>
-      <w:r>
-        <w:rPr>
-          <w:rFonts w:ascii="Times New Roman" w:hAnsi="Times New Roman" w:cs="Times New Roman"/>
-          <w:sz w:val="24"/>
-          <w:szCs w:val="24"/>
-        </w:rPr>
-        <w:t>)</w:t>
-      </w:r>
-      <w:r>
-        <w:rPr>
-          <w:rFonts w:ascii="Times New Roman" w:hAnsi="Times New Roman" w:cs="Times New Roman"/>
-          <w:sz w:val="24"/>
-          <w:szCs w:val="24"/>
-        </w:rPr>
-        <w:t>. Asztali nézetben ezek az almenük alapértelmezetten rejtettek (display: none) és abszolút pozicionálással jelennek meg, míg mobil nézetben a megjelenítésüket módosítottuk.</w:t>
+        <w:t xml:space="preserve">. Asztali nézetben ezek az almenük alapértelmezetten rejtettek (display: </w:t>
+      </w:r>
+      <w:proofErr w:type="spellStart"/>
+      <w:r>
+        <w:rPr>
+          <w:rFonts w:ascii="Times New Roman" w:hAnsi="Times New Roman" w:cs="Times New Roman"/>
+          <w:sz w:val="24"/>
+          <w:szCs w:val="24"/>
+        </w:rPr>
+        <w:t>none</w:t>
+      </w:r>
+      <w:proofErr w:type="spellEnd"/>
+      <w:r>
+        <w:rPr>
+          <w:rFonts w:ascii="Times New Roman" w:hAnsi="Times New Roman" w:cs="Times New Roman"/>
+          <w:sz w:val="24"/>
+          <w:szCs w:val="24"/>
+        </w:rPr>
+        <w:t>) és abszolút pozicionálással jelennek meg, míg mobil nézetben a megjelenítésüket módosítottuk.</w:t>
       </w:r>
     </w:p>
     <w:p>
@@ -2541,13 +4199,41 @@
           <w:szCs w:val="24"/>
         </w:rPr>
       </w:pPr>
-      <w:r>
-        <w:rPr>
-          <w:rFonts w:ascii="Times New Roman" w:hAnsi="Times New Roman" w:cs="Times New Roman"/>
-          <w:sz w:val="24"/>
-          <w:szCs w:val="24"/>
-        </w:rPr>
-        <w:t xml:space="preserve">position: static – hogy az almenük ne lebegjenek ki az oldalról, </w:t>
+      <w:proofErr w:type="spellStart"/>
+      <w:r>
+        <w:rPr>
+          <w:rFonts w:ascii="Times New Roman" w:hAnsi="Times New Roman" w:cs="Times New Roman"/>
+          <w:sz w:val="24"/>
+          <w:szCs w:val="24"/>
+        </w:rPr>
+        <w:t>position</w:t>
+      </w:r>
+      <w:proofErr w:type="spellEnd"/>
+      <w:r>
+        <w:rPr>
+          <w:rFonts w:ascii="Times New Roman" w:hAnsi="Times New Roman" w:cs="Times New Roman"/>
+          <w:sz w:val="24"/>
+          <w:szCs w:val="24"/>
+        </w:rPr>
+        <w:t xml:space="preserve">: </w:t>
+      </w:r>
+      <w:proofErr w:type="spellStart"/>
+      <w:r>
+        <w:rPr>
+          <w:rFonts w:ascii="Times New Roman" w:hAnsi="Times New Roman" w:cs="Times New Roman"/>
+          <w:sz w:val="24"/>
+          <w:szCs w:val="24"/>
+        </w:rPr>
+        <w:t>static</w:t>
+      </w:r>
+      <w:proofErr w:type="spellEnd"/>
+      <w:r>
+        <w:rPr>
+          <w:rFonts w:ascii="Times New Roman" w:hAnsi="Times New Roman" w:cs="Times New Roman"/>
+          <w:sz w:val="24"/>
+          <w:szCs w:val="24"/>
+        </w:rPr>
+        <w:t xml:space="preserve"> – hogy az almenük ne lebegjenek ki az oldalról, </w:t>
       </w:r>
     </w:p>
     <w:p>
@@ -2564,13 +4250,23 @@
           <w:szCs w:val="24"/>
         </w:rPr>
       </w:pPr>
-      <w:r>
-        <w:rPr>
-          <w:rFonts w:ascii="Times New Roman" w:hAnsi="Times New Roman" w:cs="Times New Roman"/>
-          <w:sz w:val="24"/>
-          <w:szCs w:val="24"/>
-        </w:rPr>
-        <w:t xml:space="preserve">width: 100% – hogy teljes szélességben jelenjenek meg, </w:t>
+      <w:proofErr w:type="spellStart"/>
+      <w:r>
+        <w:rPr>
+          <w:rFonts w:ascii="Times New Roman" w:hAnsi="Times New Roman" w:cs="Times New Roman"/>
+          <w:sz w:val="24"/>
+          <w:szCs w:val="24"/>
+        </w:rPr>
+        <w:t>width</w:t>
+      </w:r>
+      <w:proofErr w:type="spellEnd"/>
+      <w:r>
+        <w:rPr>
+          <w:rFonts w:ascii="Times New Roman" w:hAnsi="Times New Roman" w:cs="Times New Roman"/>
+          <w:sz w:val="24"/>
+          <w:szCs w:val="24"/>
+        </w:rPr>
+        <w:t xml:space="preserve">: 100% – hogy teljes szélességben jelenjenek meg, </w:t>
       </w:r>
     </w:p>
     <w:p>
@@ -2593,7 +4289,25 @@
           <w:sz w:val="24"/>
           <w:szCs w:val="24"/>
         </w:rPr>
-        <w:t xml:space="preserve">margin-left beállítás – a jobb olvashatóság érdekében. </w:t>
+        <w:t>margin-</w:t>
+      </w:r>
+      <w:proofErr w:type="spellStart"/>
+      <w:r>
+        <w:rPr>
+          <w:rFonts w:ascii="Times New Roman" w:hAnsi="Times New Roman" w:cs="Times New Roman"/>
+          <w:sz w:val="24"/>
+          <w:szCs w:val="24"/>
+        </w:rPr>
+        <w:t>left</w:t>
+      </w:r>
+      <w:proofErr w:type="spellEnd"/>
+      <w:r>
+        <w:rPr>
+          <w:rFonts w:ascii="Times New Roman" w:hAnsi="Times New Roman" w:cs="Times New Roman"/>
+          <w:sz w:val="24"/>
+          <w:szCs w:val="24"/>
+        </w:rPr>
+        <w:t xml:space="preserve"> beállítás – a jobb olvashatóság érdekében. </w:t>
       </w:r>
     </w:p>
     <w:p>
@@ -2633,7 +4347,25 @@
           <w:szCs w:val="24"/>
         </w:rPr>
         <w:lastRenderedPageBreak/>
-        <w:t>A tartalom elrendezésénél rácsszerkezetet (grid) alkalmaztunk, amely lehetővé teszi, hogy nagyobb képernyőn két oszlopban jelenjen meg a tartalom, míg kisebb képernyőn az elemek egymás alá kerüljenek. Ez hozzájárul a jobb olvashatósághoz és a felhasználóbarát megjelenéshez.</w:t>
+        <w:t>A tartalom elrendezésénél rácsszerkezetet (</w:t>
+      </w:r>
+      <w:proofErr w:type="spellStart"/>
+      <w:r>
+        <w:rPr>
+          <w:rFonts w:ascii="Times New Roman" w:hAnsi="Times New Roman" w:cs="Times New Roman"/>
+          <w:sz w:val="24"/>
+          <w:szCs w:val="24"/>
+        </w:rPr>
+        <w:t>grid</w:t>
+      </w:r>
+      <w:proofErr w:type="spellEnd"/>
+      <w:r>
+        <w:rPr>
+          <w:rFonts w:ascii="Times New Roman" w:hAnsi="Times New Roman" w:cs="Times New Roman"/>
+          <w:sz w:val="24"/>
+          <w:szCs w:val="24"/>
+        </w:rPr>
+        <w:t>) alkalmaztunk, amely lehetővé teszi, hogy nagyobb képernyőn két oszlopban jelenjen meg a tartalom, míg kisebb képernyőn az elemek egymás alá kerüljenek. Ez hozzájárul a jobb olvashatósághoz és a felhasználóbarát megjelenéshez.</w:t>
       </w:r>
     </w:p>
     <w:p>
@@ -2666,7 +4398,7 @@
                     <pic:cNvPicPr/>
                   </pic:nvPicPr>
                   <pic:blipFill>
-                    <a:blip r:embed="rId14"/>
+                    <a:blip r:embed="rId15"/>
                     <a:stretch>
                       <a:fillRect/>
                     </a:stretch>
@@ -2704,26 +4436,170 @@
           <w:sz w:val="24"/>
           <w:szCs w:val="24"/>
         </w:rPr>
-        <w:t>A fejlécben található „navbar-brand” elemet is módosítottuk annak érdekében, hogy dinamikusan az oldal aktuális címét jelenítse meg. Ennek megvalósításához a következő megoldást alkalmaztuk:</w:t>
-      </w:r>
-    </w:p>
-    <w:p>
-      <w:pPr>
-        <w:spacing w:line="360" w:lineRule="auto"/>
-        <w:jc w:val="both"/>
-        <w:rPr>
-          <w:rFonts w:ascii="Times New Roman" w:hAnsi="Times New Roman" w:cs="Times New Roman"/>
-          <w:sz w:val="24"/>
-          <w:szCs w:val="24"/>
-        </w:rPr>
-      </w:pPr>
-      <w:r>
-        <w:rPr>
-          <w:rFonts w:ascii="Times New Roman" w:hAnsi="Times New Roman" w:cs="Times New Roman"/>
-          <w:sz w:val="24"/>
-          <w:szCs w:val="24"/>
-        </w:rPr>
-        <w:t>&lt;a class="navbar-brand" href="."&gt;&lt;?= $fejlec['cim'] ?&gt;&lt;/a&gt;</w:t>
+        <w:t>A fejlécben található „</w:t>
+      </w:r>
+      <w:proofErr w:type="spellStart"/>
+      <w:r>
+        <w:rPr>
+          <w:rFonts w:ascii="Times New Roman" w:hAnsi="Times New Roman" w:cs="Times New Roman"/>
+          <w:sz w:val="24"/>
+          <w:szCs w:val="24"/>
+        </w:rPr>
+        <w:t>navbar-brand</w:t>
+      </w:r>
+      <w:proofErr w:type="spellEnd"/>
+      <w:r>
+        <w:rPr>
+          <w:rFonts w:ascii="Times New Roman" w:hAnsi="Times New Roman" w:cs="Times New Roman"/>
+          <w:sz w:val="24"/>
+          <w:szCs w:val="24"/>
+        </w:rPr>
+        <w:t>” elemet is módosítottuk annak érdekében, hogy dinamikusan az oldal aktuális címét jelenítse meg. Ennek megvalósításához a következő megoldást alkalmaztuk:</w:t>
+      </w:r>
+    </w:p>
+    <w:p>
+      <w:pPr>
+        <w:spacing w:line="360" w:lineRule="auto"/>
+        <w:jc w:val="both"/>
+        <w:rPr>
+          <w:rFonts w:ascii="Times New Roman" w:hAnsi="Times New Roman" w:cs="Times New Roman"/>
+          <w:sz w:val="24"/>
+          <w:szCs w:val="24"/>
+        </w:rPr>
+      </w:pPr>
+      <w:r>
+        <w:rPr>
+          <w:rFonts w:ascii="Times New Roman" w:hAnsi="Times New Roman" w:cs="Times New Roman"/>
+          <w:sz w:val="24"/>
+          <w:szCs w:val="24"/>
+        </w:rPr>
+        <w:t xml:space="preserve">&lt;a </w:t>
+      </w:r>
+      <w:proofErr w:type="spellStart"/>
+      <w:r>
+        <w:rPr>
+          <w:rFonts w:ascii="Times New Roman" w:hAnsi="Times New Roman" w:cs="Times New Roman"/>
+          <w:sz w:val="24"/>
+          <w:szCs w:val="24"/>
+        </w:rPr>
+        <w:t>class</w:t>
+      </w:r>
+      <w:proofErr w:type="spellEnd"/>
+      <w:r>
+        <w:rPr>
+          <w:rFonts w:ascii="Times New Roman" w:hAnsi="Times New Roman" w:cs="Times New Roman"/>
+          <w:sz w:val="24"/>
+          <w:szCs w:val="24"/>
+        </w:rPr>
+        <w:t>="</w:t>
+      </w:r>
+      <w:proofErr w:type="spellStart"/>
+      <w:r>
+        <w:rPr>
+          <w:rFonts w:ascii="Times New Roman" w:hAnsi="Times New Roman" w:cs="Times New Roman"/>
+          <w:sz w:val="24"/>
+          <w:szCs w:val="24"/>
+        </w:rPr>
+        <w:t>navbar-brand</w:t>
+      </w:r>
+      <w:proofErr w:type="spellEnd"/>
+      <w:r>
+        <w:rPr>
+          <w:rFonts w:ascii="Times New Roman" w:hAnsi="Times New Roman" w:cs="Times New Roman"/>
+          <w:sz w:val="24"/>
+          <w:szCs w:val="24"/>
+        </w:rPr>
+        <w:t xml:space="preserve">" </w:t>
+      </w:r>
+      <w:proofErr w:type="spellStart"/>
+      <w:r>
+        <w:rPr>
+          <w:rFonts w:ascii="Times New Roman" w:hAnsi="Times New Roman" w:cs="Times New Roman"/>
+          <w:sz w:val="24"/>
+          <w:szCs w:val="24"/>
+        </w:rPr>
+        <w:t>href</w:t>
+      </w:r>
+      <w:proofErr w:type="spellEnd"/>
+      <w:r>
+        <w:rPr>
+          <w:rFonts w:ascii="Times New Roman" w:hAnsi="Times New Roman" w:cs="Times New Roman"/>
+          <w:sz w:val="24"/>
+          <w:szCs w:val="24"/>
+        </w:rPr>
+        <w:t>="."&gt;</w:t>
+      </w:r>
+      <w:proofErr w:type="gramStart"/>
+      <w:r>
+        <w:rPr>
+          <w:rFonts w:ascii="Times New Roman" w:hAnsi="Times New Roman" w:cs="Times New Roman"/>
+          <w:sz w:val="24"/>
+          <w:szCs w:val="24"/>
+        </w:rPr>
+        <w:t>&lt;?=</w:t>
+      </w:r>
+      <w:proofErr w:type="gramEnd"/>
+      <w:r>
+        <w:rPr>
+          <w:rFonts w:ascii="Times New Roman" w:hAnsi="Times New Roman" w:cs="Times New Roman"/>
+          <w:sz w:val="24"/>
+          <w:szCs w:val="24"/>
+        </w:rPr>
+        <w:t xml:space="preserve"> $</w:t>
+      </w:r>
+      <w:proofErr w:type="spellStart"/>
+      <w:r>
+        <w:rPr>
+          <w:rFonts w:ascii="Times New Roman" w:hAnsi="Times New Roman" w:cs="Times New Roman"/>
+          <w:sz w:val="24"/>
+          <w:szCs w:val="24"/>
+        </w:rPr>
+        <w:t>fejlec</w:t>
+      </w:r>
+      <w:proofErr w:type="spellEnd"/>
+      <w:r>
+        <w:rPr>
+          <w:rFonts w:ascii="Times New Roman" w:hAnsi="Times New Roman" w:cs="Times New Roman"/>
+          <w:sz w:val="24"/>
+          <w:szCs w:val="24"/>
+        </w:rPr>
+        <w:t>['</w:t>
+      </w:r>
+      <w:proofErr w:type="spellStart"/>
+      <w:r>
+        <w:rPr>
+          <w:rFonts w:ascii="Times New Roman" w:hAnsi="Times New Roman" w:cs="Times New Roman"/>
+          <w:sz w:val="24"/>
+          <w:szCs w:val="24"/>
+        </w:rPr>
+        <w:t>cim</w:t>
+      </w:r>
+      <w:proofErr w:type="spellEnd"/>
+      <w:r>
+        <w:rPr>
+          <w:rFonts w:ascii="Times New Roman" w:hAnsi="Times New Roman" w:cs="Times New Roman"/>
+          <w:sz w:val="24"/>
+          <w:szCs w:val="24"/>
+        </w:rPr>
+        <w:t>'</w:t>
+      </w:r>
+      <w:proofErr w:type="gramStart"/>
+      <w:r>
+        <w:rPr>
+          <w:rFonts w:ascii="Times New Roman" w:hAnsi="Times New Roman" w:cs="Times New Roman"/>
+          <w:sz w:val="24"/>
+          <w:szCs w:val="24"/>
+        </w:rPr>
+        <w:t>] ?</w:t>
+      </w:r>
+      <w:proofErr w:type="gramEnd"/>
+      <w:r>
+        <w:rPr>
+          <w:rFonts w:ascii="Times New Roman" w:hAnsi="Times New Roman" w:cs="Times New Roman"/>
+          <w:sz w:val="24"/>
+          <w:szCs w:val="24"/>
+        </w:rPr>
+        <w:t>&gt;&lt;/a&gt;</w:t>
       </w:r>
     </w:p>
     <w:p>
@@ -2765,7 +4641,7 @@
                     <pic:cNvPicPr/>
                   </pic:nvPicPr>
                   <pic:blipFill>
-                    <a:blip r:embed="rId15" cstate="print">
+                    <a:blip r:embed="rId16" cstate="print">
                       <a:extLst>
                         <a:ext uri="{28A0092B-C50C-407E-A947-70E740481C1C}">
                           <a14:useLocalDpi xmlns:a14="http://schemas.microsoft.com/office/drawing/2010/main" val="0"/>
@@ -2842,7 +4718,7 @@
           <w:szCs w:val="28"/>
         </w:rPr>
       </w:pPr>
-      <w:bookmarkStart w:id="4" w:name="_Toc227415131"/>
+      <w:bookmarkStart w:id="4" w:name="_Toc227922974"/>
       <w:r>
         <w:rPr>
           <w:rFonts w:ascii="Times New Roman" w:hAnsi="Times New Roman" w:cs="Times New Roman"/>
@@ -2905,7 +4781,25 @@
           <w:sz w:val="24"/>
           <w:szCs w:val="24"/>
         </w:rPr>
-        <w:t>A tartalmi részek strukturálásához a korábban használt egyszerű megoldások helyett szemantikus elemeket alkalmaztunk. Ennek keretében az egyes tartalmi blokkokat &lt;section&gt; elemekkel tagoltuk, amely segíti a dokumentum logikai felépítésének egyértelműbb meghatározását.</w:t>
+        <w:t>A tartalmi részek strukturálásához a korábban használt egyszerű megoldások helyett szemantikus elemeket alkalmaztunk. Ennek keretében az egyes tartalmi blokkokat &lt;</w:t>
+      </w:r>
+      <w:proofErr w:type="spellStart"/>
+      <w:r>
+        <w:rPr>
+          <w:rFonts w:ascii="Times New Roman" w:hAnsi="Times New Roman" w:cs="Times New Roman"/>
+          <w:sz w:val="24"/>
+          <w:szCs w:val="24"/>
+        </w:rPr>
+        <w:t>section</w:t>
+      </w:r>
+      <w:proofErr w:type="spellEnd"/>
+      <w:r>
+        <w:rPr>
+          <w:rFonts w:ascii="Times New Roman" w:hAnsi="Times New Roman" w:cs="Times New Roman"/>
+          <w:sz w:val="24"/>
+          <w:szCs w:val="24"/>
+        </w:rPr>
+        <w:t>&gt; elemekkel tagoltuk, amely segíti a dokumentum logikai felépítésének egyértelműbb meghatározását.</w:t>
       </w:r>
     </w:p>
     <w:p>
@@ -2982,7 +4876,25 @@
           <w:sz w:val="24"/>
           <w:szCs w:val="24"/>
         </w:rPr>
-        <w:t>&lt;section&gt;</w:t>
+        <w:t>&lt;</w:t>
+      </w:r>
+      <w:proofErr w:type="spellStart"/>
+      <w:r>
+        <w:rPr>
+          <w:rFonts w:ascii="Times New Roman" w:hAnsi="Times New Roman" w:cs="Times New Roman"/>
+          <w:sz w:val="24"/>
+          <w:szCs w:val="24"/>
+        </w:rPr>
+        <w:t>section</w:t>
+      </w:r>
+      <w:proofErr w:type="spellEnd"/>
+      <w:r>
+        <w:rPr>
+          <w:rFonts w:ascii="Times New Roman" w:hAnsi="Times New Roman" w:cs="Times New Roman"/>
+          <w:sz w:val="24"/>
+          <w:szCs w:val="24"/>
+        </w:rPr>
+        <w:t>&gt;</w:t>
       </w:r>
       <w:r>
         <w:rPr>
@@ -3000,7 +4912,25 @@
           <w:szCs w:val="24"/>
         </w:rPr>
         <w:br/>
-        <w:t>&lt;/section&gt;</w:t>
+        <w:t>&lt;/</w:t>
+      </w:r>
+      <w:proofErr w:type="spellStart"/>
+      <w:r>
+        <w:rPr>
+          <w:rFonts w:ascii="Times New Roman" w:hAnsi="Times New Roman" w:cs="Times New Roman"/>
+          <w:sz w:val="24"/>
+          <w:szCs w:val="24"/>
+        </w:rPr>
+        <w:t>section</w:t>
+      </w:r>
+      <w:proofErr w:type="spellEnd"/>
+      <w:r>
+        <w:rPr>
+          <w:rFonts w:ascii="Times New Roman" w:hAnsi="Times New Roman" w:cs="Times New Roman"/>
+          <w:sz w:val="24"/>
+          <w:szCs w:val="24"/>
+        </w:rPr>
+        <w:t>&gt;</w:t>
       </w:r>
     </w:p>
     <w:p>
@@ -3077,7 +5007,43 @@
           <w:sz w:val="24"/>
           <w:szCs w:val="24"/>
         </w:rPr>
-        <w:t xml:space="preserve">&lt;main id="wrapper"&gt; </w:t>
+        <w:t xml:space="preserve">&lt;main </w:t>
+      </w:r>
+      <w:proofErr w:type="spellStart"/>
+      <w:r>
+        <w:rPr>
+          <w:rFonts w:ascii="Times New Roman" w:hAnsi="Times New Roman" w:cs="Times New Roman"/>
+          <w:sz w:val="24"/>
+          <w:szCs w:val="24"/>
+        </w:rPr>
+        <w:t>id</w:t>
+      </w:r>
+      <w:proofErr w:type="spellEnd"/>
+      <w:r>
+        <w:rPr>
+          <w:rFonts w:ascii="Times New Roman" w:hAnsi="Times New Roman" w:cs="Times New Roman"/>
+          <w:sz w:val="24"/>
+          <w:szCs w:val="24"/>
+        </w:rPr>
+        <w:t>="</w:t>
+      </w:r>
+      <w:proofErr w:type="spellStart"/>
+      <w:r>
+        <w:rPr>
+          <w:rFonts w:ascii="Times New Roman" w:hAnsi="Times New Roman" w:cs="Times New Roman"/>
+          <w:sz w:val="24"/>
+          <w:szCs w:val="24"/>
+        </w:rPr>
+        <w:t>wrapper</w:t>
+      </w:r>
+      <w:proofErr w:type="spellEnd"/>
+      <w:r>
+        <w:rPr>
+          <w:rFonts w:ascii="Times New Roman" w:hAnsi="Times New Roman" w:cs="Times New Roman"/>
+          <w:sz w:val="24"/>
+          <w:szCs w:val="24"/>
+        </w:rPr>
+        <w:t xml:space="preserve">"&gt; </w:t>
       </w:r>
       <w:r>
         <w:rPr>
@@ -3086,7 +5052,43 @@
           <w:szCs w:val="24"/>
         </w:rPr>
         <w:br/>
-        <w:t xml:space="preserve">    &lt;div id="content"&gt;</w:t>
+        <w:t xml:space="preserve">    &lt;div </w:t>
+      </w:r>
+      <w:proofErr w:type="spellStart"/>
+      <w:r>
+        <w:rPr>
+          <w:rFonts w:ascii="Times New Roman" w:hAnsi="Times New Roman" w:cs="Times New Roman"/>
+          <w:sz w:val="24"/>
+          <w:szCs w:val="24"/>
+        </w:rPr>
+        <w:t>id</w:t>
+      </w:r>
+      <w:proofErr w:type="spellEnd"/>
+      <w:r>
+        <w:rPr>
+          <w:rFonts w:ascii="Times New Roman" w:hAnsi="Times New Roman" w:cs="Times New Roman"/>
+          <w:sz w:val="24"/>
+          <w:szCs w:val="24"/>
+        </w:rPr>
+        <w:t>="</w:t>
+      </w:r>
+      <w:proofErr w:type="spellStart"/>
+      <w:r>
+        <w:rPr>
+          <w:rFonts w:ascii="Times New Roman" w:hAnsi="Times New Roman" w:cs="Times New Roman"/>
+          <w:sz w:val="24"/>
+          <w:szCs w:val="24"/>
+        </w:rPr>
+        <w:t>content</w:t>
+      </w:r>
+      <w:proofErr w:type="spellEnd"/>
+      <w:r>
+        <w:rPr>
+          <w:rFonts w:ascii="Times New Roman" w:hAnsi="Times New Roman" w:cs="Times New Roman"/>
+          <w:sz w:val="24"/>
+          <w:szCs w:val="24"/>
+        </w:rPr>
+        <w:t>"&gt;</w:t>
       </w:r>
       <w:r>
         <w:rPr>
@@ -3095,7 +5097,135 @@
           <w:szCs w:val="24"/>
         </w:rPr>
         <w:br/>
-        <w:t xml:space="preserve">        &lt;?php include("./templates/pages/{$keres['fajl']}.tpl.php"); ?&gt;</w:t>
+        <w:t xml:space="preserve">        &lt;?php </w:t>
+      </w:r>
+      <w:proofErr w:type="spellStart"/>
+      <w:r>
+        <w:rPr>
+          <w:rFonts w:ascii="Times New Roman" w:hAnsi="Times New Roman" w:cs="Times New Roman"/>
+          <w:sz w:val="24"/>
+          <w:szCs w:val="24"/>
+        </w:rPr>
+        <w:t>include</w:t>
+      </w:r>
+      <w:proofErr w:type="spellEnd"/>
+      <w:r>
+        <w:rPr>
+          <w:rFonts w:ascii="Times New Roman" w:hAnsi="Times New Roman" w:cs="Times New Roman"/>
+          <w:sz w:val="24"/>
+          <w:szCs w:val="24"/>
+        </w:rPr>
+        <w:t>(</w:t>
+      </w:r>
+      <w:proofErr w:type="gramStart"/>
+      <w:r>
+        <w:rPr>
+          <w:rFonts w:ascii="Times New Roman" w:hAnsi="Times New Roman" w:cs="Times New Roman"/>
+          <w:sz w:val="24"/>
+          <w:szCs w:val="24"/>
+        </w:rPr>
+        <w:t>"./</w:t>
+      </w:r>
+      <w:proofErr w:type="spellStart"/>
+      <w:proofErr w:type="gramEnd"/>
+      <w:r>
+        <w:rPr>
+          <w:rFonts w:ascii="Times New Roman" w:hAnsi="Times New Roman" w:cs="Times New Roman"/>
+          <w:sz w:val="24"/>
+          <w:szCs w:val="24"/>
+        </w:rPr>
+        <w:t>templates</w:t>
+      </w:r>
+      <w:proofErr w:type="spellEnd"/>
+      <w:r>
+        <w:rPr>
+          <w:rFonts w:ascii="Times New Roman" w:hAnsi="Times New Roman" w:cs="Times New Roman"/>
+          <w:sz w:val="24"/>
+          <w:szCs w:val="24"/>
+        </w:rPr>
+        <w:t>/</w:t>
+      </w:r>
+      <w:proofErr w:type="spellStart"/>
+      <w:r>
+        <w:rPr>
+          <w:rFonts w:ascii="Times New Roman" w:hAnsi="Times New Roman" w:cs="Times New Roman"/>
+          <w:sz w:val="24"/>
+          <w:szCs w:val="24"/>
+        </w:rPr>
+        <w:t>pages</w:t>
+      </w:r>
+      <w:proofErr w:type="spellEnd"/>
+      <w:r>
+        <w:rPr>
+          <w:rFonts w:ascii="Times New Roman" w:hAnsi="Times New Roman" w:cs="Times New Roman"/>
+          <w:sz w:val="24"/>
+          <w:szCs w:val="24"/>
+        </w:rPr>
+        <w:t>/{$keres['</w:t>
+      </w:r>
+      <w:proofErr w:type="spellStart"/>
+      <w:r>
+        <w:rPr>
+          <w:rFonts w:ascii="Times New Roman" w:hAnsi="Times New Roman" w:cs="Times New Roman"/>
+          <w:sz w:val="24"/>
+          <w:szCs w:val="24"/>
+        </w:rPr>
+        <w:t>fajl</w:t>
+      </w:r>
+      <w:proofErr w:type="spellEnd"/>
+      <w:r>
+        <w:rPr>
+          <w:rFonts w:ascii="Times New Roman" w:hAnsi="Times New Roman" w:cs="Times New Roman"/>
+          <w:sz w:val="24"/>
+          <w:szCs w:val="24"/>
+        </w:rPr>
+        <w:t>']</w:t>
+      </w:r>
+      <w:proofErr w:type="gramStart"/>
+      <w:r>
+        <w:rPr>
+          <w:rFonts w:ascii="Times New Roman" w:hAnsi="Times New Roman" w:cs="Times New Roman"/>
+          <w:sz w:val="24"/>
+          <w:szCs w:val="24"/>
+        </w:rPr>
+        <w:t>}.</w:t>
+      </w:r>
+      <w:proofErr w:type="spellStart"/>
+      <w:r>
+        <w:rPr>
+          <w:rFonts w:ascii="Times New Roman" w:hAnsi="Times New Roman" w:cs="Times New Roman"/>
+          <w:sz w:val="24"/>
+          <w:szCs w:val="24"/>
+        </w:rPr>
+        <w:t>tpl.php</w:t>
+      </w:r>
+      <w:proofErr w:type="spellEnd"/>
+      <w:proofErr w:type="gramEnd"/>
+      <w:r>
+        <w:rPr>
+          <w:rFonts w:ascii="Times New Roman" w:hAnsi="Times New Roman" w:cs="Times New Roman"/>
+          <w:sz w:val="24"/>
+          <w:szCs w:val="24"/>
+        </w:rPr>
+        <w:t>")</w:t>
+      </w:r>
+      <w:proofErr w:type="gramStart"/>
+      <w:r>
+        <w:rPr>
+          <w:rFonts w:ascii="Times New Roman" w:hAnsi="Times New Roman" w:cs="Times New Roman"/>
+          <w:sz w:val="24"/>
+          <w:szCs w:val="24"/>
+        </w:rPr>
+        <w:t>; ?</w:t>
+      </w:r>
+      <w:proofErr w:type="gramEnd"/>
+      <w:r>
+        <w:rPr>
+          <w:rFonts w:ascii="Times New Roman" w:hAnsi="Times New Roman" w:cs="Times New Roman"/>
+          <w:sz w:val="24"/>
+          <w:szCs w:val="24"/>
+        </w:rPr>
+        <w:t>&gt;</w:t>
       </w:r>
       <w:r>
         <w:rPr>
@@ -3151,7 +5281,43 @@
           <w:szCs w:val="24"/>
         </w:rPr>
         <w:lastRenderedPageBreak/>
-        <w:t>&lt;main id="content"&gt;</w:t>
+        <w:t xml:space="preserve">&lt;main </w:t>
+      </w:r>
+      <w:proofErr w:type="spellStart"/>
+      <w:r>
+        <w:rPr>
+          <w:rFonts w:ascii="Times New Roman" w:hAnsi="Times New Roman" w:cs="Times New Roman"/>
+          <w:sz w:val="24"/>
+          <w:szCs w:val="24"/>
+        </w:rPr>
+        <w:t>id</w:t>
+      </w:r>
+      <w:proofErr w:type="spellEnd"/>
+      <w:r>
+        <w:rPr>
+          <w:rFonts w:ascii="Times New Roman" w:hAnsi="Times New Roman" w:cs="Times New Roman"/>
+          <w:sz w:val="24"/>
+          <w:szCs w:val="24"/>
+        </w:rPr>
+        <w:t>="</w:t>
+      </w:r>
+      <w:proofErr w:type="spellStart"/>
+      <w:r>
+        <w:rPr>
+          <w:rFonts w:ascii="Times New Roman" w:hAnsi="Times New Roman" w:cs="Times New Roman"/>
+          <w:sz w:val="24"/>
+          <w:szCs w:val="24"/>
+        </w:rPr>
+        <w:t>content</w:t>
+      </w:r>
+      <w:proofErr w:type="spellEnd"/>
+      <w:r>
+        <w:rPr>
+          <w:rFonts w:ascii="Times New Roman" w:hAnsi="Times New Roman" w:cs="Times New Roman"/>
+          <w:sz w:val="24"/>
+          <w:szCs w:val="24"/>
+        </w:rPr>
+        <w:t>"&gt;</w:t>
       </w:r>
       <w:r>
         <w:rPr>
@@ -3160,7 +5326,135 @@
           <w:szCs w:val="24"/>
         </w:rPr>
         <w:br/>
-        <w:t xml:space="preserve">    &lt;?php include("./templates/pages/{$keres['fajl']}.tpl.php"); ?&gt;</w:t>
+        <w:t xml:space="preserve">    &lt;?php </w:t>
+      </w:r>
+      <w:proofErr w:type="spellStart"/>
+      <w:r>
+        <w:rPr>
+          <w:rFonts w:ascii="Times New Roman" w:hAnsi="Times New Roman" w:cs="Times New Roman"/>
+          <w:sz w:val="24"/>
+          <w:szCs w:val="24"/>
+        </w:rPr>
+        <w:t>include</w:t>
+      </w:r>
+      <w:proofErr w:type="spellEnd"/>
+      <w:r>
+        <w:rPr>
+          <w:rFonts w:ascii="Times New Roman" w:hAnsi="Times New Roman" w:cs="Times New Roman"/>
+          <w:sz w:val="24"/>
+          <w:szCs w:val="24"/>
+        </w:rPr>
+        <w:t>(</w:t>
+      </w:r>
+      <w:proofErr w:type="gramStart"/>
+      <w:r>
+        <w:rPr>
+          <w:rFonts w:ascii="Times New Roman" w:hAnsi="Times New Roman" w:cs="Times New Roman"/>
+          <w:sz w:val="24"/>
+          <w:szCs w:val="24"/>
+        </w:rPr>
+        <w:t>"./</w:t>
+      </w:r>
+      <w:proofErr w:type="spellStart"/>
+      <w:proofErr w:type="gramEnd"/>
+      <w:r>
+        <w:rPr>
+          <w:rFonts w:ascii="Times New Roman" w:hAnsi="Times New Roman" w:cs="Times New Roman"/>
+          <w:sz w:val="24"/>
+          <w:szCs w:val="24"/>
+        </w:rPr>
+        <w:t>templates</w:t>
+      </w:r>
+      <w:proofErr w:type="spellEnd"/>
+      <w:r>
+        <w:rPr>
+          <w:rFonts w:ascii="Times New Roman" w:hAnsi="Times New Roman" w:cs="Times New Roman"/>
+          <w:sz w:val="24"/>
+          <w:szCs w:val="24"/>
+        </w:rPr>
+        <w:t>/</w:t>
+      </w:r>
+      <w:proofErr w:type="spellStart"/>
+      <w:r>
+        <w:rPr>
+          <w:rFonts w:ascii="Times New Roman" w:hAnsi="Times New Roman" w:cs="Times New Roman"/>
+          <w:sz w:val="24"/>
+          <w:szCs w:val="24"/>
+        </w:rPr>
+        <w:t>pages</w:t>
+      </w:r>
+      <w:proofErr w:type="spellEnd"/>
+      <w:r>
+        <w:rPr>
+          <w:rFonts w:ascii="Times New Roman" w:hAnsi="Times New Roman" w:cs="Times New Roman"/>
+          <w:sz w:val="24"/>
+          <w:szCs w:val="24"/>
+        </w:rPr>
+        <w:t>/{$keres['</w:t>
+      </w:r>
+      <w:proofErr w:type="spellStart"/>
+      <w:r>
+        <w:rPr>
+          <w:rFonts w:ascii="Times New Roman" w:hAnsi="Times New Roman" w:cs="Times New Roman"/>
+          <w:sz w:val="24"/>
+          <w:szCs w:val="24"/>
+        </w:rPr>
+        <w:t>fajl</w:t>
+      </w:r>
+      <w:proofErr w:type="spellEnd"/>
+      <w:r>
+        <w:rPr>
+          <w:rFonts w:ascii="Times New Roman" w:hAnsi="Times New Roman" w:cs="Times New Roman"/>
+          <w:sz w:val="24"/>
+          <w:szCs w:val="24"/>
+        </w:rPr>
+        <w:t>']</w:t>
+      </w:r>
+      <w:proofErr w:type="gramStart"/>
+      <w:r>
+        <w:rPr>
+          <w:rFonts w:ascii="Times New Roman" w:hAnsi="Times New Roman" w:cs="Times New Roman"/>
+          <w:sz w:val="24"/>
+          <w:szCs w:val="24"/>
+        </w:rPr>
+        <w:t>}.</w:t>
+      </w:r>
+      <w:proofErr w:type="spellStart"/>
+      <w:r>
+        <w:rPr>
+          <w:rFonts w:ascii="Times New Roman" w:hAnsi="Times New Roman" w:cs="Times New Roman"/>
+          <w:sz w:val="24"/>
+          <w:szCs w:val="24"/>
+        </w:rPr>
+        <w:t>tpl.php</w:t>
+      </w:r>
+      <w:proofErr w:type="spellEnd"/>
+      <w:proofErr w:type="gramEnd"/>
+      <w:r>
+        <w:rPr>
+          <w:rFonts w:ascii="Times New Roman" w:hAnsi="Times New Roman" w:cs="Times New Roman"/>
+          <w:sz w:val="24"/>
+          <w:szCs w:val="24"/>
+        </w:rPr>
+        <w:t>")</w:t>
+      </w:r>
+      <w:proofErr w:type="gramStart"/>
+      <w:r>
+        <w:rPr>
+          <w:rFonts w:ascii="Times New Roman" w:hAnsi="Times New Roman" w:cs="Times New Roman"/>
+          <w:sz w:val="24"/>
+          <w:szCs w:val="24"/>
+        </w:rPr>
+        <w:t>; ?</w:t>
+      </w:r>
+      <w:proofErr w:type="gramEnd"/>
+      <w:r>
+        <w:rPr>
+          <w:rFonts w:ascii="Times New Roman" w:hAnsi="Times New Roman" w:cs="Times New Roman"/>
+          <w:sz w:val="24"/>
+          <w:szCs w:val="24"/>
+        </w:rPr>
+        <w:t>&gt;</w:t>
       </w:r>
       <w:r>
         <w:rPr>
@@ -3228,7 +5522,7 @@
           <w:szCs w:val="28"/>
         </w:rPr>
       </w:pPr>
-      <w:bookmarkStart w:id="5" w:name="_Toc227415132"/>
+      <w:bookmarkStart w:id="5" w:name="_Toc227922975"/>
       <w:r>
         <w:rPr>
           <w:rFonts w:ascii="Times New Roman" w:hAnsi="Times New Roman" w:cs="Times New Roman"/>
@@ -3263,7 +5557,25 @@
           <w:sz w:val="24"/>
           <w:szCs w:val="24"/>
         </w:rPr>
-        <w:t>projekt egyik fontos funkciója a képgaléria és a képfeltöltés megvalósítása volt. A feladat követelményei alapján biztosítani kellett, hogy a feltöltött képeket minden felhasználó megtekinthesse, azonban új képet kizárólag bejelentkezett felhasználó tölthessen fel.</w:t>
+        <w:t xml:space="preserve">projekt egyik fontos funkciója a képgaléria és a képfeltöltés megvalósítása volt. A feladat követelményei alapján biztosítani kellett, hogy a feltöltött képeket minden felhasználó megtekinthesse, azonban új képet kizárólag bejelentkezett felhasználó </w:t>
+      </w:r>
+      <w:proofErr w:type="spellStart"/>
+      <w:r>
+        <w:rPr>
+          <w:rFonts w:ascii="Times New Roman" w:hAnsi="Times New Roman" w:cs="Times New Roman"/>
+          <w:sz w:val="24"/>
+          <w:szCs w:val="24"/>
+        </w:rPr>
+        <w:t>tölthessen</w:t>
+      </w:r>
+      <w:proofErr w:type="spellEnd"/>
+      <w:r>
+        <w:rPr>
+          <w:rFonts w:ascii="Times New Roman" w:hAnsi="Times New Roman" w:cs="Times New Roman"/>
+          <w:sz w:val="24"/>
+          <w:szCs w:val="24"/>
+        </w:rPr>
+        <w:t xml:space="preserve"> fel.</w:t>
       </w:r>
     </w:p>
     <w:p>
@@ -3293,7 +5605,29 @@
           <w:sz w:val="24"/>
           <w:szCs w:val="24"/>
         </w:rPr>
-        <w:t>„kepek”</w:t>
+        <w:t>„</w:t>
+      </w:r>
+      <w:proofErr w:type="spellStart"/>
+      <w:r>
+        <w:rPr>
+          <w:rFonts w:ascii="Times New Roman" w:hAnsi="Times New Roman" w:cs="Times New Roman"/>
+          <w:b/>
+          <w:bCs/>
+          <w:sz w:val="24"/>
+          <w:szCs w:val="24"/>
+        </w:rPr>
+        <w:t>kepek</w:t>
+      </w:r>
+      <w:proofErr w:type="spellEnd"/>
+      <w:r>
+        <w:rPr>
+          <w:rFonts w:ascii="Times New Roman" w:hAnsi="Times New Roman" w:cs="Times New Roman"/>
+          <w:b/>
+          <w:bCs/>
+          <w:sz w:val="24"/>
+          <w:szCs w:val="24"/>
+        </w:rPr>
+        <w:t>”</w:t>
       </w:r>
       <w:r>
         <w:rPr>
@@ -3341,43 +5675,81 @@
           <w:sz w:val="24"/>
           <w:szCs w:val="24"/>
         </w:rPr>
-        <w:t>A galéria működésének alapja, hogy a rendszer beolvassa a megadott mappában található fájlokat, majd csak azokat jeleníti meg, amelyek megfelelnek az engedélyezett kiterjesztéseknek (például .jpg, .png). A fájlok feldolgozása során a rendszer ellenőrzi, hogy valóban fájlokról van-e szó, majd azok módosítási idejét is figyelembe veszi. Ennek segítségével a képeket időrendben tudjuk megjeleníteni, így a legfrissebb feltöltések kerülnek előre.</w:t>
-      </w:r>
-    </w:p>
-    <w:p>
-      <w:pPr>
-        <w:spacing w:line="360" w:lineRule="auto"/>
-        <w:jc w:val="both"/>
-        <w:rPr>
-          <w:rFonts w:ascii="Times New Roman" w:hAnsi="Times New Roman" w:cs="Times New Roman"/>
-          <w:sz w:val="24"/>
-          <w:szCs w:val="24"/>
-        </w:rPr>
-      </w:pPr>
-      <w:r>
-        <w:rPr>
-          <w:rFonts w:ascii="Times New Roman" w:hAnsi="Times New Roman" w:cs="Times New Roman"/>
-          <w:sz w:val="24"/>
-          <w:szCs w:val="24"/>
-        </w:rPr>
-        <w:t xml:space="preserve">A képfeltöltés megvalósítása során </w:t>
-      </w:r>
-      <w:r>
-        <w:rPr>
-          <w:rFonts w:ascii="Times New Roman" w:hAnsi="Times New Roman" w:cs="Times New Roman"/>
-          <w:sz w:val="24"/>
-          <w:szCs w:val="24"/>
-        </w:rPr>
-        <w:t xml:space="preserve"> a </w:t>
-      </w:r>
-      <w:r>
-        <w:rPr>
-          <w:rFonts w:ascii="Times New Roman" w:hAnsi="Times New Roman" w:cs="Times New Roman"/>
-          <w:sz w:val="24"/>
-          <w:szCs w:val="24"/>
-        </w:rPr>
-        <w:t>Megoldasok\11-PHP - képek, galéria, képfeltöltés-Web-alkalmazások biztonsága\Képek, galéria, képfeltöltés</w:t>
-      </w:r>
+        <w:t>A galéria működésének alapja, hogy a rendszer beolvassa a megadott mappában található fájlokat, majd csak azokat jeleníti meg, amelyek megfelelnek az engedélyezett kiterjesztéseknek (például .</w:t>
+      </w:r>
+      <w:proofErr w:type="spellStart"/>
+      <w:r>
+        <w:rPr>
+          <w:rFonts w:ascii="Times New Roman" w:hAnsi="Times New Roman" w:cs="Times New Roman"/>
+          <w:sz w:val="24"/>
+          <w:szCs w:val="24"/>
+        </w:rPr>
+        <w:t>jpg</w:t>
+      </w:r>
+      <w:proofErr w:type="spellEnd"/>
+      <w:r>
+        <w:rPr>
+          <w:rFonts w:ascii="Times New Roman" w:hAnsi="Times New Roman" w:cs="Times New Roman"/>
+          <w:sz w:val="24"/>
+          <w:szCs w:val="24"/>
+        </w:rPr>
+        <w:t>, .</w:t>
+      </w:r>
+      <w:proofErr w:type="spellStart"/>
+      <w:r>
+        <w:rPr>
+          <w:rFonts w:ascii="Times New Roman" w:hAnsi="Times New Roman" w:cs="Times New Roman"/>
+          <w:sz w:val="24"/>
+          <w:szCs w:val="24"/>
+        </w:rPr>
+        <w:t>png</w:t>
+      </w:r>
+      <w:proofErr w:type="spellEnd"/>
+      <w:r>
+        <w:rPr>
+          <w:rFonts w:ascii="Times New Roman" w:hAnsi="Times New Roman" w:cs="Times New Roman"/>
+          <w:sz w:val="24"/>
+          <w:szCs w:val="24"/>
+        </w:rPr>
+        <w:t>). A fájlok feldolgozása során a rendszer ellenőrzi, hogy valóban fájlokról van-e szó, majd azok módosítási idejét is figyelembe veszi. Ennek segítségével a képeket időrendben tudjuk megjeleníteni, így a legfrissebb feltöltések kerülnek előre.</w:t>
+      </w:r>
+    </w:p>
+    <w:p>
+      <w:pPr>
+        <w:spacing w:line="360" w:lineRule="auto"/>
+        <w:jc w:val="both"/>
+        <w:rPr>
+          <w:rFonts w:ascii="Times New Roman" w:hAnsi="Times New Roman" w:cs="Times New Roman"/>
+          <w:sz w:val="24"/>
+          <w:szCs w:val="24"/>
+        </w:rPr>
+      </w:pPr>
+      <w:r>
+        <w:rPr>
+          <w:rFonts w:ascii="Times New Roman" w:hAnsi="Times New Roman" w:cs="Times New Roman"/>
+          <w:sz w:val="24"/>
+          <w:szCs w:val="24"/>
+        </w:rPr>
+        <w:t xml:space="preserve">A képfeltöltés megvalósítása </w:t>
+      </w:r>
+      <w:proofErr w:type="gramStart"/>
+      <w:r>
+        <w:rPr>
+          <w:rFonts w:ascii="Times New Roman" w:hAnsi="Times New Roman" w:cs="Times New Roman"/>
+          <w:sz w:val="24"/>
+          <w:szCs w:val="24"/>
+        </w:rPr>
+        <w:t xml:space="preserve">során </w:t>
+      </w:r>
+      <w:r>
+        <w:rPr>
+          <w:rFonts w:ascii="Times New Roman" w:hAnsi="Times New Roman" w:cs="Times New Roman"/>
+          <w:sz w:val="24"/>
+          <w:szCs w:val="24"/>
+        </w:rPr>
+        <w:t xml:space="preserve"> a</w:t>
+      </w:r>
+      <w:proofErr w:type="gramEnd"/>
       <w:r>
         <w:rPr>
           <w:rFonts w:ascii="Times New Roman" w:hAnsi="Times New Roman" w:cs="Times New Roman"/>
@@ -3385,6 +5757,24 @@
           <w:szCs w:val="24"/>
         </w:rPr>
         <w:t xml:space="preserve"> </w:t>
+      </w:r>
+      <w:proofErr w:type="spellStart"/>
+      <w:r>
+        <w:rPr>
+          <w:rFonts w:ascii="Times New Roman" w:hAnsi="Times New Roman" w:cs="Times New Roman"/>
+          <w:sz w:val="24"/>
+          <w:szCs w:val="24"/>
+        </w:rPr>
+        <w:t>Megoldasok</w:t>
+      </w:r>
+      <w:proofErr w:type="spellEnd"/>
+      <w:r>
+        <w:rPr>
+          <w:rFonts w:ascii="Times New Roman" w:hAnsi="Times New Roman" w:cs="Times New Roman"/>
+          <w:sz w:val="24"/>
+          <w:szCs w:val="24"/>
+        </w:rPr>
+        <w:t xml:space="preserve">\11-PHP - képek, galéria, képfeltöltés-Web-alkalmazások biztonsága\Képek, galéria, képfeltöltés </w:t>
       </w:r>
       <w:r>
         <w:rPr>
@@ -3589,20 +5979,41 @@
           <w:sz w:val="24"/>
           <w:szCs w:val="24"/>
         </w:rPr>
-        <w:t>. Ennek oka az volt, hogy a képek tárolására létrehozott mappa neve nem egyezett meg a kódban megadott elérési úttal (például „Képek” helyett „kepek”). A mappanév javítása után a galéria megfelelően működött, és a képek megjelentek az oldalon.</w:t>
-      </w:r>
-    </w:p>
-    <w:p>
-      <w:pPr>
-        <w:spacing w:line="360" w:lineRule="auto"/>
-        <w:jc w:val="both"/>
-        <w:rPr>
-          <w:rFonts w:ascii="Times New Roman" w:hAnsi="Times New Roman" w:cs="Times New Roman"/>
-          <w:sz w:val="24"/>
-          <w:szCs w:val="24"/>
-        </w:rPr>
-      </w:pPr>
-      <w:r>
+        <w:t>. Ennek oka az volt, hogy a képek tárolására létrehozott mappa neve nem egyezett meg a kódban megadott elérési úttal (például „Képek” helyett „</w:t>
+      </w:r>
+      <w:proofErr w:type="spellStart"/>
+      <w:r>
+        <w:rPr>
+          <w:rFonts w:ascii="Times New Roman" w:hAnsi="Times New Roman" w:cs="Times New Roman"/>
+          <w:sz w:val="24"/>
+          <w:szCs w:val="24"/>
+        </w:rPr>
+        <w:t>kepek</w:t>
+      </w:r>
+      <w:proofErr w:type="spellEnd"/>
+      <w:r>
+        <w:rPr>
+          <w:rFonts w:ascii="Times New Roman" w:hAnsi="Times New Roman" w:cs="Times New Roman"/>
+          <w:sz w:val="24"/>
+          <w:szCs w:val="24"/>
+        </w:rPr>
+        <w:t>”). A mappanév javítása után a galéria megfelelően működött, és a képek megjelentek az oldalon.</w:t>
+      </w:r>
+    </w:p>
+    <w:p>
+      <w:pPr>
+        <w:spacing w:line="360" w:lineRule="auto"/>
+        <w:jc w:val="both"/>
+        <w:rPr>
+          <w:rFonts w:ascii="Times New Roman" w:hAnsi="Times New Roman" w:cs="Times New Roman"/>
+          <w:sz w:val="24"/>
+          <w:szCs w:val="24"/>
+        </w:rPr>
+      </w:pPr>
+      <w:r>
+        <w:rPr>
+          <w:noProof/>
+        </w:rPr>
         <w:drawing>
           <wp:inline distT="0" distB="0" distL="0" distR="0" wp14:anchorId="2B494321" wp14:editId="3AEF0D03">
             <wp:extent cx="5760720" cy="2610485"/>
@@ -3619,7 +6030,7 @@
                     <pic:cNvPicPr/>
                   </pic:nvPicPr>
                   <pic:blipFill rotWithShape="1">
-                    <a:blip r:embed="rId16"/>
+                    <a:blip r:embed="rId17"/>
                     <a:srcRect t="10221"/>
                     <a:stretch>
                       <a:fillRect/>
@@ -3702,6 +6113,9 @@
         </w:rPr>
       </w:pPr>
       <w:r>
+        <w:rPr>
+          <w:noProof/>
+        </w:rPr>
         <w:lastRenderedPageBreak/>
         <w:drawing>
           <wp:inline distT="0" distB="0" distL="0" distR="0" wp14:anchorId="78301EF2" wp14:editId="3F14ECF4">
@@ -3719,7 +6133,7 @@
                     <pic:cNvPicPr/>
                   </pic:nvPicPr>
                   <pic:blipFill>
-                    <a:blip r:embed="rId17"/>
+                    <a:blip r:embed="rId18"/>
                     <a:stretch>
                       <a:fillRect/>
                     </a:stretch>
@@ -3774,6 +6188,9 @@
         </w:rPr>
       </w:pPr>
       <w:r>
+        <w:rPr>
+          <w:noProof/>
+        </w:rPr>
         <w:drawing>
           <wp:inline distT="0" distB="0" distL="0" distR="0" wp14:anchorId="320DF327" wp14:editId="0E914C09">
             <wp:extent cx="5760720" cy="2609850"/>
@@ -3790,7 +6207,7 @@
                     <pic:cNvPicPr/>
                   </pic:nvPicPr>
                   <pic:blipFill>
-                    <a:blip r:embed="rId18"/>
+                    <a:blip r:embed="rId19"/>
                     <a:stretch>
                       <a:fillRect/>
                     </a:stretch>
@@ -3847,6 +6264,7 @@
           <w:szCs w:val="28"/>
         </w:rPr>
       </w:pPr>
+      <w:bookmarkStart w:id="6" w:name="_Toc227922976"/>
       <w:r>
         <w:rPr>
           <w:rFonts w:ascii="Times New Roman" w:hAnsi="Times New Roman" w:cs="Times New Roman"/>
@@ -3858,6 +6276,7 @@
         </w:rPr>
         <w:t>CRUD menü megvalósítása</w:t>
       </w:r>
+      <w:bookmarkEnd w:id="6"/>
     </w:p>
     <w:p/>
     <w:p>
@@ -3886,7 +6305,25 @@
           <w:szCs w:val="24"/>
         </w:rPr>
         <w:lastRenderedPageBreak/>
-        <w:t xml:space="preserve">megadott front-controller mintára épüljön, és a CRUD funkciók a meglévő rendszerbe legyenek beillesztve, ne pedig külön, önálló projektként készüljenek el. </w:t>
+        <w:t>megadott front-</w:t>
+      </w:r>
+      <w:proofErr w:type="spellStart"/>
+      <w:r>
+        <w:rPr>
+          <w:rFonts w:ascii="Times New Roman" w:hAnsi="Times New Roman" w:cs="Times New Roman"/>
+          <w:sz w:val="24"/>
+          <w:szCs w:val="24"/>
+        </w:rPr>
+        <w:t>controller</w:t>
+      </w:r>
+      <w:proofErr w:type="spellEnd"/>
+      <w:r>
+        <w:rPr>
+          <w:rFonts w:ascii="Times New Roman" w:hAnsi="Times New Roman" w:cs="Times New Roman"/>
+          <w:sz w:val="24"/>
+          <w:szCs w:val="24"/>
+        </w:rPr>
+        <w:t xml:space="preserve"> mintára épüljön, és a CRUD funkciók a meglévő rendszerbe legyenek beillesztve, ne pedig külön, önálló projektként készüljenek el. </w:t>
       </w:r>
     </w:p>
     <w:p>
@@ -3926,6 +6363,7 @@
         </w:rPr>
         <w:t xml:space="preserve"> adatbázis volt, ezen belül pedig a </w:t>
       </w:r>
+      <w:proofErr w:type="spellStart"/>
       <w:r>
         <w:rPr>
           <w:rFonts w:ascii="Times New Roman" w:hAnsi="Times New Roman" w:cs="Times New Roman"/>
@@ -3936,13 +6374,32 @@
         </w:rPr>
         <w:t>pilota</w:t>
       </w:r>
-      <w:r>
-        <w:rPr>
-          <w:rFonts w:ascii="Times New Roman" w:hAnsi="Times New Roman" w:cs="Times New Roman"/>
-          <w:sz w:val="24"/>
-          <w:szCs w:val="24"/>
-        </w:rPr>
-        <w:t xml:space="preserve"> tábla mellett döntöttünk. A választás oka az volt, hogy ez a tábla könnyen átlátható, kevés mezőt tartalmaz, egyszerűen szerkeszthető, és nem igényli több tábla összekapcsolását. Emellett a tananyagban szereplő CRUD mintában használt users tábla szerkezete könnyen átültethető volt erre a megoldásra, így a szükséges átalakítások jól követhetően elvégezhetők voltak. </w:t>
+      <w:proofErr w:type="spellEnd"/>
+      <w:r>
+        <w:rPr>
+          <w:rFonts w:ascii="Times New Roman" w:hAnsi="Times New Roman" w:cs="Times New Roman"/>
+          <w:sz w:val="24"/>
+          <w:szCs w:val="24"/>
+        </w:rPr>
+        <w:t xml:space="preserve"> tábla mellett döntöttünk. A választás oka az volt, hogy ez a tábla könnyen átlátható, kevés mezőt tartalmaz, egyszerűen szerkeszthető, és nem igényli több tábla összekapcsolását. Emellett a tananyagban szereplő CRUD mintában használt </w:t>
+      </w:r>
+      <w:proofErr w:type="spellStart"/>
+      <w:r>
+        <w:rPr>
+          <w:rFonts w:ascii="Times New Roman" w:hAnsi="Times New Roman" w:cs="Times New Roman"/>
+          <w:sz w:val="24"/>
+          <w:szCs w:val="24"/>
+        </w:rPr>
+        <w:t>users</w:t>
+      </w:r>
+      <w:proofErr w:type="spellEnd"/>
+      <w:r>
+        <w:rPr>
+          <w:rFonts w:ascii="Times New Roman" w:hAnsi="Times New Roman" w:cs="Times New Roman"/>
+          <w:sz w:val="24"/>
+          <w:szCs w:val="24"/>
+        </w:rPr>
+        <w:t xml:space="preserve"> tábla szerkezete könnyen átültethető volt erre a megoldásra, így a szükséges átalakítások jól követhetően elvégezhetők voltak. </w:t>
       </w:r>
     </w:p>
     <w:p>
@@ -3972,7 +6429,29 @@
           <w:sz w:val="24"/>
           <w:szCs w:val="24"/>
         </w:rPr>
-        <w:t>7a – PHP front-controller tervezési minta, 2. megoldás</w:t>
+        <w:t>7a – PHP front-</w:t>
+      </w:r>
+      <w:proofErr w:type="spellStart"/>
+      <w:r>
+        <w:rPr>
+          <w:rFonts w:ascii="Times New Roman" w:hAnsi="Times New Roman" w:cs="Times New Roman"/>
+          <w:b/>
+          <w:bCs/>
+          <w:sz w:val="24"/>
+          <w:szCs w:val="24"/>
+        </w:rPr>
+        <w:t>controller</w:t>
+      </w:r>
+      <w:proofErr w:type="spellEnd"/>
+      <w:r>
+        <w:rPr>
+          <w:rFonts w:ascii="Times New Roman" w:hAnsi="Times New Roman" w:cs="Times New Roman"/>
+          <w:b/>
+          <w:bCs/>
+          <w:sz w:val="24"/>
+          <w:szCs w:val="24"/>
+        </w:rPr>
+        <w:t xml:space="preserve"> tervezési minta, 2. megoldás</w:t>
       </w:r>
       <w:r>
         <w:rPr>
@@ -4035,13 +6514,23 @@
           <w:szCs w:val="24"/>
         </w:rPr>
       </w:pPr>
-      <w:r>
-        <w:rPr>
-          <w:rFonts w:ascii="Times New Roman" w:hAnsi="Times New Roman" w:cs="Times New Roman"/>
-          <w:sz w:val="24"/>
-          <w:szCs w:val="24"/>
-        </w:rPr>
-        <w:t xml:space="preserve">db_connect.php az adatbázis-kapcsolathoz, </w:t>
+      <w:proofErr w:type="spellStart"/>
+      <w:r>
+        <w:rPr>
+          <w:rFonts w:ascii="Times New Roman" w:hAnsi="Times New Roman" w:cs="Times New Roman"/>
+          <w:sz w:val="24"/>
+          <w:szCs w:val="24"/>
+        </w:rPr>
+        <w:t>db_connect.php</w:t>
+      </w:r>
+      <w:proofErr w:type="spellEnd"/>
+      <w:r>
+        <w:rPr>
+          <w:rFonts w:ascii="Times New Roman" w:hAnsi="Times New Roman" w:cs="Times New Roman"/>
+          <w:sz w:val="24"/>
+          <w:szCs w:val="24"/>
+        </w:rPr>
+        <w:t xml:space="preserve"> az adatbázis-kapcsolathoz, </w:t>
       </w:r>
     </w:p>
     <w:p>
@@ -4058,13 +6547,23 @@
           <w:szCs w:val="24"/>
         </w:rPr>
       </w:pPr>
-      <w:r>
-        <w:rPr>
-          <w:rFonts w:ascii="Times New Roman" w:hAnsi="Times New Roman" w:cs="Times New Roman"/>
-          <w:sz w:val="24"/>
-          <w:szCs w:val="24"/>
-        </w:rPr>
-        <w:t xml:space="preserve">createuser.php az új rekord létrehozásához, </w:t>
+      <w:proofErr w:type="spellStart"/>
+      <w:r>
+        <w:rPr>
+          <w:rFonts w:ascii="Times New Roman" w:hAnsi="Times New Roman" w:cs="Times New Roman"/>
+          <w:sz w:val="24"/>
+          <w:szCs w:val="24"/>
+        </w:rPr>
+        <w:t>createuser.php</w:t>
+      </w:r>
+      <w:proofErr w:type="spellEnd"/>
+      <w:r>
+        <w:rPr>
+          <w:rFonts w:ascii="Times New Roman" w:hAnsi="Times New Roman" w:cs="Times New Roman"/>
+          <w:sz w:val="24"/>
+          <w:szCs w:val="24"/>
+        </w:rPr>
+        <w:t xml:space="preserve"> az új rekord létrehozásához, </w:t>
       </w:r>
     </w:p>
     <w:p>
@@ -4081,13 +6580,23 @@
           <w:szCs w:val="24"/>
         </w:rPr>
       </w:pPr>
-      <w:r>
-        <w:rPr>
-          <w:rFonts w:ascii="Times New Roman" w:hAnsi="Times New Roman" w:cs="Times New Roman"/>
-          <w:sz w:val="24"/>
-          <w:szCs w:val="24"/>
-        </w:rPr>
-        <w:t xml:space="preserve">edituser.php a módosításhoz, </w:t>
+      <w:proofErr w:type="spellStart"/>
+      <w:r>
+        <w:rPr>
+          <w:rFonts w:ascii="Times New Roman" w:hAnsi="Times New Roman" w:cs="Times New Roman"/>
+          <w:sz w:val="24"/>
+          <w:szCs w:val="24"/>
+        </w:rPr>
+        <w:t>edituser.php</w:t>
+      </w:r>
+      <w:proofErr w:type="spellEnd"/>
+      <w:r>
+        <w:rPr>
+          <w:rFonts w:ascii="Times New Roman" w:hAnsi="Times New Roman" w:cs="Times New Roman"/>
+          <w:sz w:val="24"/>
+          <w:szCs w:val="24"/>
+        </w:rPr>
+        <w:t xml:space="preserve"> a módosításhoz, </w:t>
       </w:r>
     </w:p>
     <w:p>
@@ -4104,13 +6613,23 @@
           <w:szCs w:val="24"/>
         </w:rPr>
       </w:pPr>
-      <w:r>
-        <w:rPr>
-          <w:rFonts w:ascii="Times New Roman" w:hAnsi="Times New Roman" w:cs="Times New Roman"/>
-          <w:sz w:val="24"/>
-          <w:szCs w:val="24"/>
-        </w:rPr>
-        <w:t xml:space="preserve">deleteuser.php a törléshez, </w:t>
+      <w:proofErr w:type="spellStart"/>
+      <w:r>
+        <w:rPr>
+          <w:rFonts w:ascii="Times New Roman" w:hAnsi="Times New Roman" w:cs="Times New Roman"/>
+          <w:sz w:val="24"/>
+          <w:szCs w:val="24"/>
+        </w:rPr>
+        <w:t>deleteuser.php</w:t>
+      </w:r>
+      <w:proofErr w:type="spellEnd"/>
+      <w:r>
+        <w:rPr>
+          <w:rFonts w:ascii="Times New Roman" w:hAnsi="Times New Roman" w:cs="Times New Roman"/>
+          <w:sz w:val="24"/>
+          <w:szCs w:val="24"/>
+        </w:rPr>
+        <w:t xml:space="preserve"> a törléshez, </w:t>
       </w:r>
     </w:p>
     <w:p>
@@ -4133,7 +6652,25 @@
           <w:sz w:val="24"/>
           <w:szCs w:val="24"/>
         </w:rPr>
-        <w:t xml:space="preserve">valamint a main.php listaoldali logikáját a táblázatos megjelenítéshez. </w:t>
+        <w:t xml:space="preserve">valamint a </w:t>
+      </w:r>
+      <w:proofErr w:type="spellStart"/>
+      <w:r>
+        <w:rPr>
+          <w:rFonts w:ascii="Times New Roman" w:hAnsi="Times New Roman" w:cs="Times New Roman"/>
+          <w:sz w:val="24"/>
+          <w:szCs w:val="24"/>
+        </w:rPr>
+        <w:t>main.php</w:t>
+      </w:r>
+      <w:proofErr w:type="spellEnd"/>
+      <w:r>
+        <w:rPr>
+          <w:rFonts w:ascii="Times New Roman" w:hAnsi="Times New Roman" w:cs="Times New Roman"/>
+          <w:sz w:val="24"/>
+          <w:szCs w:val="24"/>
+        </w:rPr>
+        <w:t xml:space="preserve"> listaoldali logikáját a táblázatos megjelenítéshez. </w:t>
       </w:r>
     </w:p>
     <w:p>
@@ -4153,7 +6690,61 @@
           <w:sz w:val="24"/>
           <w:szCs w:val="24"/>
         </w:rPr>
-        <w:t>A projekt szerkezetéhez igazodva először létrehoztuk az új adatbázis-kapcsolati fájlt az includes/db_connect.php útvonalon, majd elkészítettük a három logikai fájlt a logicals mappában:</w:t>
+        <w:t xml:space="preserve">A projekt szerkezetéhez igazodva először létrehoztuk az új adatbázis-kapcsolati fájlt az </w:t>
+      </w:r>
+      <w:proofErr w:type="spellStart"/>
+      <w:r>
+        <w:rPr>
+          <w:rFonts w:ascii="Times New Roman" w:hAnsi="Times New Roman" w:cs="Times New Roman"/>
+          <w:sz w:val="24"/>
+          <w:szCs w:val="24"/>
+        </w:rPr>
+        <w:t>includes</w:t>
+      </w:r>
+      <w:proofErr w:type="spellEnd"/>
+      <w:r>
+        <w:rPr>
+          <w:rFonts w:ascii="Times New Roman" w:hAnsi="Times New Roman" w:cs="Times New Roman"/>
+          <w:sz w:val="24"/>
+          <w:szCs w:val="24"/>
+        </w:rPr>
+        <w:t>/</w:t>
+      </w:r>
+      <w:proofErr w:type="spellStart"/>
+      <w:r>
+        <w:rPr>
+          <w:rFonts w:ascii="Times New Roman" w:hAnsi="Times New Roman" w:cs="Times New Roman"/>
+          <w:sz w:val="24"/>
+          <w:szCs w:val="24"/>
+        </w:rPr>
+        <w:t>db_connect.php</w:t>
+      </w:r>
+      <w:proofErr w:type="spellEnd"/>
+      <w:r>
+        <w:rPr>
+          <w:rFonts w:ascii="Times New Roman" w:hAnsi="Times New Roman" w:cs="Times New Roman"/>
+          <w:sz w:val="24"/>
+          <w:szCs w:val="24"/>
+        </w:rPr>
+        <w:t xml:space="preserve"> útvonalon, majd elkészítettük a három logikai fájlt a </w:t>
+      </w:r>
+      <w:proofErr w:type="spellStart"/>
+      <w:r>
+        <w:rPr>
+          <w:rFonts w:ascii="Times New Roman" w:hAnsi="Times New Roman" w:cs="Times New Roman"/>
+          <w:sz w:val="24"/>
+          <w:szCs w:val="24"/>
+        </w:rPr>
+        <w:t>logicals</w:t>
+      </w:r>
+      <w:proofErr w:type="spellEnd"/>
+      <w:r>
+        <w:rPr>
+          <w:rFonts w:ascii="Times New Roman" w:hAnsi="Times New Roman" w:cs="Times New Roman"/>
+          <w:sz w:val="24"/>
+          <w:szCs w:val="24"/>
+        </w:rPr>
+        <w:t xml:space="preserve"> mappában:</w:t>
       </w:r>
     </w:p>
     <w:p>
@@ -4170,13 +6761,23 @@
           <w:szCs w:val="24"/>
         </w:rPr>
       </w:pPr>
-      <w:r>
-        <w:rPr>
-          <w:rFonts w:ascii="Times New Roman" w:hAnsi="Times New Roman" w:cs="Times New Roman"/>
-          <w:sz w:val="24"/>
-          <w:szCs w:val="24"/>
-        </w:rPr>
-        <w:t xml:space="preserve">createpilota.php </w:t>
+      <w:proofErr w:type="spellStart"/>
+      <w:r>
+        <w:rPr>
+          <w:rFonts w:ascii="Times New Roman" w:hAnsi="Times New Roman" w:cs="Times New Roman"/>
+          <w:sz w:val="24"/>
+          <w:szCs w:val="24"/>
+        </w:rPr>
+        <w:t>createpilota.php</w:t>
+      </w:r>
+      <w:proofErr w:type="spellEnd"/>
+      <w:r>
+        <w:rPr>
+          <w:rFonts w:ascii="Times New Roman" w:hAnsi="Times New Roman" w:cs="Times New Roman"/>
+          <w:sz w:val="24"/>
+          <w:szCs w:val="24"/>
+        </w:rPr>
+        <w:t xml:space="preserve"> </w:t>
       </w:r>
     </w:p>
     <w:p>
@@ -4193,13 +6794,23 @@
           <w:szCs w:val="24"/>
         </w:rPr>
       </w:pPr>
-      <w:r>
-        <w:rPr>
-          <w:rFonts w:ascii="Times New Roman" w:hAnsi="Times New Roman" w:cs="Times New Roman"/>
-          <w:sz w:val="24"/>
-          <w:szCs w:val="24"/>
-        </w:rPr>
-        <w:t xml:space="preserve">editpilota.php </w:t>
+      <w:proofErr w:type="spellStart"/>
+      <w:r>
+        <w:rPr>
+          <w:rFonts w:ascii="Times New Roman" w:hAnsi="Times New Roman" w:cs="Times New Roman"/>
+          <w:sz w:val="24"/>
+          <w:szCs w:val="24"/>
+        </w:rPr>
+        <w:t>editpilota.php</w:t>
+      </w:r>
+      <w:proofErr w:type="spellEnd"/>
+      <w:r>
+        <w:rPr>
+          <w:rFonts w:ascii="Times New Roman" w:hAnsi="Times New Roman" w:cs="Times New Roman"/>
+          <w:sz w:val="24"/>
+          <w:szCs w:val="24"/>
+        </w:rPr>
+        <w:t xml:space="preserve"> </w:t>
       </w:r>
     </w:p>
     <w:p>
@@ -4216,13 +6827,23 @@
           <w:szCs w:val="24"/>
         </w:rPr>
       </w:pPr>
-      <w:r>
-        <w:rPr>
-          <w:rFonts w:ascii="Times New Roman" w:hAnsi="Times New Roman" w:cs="Times New Roman"/>
-          <w:sz w:val="24"/>
-          <w:szCs w:val="24"/>
-        </w:rPr>
-        <w:t xml:space="preserve">deletepilota.php </w:t>
+      <w:proofErr w:type="spellStart"/>
+      <w:r>
+        <w:rPr>
+          <w:rFonts w:ascii="Times New Roman" w:hAnsi="Times New Roman" w:cs="Times New Roman"/>
+          <w:sz w:val="24"/>
+          <w:szCs w:val="24"/>
+        </w:rPr>
+        <w:t>deletepilota.php</w:t>
+      </w:r>
+      <w:proofErr w:type="spellEnd"/>
+      <w:r>
+        <w:rPr>
+          <w:rFonts w:ascii="Times New Roman" w:hAnsi="Times New Roman" w:cs="Times New Roman"/>
+          <w:sz w:val="24"/>
+          <w:szCs w:val="24"/>
+        </w:rPr>
+        <w:t xml:space="preserve"> </w:t>
       </w:r>
     </w:p>
     <w:p>
@@ -4242,7 +6863,115 @@
           <w:sz w:val="24"/>
           <w:szCs w:val="24"/>
         </w:rPr>
-        <w:t xml:space="preserve">Emellett a meglévő templates/pages/tablazat.tpl.php fájlt módosítottuk úgy, hogy ez legyen a CRUD felület központi oldala. A tanári mintából származó createuser, edituser és deleteuser fájlokat átneveztük és a saját adatbázisunkhoz igazítottuk, így jöttek létre a pilóták kezelésére szolgáló fájlok. </w:t>
+        <w:t xml:space="preserve">Emellett a meglévő </w:t>
+      </w:r>
+      <w:proofErr w:type="spellStart"/>
+      <w:r>
+        <w:rPr>
+          <w:rFonts w:ascii="Times New Roman" w:hAnsi="Times New Roman" w:cs="Times New Roman"/>
+          <w:sz w:val="24"/>
+          <w:szCs w:val="24"/>
+        </w:rPr>
+        <w:t>templates</w:t>
+      </w:r>
+      <w:proofErr w:type="spellEnd"/>
+      <w:r>
+        <w:rPr>
+          <w:rFonts w:ascii="Times New Roman" w:hAnsi="Times New Roman" w:cs="Times New Roman"/>
+          <w:sz w:val="24"/>
+          <w:szCs w:val="24"/>
+        </w:rPr>
+        <w:t>/</w:t>
+      </w:r>
+      <w:proofErr w:type="spellStart"/>
+      <w:r>
+        <w:rPr>
+          <w:rFonts w:ascii="Times New Roman" w:hAnsi="Times New Roman" w:cs="Times New Roman"/>
+          <w:sz w:val="24"/>
+          <w:szCs w:val="24"/>
+        </w:rPr>
+        <w:t>pages</w:t>
+      </w:r>
+      <w:proofErr w:type="spellEnd"/>
+      <w:r>
+        <w:rPr>
+          <w:rFonts w:ascii="Times New Roman" w:hAnsi="Times New Roman" w:cs="Times New Roman"/>
+          <w:sz w:val="24"/>
+          <w:szCs w:val="24"/>
+        </w:rPr>
+        <w:t>/</w:t>
+      </w:r>
+      <w:proofErr w:type="spellStart"/>
+      <w:r>
+        <w:rPr>
+          <w:rFonts w:ascii="Times New Roman" w:hAnsi="Times New Roman" w:cs="Times New Roman"/>
+          <w:sz w:val="24"/>
+          <w:szCs w:val="24"/>
+        </w:rPr>
+        <w:t>tablazat.tpl.php</w:t>
+      </w:r>
+      <w:proofErr w:type="spellEnd"/>
+      <w:r>
+        <w:rPr>
+          <w:rFonts w:ascii="Times New Roman" w:hAnsi="Times New Roman" w:cs="Times New Roman"/>
+          <w:sz w:val="24"/>
+          <w:szCs w:val="24"/>
+        </w:rPr>
+        <w:t xml:space="preserve"> fájlt módosítottuk úgy, hogy ez legyen a CRUD felület központi oldala. A tanári mintából származó </w:t>
+      </w:r>
+      <w:proofErr w:type="spellStart"/>
+      <w:r>
+        <w:rPr>
+          <w:rFonts w:ascii="Times New Roman" w:hAnsi="Times New Roman" w:cs="Times New Roman"/>
+          <w:sz w:val="24"/>
+          <w:szCs w:val="24"/>
+        </w:rPr>
+        <w:t>createuser</w:t>
+      </w:r>
+      <w:proofErr w:type="spellEnd"/>
+      <w:r>
+        <w:rPr>
+          <w:rFonts w:ascii="Times New Roman" w:hAnsi="Times New Roman" w:cs="Times New Roman"/>
+          <w:sz w:val="24"/>
+          <w:szCs w:val="24"/>
+        </w:rPr>
+        <w:t xml:space="preserve">, </w:t>
+      </w:r>
+      <w:proofErr w:type="spellStart"/>
+      <w:r>
+        <w:rPr>
+          <w:rFonts w:ascii="Times New Roman" w:hAnsi="Times New Roman" w:cs="Times New Roman"/>
+          <w:sz w:val="24"/>
+          <w:szCs w:val="24"/>
+        </w:rPr>
+        <w:t>edituser</w:t>
+      </w:r>
+      <w:proofErr w:type="spellEnd"/>
+      <w:r>
+        <w:rPr>
+          <w:rFonts w:ascii="Times New Roman" w:hAnsi="Times New Roman" w:cs="Times New Roman"/>
+          <w:sz w:val="24"/>
+          <w:szCs w:val="24"/>
+        </w:rPr>
+        <w:t xml:space="preserve"> és </w:t>
+      </w:r>
+      <w:proofErr w:type="spellStart"/>
+      <w:r>
+        <w:rPr>
+          <w:rFonts w:ascii="Times New Roman" w:hAnsi="Times New Roman" w:cs="Times New Roman"/>
+          <w:sz w:val="24"/>
+          <w:szCs w:val="24"/>
+        </w:rPr>
+        <w:t>deleteuser</w:t>
+      </w:r>
+      <w:proofErr w:type="spellEnd"/>
+      <w:r>
+        <w:rPr>
+          <w:rFonts w:ascii="Times New Roman" w:hAnsi="Times New Roman" w:cs="Times New Roman"/>
+          <w:sz w:val="24"/>
+          <w:szCs w:val="24"/>
+        </w:rPr>
+        <w:t xml:space="preserve"> fájlokat átneveztük és a saját adatbázisunkhoz igazítottuk, így jöttek létre a pilóták kezelésére szolgáló fájlok. </w:t>
       </w:r>
     </w:p>
     <w:p>
@@ -4263,7 +6992,25 @@
           <w:szCs w:val="24"/>
         </w:rPr>
         <w:lastRenderedPageBreak/>
-        <w:t>A pilota tábla létrehozásához külön SQL szerkezetet készítettünk, amely a következő mezőket tartalmazta:</w:t>
+        <w:t xml:space="preserve">A </w:t>
+      </w:r>
+      <w:proofErr w:type="spellStart"/>
+      <w:r>
+        <w:rPr>
+          <w:rFonts w:ascii="Times New Roman" w:hAnsi="Times New Roman" w:cs="Times New Roman"/>
+          <w:sz w:val="24"/>
+          <w:szCs w:val="24"/>
+        </w:rPr>
+        <w:t>pilota</w:t>
+      </w:r>
+      <w:proofErr w:type="spellEnd"/>
+      <w:r>
+        <w:rPr>
+          <w:rFonts w:ascii="Times New Roman" w:hAnsi="Times New Roman" w:cs="Times New Roman"/>
+          <w:sz w:val="24"/>
+          <w:szCs w:val="24"/>
+        </w:rPr>
+        <w:t xml:space="preserve"> tábla létrehozásához külön SQL szerkezetet készítettünk, amely a következő mezőket tartalmazta:</w:t>
       </w:r>
     </w:p>
     <w:p>
@@ -4303,13 +7050,23 @@
           <w:szCs w:val="24"/>
         </w:rPr>
       </w:pPr>
-      <w:r>
-        <w:rPr>
-          <w:rFonts w:ascii="Times New Roman" w:hAnsi="Times New Roman" w:cs="Times New Roman"/>
-          <w:sz w:val="24"/>
-          <w:szCs w:val="24"/>
-        </w:rPr>
-        <w:t xml:space="preserve">nev </w:t>
+      <w:proofErr w:type="spellStart"/>
+      <w:r>
+        <w:rPr>
+          <w:rFonts w:ascii="Times New Roman" w:hAnsi="Times New Roman" w:cs="Times New Roman"/>
+          <w:sz w:val="24"/>
+          <w:szCs w:val="24"/>
+        </w:rPr>
+        <w:t>nev</w:t>
+      </w:r>
+      <w:proofErr w:type="spellEnd"/>
+      <w:r>
+        <w:rPr>
+          <w:rFonts w:ascii="Times New Roman" w:hAnsi="Times New Roman" w:cs="Times New Roman"/>
+          <w:sz w:val="24"/>
+          <w:szCs w:val="24"/>
+        </w:rPr>
+        <w:t xml:space="preserve"> </w:t>
       </w:r>
     </w:p>
     <w:p>
@@ -4349,13 +7106,23 @@
           <w:szCs w:val="24"/>
         </w:rPr>
       </w:pPr>
-      <w:r>
-        <w:rPr>
-          <w:rFonts w:ascii="Times New Roman" w:hAnsi="Times New Roman" w:cs="Times New Roman"/>
-          <w:sz w:val="24"/>
-          <w:szCs w:val="24"/>
-        </w:rPr>
-        <w:t xml:space="preserve">szuldat </w:t>
+      <w:proofErr w:type="spellStart"/>
+      <w:r>
+        <w:rPr>
+          <w:rFonts w:ascii="Times New Roman" w:hAnsi="Times New Roman" w:cs="Times New Roman"/>
+          <w:sz w:val="24"/>
+          <w:szCs w:val="24"/>
+        </w:rPr>
+        <w:t>szuldat</w:t>
+      </w:r>
+      <w:proofErr w:type="spellEnd"/>
+      <w:r>
+        <w:rPr>
+          <w:rFonts w:ascii="Times New Roman" w:hAnsi="Times New Roman" w:cs="Times New Roman"/>
+          <w:sz w:val="24"/>
+          <w:szCs w:val="24"/>
+        </w:rPr>
+        <w:t xml:space="preserve"> </w:t>
       </w:r>
     </w:p>
     <w:p>
@@ -4418,7 +7185,97 @@
           <w:sz w:val="24"/>
           <w:szCs w:val="24"/>
         </w:rPr>
-        <w:t xml:space="preserve">A db_connect.php fájl módosításakor a mintában szereplő crud adatbázisnevet a saját gyakorlat7 adatbázisunkra cseréltük, valamint kiegészítettük a kapcsolatot charset=utf8 beállítással. Ez azért volt fontos, hogy a magyar ékezetes karakterek helyesen jelenjenek meg és megfelelően kerüljenek mentésre az adatbázisban. A kapcsolatváltozó nevét is egységesítettük: a mintában szereplő $connect helyett $conn változót használtunk a további fájlokban. </w:t>
+        <w:t xml:space="preserve">A </w:t>
+      </w:r>
+      <w:proofErr w:type="spellStart"/>
+      <w:r>
+        <w:rPr>
+          <w:rFonts w:ascii="Times New Roman" w:hAnsi="Times New Roman" w:cs="Times New Roman"/>
+          <w:sz w:val="24"/>
+          <w:szCs w:val="24"/>
+        </w:rPr>
+        <w:t>db_connect.php</w:t>
+      </w:r>
+      <w:proofErr w:type="spellEnd"/>
+      <w:r>
+        <w:rPr>
+          <w:rFonts w:ascii="Times New Roman" w:hAnsi="Times New Roman" w:cs="Times New Roman"/>
+          <w:sz w:val="24"/>
+          <w:szCs w:val="24"/>
+        </w:rPr>
+        <w:t xml:space="preserve"> fájl módosításakor a mintában szereplő </w:t>
+      </w:r>
+      <w:proofErr w:type="spellStart"/>
+      <w:r>
+        <w:rPr>
+          <w:rFonts w:ascii="Times New Roman" w:hAnsi="Times New Roman" w:cs="Times New Roman"/>
+          <w:sz w:val="24"/>
+          <w:szCs w:val="24"/>
+        </w:rPr>
+        <w:t>crud</w:t>
+      </w:r>
+      <w:proofErr w:type="spellEnd"/>
+      <w:r>
+        <w:rPr>
+          <w:rFonts w:ascii="Times New Roman" w:hAnsi="Times New Roman" w:cs="Times New Roman"/>
+          <w:sz w:val="24"/>
+          <w:szCs w:val="24"/>
+        </w:rPr>
+        <w:t xml:space="preserve"> adatbázisnevet a saját gyakorlat7 adatbázisunkra cseréltük, valamint kiegészítettük a kapcsolatot </w:t>
+      </w:r>
+      <w:proofErr w:type="spellStart"/>
+      <w:r>
+        <w:rPr>
+          <w:rFonts w:ascii="Times New Roman" w:hAnsi="Times New Roman" w:cs="Times New Roman"/>
+          <w:sz w:val="24"/>
+          <w:szCs w:val="24"/>
+        </w:rPr>
+        <w:t>charset</w:t>
+      </w:r>
+      <w:proofErr w:type="spellEnd"/>
+      <w:r>
+        <w:rPr>
+          <w:rFonts w:ascii="Times New Roman" w:hAnsi="Times New Roman" w:cs="Times New Roman"/>
+          <w:sz w:val="24"/>
+          <w:szCs w:val="24"/>
+        </w:rPr>
+        <w:t>=utf8 beállítással. Ez azért volt fontos, hogy a magyar ékezetes karakterek helyesen jelenjenek meg és megfelelően kerüljenek mentésre az adatbázisban. A kapcsolatváltozó nevét is egységesítettük: a mintában szereplő $</w:t>
+      </w:r>
+      <w:proofErr w:type="spellStart"/>
+      <w:r>
+        <w:rPr>
+          <w:rFonts w:ascii="Times New Roman" w:hAnsi="Times New Roman" w:cs="Times New Roman"/>
+          <w:sz w:val="24"/>
+          <w:szCs w:val="24"/>
+        </w:rPr>
+        <w:t>connect</w:t>
+      </w:r>
+      <w:proofErr w:type="spellEnd"/>
+      <w:r>
+        <w:rPr>
+          <w:rFonts w:ascii="Times New Roman" w:hAnsi="Times New Roman" w:cs="Times New Roman"/>
+          <w:sz w:val="24"/>
+          <w:szCs w:val="24"/>
+        </w:rPr>
+        <w:t xml:space="preserve"> helyett $</w:t>
+      </w:r>
+      <w:proofErr w:type="spellStart"/>
+      <w:r>
+        <w:rPr>
+          <w:rFonts w:ascii="Times New Roman" w:hAnsi="Times New Roman" w:cs="Times New Roman"/>
+          <w:sz w:val="24"/>
+          <w:szCs w:val="24"/>
+        </w:rPr>
+        <w:t>conn</w:t>
+      </w:r>
+      <w:proofErr w:type="spellEnd"/>
+      <w:r>
+        <w:rPr>
+          <w:rFonts w:ascii="Times New Roman" w:hAnsi="Times New Roman" w:cs="Times New Roman"/>
+          <w:sz w:val="24"/>
+          <w:szCs w:val="24"/>
+        </w:rPr>
+        <w:t xml:space="preserve"> változót használtunk a további fájlokban. </w:t>
       </w:r>
     </w:p>
     <w:p>
@@ -4438,7 +7295,205 @@
           <w:sz w:val="24"/>
           <w:szCs w:val="24"/>
         </w:rPr>
-        <w:t xml:space="preserve">A createuser.php mintát átalakítva elkészítettük a createpilota.php fájlt. Ennek során a users tábla helyére a pilota tábla került, az eredeti mezőneveket (name, email, mobile) pedig a saját mezőinkre cseréltük (nev, nem, szuldat, nemzet). Ugyanezt a logikát követtük az editpilota.php és deletepilota.php fájloknál is. A módosítás során figyelnünk kellett arra is, hogy az adatbázisban az elsődleges kulcs mező neve nem id, hanem az, ugyanakkor az URL-ben továbbra is az id GET paramétert használtuk, mert ez egyszerűbbé tette a minta logikájának megtartását. </w:t>
+        <w:t xml:space="preserve">A </w:t>
+      </w:r>
+      <w:proofErr w:type="spellStart"/>
+      <w:r>
+        <w:rPr>
+          <w:rFonts w:ascii="Times New Roman" w:hAnsi="Times New Roman" w:cs="Times New Roman"/>
+          <w:sz w:val="24"/>
+          <w:szCs w:val="24"/>
+        </w:rPr>
+        <w:t>createuser.php</w:t>
+      </w:r>
+      <w:proofErr w:type="spellEnd"/>
+      <w:r>
+        <w:rPr>
+          <w:rFonts w:ascii="Times New Roman" w:hAnsi="Times New Roman" w:cs="Times New Roman"/>
+          <w:sz w:val="24"/>
+          <w:szCs w:val="24"/>
+        </w:rPr>
+        <w:t xml:space="preserve"> mintát átalakítva elkészítettük a </w:t>
+      </w:r>
+      <w:proofErr w:type="spellStart"/>
+      <w:r>
+        <w:rPr>
+          <w:rFonts w:ascii="Times New Roman" w:hAnsi="Times New Roman" w:cs="Times New Roman"/>
+          <w:sz w:val="24"/>
+          <w:szCs w:val="24"/>
+        </w:rPr>
+        <w:t>createpilota.php</w:t>
+      </w:r>
+      <w:proofErr w:type="spellEnd"/>
+      <w:r>
+        <w:rPr>
+          <w:rFonts w:ascii="Times New Roman" w:hAnsi="Times New Roman" w:cs="Times New Roman"/>
+          <w:sz w:val="24"/>
+          <w:szCs w:val="24"/>
+        </w:rPr>
+        <w:t xml:space="preserve"> fájlt. Ennek során a </w:t>
+      </w:r>
+      <w:proofErr w:type="spellStart"/>
+      <w:r>
+        <w:rPr>
+          <w:rFonts w:ascii="Times New Roman" w:hAnsi="Times New Roman" w:cs="Times New Roman"/>
+          <w:sz w:val="24"/>
+          <w:szCs w:val="24"/>
+        </w:rPr>
+        <w:t>users</w:t>
+      </w:r>
+      <w:proofErr w:type="spellEnd"/>
+      <w:r>
+        <w:rPr>
+          <w:rFonts w:ascii="Times New Roman" w:hAnsi="Times New Roman" w:cs="Times New Roman"/>
+          <w:sz w:val="24"/>
+          <w:szCs w:val="24"/>
+        </w:rPr>
+        <w:t xml:space="preserve"> tábla helyére a </w:t>
+      </w:r>
+      <w:proofErr w:type="spellStart"/>
+      <w:r>
+        <w:rPr>
+          <w:rFonts w:ascii="Times New Roman" w:hAnsi="Times New Roman" w:cs="Times New Roman"/>
+          <w:sz w:val="24"/>
+          <w:szCs w:val="24"/>
+        </w:rPr>
+        <w:t>pilota</w:t>
+      </w:r>
+      <w:proofErr w:type="spellEnd"/>
+      <w:r>
+        <w:rPr>
+          <w:rFonts w:ascii="Times New Roman" w:hAnsi="Times New Roman" w:cs="Times New Roman"/>
+          <w:sz w:val="24"/>
+          <w:szCs w:val="24"/>
+        </w:rPr>
+        <w:t xml:space="preserve"> tábla került, az eredeti mezőneveket (</w:t>
+      </w:r>
+      <w:proofErr w:type="spellStart"/>
+      <w:r>
+        <w:rPr>
+          <w:rFonts w:ascii="Times New Roman" w:hAnsi="Times New Roman" w:cs="Times New Roman"/>
+          <w:sz w:val="24"/>
+          <w:szCs w:val="24"/>
+        </w:rPr>
+        <w:t>name</w:t>
+      </w:r>
+      <w:proofErr w:type="spellEnd"/>
+      <w:r>
+        <w:rPr>
+          <w:rFonts w:ascii="Times New Roman" w:hAnsi="Times New Roman" w:cs="Times New Roman"/>
+          <w:sz w:val="24"/>
+          <w:szCs w:val="24"/>
+        </w:rPr>
+        <w:t>, email, mobile) pedig a saját mezőinkre cseréltük (</w:t>
+      </w:r>
+      <w:proofErr w:type="spellStart"/>
+      <w:r>
+        <w:rPr>
+          <w:rFonts w:ascii="Times New Roman" w:hAnsi="Times New Roman" w:cs="Times New Roman"/>
+          <w:sz w:val="24"/>
+          <w:szCs w:val="24"/>
+        </w:rPr>
+        <w:t>nev</w:t>
+      </w:r>
+      <w:proofErr w:type="spellEnd"/>
+      <w:r>
+        <w:rPr>
+          <w:rFonts w:ascii="Times New Roman" w:hAnsi="Times New Roman" w:cs="Times New Roman"/>
+          <w:sz w:val="24"/>
+          <w:szCs w:val="24"/>
+        </w:rPr>
+        <w:t xml:space="preserve">, nem, </w:t>
+      </w:r>
+      <w:proofErr w:type="spellStart"/>
+      <w:r>
+        <w:rPr>
+          <w:rFonts w:ascii="Times New Roman" w:hAnsi="Times New Roman" w:cs="Times New Roman"/>
+          <w:sz w:val="24"/>
+          <w:szCs w:val="24"/>
+        </w:rPr>
+        <w:t>szuldat</w:t>
+      </w:r>
+      <w:proofErr w:type="spellEnd"/>
+      <w:r>
+        <w:rPr>
+          <w:rFonts w:ascii="Times New Roman" w:hAnsi="Times New Roman" w:cs="Times New Roman"/>
+          <w:sz w:val="24"/>
+          <w:szCs w:val="24"/>
+        </w:rPr>
+        <w:t xml:space="preserve">, nemzet). Ugyanezt a logikát követtük az </w:t>
+      </w:r>
+      <w:proofErr w:type="spellStart"/>
+      <w:r>
+        <w:rPr>
+          <w:rFonts w:ascii="Times New Roman" w:hAnsi="Times New Roman" w:cs="Times New Roman"/>
+          <w:sz w:val="24"/>
+          <w:szCs w:val="24"/>
+        </w:rPr>
+        <w:t>editpilota.php</w:t>
+      </w:r>
+      <w:proofErr w:type="spellEnd"/>
+      <w:r>
+        <w:rPr>
+          <w:rFonts w:ascii="Times New Roman" w:hAnsi="Times New Roman" w:cs="Times New Roman"/>
+          <w:sz w:val="24"/>
+          <w:szCs w:val="24"/>
+        </w:rPr>
+        <w:t xml:space="preserve"> és </w:t>
+      </w:r>
+      <w:proofErr w:type="spellStart"/>
+      <w:r>
+        <w:rPr>
+          <w:rFonts w:ascii="Times New Roman" w:hAnsi="Times New Roman" w:cs="Times New Roman"/>
+          <w:sz w:val="24"/>
+          <w:szCs w:val="24"/>
+        </w:rPr>
+        <w:t>deletepilota.php</w:t>
+      </w:r>
+      <w:proofErr w:type="spellEnd"/>
+      <w:r>
+        <w:rPr>
+          <w:rFonts w:ascii="Times New Roman" w:hAnsi="Times New Roman" w:cs="Times New Roman"/>
+          <w:sz w:val="24"/>
+          <w:szCs w:val="24"/>
+        </w:rPr>
+        <w:t xml:space="preserve"> fájloknál is. A módosítás során figyelnünk kellett arra is, hogy az adatbázisban az elsődleges kulcs mező neve nem </w:t>
+      </w:r>
+      <w:proofErr w:type="spellStart"/>
+      <w:r>
+        <w:rPr>
+          <w:rFonts w:ascii="Times New Roman" w:hAnsi="Times New Roman" w:cs="Times New Roman"/>
+          <w:sz w:val="24"/>
+          <w:szCs w:val="24"/>
+        </w:rPr>
+        <w:t>id</w:t>
+      </w:r>
+      <w:proofErr w:type="spellEnd"/>
+      <w:r>
+        <w:rPr>
+          <w:rFonts w:ascii="Times New Roman" w:hAnsi="Times New Roman" w:cs="Times New Roman"/>
+          <w:sz w:val="24"/>
+          <w:szCs w:val="24"/>
+        </w:rPr>
+        <w:t xml:space="preserve">, hanem az, ugyanakkor az URL-ben továbbra is az </w:t>
+      </w:r>
+      <w:proofErr w:type="spellStart"/>
+      <w:r>
+        <w:rPr>
+          <w:rFonts w:ascii="Times New Roman" w:hAnsi="Times New Roman" w:cs="Times New Roman"/>
+          <w:sz w:val="24"/>
+          <w:szCs w:val="24"/>
+        </w:rPr>
+        <w:t>id</w:t>
+      </w:r>
+      <w:proofErr w:type="spellEnd"/>
+      <w:r>
+        <w:rPr>
+          <w:rFonts w:ascii="Times New Roman" w:hAnsi="Times New Roman" w:cs="Times New Roman"/>
+          <w:sz w:val="24"/>
+          <w:szCs w:val="24"/>
+        </w:rPr>
+        <w:t xml:space="preserve"> GET paramétert használtuk, mert ez egyszerűbbé tette a minta logikájának megtartását. </w:t>
       </w:r>
     </w:p>
     <w:p>
@@ -4458,7 +7513,169 @@
           <w:sz w:val="24"/>
           <w:szCs w:val="24"/>
         </w:rPr>
-        <w:t>A CRUD listaoldal kialakításakor a tanári mintában található main.php szerkezetét ültettük át a tablazat.tpl.php fájlba. Meghagytuk a táblázatos szerkezetet, a while ($data = $stmt-&gt;fetch(...)) ciklust, valamint a Bootstrap-alapú megjelenést is, mivel ez jól illeszkedett a feladatban megadott mintához. A users helyett itt is a pilota tábla rekordjait kérdeztük le, és az oszlopokat a következő mezőkhöz igazítottuk:</w:t>
+        <w:t xml:space="preserve">A CRUD listaoldal kialakításakor a tanári mintában található </w:t>
+      </w:r>
+      <w:proofErr w:type="spellStart"/>
+      <w:r>
+        <w:rPr>
+          <w:rFonts w:ascii="Times New Roman" w:hAnsi="Times New Roman" w:cs="Times New Roman"/>
+          <w:sz w:val="24"/>
+          <w:szCs w:val="24"/>
+        </w:rPr>
+        <w:t>main.php</w:t>
+      </w:r>
+      <w:proofErr w:type="spellEnd"/>
+      <w:r>
+        <w:rPr>
+          <w:rFonts w:ascii="Times New Roman" w:hAnsi="Times New Roman" w:cs="Times New Roman"/>
+          <w:sz w:val="24"/>
+          <w:szCs w:val="24"/>
+        </w:rPr>
+        <w:t xml:space="preserve"> szerkezetét ültettük át a </w:t>
+      </w:r>
+      <w:proofErr w:type="spellStart"/>
+      <w:r>
+        <w:rPr>
+          <w:rFonts w:ascii="Times New Roman" w:hAnsi="Times New Roman" w:cs="Times New Roman"/>
+          <w:sz w:val="24"/>
+          <w:szCs w:val="24"/>
+        </w:rPr>
+        <w:t>tablazat.tpl.php</w:t>
+      </w:r>
+      <w:proofErr w:type="spellEnd"/>
+      <w:r>
+        <w:rPr>
+          <w:rFonts w:ascii="Times New Roman" w:hAnsi="Times New Roman" w:cs="Times New Roman"/>
+          <w:sz w:val="24"/>
+          <w:szCs w:val="24"/>
+        </w:rPr>
+        <w:t xml:space="preserve"> fájlba. Meghagytuk a táblázatos szerkezetet, a </w:t>
+      </w:r>
+      <w:proofErr w:type="spellStart"/>
+      <w:r>
+        <w:rPr>
+          <w:rFonts w:ascii="Times New Roman" w:hAnsi="Times New Roman" w:cs="Times New Roman"/>
+          <w:sz w:val="24"/>
+          <w:szCs w:val="24"/>
+        </w:rPr>
+        <w:t>while</w:t>
+      </w:r>
+      <w:proofErr w:type="spellEnd"/>
+      <w:r>
+        <w:rPr>
+          <w:rFonts w:ascii="Times New Roman" w:hAnsi="Times New Roman" w:cs="Times New Roman"/>
+          <w:sz w:val="24"/>
+          <w:szCs w:val="24"/>
+        </w:rPr>
+        <w:t xml:space="preserve"> ($</w:t>
+      </w:r>
+      <w:proofErr w:type="spellStart"/>
+      <w:r>
+        <w:rPr>
+          <w:rFonts w:ascii="Times New Roman" w:hAnsi="Times New Roman" w:cs="Times New Roman"/>
+          <w:sz w:val="24"/>
+          <w:szCs w:val="24"/>
+        </w:rPr>
+        <w:t>data</w:t>
+      </w:r>
+      <w:proofErr w:type="spellEnd"/>
+      <w:r>
+        <w:rPr>
+          <w:rFonts w:ascii="Times New Roman" w:hAnsi="Times New Roman" w:cs="Times New Roman"/>
+          <w:sz w:val="24"/>
+          <w:szCs w:val="24"/>
+        </w:rPr>
+        <w:t xml:space="preserve"> = $</w:t>
+      </w:r>
+      <w:proofErr w:type="spellStart"/>
+      <w:r>
+        <w:rPr>
+          <w:rFonts w:ascii="Times New Roman" w:hAnsi="Times New Roman" w:cs="Times New Roman"/>
+          <w:sz w:val="24"/>
+          <w:szCs w:val="24"/>
+        </w:rPr>
+        <w:t>stmt</w:t>
+      </w:r>
+      <w:proofErr w:type="spellEnd"/>
+      <w:r>
+        <w:rPr>
+          <w:rFonts w:ascii="Times New Roman" w:hAnsi="Times New Roman" w:cs="Times New Roman"/>
+          <w:sz w:val="24"/>
+          <w:szCs w:val="24"/>
+        </w:rPr>
+        <w:t>-&gt;</w:t>
+      </w:r>
+      <w:proofErr w:type="spellStart"/>
+      <w:r>
+        <w:rPr>
+          <w:rFonts w:ascii="Times New Roman" w:hAnsi="Times New Roman" w:cs="Times New Roman"/>
+          <w:sz w:val="24"/>
+          <w:szCs w:val="24"/>
+        </w:rPr>
+        <w:t>fetch</w:t>
+      </w:r>
+      <w:proofErr w:type="spellEnd"/>
+      <w:r>
+        <w:rPr>
+          <w:rFonts w:ascii="Times New Roman" w:hAnsi="Times New Roman" w:cs="Times New Roman"/>
+          <w:sz w:val="24"/>
+          <w:szCs w:val="24"/>
+        </w:rPr>
+        <w:t xml:space="preserve">(...)) ciklust, valamint a </w:t>
+      </w:r>
+      <w:proofErr w:type="spellStart"/>
+      <w:r>
+        <w:rPr>
+          <w:rFonts w:ascii="Times New Roman" w:hAnsi="Times New Roman" w:cs="Times New Roman"/>
+          <w:sz w:val="24"/>
+          <w:szCs w:val="24"/>
+        </w:rPr>
+        <w:t>Bootstrap</w:t>
+      </w:r>
+      <w:proofErr w:type="spellEnd"/>
+      <w:r>
+        <w:rPr>
+          <w:rFonts w:ascii="Times New Roman" w:hAnsi="Times New Roman" w:cs="Times New Roman"/>
+          <w:sz w:val="24"/>
+          <w:szCs w:val="24"/>
+        </w:rPr>
+        <w:t xml:space="preserve">-alapú megjelenést is, mivel ez jól illeszkedett a feladatban megadott mintához. A </w:t>
+      </w:r>
+      <w:proofErr w:type="spellStart"/>
+      <w:r>
+        <w:rPr>
+          <w:rFonts w:ascii="Times New Roman" w:hAnsi="Times New Roman" w:cs="Times New Roman"/>
+          <w:sz w:val="24"/>
+          <w:szCs w:val="24"/>
+        </w:rPr>
+        <w:t>users</w:t>
+      </w:r>
+      <w:proofErr w:type="spellEnd"/>
+      <w:r>
+        <w:rPr>
+          <w:rFonts w:ascii="Times New Roman" w:hAnsi="Times New Roman" w:cs="Times New Roman"/>
+          <w:sz w:val="24"/>
+          <w:szCs w:val="24"/>
+        </w:rPr>
+        <w:t xml:space="preserve"> helyett itt is a </w:t>
+      </w:r>
+      <w:proofErr w:type="spellStart"/>
+      <w:r>
+        <w:rPr>
+          <w:rFonts w:ascii="Times New Roman" w:hAnsi="Times New Roman" w:cs="Times New Roman"/>
+          <w:sz w:val="24"/>
+          <w:szCs w:val="24"/>
+        </w:rPr>
+        <w:t>pilota</w:t>
+      </w:r>
+      <w:proofErr w:type="spellEnd"/>
+      <w:r>
+        <w:rPr>
+          <w:rFonts w:ascii="Times New Roman" w:hAnsi="Times New Roman" w:cs="Times New Roman"/>
+          <w:sz w:val="24"/>
+          <w:szCs w:val="24"/>
+        </w:rPr>
+        <w:t xml:space="preserve"> tábla rekordjait kérdeztük le, és az oszlopokat a következő mezőkhöz igazítottuk:</w:t>
       </w:r>
     </w:p>
     <w:p>
@@ -4498,6 +7715,7 @@
           <w:szCs w:val="24"/>
         </w:rPr>
       </w:pPr>
+      <w:proofErr w:type="spellStart"/>
       <w:r>
         <w:rPr>
           <w:rFonts w:ascii="Times New Roman" w:hAnsi="Times New Roman" w:cs="Times New Roman"/>
@@ -4505,7 +7723,16 @@
           <w:szCs w:val="24"/>
         </w:rPr>
         <w:lastRenderedPageBreak/>
-        <w:t xml:space="preserve">nev </w:t>
+        <w:t>nev</w:t>
+      </w:r>
+      <w:proofErr w:type="spellEnd"/>
+      <w:r>
+        <w:rPr>
+          <w:rFonts w:ascii="Times New Roman" w:hAnsi="Times New Roman" w:cs="Times New Roman"/>
+          <w:sz w:val="24"/>
+          <w:szCs w:val="24"/>
+        </w:rPr>
+        <w:t xml:space="preserve"> </w:t>
       </w:r>
     </w:p>
     <w:p>
@@ -4545,13 +7772,23 @@
           <w:szCs w:val="24"/>
         </w:rPr>
       </w:pPr>
-      <w:r>
-        <w:rPr>
-          <w:rFonts w:ascii="Times New Roman" w:hAnsi="Times New Roman" w:cs="Times New Roman"/>
-          <w:sz w:val="24"/>
-          <w:szCs w:val="24"/>
-        </w:rPr>
-        <w:t xml:space="preserve">szuldat </w:t>
+      <w:proofErr w:type="spellStart"/>
+      <w:r>
+        <w:rPr>
+          <w:rFonts w:ascii="Times New Roman" w:hAnsi="Times New Roman" w:cs="Times New Roman"/>
+          <w:sz w:val="24"/>
+          <w:szCs w:val="24"/>
+        </w:rPr>
+        <w:t>szuldat</w:t>
+      </w:r>
+      <w:proofErr w:type="spellEnd"/>
+      <w:r>
+        <w:rPr>
+          <w:rFonts w:ascii="Times New Roman" w:hAnsi="Times New Roman" w:cs="Times New Roman"/>
+          <w:sz w:val="24"/>
+          <w:szCs w:val="24"/>
+        </w:rPr>
+        <w:t xml:space="preserve"> </w:t>
       </w:r>
     </w:p>
     <w:p>
@@ -4648,7 +7885,25 @@
           <w:sz w:val="24"/>
           <w:szCs w:val="24"/>
         </w:rPr>
-        <w:t xml:space="preserve"> gombot. A hivatkozások már nem közvetlenül fájlnevekre mutattak, hanem a front-controller logikájához igazodva GET paraméterekkel működtek, például:</w:t>
+        <w:t xml:space="preserve"> gombot. A hivatkozások már nem közvetlenül fájlnevekre mutattak, hanem a front-</w:t>
+      </w:r>
+      <w:proofErr w:type="spellStart"/>
+      <w:r>
+        <w:rPr>
+          <w:rFonts w:ascii="Times New Roman" w:hAnsi="Times New Roman" w:cs="Times New Roman"/>
+          <w:sz w:val="24"/>
+          <w:szCs w:val="24"/>
+        </w:rPr>
+        <w:t>controller</w:t>
+      </w:r>
+      <w:proofErr w:type="spellEnd"/>
+      <w:r>
+        <w:rPr>
+          <w:rFonts w:ascii="Times New Roman" w:hAnsi="Times New Roman" w:cs="Times New Roman"/>
+          <w:sz w:val="24"/>
+          <w:szCs w:val="24"/>
+        </w:rPr>
+        <w:t xml:space="preserve"> logikájához igazodva GET paraméterekkel működtek, például:</w:t>
       </w:r>
     </w:p>
     <w:p>
@@ -4665,13 +7920,59 @@
           <w:szCs w:val="24"/>
         </w:rPr>
       </w:pPr>
-      <w:r>
-        <w:rPr>
-          <w:rFonts w:ascii="Times New Roman" w:hAnsi="Times New Roman" w:cs="Times New Roman"/>
-          <w:sz w:val="24"/>
-          <w:szCs w:val="24"/>
-        </w:rPr>
-        <w:t xml:space="preserve">index.php?oldal=tablazat&amp;action=create </w:t>
+      <w:proofErr w:type="spellStart"/>
+      <w:r>
+        <w:rPr>
+          <w:rFonts w:ascii="Times New Roman" w:hAnsi="Times New Roman" w:cs="Times New Roman"/>
+          <w:sz w:val="24"/>
+          <w:szCs w:val="24"/>
+        </w:rPr>
+        <w:t>index.php?oldal</w:t>
+      </w:r>
+      <w:proofErr w:type="spellEnd"/>
+      <w:r>
+        <w:rPr>
+          <w:rFonts w:ascii="Times New Roman" w:hAnsi="Times New Roman" w:cs="Times New Roman"/>
+          <w:sz w:val="24"/>
+          <w:szCs w:val="24"/>
+        </w:rPr>
+        <w:t>=</w:t>
+      </w:r>
+      <w:proofErr w:type="spellStart"/>
+      <w:r>
+        <w:rPr>
+          <w:rFonts w:ascii="Times New Roman" w:hAnsi="Times New Roman" w:cs="Times New Roman"/>
+          <w:sz w:val="24"/>
+          <w:szCs w:val="24"/>
+        </w:rPr>
+        <w:t>tablazat&amp;action</w:t>
+      </w:r>
+      <w:proofErr w:type="spellEnd"/>
+      <w:r>
+        <w:rPr>
+          <w:rFonts w:ascii="Times New Roman" w:hAnsi="Times New Roman" w:cs="Times New Roman"/>
+          <w:sz w:val="24"/>
+          <w:szCs w:val="24"/>
+        </w:rPr>
+        <w:t>=</w:t>
+      </w:r>
+      <w:proofErr w:type="spellStart"/>
+      <w:r>
+        <w:rPr>
+          <w:rFonts w:ascii="Times New Roman" w:hAnsi="Times New Roman" w:cs="Times New Roman"/>
+          <w:sz w:val="24"/>
+          <w:szCs w:val="24"/>
+        </w:rPr>
+        <w:t>create</w:t>
+      </w:r>
+      <w:proofErr w:type="spellEnd"/>
+      <w:r>
+        <w:rPr>
+          <w:rFonts w:ascii="Times New Roman" w:hAnsi="Times New Roman" w:cs="Times New Roman"/>
+          <w:sz w:val="24"/>
+          <w:szCs w:val="24"/>
+        </w:rPr>
+        <w:t xml:space="preserve"> </w:t>
       </w:r>
     </w:p>
     <w:p>
@@ -4688,13 +7989,59 @@
           <w:szCs w:val="24"/>
         </w:rPr>
       </w:pPr>
-      <w:r>
-        <w:rPr>
-          <w:rFonts w:ascii="Times New Roman" w:hAnsi="Times New Roman" w:cs="Times New Roman"/>
-          <w:sz w:val="24"/>
-          <w:szCs w:val="24"/>
-        </w:rPr>
-        <w:t xml:space="preserve">index.php?oldal=tablazat&amp;action=edit&amp;id=... </w:t>
+      <w:proofErr w:type="spellStart"/>
+      <w:r>
+        <w:rPr>
+          <w:rFonts w:ascii="Times New Roman" w:hAnsi="Times New Roman" w:cs="Times New Roman"/>
+          <w:sz w:val="24"/>
+          <w:szCs w:val="24"/>
+        </w:rPr>
+        <w:t>index.php?oldal</w:t>
+      </w:r>
+      <w:proofErr w:type="spellEnd"/>
+      <w:r>
+        <w:rPr>
+          <w:rFonts w:ascii="Times New Roman" w:hAnsi="Times New Roman" w:cs="Times New Roman"/>
+          <w:sz w:val="24"/>
+          <w:szCs w:val="24"/>
+        </w:rPr>
+        <w:t>=</w:t>
+      </w:r>
+      <w:proofErr w:type="spellStart"/>
+      <w:r>
+        <w:rPr>
+          <w:rFonts w:ascii="Times New Roman" w:hAnsi="Times New Roman" w:cs="Times New Roman"/>
+          <w:sz w:val="24"/>
+          <w:szCs w:val="24"/>
+        </w:rPr>
+        <w:t>tablazat&amp;action</w:t>
+      </w:r>
+      <w:proofErr w:type="spellEnd"/>
+      <w:r>
+        <w:rPr>
+          <w:rFonts w:ascii="Times New Roman" w:hAnsi="Times New Roman" w:cs="Times New Roman"/>
+          <w:sz w:val="24"/>
+          <w:szCs w:val="24"/>
+        </w:rPr>
+        <w:t>=</w:t>
+      </w:r>
+      <w:proofErr w:type="spellStart"/>
+      <w:r>
+        <w:rPr>
+          <w:rFonts w:ascii="Times New Roman" w:hAnsi="Times New Roman" w:cs="Times New Roman"/>
+          <w:sz w:val="24"/>
+          <w:szCs w:val="24"/>
+        </w:rPr>
+        <w:t>edit&amp;id</w:t>
+      </w:r>
+      <w:proofErr w:type="spellEnd"/>
+      <w:r>
+        <w:rPr>
+          <w:rFonts w:ascii="Times New Roman" w:hAnsi="Times New Roman" w:cs="Times New Roman"/>
+          <w:sz w:val="24"/>
+          <w:szCs w:val="24"/>
+        </w:rPr>
+        <w:t xml:space="preserve">=... </w:t>
       </w:r>
     </w:p>
     <w:p>
@@ -4711,13 +8058,59 @@
           <w:szCs w:val="24"/>
         </w:rPr>
       </w:pPr>
-      <w:r>
-        <w:rPr>
-          <w:rFonts w:ascii="Times New Roman" w:hAnsi="Times New Roman" w:cs="Times New Roman"/>
-          <w:sz w:val="24"/>
-          <w:szCs w:val="24"/>
-        </w:rPr>
-        <w:t xml:space="preserve">index.php?oldal=tablazat&amp;action=delete&amp;id=... </w:t>
+      <w:proofErr w:type="spellStart"/>
+      <w:r>
+        <w:rPr>
+          <w:rFonts w:ascii="Times New Roman" w:hAnsi="Times New Roman" w:cs="Times New Roman"/>
+          <w:sz w:val="24"/>
+          <w:szCs w:val="24"/>
+        </w:rPr>
+        <w:t>index.php?oldal</w:t>
+      </w:r>
+      <w:proofErr w:type="spellEnd"/>
+      <w:r>
+        <w:rPr>
+          <w:rFonts w:ascii="Times New Roman" w:hAnsi="Times New Roman" w:cs="Times New Roman"/>
+          <w:sz w:val="24"/>
+          <w:szCs w:val="24"/>
+        </w:rPr>
+        <w:t>=</w:t>
+      </w:r>
+      <w:proofErr w:type="spellStart"/>
+      <w:r>
+        <w:rPr>
+          <w:rFonts w:ascii="Times New Roman" w:hAnsi="Times New Roman" w:cs="Times New Roman"/>
+          <w:sz w:val="24"/>
+          <w:szCs w:val="24"/>
+        </w:rPr>
+        <w:t>tablazat&amp;action</w:t>
+      </w:r>
+      <w:proofErr w:type="spellEnd"/>
+      <w:r>
+        <w:rPr>
+          <w:rFonts w:ascii="Times New Roman" w:hAnsi="Times New Roman" w:cs="Times New Roman"/>
+          <w:sz w:val="24"/>
+          <w:szCs w:val="24"/>
+        </w:rPr>
+        <w:t>=</w:t>
+      </w:r>
+      <w:proofErr w:type="spellStart"/>
+      <w:r>
+        <w:rPr>
+          <w:rFonts w:ascii="Times New Roman" w:hAnsi="Times New Roman" w:cs="Times New Roman"/>
+          <w:sz w:val="24"/>
+          <w:szCs w:val="24"/>
+        </w:rPr>
+        <w:t>delete&amp;id</w:t>
+      </w:r>
+      <w:proofErr w:type="spellEnd"/>
+      <w:r>
+        <w:rPr>
+          <w:rFonts w:ascii="Times New Roman" w:hAnsi="Times New Roman" w:cs="Times New Roman"/>
+          <w:sz w:val="24"/>
+          <w:szCs w:val="24"/>
+        </w:rPr>
+        <w:t xml:space="preserve">=... </w:t>
       </w:r>
     </w:p>
     <w:p>
@@ -4737,7 +8130,25 @@
           <w:sz w:val="24"/>
           <w:szCs w:val="24"/>
         </w:rPr>
-        <w:t xml:space="preserve">Ez azért volt szükséges, mert a projektünk minden oldalt az index.php központi belépési ponton keresztül kezel. </w:t>
+        <w:t xml:space="preserve">Ez azért volt szükséges, mert a projektünk minden oldalt az </w:t>
+      </w:r>
+      <w:proofErr w:type="spellStart"/>
+      <w:r>
+        <w:rPr>
+          <w:rFonts w:ascii="Times New Roman" w:hAnsi="Times New Roman" w:cs="Times New Roman"/>
+          <w:sz w:val="24"/>
+          <w:szCs w:val="24"/>
+        </w:rPr>
+        <w:t>index.php</w:t>
+      </w:r>
+      <w:proofErr w:type="spellEnd"/>
+      <w:r>
+        <w:rPr>
+          <w:rFonts w:ascii="Times New Roman" w:hAnsi="Times New Roman" w:cs="Times New Roman"/>
+          <w:sz w:val="24"/>
+          <w:szCs w:val="24"/>
+        </w:rPr>
+        <w:t xml:space="preserve"> központi belépési ponton keresztül kezel. </w:t>
       </w:r>
     </w:p>
     <w:p>
@@ -4757,7 +8168,61 @@
           <w:sz w:val="24"/>
           <w:szCs w:val="24"/>
         </w:rPr>
-        <w:t xml:space="preserve">A CRUD rendszer működéséhez a tablazat.tpl.php tetején bevezettük az action alapú vezérlést. Ennek segítségével a rendszer a GET paraméter alapján eldönti, hogy a listaoldalt, a létrehozó űrlapot, a módosító űrlapot vagy a törlési műveletet hajtsa végre. Ez a megoldás tette teljessé az útvonalkezelést, és biztosította, hogy a CRUD menü egyetlen menüponton belül, mégis jól elkülönített funkciókkal működjön. </w:t>
+        <w:t xml:space="preserve">A CRUD rendszer működéséhez a </w:t>
+      </w:r>
+      <w:proofErr w:type="spellStart"/>
+      <w:r>
+        <w:rPr>
+          <w:rFonts w:ascii="Times New Roman" w:hAnsi="Times New Roman" w:cs="Times New Roman"/>
+          <w:sz w:val="24"/>
+          <w:szCs w:val="24"/>
+        </w:rPr>
+        <w:t>tablazat.tpl.php</w:t>
+      </w:r>
+      <w:proofErr w:type="spellEnd"/>
+      <w:r>
+        <w:rPr>
+          <w:rFonts w:ascii="Times New Roman" w:hAnsi="Times New Roman" w:cs="Times New Roman"/>
+          <w:sz w:val="24"/>
+          <w:szCs w:val="24"/>
+        </w:rPr>
+        <w:t xml:space="preserve"> tetején bevezettük az </w:t>
+      </w:r>
+      <w:proofErr w:type="spellStart"/>
+      <w:r>
+        <w:rPr>
+          <w:rFonts w:ascii="Times New Roman" w:hAnsi="Times New Roman" w:cs="Times New Roman"/>
+          <w:sz w:val="24"/>
+          <w:szCs w:val="24"/>
+        </w:rPr>
+        <w:t>action</w:t>
+      </w:r>
+      <w:proofErr w:type="spellEnd"/>
+      <w:r>
+        <w:rPr>
+          <w:rFonts w:ascii="Times New Roman" w:hAnsi="Times New Roman" w:cs="Times New Roman"/>
+          <w:sz w:val="24"/>
+          <w:szCs w:val="24"/>
+        </w:rPr>
+        <w:t xml:space="preserve"> alapú vezérlést. Ennek segítségével a rendszer a GET paraméter alapján eldönti, hogy a listaoldalt, a létrehozó űrlapot, a módosító űrlapot vagy a törlési műveletet hajtsa végre. Ez a megoldás tette teljessé az útvonalkezelést, és biztosította, hogy a CRUD menü egyetlen menüponton belül, mégis jól elkülönített funkciókkal </w:t>
+      </w:r>
+      <w:proofErr w:type="spellStart"/>
+      <w:r>
+        <w:rPr>
+          <w:rFonts w:ascii="Times New Roman" w:hAnsi="Times New Roman" w:cs="Times New Roman"/>
+          <w:sz w:val="24"/>
+          <w:szCs w:val="24"/>
+        </w:rPr>
+        <w:t>működjön</w:t>
+      </w:r>
+      <w:proofErr w:type="spellEnd"/>
+      <w:r>
+        <w:rPr>
+          <w:rFonts w:ascii="Times New Roman" w:hAnsi="Times New Roman" w:cs="Times New Roman"/>
+          <w:sz w:val="24"/>
+          <w:szCs w:val="24"/>
+        </w:rPr>
+        <w:t xml:space="preserve">. </w:t>
       </w:r>
     </w:p>
     <w:p>
@@ -4777,7 +8242,161 @@
           <w:sz w:val="24"/>
           <w:szCs w:val="24"/>
         </w:rPr>
-        <w:t xml:space="preserve">A fejlesztés során több hibával is találkoztunk. Az egyik legfontosabb probléma az volt, hogy a logikai fájlokban kezdetben rossz útvonalakat használtunk az includes/db_connect.php eléréséhez, mivel a mintában szereplő relatív útvonalak nem illeszkedtek a saját projektünk felépítéséhez. Ezt az útvonalak javításával oldottuk meg. Egy másik fontos hibát a header("Location: ...") sorok okoztak. Ezek a PHP átirányítások a mi projektünkben már a HTML kimenet megkezdése után futottak le, ezért Cannot modify header information hibát eredményeztek. </w:t>
+        <w:t xml:space="preserve">A fejlesztés során több hibával is találkoztunk. Az egyik legfontosabb probléma az volt, hogy a logikai fájlokban kezdetben rossz útvonalakat használtunk az </w:t>
+      </w:r>
+      <w:proofErr w:type="spellStart"/>
+      <w:r>
+        <w:rPr>
+          <w:rFonts w:ascii="Times New Roman" w:hAnsi="Times New Roman" w:cs="Times New Roman"/>
+          <w:sz w:val="24"/>
+          <w:szCs w:val="24"/>
+        </w:rPr>
+        <w:t>includes</w:t>
+      </w:r>
+      <w:proofErr w:type="spellEnd"/>
+      <w:r>
+        <w:rPr>
+          <w:rFonts w:ascii="Times New Roman" w:hAnsi="Times New Roman" w:cs="Times New Roman"/>
+          <w:sz w:val="24"/>
+          <w:szCs w:val="24"/>
+        </w:rPr>
+        <w:t>/</w:t>
+      </w:r>
+      <w:proofErr w:type="spellStart"/>
+      <w:r>
+        <w:rPr>
+          <w:rFonts w:ascii="Times New Roman" w:hAnsi="Times New Roman" w:cs="Times New Roman"/>
+          <w:sz w:val="24"/>
+          <w:szCs w:val="24"/>
+        </w:rPr>
+        <w:t>db_connect.php</w:t>
+      </w:r>
+      <w:proofErr w:type="spellEnd"/>
+      <w:r>
+        <w:rPr>
+          <w:rFonts w:ascii="Times New Roman" w:hAnsi="Times New Roman" w:cs="Times New Roman"/>
+          <w:sz w:val="24"/>
+          <w:szCs w:val="24"/>
+        </w:rPr>
+        <w:t xml:space="preserve"> eléréséhez, mivel a mintában szereplő relatív útvonalak nem illeszkedtek a saját projektünk felépítéséhez. Ezt az útvonalak javításával oldottuk meg. Egy másik fontos hibát a </w:t>
+      </w:r>
+      <w:proofErr w:type="spellStart"/>
+      <w:proofErr w:type="gramStart"/>
+      <w:r>
+        <w:rPr>
+          <w:rFonts w:ascii="Times New Roman" w:hAnsi="Times New Roman" w:cs="Times New Roman"/>
+          <w:sz w:val="24"/>
+          <w:szCs w:val="24"/>
+        </w:rPr>
+        <w:t>header</w:t>
+      </w:r>
+      <w:proofErr w:type="spellEnd"/>
+      <w:r>
+        <w:rPr>
+          <w:rFonts w:ascii="Times New Roman" w:hAnsi="Times New Roman" w:cs="Times New Roman"/>
+          <w:sz w:val="24"/>
+          <w:szCs w:val="24"/>
+        </w:rPr>
+        <w:t>(</w:t>
+      </w:r>
+      <w:proofErr w:type="gramEnd"/>
+      <w:r>
+        <w:rPr>
+          <w:rFonts w:ascii="Times New Roman" w:hAnsi="Times New Roman" w:cs="Times New Roman"/>
+          <w:sz w:val="24"/>
+          <w:szCs w:val="24"/>
+        </w:rPr>
+        <w:t>"</w:t>
+      </w:r>
+      <w:proofErr w:type="spellStart"/>
+      <w:r>
+        <w:rPr>
+          <w:rFonts w:ascii="Times New Roman" w:hAnsi="Times New Roman" w:cs="Times New Roman"/>
+          <w:sz w:val="24"/>
+          <w:szCs w:val="24"/>
+        </w:rPr>
+        <w:t>Location</w:t>
+      </w:r>
+      <w:proofErr w:type="spellEnd"/>
+      <w:r>
+        <w:rPr>
+          <w:rFonts w:ascii="Times New Roman" w:hAnsi="Times New Roman" w:cs="Times New Roman"/>
+          <w:sz w:val="24"/>
+          <w:szCs w:val="24"/>
+        </w:rPr>
+        <w:t xml:space="preserve">: ...") sorok okoztak. Ezek a PHP átirányítások a mi projektünkben már a HTML kimenet megkezdése után futottak le, ezért </w:t>
+      </w:r>
+      <w:proofErr w:type="spellStart"/>
+      <w:r>
+        <w:rPr>
+          <w:rFonts w:ascii="Times New Roman" w:hAnsi="Times New Roman" w:cs="Times New Roman"/>
+          <w:sz w:val="24"/>
+          <w:szCs w:val="24"/>
+        </w:rPr>
+        <w:t>Cannot</w:t>
+      </w:r>
+      <w:proofErr w:type="spellEnd"/>
+      <w:r>
+        <w:rPr>
+          <w:rFonts w:ascii="Times New Roman" w:hAnsi="Times New Roman" w:cs="Times New Roman"/>
+          <w:sz w:val="24"/>
+          <w:szCs w:val="24"/>
+        </w:rPr>
+        <w:t xml:space="preserve"> </w:t>
+      </w:r>
+      <w:proofErr w:type="spellStart"/>
+      <w:r>
+        <w:rPr>
+          <w:rFonts w:ascii="Times New Roman" w:hAnsi="Times New Roman" w:cs="Times New Roman"/>
+          <w:sz w:val="24"/>
+          <w:szCs w:val="24"/>
+        </w:rPr>
+        <w:t>modify</w:t>
+      </w:r>
+      <w:proofErr w:type="spellEnd"/>
+      <w:r>
+        <w:rPr>
+          <w:rFonts w:ascii="Times New Roman" w:hAnsi="Times New Roman" w:cs="Times New Roman"/>
+          <w:sz w:val="24"/>
+          <w:szCs w:val="24"/>
+        </w:rPr>
+        <w:t xml:space="preserve"> </w:t>
+      </w:r>
+      <w:proofErr w:type="spellStart"/>
+      <w:r>
+        <w:rPr>
+          <w:rFonts w:ascii="Times New Roman" w:hAnsi="Times New Roman" w:cs="Times New Roman"/>
+          <w:sz w:val="24"/>
+          <w:szCs w:val="24"/>
+        </w:rPr>
+        <w:t>header</w:t>
+      </w:r>
+      <w:proofErr w:type="spellEnd"/>
+      <w:r>
+        <w:rPr>
+          <w:rFonts w:ascii="Times New Roman" w:hAnsi="Times New Roman" w:cs="Times New Roman"/>
+          <w:sz w:val="24"/>
+          <w:szCs w:val="24"/>
+        </w:rPr>
+        <w:t xml:space="preserve"> </w:t>
+      </w:r>
+      <w:proofErr w:type="spellStart"/>
+      <w:r>
+        <w:rPr>
+          <w:rFonts w:ascii="Times New Roman" w:hAnsi="Times New Roman" w:cs="Times New Roman"/>
+          <w:sz w:val="24"/>
+          <w:szCs w:val="24"/>
+        </w:rPr>
+        <w:t>information</w:t>
+      </w:r>
+      <w:proofErr w:type="spellEnd"/>
+      <w:r>
+        <w:rPr>
+          <w:rFonts w:ascii="Times New Roman" w:hAnsi="Times New Roman" w:cs="Times New Roman"/>
+          <w:sz w:val="24"/>
+          <w:szCs w:val="24"/>
+        </w:rPr>
+        <w:t xml:space="preserve"> hibát eredményeztek. </w:t>
       </w:r>
     </w:p>
     <w:p>
@@ -4797,26 +8416,72 @@
           <w:sz w:val="24"/>
           <w:szCs w:val="24"/>
         </w:rPr>
-        <w:t>A probléma megoldására a szerveroldali átirányítást JavaScriptes átirányításra cseréltük:</w:t>
-      </w:r>
-    </w:p>
-    <w:p>
-      <w:pPr>
-        <w:spacing w:line="360" w:lineRule="auto"/>
-        <w:jc w:val="both"/>
-        <w:rPr>
-          <w:rFonts w:ascii="Times New Roman" w:hAnsi="Times New Roman" w:cs="Times New Roman"/>
-          <w:sz w:val="24"/>
-          <w:szCs w:val="24"/>
-        </w:rPr>
-      </w:pPr>
-      <w:r>
-        <w:rPr>
-          <w:rFonts w:ascii="Times New Roman" w:hAnsi="Times New Roman" w:cs="Times New Roman"/>
-          <w:sz w:val="24"/>
-          <w:szCs w:val="24"/>
-        </w:rPr>
-        <w:t>echo "&lt;script&gt;window.location.href='index.php?oldal=tablazat';&lt;/script&gt;";</w:t>
+        <w:t xml:space="preserve">A probléma megoldására a szerveroldali átirányítást </w:t>
+      </w:r>
+      <w:proofErr w:type="spellStart"/>
+      <w:r>
+        <w:rPr>
+          <w:rFonts w:ascii="Times New Roman" w:hAnsi="Times New Roman" w:cs="Times New Roman"/>
+          <w:sz w:val="24"/>
+          <w:szCs w:val="24"/>
+        </w:rPr>
+        <w:t>JavaScriptes</w:t>
+      </w:r>
+      <w:proofErr w:type="spellEnd"/>
+      <w:r>
+        <w:rPr>
+          <w:rFonts w:ascii="Times New Roman" w:hAnsi="Times New Roman" w:cs="Times New Roman"/>
+          <w:sz w:val="24"/>
+          <w:szCs w:val="24"/>
+        </w:rPr>
+        <w:t xml:space="preserve"> átirányításra cseréltük:</w:t>
+      </w:r>
+    </w:p>
+    <w:p>
+      <w:pPr>
+        <w:spacing w:line="360" w:lineRule="auto"/>
+        <w:jc w:val="both"/>
+        <w:rPr>
+          <w:rFonts w:ascii="Times New Roman" w:hAnsi="Times New Roman" w:cs="Times New Roman"/>
+          <w:sz w:val="24"/>
+          <w:szCs w:val="24"/>
+        </w:rPr>
+      </w:pPr>
+      <w:proofErr w:type="spellStart"/>
+      <w:r>
+        <w:rPr>
+          <w:rFonts w:ascii="Times New Roman" w:hAnsi="Times New Roman" w:cs="Times New Roman"/>
+          <w:sz w:val="24"/>
+          <w:szCs w:val="24"/>
+        </w:rPr>
+        <w:t>echo</w:t>
+      </w:r>
+      <w:proofErr w:type="spellEnd"/>
+      <w:r>
+        <w:rPr>
+          <w:rFonts w:ascii="Times New Roman" w:hAnsi="Times New Roman" w:cs="Times New Roman"/>
+          <w:sz w:val="24"/>
+          <w:szCs w:val="24"/>
+        </w:rPr>
+        <w:t xml:space="preserve"> "&lt;script&gt;</w:t>
+      </w:r>
+      <w:proofErr w:type="gramStart"/>
+      <w:r>
+        <w:rPr>
+          <w:rFonts w:ascii="Times New Roman" w:hAnsi="Times New Roman" w:cs="Times New Roman"/>
+          <w:sz w:val="24"/>
+          <w:szCs w:val="24"/>
+        </w:rPr>
+        <w:t>window.location</w:t>
+      </w:r>
+      <w:proofErr w:type="gramEnd"/>
+      <w:r>
+        <w:rPr>
+          <w:rFonts w:ascii="Times New Roman" w:hAnsi="Times New Roman" w:cs="Times New Roman"/>
+          <w:sz w:val="24"/>
+          <w:szCs w:val="24"/>
+        </w:rPr>
+        <w:t>.href='index.php?oldal=tablazat';&lt;/script&gt;";</w:t>
       </w:r>
       <w:r>
         <w:rPr>
@@ -4825,7 +8490,24 @@
           <w:szCs w:val="24"/>
         </w:rPr>
         <w:br/>
-        <w:t>exit;</w:t>
+      </w:r>
+      <w:proofErr w:type="spellStart"/>
+      <w:r>
+        <w:rPr>
+          <w:rFonts w:ascii="Times New Roman" w:hAnsi="Times New Roman" w:cs="Times New Roman"/>
+          <w:sz w:val="24"/>
+          <w:szCs w:val="24"/>
+        </w:rPr>
+        <w:t>exit</w:t>
+      </w:r>
+      <w:proofErr w:type="spellEnd"/>
+      <w:r>
+        <w:rPr>
+          <w:rFonts w:ascii="Times New Roman" w:hAnsi="Times New Roman" w:cs="Times New Roman"/>
+          <w:sz w:val="24"/>
+          <w:szCs w:val="24"/>
+        </w:rPr>
+        <w:t>;</w:t>
       </w:r>
     </w:p>
     <w:p>
@@ -4858,6 +8540,9 @@
         </w:rPr>
       </w:pPr>
       <w:r>
+        <w:rPr>
+          <w:noProof/>
+        </w:rPr>
         <w:lastRenderedPageBreak/>
         <w:drawing>
           <wp:inline distT="0" distB="0" distL="0" distR="0" wp14:anchorId="54AD547B" wp14:editId="67ACC93F">
@@ -4875,7 +8560,7 @@
                     <pic:cNvPicPr/>
                   </pic:nvPicPr>
                   <pic:blipFill>
-                    <a:blip r:embed="rId19"/>
+                    <a:blip r:embed="rId20"/>
                     <a:stretch>
                       <a:fillRect/>
                     </a:stretch>
@@ -4913,7 +8598,25 @@
           <w:sz w:val="24"/>
           <w:szCs w:val="24"/>
         </w:rPr>
-        <w:t xml:space="preserve">A CRUD űrlapok használhatóságát a fejlesztés végén tovább javítottuk. A nem mező eredetileg szabad szövegmező volt, azonban ez nem volt ideális, mert a felhasználó tetszőleges értéket írhatott be. Ezt ezért legördülő listára cseréltük, ahol csak az F és N értékek választhatók. Ugyanezt a módosítást az edit űrlapon is elvégeztük, ahol az aktuális érték automatikusan kiválasztva jelenik meg. Ezzel csökkentettük a hibás adatbevitel lehetőségét. </w:t>
+        <w:t xml:space="preserve">A CRUD űrlapok használhatóságát a fejlesztés végén tovább javítottuk. A nem mező eredetileg szabad szövegmező volt, azonban ez nem volt ideális, mert a felhasználó tetszőleges értéket írhatott be. Ezt ezért legördülő listára cseréltük, ahol csak az F és N értékek választhatók. Ugyanezt a módosítást az </w:t>
+      </w:r>
+      <w:proofErr w:type="spellStart"/>
+      <w:r>
+        <w:rPr>
+          <w:rFonts w:ascii="Times New Roman" w:hAnsi="Times New Roman" w:cs="Times New Roman"/>
+          <w:sz w:val="24"/>
+          <w:szCs w:val="24"/>
+        </w:rPr>
+        <w:t>edit</w:t>
+      </w:r>
+      <w:proofErr w:type="spellEnd"/>
+      <w:r>
+        <w:rPr>
+          <w:rFonts w:ascii="Times New Roman" w:hAnsi="Times New Roman" w:cs="Times New Roman"/>
+          <w:sz w:val="24"/>
+          <w:szCs w:val="24"/>
+        </w:rPr>
+        <w:t xml:space="preserve"> űrlapon is elvégeztük, ahol az aktuális érték automatikusan kiválasztva jelenik meg. Ezzel csökkentettük a hibás adatbevitel lehetőségét. </w:t>
       </w:r>
     </w:p>
     <w:p>
@@ -4933,20 +8636,95 @@
           <w:sz w:val="24"/>
           <w:szCs w:val="24"/>
         </w:rPr>
-        <w:t xml:space="preserve">A szuldat mezőt szintén továbbfejlesztettük. A kezdeti szabad szövegmező helyett type="date" típusú mezőt alkalmaztunk, így a dátumok egységes formátumban adhatók meg. Mivel a böngésző alapértelmezett megjelenítése nem írta ki egyértelműen a mező nevét, a végleges megoldásban külön label elemeket helyeztünk el a mezők fölé. Ez nemcsak a dátum mezőnél, hanem végül az összes beviteli mezőnél egységesebb, átláthatóbb megjelenést eredményezett. </w:t>
-      </w:r>
-    </w:p>
-    <w:p>
-      <w:pPr>
-        <w:spacing w:line="360" w:lineRule="auto"/>
-        <w:jc w:val="both"/>
-        <w:rPr>
-          <w:rFonts w:ascii="Times New Roman" w:hAnsi="Times New Roman" w:cs="Times New Roman"/>
-          <w:sz w:val="24"/>
-          <w:szCs w:val="24"/>
-        </w:rPr>
-      </w:pPr>
-      <w:r>
+        <w:t xml:space="preserve">A </w:t>
+      </w:r>
+      <w:proofErr w:type="spellStart"/>
+      <w:r>
+        <w:rPr>
+          <w:rFonts w:ascii="Times New Roman" w:hAnsi="Times New Roman" w:cs="Times New Roman"/>
+          <w:sz w:val="24"/>
+          <w:szCs w:val="24"/>
+        </w:rPr>
+        <w:t>szuldat</w:t>
+      </w:r>
+      <w:proofErr w:type="spellEnd"/>
+      <w:r>
+        <w:rPr>
+          <w:rFonts w:ascii="Times New Roman" w:hAnsi="Times New Roman" w:cs="Times New Roman"/>
+          <w:sz w:val="24"/>
+          <w:szCs w:val="24"/>
+        </w:rPr>
+        <w:t xml:space="preserve"> mezőt szintén továbbfejlesztettük. A kezdeti szabad szövegmező helyett </w:t>
+      </w:r>
+      <w:proofErr w:type="spellStart"/>
+      <w:r>
+        <w:rPr>
+          <w:rFonts w:ascii="Times New Roman" w:hAnsi="Times New Roman" w:cs="Times New Roman"/>
+          <w:sz w:val="24"/>
+          <w:szCs w:val="24"/>
+        </w:rPr>
+        <w:t>type</w:t>
+      </w:r>
+      <w:proofErr w:type="spellEnd"/>
+      <w:r>
+        <w:rPr>
+          <w:rFonts w:ascii="Times New Roman" w:hAnsi="Times New Roman" w:cs="Times New Roman"/>
+          <w:sz w:val="24"/>
+          <w:szCs w:val="24"/>
+        </w:rPr>
+        <w:t>="</w:t>
+      </w:r>
+      <w:proofErr w:type="spellStart"/>
+      <w:r>
+        <w:rPr>
+          <w:rFonts w:ascii="Times New Roman" w:hAnsi="Times New Roman" w:cs="Times New Roman"/>
+          <w:sz w:val="24"/>
+          <w:szCs w:val="24"/>
+        </w:rPr>
+        <w:t>date</w:t>
+      </w:r>
+      <w:proofErr w:type="spellEnd"/>
+      <w:r>
+        <w:rPr>
+          <w:rFonts w:ascii="Times New Roman" w:hAnsi="Times New Roman" w:cs="Times New Roman"/>
+          <w:sz w:val="24"/>
+          <w:szCs w:val="24"/>
+        </w:rPr>
+        <w:t xml:space="preserve">" típusú mezőt alkalmaztunk, így a dátumok egységes formátumban adhatók meg. Mivel a böngésző alapértelmezett megjelenítése nem írta ki egyértelműen a mező nevét, a végleges megoldásban külön </w:t>
+      </w:r>
+      <w:proofErr w:type="spellStart"/>
+      <w:r>
+        <w:rPr>
+          <w:rFonts w:ascii="Times New Roman" w:hAnsi="Times New Roman" w:cs="Times New Roman"/>
+          <w:sz w:val="24"/>
+          <w:szCs w:val="24"/>
+        </w:rPr>
+        <w:t>label</w:t>
+      </w:r>
+      <w:proofErr w:type="spellEnd"/>
+      <w:r>
+        <w:rPr>
+          <w:rFonts w:ascii="Times New Roman" w:hAnsi="Times New Roman" w:cs="Times New Roman"/>
+          <w:sz w:val="24"/>
+          <w:szCs w:val="24"/>
+        </w:rPr>
+        <w:t xml:space="preserve"> elemeket helyeztünk el a mezők fölé. Ez nemcsak a dátum mezőnél, hanem végül az összes beviteli mezőnél egységesebb, átláthatóbb megjelenést eredményezett. </w:t>
+      </w:r>
+    </w:p>
+    <w:p>
+      <w:pPr>
+        <w:spacing w:line="360" w:lineRule="auto"/>
+        <w:jc w:val="both"/>
+        <w:rPr>
+          <w:rFonts w:ascii="Times New Roman" w:hAnsi="Times New Roman" w:cs="Times New Roman"/>
+          <w:sz w:val="24"/>
+          <w:szCs w:val="24"/>
+        </w:rPr>
+      </w:pPr>
+      <w:r>
+        <w:rPr>
+          <w:noProof/>
+        </w:rPr>
         <w:drawing>
           <wp:inline distT="0" distB="0" distL="0" distR="0" wp14:anchorId="08AFCC43" wp14:editId="5BE1557C">
             <wp:extent cx="5760720" cy="2590800"/>
@@ -4963,7 +8741,7 @@
                     <pic:cNvPicPr/>
                   </pic:nvPicPr>
                   <pic:blipFill>
-                    <a:blip r:embed="rId20"/>
+                    <a:blip r:embed="rId21"/>
                     <a:stretch>
                       <a:fillRect/>
                     </a:stretch>
@@ -4995,6 +8773,9 @@
         </w:rPr>
       </w:pPr>
       <w:r>
+        <w:rPr>
+          <w:noProof/>
+        </w:rPr>
         <w:lastRenderedPageBreak/>
         <w:drawing>
           <wp:inline distT="0" distB="0" distL="0" distR="0" wp14:anchorId="7632102D" wp14:editId="7D8E3902">
@@ -5012,7 +8793,7 @@
                     <pic:cNvPicPr/>
                   </pic:nvPicPr>
                   <pic:blipFill>
-                    <a:blip r:embed="rId21"/>
+                    <a:blip r:embed="rId22"/>
                     <a:stretch>
                       <a:fillRect/>
                     </a:stretch>
@@ -5055,6 +8836,1834 @@
     </w:p>
     <w:p>
       <w:pPr>
+        <w:pStyle w:val="Cmsor1"/>
+        <w:numPr>
+          <w:ilvl w:val="0"/>
+          <w:numId w:val="1"/>
+        </w:numPr>
+        <w:rPr>
+          <w:rFonts w:ascii="Times New Roman" w:hAnsi="Times New Roman" w:cs="Times New Roman"/>
+          <w:b/>
+          <w:bCs/>
+          <w:color w:val="auto"/>
+          <w:sz w:val="28"/>
+          <w:szCs w:val="28"/>
+        </w:rPr>
+      </w:pPr>
+      <w:bookmarkStart w:id="7" w:name="_Toc227922977"/>
+      <w:r>
+        <w:rPr>
+          <w:rFonts w:ascii="Times New Roman" w:hAnsi="Times New Roman" w:cs="Times New Roman"/>
+          <w:b/>
+          <w:bCs/>
+          <w:color w:val="auto"/>
+          <w:sz w:val="28"/>
+          <w:szCs w:val="28"/>
+        </w:rPr>
+        <w:t>Főoldal megvalósítása</w:t>
+      </w:r>
+      <w:bookmarkEnd w:id="7"/>
+    </w:p>
+    <w:p/>
+    <w:p>
+      <w:pPr>
+        <w:spacing w:line="360" w:lineRule="auto"/>
+        <w:ind w:firstLine="360"/>
+        <w:jc w:val="both"/>
+        <w:rPr>
+          <w:rFonts w:ascii="Times New Roman" w:hAnsi="Times New Roman" w:cs="Times New Roman"/>
+          <w:sz w:val="24"/>
+          <w:szCs w:val="24"/>
+        </w:rPr>
+      </w:pPr>
+      <w:r>
+        <w:rPr>
+          <w:rFonts w:ascii="Times New Roman" w:hAnsi="Times New Roman" w:cs="Times New Roman"/>
+          <w:sz w:val="24"/>
+          <w:szCs w:val="24"/>
+        </w:rPr>
+        <w:t xml:space="preserve">A főoldal kialakítása során fontos szempont volt, hogy az oldal látványos, jól áttekinthető és reszponzív legyen, valamint megfeleljen a feladatkiírásban szereplő tartalmi elvárásoknak. A megvalósítás során a </w:t>
+      </w:r>
+      <w:proofErr w:type="spellStart"/>
+      <w:r>
+        <w:rPr>
+          <w:rFonts w:ascii="Times New Roman" w:hAnsi="Times New Roman" w:cs="Times New Roman"/>
+          <w:sz w:val="24"/>
+          <w:szCs w:val="24"/>
+        </w:rPr>
+        <w:t>Bootstrap</w:t>
+      </w:r>
+      <w:proofErr w:type="spellEnd"/>
+      <w:r>
+        <w:rPr>
+          <w:rFonts w:ascii="Times New Roman" w:hAnsi="Times New Roman" w:cs="Times New Roman"/>
+          <w:sz w:val="24"/>
+          <w:szCs w:val="24"/>
+        </w:rPr>
+        <w:t xml:space="preserve"> keretrendszert használtuk, amely nagy segítséget nyújtott abban, hogy az oldal különböző képernyőméreteken is megfelelően jelenjen meg.</w:t>
+      </w:r>
+    </w:p>
+    <w:p>
+      <w:pPr>
+        <w:spacing w:line="360" w:lineRule="auto"/>
+        <w:ind w:firstLine="360"/>
+        <w:jc w:val="both"/>
+        <w:rPr>
+          <w:rFonts w:ascii="Times New Roman" w:hAnsi="Times New Roman" w:cs="Times New Roman"/>
+          <w:sz w:val="24"/>
+          <w:szCs w:val="24"/>
+        </w:rPr>
+      </w:pPr>
+      <w:r>
+        <w:rPr>
+          <w:rFonts w:ascii="Times New Roman" w:hAnsi="Times New Roman" w:cs="Times New Roman"/>
+          <w:sz w:val="24"/>
+          <w:szCs w:val="24"/>
+        </w:rPr>
+        <w:t>A tartalmi rész elrendezését kétoszlopos szerkezetben alakítottuk ki. Ez a megoldás nagyobb kijelzőn áttekinthető és esztétikus megjelenést biztosít, kisebb képernyőméret esetén pedig az elemek automatikusan egymás alá rendeződnek. Ennek köszönhetően a főoldal mobiltelefonon és tableten is jól használható marad.</w:t>
+      </w:r>
+    </w:p>
+    <w:p>
+      <w:pPr>
+        <w:spacing w:line="360" w:lineRule="auto"/>
+        <w:ind w:firstLine="360"/>
+        <w:jc w:val="both"/>
+        <w:rPr>
+          <w:rFonts w:ascii="Times New Roman" w:hAnsi="Times New Roman" w:cs="Times New Roman"/>
+          <w:sz w:val="24"/>
+          <w:szCs w:val="24"/>
+        </w:rPr>
+      </w:pPr>
+      <w:r>
+        <w:rPr>
+          <w:rFonts w:ascii="Times New Roman" w:hAnsi="Times New Roman" w:cs="Times New Roman"/>
+          <w:sz w:val="24"/>
+          <w:szCs w:val="24"/>
+        </w:rPr>
+        <w:t xml:space="preserve">A feladat követelményeinek megfelelően a főoldalon két különböző típusú videót is elhelyeztünk. Az egyik egy beágyazott YouTube-videó, amely külső szolgáltatótól származik, a másik pedig egy saját könyvtárból betöltött, MP4 formátumú videó, amelynek hossza nem </w:t>
+      </w:r>
+      <w:r>
+        <w:rPr>
+          <w:rFonts w:ascii="Times New Roman" w:hAnsi="Times New Roman" w:cs="Times New Roman"/>
+          <w:sz w:val="24"/>
+          <w:szCs w:val="24"/>
+        </w:rPr>
+        <w:lastRenderedPageBreak/>
+        <w:t>haladja meg az 5 másodpercet. A videók beágyazását HTML5 elemek segítségével valósítottuk meg, így ezek egyszerűen és szabványos módon kerültek be az oldalba.</w:t>
+      </w:r>
+    </w:p>
+    <w:p>
+      <w:pPr>
+        <w:spacing w:line="360" w:lineRule="auto"/>
+        <w:ind w:firstLine="360"/>
+        <w:jc w:val="both"/>
+        <w:rPr>
+          <w:rFonts w:ascii="Times New Roman" w:hAnsi="Times New Roman" w:cs="Times New Roman"/>
+          <w:sz w:val="24"/>
+          <w:szCs w:val="24"/>
+        </w:rPr>
+      </w:pPr>
+      <w:r>
+        <w:rPr>
+          <w:rFonts w:ascii="Times New Roman" w:hAnsi="Times New Roman" w:cs="Times New Roman"/>
+          <w:sz w:val="24"/>
+          <w:szCs w:val="24"/>
+        </w:rPr>
+        <w:t xml:space="preserve">A főoldalon továbbá egy Google Térkép is helyet kapott, amely a választott téma szempontjából releváns helyszínt jeleníti meg. Mivel a projekt témája a Forma–1-hez kapcsolódik, ezért a magyarországi Forma–1-es versenyek helyszínét, a </w:t>
+      </w:r>
+      <w:proofErr w:type="spellStart"/>
+      <w:r>
+        <w:rPr>
+          <w:rFonts w:ascii="Times New Roman" w:hAnsi="Times New Roman" w:cs="Times New Roman"/>
+          <w:sz w:val="24"/>
+          <w:szCs w:val="24"/>
+        </w:rPr>
+        <w:t>Hungaroringet</w:t>
+      </w:r>
+      <w:proofErr w:type="spellEnd"/>
+      <w:r>
+        <w:rPr>
+          <w:rFonts w:ascii="Times New Roman" w:hAnsi="Times New Roman" w:cs="Times New Roman"/>
+          <w:sz w:val="24"/>
+          <w:szCs w:val="24"/>
+        </w:rPr>
+        <w:t xml:space="preserve"> ágyaztuk be az oldalra. Ezzel teljesítettük a feladat azon részét is, amely szerint a főoldalon térképes beágyazásnak is szerepelnie kell. </w:t>
+      </w:r>
+    </w:p>
+    <w:p>
+      <w:pPr>
+        <w:spacing w:line="360" w:lineRule="auto"/>
+        <w:ind w:firstLine="360"/>
+        <w:jc w:val="both"/>
+        <w:rPr>
+          <w:rFonts w:ascii="Times New Roman" w:hAnsi="Times New Roman" w:cs="Times New Roman"/>
+          <w:sz w:val="24"/>
+          <w:szCs w:val="24"/>
+        </w:rPr>
+      </w:pPr>
+      <w:r>
+        <w:rPr>
+          <w:rFonts w:ascii="Times New Roman" w:hAnsi="Times New Roman" w:cs="Times New Roman"/>
+          <w:sz w:val="24"/>
+          <w:szCs w:val="24"/>
+        </w:rPr>
+        <w:t xml:space="preserve">A főoldal kialakítása során a navigációs menüt is </w:t>
+      </w:r>
+      <w:r>
+        <w:rPr>
+          <w:rFonts w:ascii="Times New Roman" w:hAnsi="Times New Roman" w:cs="Times New Roman"/>
+          <w:sz w:val="24"/>
+          <w:szCs w:val="24"/>
+        </w:rPr>
+        <w:t>finom hangoltuk</w:t>
+      </w:r>
+      <w:r>
+        <w:rPr>
+          <w:rFonts w:ascii="Times New Roman" w:hAnsi="Times New Roman" w:cs="Times New Roman"/>
+          <w:sz w:val="24"/>
+          <w:szCs w:val="24"/>
+        </w:rPr>
+        <w:t>. Pontosítottuk a menüpontok megnevezését, módosítottuk azok sorrendjét, és eltávolítottuk azokat az elemeket, amelyek nem voltak szükségesek a beadandó követelményeinek teljesítéséhez. Így a végleges menüszerkezet már teljes mértékben igazodott a kiírásban szereplő funkciókhoz, és áttekinthetőbbé vált a felhasználók számára.</w:t>
+      </w:r>
+    </w:p>
+    <w:p>
+      <w:pPr>
+        <w:spacing w:line="360" w:lineRule="auto"/>
+        <w:ind w:firstLine="360"/>
+        <w:jc w:val="both"/>
+        <w:rPr>
+          <w:rFonts w:ascii="Times New Roman" w:hAnsi="Times New Roman" w:cs="Times New Roman"/>
+          <w:sz w:val="24"/>
+          <w:szCs w:val="24"/>
+        </w:rPr>
+      </w:pPr>
+      <w:r>
+        <w:rPr>
+          <w:rFonts w:ascii="Times New Roman" w:hAnsi="Times New Roman" w:cs="Times New Roman"/>
+          <w:sz w:val="24"/>
+          <w:szCs w:val="24"/>
+        </w:rPr>
+        <w:t>Összességében a főoldal kialakítása során sikerült egy olyan kezdőfelületet létrehozni, amely vizuálisan rendezett, technikailag megfelelően működik, reszponzív kialakítású, és teljesíti a feladatban előírt multimédiás és térképes követelményeket.</w:t>
+      </w:r>
+    </w:p>
+    <w:p>
+      <w:pPr>
+        <w:pStyle w:val="Cmsor1"/>
+        <w:numPr>
+          <w:ilvl w:val="0"/>
+          <w:numId w:val="1"/>
+        </w:numPr>
+        <w:rPr>
+          <w:rFonts w:ascii="Times New Roman" w:hAnsi="Times New Roman" w:cs="Times New Roman"/>
+          <w:b/>
+          <w:bCs/>
+          <w:color w:val="auto"/>
+          <w:sz w:val="28"/>
+          <w:szCs w:val="28"/>
+        </w:rPr>
+      </w:pPr>
+      <w:bookmarkStart w:id="8" w:name="_Toc227922978"/>
+      <w:r>
+        <w:rPr>
+          <w:rFonts w:ascii="Times New Roman" w:hAnsi="Times New Roman" w:cs="Times New Roman"/>
+          <w:b/>
+          <w:bCs/>
+          <w:color w:val="auto"/>
+          <w:sz w:val="28"/>
+          <w:szCs w:val="28"/>
+        </w:rPr>
+        <w:t>Kapcsolat menü megvalósítása</w:t>
+      </w:r>
+      <w:bookmarkEnd w:id="8"/>
+    </w:p>
+    <w:p/>
+    <w:p>
+      <w:pPr>
+        <w:spacing w:line="360" w:lineRule="auto"/>
+        <w:ind w:firstLine="360"/>
+        <w:jc w:val="both"/>
+        <w:rPr>
+          <w:rFonts w:ascii="Times New Roman" w:hAnsi="Times New Roman" w:cs="Times New Roman"/>
+          <w:sz w:val="24"/>
+          <w:szCs w:val="24"/>
+        </w:rPr>
+      </w:pPr>
+      <w:r>
+        <w:rPr>
+          <w:rFonts w:ascii="Times New Roman" w:hAnsi="Times New Roman" w:cs="Times New Roman"/>
+          <w:sz w:val="24"/>
+          <w:szCs w:val="24"/>
+        </w:rPr>
+        <w:t xml:space="preserve">A projekt egyik részeként létrehoztuk a </w:t>
+      </w:r>
+      <w:r>
+        <w:rPr>
+          <w:rFonts w:ascii="Times New Roman" w:hAnsi="Times New Roman" w:cs="Times New Roman"/>
+          <w:sz w:val="24"/>
+          <w:szCs w:val="24"/>
+        </w:rPr>
+        <w:t>Kapcsolat</w:t>
+      </w:r>
+      <w:r>
+        <w:rPr>
+          <w:rFonts w:ascii="Times New Roman" w:hAnsi="Times New Roman" w:cs="Times New Roman"/>
+          <w:sz w:val="24"/>
+          <w:szCs w:val="24"/>
+        </w:rPr>
+        <w:t xml:space="preserve"> menüpontot, amely egy egyszerű űrlapot tartalmaz a felhasználók számára. Az űrlap célja, hogy a látogatók üzenetet küldhessenek az oldal tulajdonosának, így teljesítve a feladatkiírásban szereplő követelményeket.</w:t>
+      </w:r>
+    </w:p>
+    <w:p>
+      <w:pPr>
+        <w:spacing w:line="360" w:lineRule="auto"/>
+        <w:ind w:firstLine="360"/>
+        <w:jc w:val="both"/>
+        <w:rPr>
+          <w:rFonts w:ascii="Times New Roman" w:hAnsi="Times New Roman" w:cs="Times New Roman"/>
+          <w:sz w:val="24"/>
+          <w:szCs w:val="24"/>
+        </w:rPr>
+      </w:pPr>
+      <w:r>
+        <w:rPr>
+          <w:rFonts w:ascii="Times New Roman" w:hAnsi="Times New Roman" w:cs="Times New Roman"/>
+          <w:sz w:val="24"/>
+          <w:szCs w:val="24"/>
+        </w:rPr>
+        <w:t xml:space="preserve">Az űrlap két beviteli mezőt tartalmaz, valamint két gombot: egy </w:t>
+      </w:r>
+      <w:r>
+        <w:rPr>
+          <w:rFonts w:ascii="Times New Roman" w:hAnsi="Times New Roman" w:cs="Times New Roman"/>
+          <w:b/>
+          <w:bCs/>
+          <w:sz w:val="24"/>
+          <w:szCs w:val="24"/>
+        </w:rPr>
+        <w:t>„Küld”</w:t>
+      </w:r>
+      <w:r>
+        <w:rPr>
+          <w:rFonts w:ascii="Times New Roman" w:hAnsi="Times New Roman" w:cs="Times New Roman"/>
+          <w:sz w:val="24"/>
+          <w:szCs w:val="24"/>
+        </w:rPr>
+        <w:t xml:space="preserve"> és egy </w:t>
+      </w:r>
+      <w:r>
+        <w:rPr>
+          <w:rFonts w:ascii="Times New Roman" w:hAnsi="Times New Roman" w:cs="Times New Roman"/>
+          <w:b/>
+          <w:bCs/>
+          <w:sz w:val="24"/>
+          <w:szCs w:val="24"/>
+        </w:rPr>
+        <w:t>„Ellenőriz”</w:t>
+      </w:r>
+      <w:r>
+        <w:rPr>
+          <w:rFonts w:ascii="Times New Roman" w:hAnsi="Times New Roman" w:cs="Times New Roman"/>
+          <w:sz w:val="24"/>
+          <w:szCs w:val="24"/>
+        </w:rPr>
+        <w:t xml:space="preserve"> gombot. A „Küld” gomb az adatok elküldéséért felelős, míg az „Ellenőriz” gomb a kliensoldali ellenőrzést indítja el. Az űrlap megjelenését CSS segítségével formáztuk, amely során keretet, lekerekített sarkokat, valamint megfelelő margókat alkalmaztunk. Ennek eredményeként egy esztétikus és jól elkülönülő felhasználói felület jött létre.</w:t>
+      </w:r>
+    </w:p>
+    <w:p>
+      <w:pPr>
+        <w:spacing w:line="360" w:lineRule="auto"/>
+        <w:ind w:firstLine="360"/>
+        <w:jc w:val="both"/>
+        <w:rPr>
+          <w:rFonts w:ascii="Times New Roman" w:hAnsi="Times New Roman" w:cs="Times New Roman"/>
+          <w:sz w:val="24"/>
+          <w:szCs w:val="24"/>
+        </w:rPr>
+      </w:pPr>
+      <w:r>
+        <w:rPr>
+          <w:rFonts w:ascii="Times New Roman" w:hAnsi="Times New Roman" w:cs="Times New Roman"/>
+          <w:sz w:val="24"/>
+          <w:szCs w:val="24"/>
+        </w:rPr>
+        <w:t xml:space="preserve">A kliensoldali ellenőrzést JavaScript segítségével valósítottuk meg. Ehhez az órai anyagban szereplő mintakódot vettük alapul, amelyet a projekt igényeihez igazítottunk. A kódból eltávolítottuk a felesleges részeket, és csak azokat az ellenőrzéseket hagytuk meg, amelyek az űrlap helyes kitöltésének vizsgálatához szükségesek. A végleges JavaScript fájlt </w:t>
+      </w:r>
+      <w:r>
+        <w:rPr>
+          <w:rFonts w:ascii="Times New Roman" w:hAnsi="Times New Roman" w:cs="Times New Roman"/>
+          <w:b/>
+          <w:bCs/>
+          <w:sz w:val="24"/>
+          <w:szCs w:val="24"/>
+        </w:rPr>
+        <w:t>„ellenorzes.js”</w:t>
+      </w:r>
+      <w:r>
+        <w:rPr>
+          <w:rFonts w:ascii="Times New Roman" w:hAnsi="Times New Roman" w:cs="Times New Roman"/>
+          <w:sz w:val="24"/>
+          <w:szCs w:val="24"/>
+        </w:rPr>
+        <w:t xml:space="preserve"> néven hoztuk létre, amely a projekt logikai fájljai között </w:t>
+      </w:r>
+      <w:r>
+        <w:rPr>
+          <w:rFonts w:ascii="Times New Roman" w:hAnsi="Times New Roman" w:cs="Times New Roman"/>
+          <w:sz w:val="24"/>
+          <w:szCs w:val="24"/>
+        </w:rPr>
+        <w:t>(</w:t>
+      </w:r>
+      <w:r>
+        <w:rPr>
+          <w:rFonts w:ascii="Times New Roman" w:hAnsi="Times New Roman" w:cs="Times New Roman"/>
+          <w:sz w:val="24"/>
+          <w:szCs w:val="24"/>
+        </w:rPr>
+        <w:t>„</w:t>
+      </w:r>
+      <w:proofErr w:type="spellStart"/>
+      <w:r>
+        <w:rPr>
+          <w:rFonts w:ascii="Times New Roman" w:hAnsi="Times New Roman" w:cs="Times New Roman"/>
+          <w:sz w:val="24"/>
+          <w:szCs w:val="24"/>
+        </w:rPr>
+        <w:t>logicals</w:t>
+      </w:r>
+      <w:proofErr w:type="spellEnd"/>
+      <w:r>
+        <w:rPr>
+          <w:rFonts w:ascii="Times New Roman" w:hAnsi="Times New Roman" w:cs="Times New Roman"/>
+          <w:sz w:val="24"/>
+          <w:szCs w:val="24"/>
+        </w:rPr>
+        <w:t>” mapp</w:t>
+      </w:r>
+      <w:r>
+        <w:rPr>
+          <w:rFonts w:ascii="Times New Roman" w:hAnsi="Times New Roman" w:cs="Times New Roman"/>
+          <w:sz w:val="24"/>
+          <w:szCs w:val="24"/>
+        </w:rPr>
+        <w:t>a)</w:t>
+      </w:r>
+      <w:r>
+        <w:rPr>
+          <w:rFonts w:ascii="Times New Roman" w:hAnsi="Times New Roman" w:cs="Times New Roman"/>
+          <w:sz w:val="24"/>
+          <w:szCs w:val="24"/>
+        </w:rPr>
+        <w:t xml:space="preserve"> </w:t>
+      </w:r>
+      <w:r>
+        <w:rPr>
+          <w:rFonts w:ascii="Times New Roman" w:hAnsi="Times New Roman" w:cs="Times New Roman"/>
+          <w:sz w:val="24"/>
+          <w:szCs w:val="24"/>
+        </w:rPr>
+        <w:t>kapott helyet</w:t>
+      </w:r>
+      <w:r>
+        <w:rPr>
+          <w:rFonts w:ascii="Times New Roman" w:hAnsi="Times New Roman" w:cs="Times New Roman"/>
+          <w:sz w:val="24"/>
+          <w:szCs w:val="24"/>
+        </w:rPr>
+        <w:t>.</w:t>
+      </w:r>
+    </w:p>
+    <w:p>
+      <w:pPr>
+        <w:spacing w:line="360" w:lineRule="auto"/>
+        <w:ind w:firstLine="360"/>
+        <w:jc w:val="both"/>
+        <w:rPr>
+          <w:rFonts w:ascii="Times New Roman" w:hAnsi="Times New Roman" w:cs="Times New Roman"/>
+          <w:sz w:val="24"/>
+          <w:szCs w:val="24"/>
+        </w:rPr>
+      </w:pPr>
+      <w:r>
+        <w:rPr>
+          <w:rFonts w:ascii="Times New Roman" w:hAnsi="Times New Roman" w:cs="Times New Roman"/>
+          <w:sz w:val="24"/>
+          <w:szCs w:val="24"/>
+        </w:rPr>
+        <w:lastRenderedPageBreak/>
+        <w:t>A szerveroldali ellenőrzést PHP segítségével valósítottuk meg, amely biztosítja, hogy az adatok akkor is ellenőrzésre kerüljenek, ha a kliensoldali JavaScript valamilyen okból nem fut le. Ez a kettős ellenőrzés növeli az alkalmazás megbízhatóságát és biztonságát.</w:t>
+      </w:r>
+    </w:p>
+    <w:p>
+      <w:pPr>
+        <w:spacing w:line="360" w:lineRule="auto"/>
+        <w:ind w:firstLine="360"/>
+        <w:jc w:val="both"/>
+        <w:rPr>
+          <w:rFonts w:ascii="Times New Roman" w:hAnsi="Times New Roman" w:cs="Times New Roman"/>
+          <w:sz w:val="24"/>
+          <w:szCs w:val="24"/>
+        </w:rPr>
+      </w:pPr>
+      <w:r>
+        <w:rPr>
+          <w:rFonts w:ascii="Times New Roman" w:hAnsi="Times New Roman" w:cs="Times New Roman"/>
+          <w:sz w:val="24"/>
+          <w:szCs w:val="24"/>
+        </w:rPr>
+        <w:t xml:space="preserve">A szerveroldali megvalósítás során egy hibába ütköztünk a </w:t>
+      </w:r>
+      <w:proofErr w:type="spellStart"/>
+      <w:r>
+        <w:rPr>
+          <w:rFonts w:ascii="Times New Roman" w:hAnsi="Times New Roman" w:cs="Times New Roman"/>
+          <w:sz w:val="24"/>
+          <w:szCs w:val="24"/>
+        </w:rPr>
+        <w:t>session_</w:t>
+      </w:r>
+      <w:proofErr w:type="gramStart"/>
+      <w:r>
+        <w:rPr>
+          <w:rFonts w:ascii="Times New Roman" w:hAnsi="Times New Roman" w:cs="Times New Roman"/>
+          <w:sz w:val="24"/>
+          <w:szCs w:val="24"/>
+        </w:rPr>
+        <w:t>start</w:t>
+      </w:r>
+      <w:proofErr w:type="spellEnd"/>
+      <w:r>
+        <w:rPr>
+          <w:rFonts w:ascii="Times New Roman" w:hAnsi="Times New Roman" w:cs="Times New Roman"/>
+          <w:sz w:val="24"/>
+          <w:szCs w:val="24"/>
+        </w:rPr>
+        <w:t>(</w:t>
+      </w:r>
+      <w:proofErr w:type="gramEnd"/>
+      <w:r>
+        <w:rPr>
+          <w:rFonts w:ascii="Times New Roman" w:hAnsi="Times New Roman" w:cs="Times New Roman"/>
+          <w:sz w:val="24"/>
+          <w:szCs w:val="24"/>
+        </w:rPr>
+        <w:t xml:space="preserve">); függvény használatakor. A probléma abból adódott, hogy a session kezelés nem minden esetben indult el megfelelően. Ezt a hibát úgy oldottuk meg, hogy a </w:t>
+      </w:r>
+      <w:proofErr w:type="spellStart"/>
+      <w:r>
+        <w:rPr>
+          <w:rFonts w:ascii="Times New Roman" w:hAnsi="Times New Roman" w:cs="Times New Roman"/>
+          <w:sz w:val="24"/>
+          <w:szCs w:val="24"/>
+        </w:rPr>
+        <w:t>session_</w:t>
+      </w:r>
+      <w:proofErr w:type="gramStart"/>
+      <w:r>
+        <w:rPr>
+          <w:rFonts w:ascii="Times New Roman" w:hAnsi="Times New Roman" w:cs="Times New Roman"/>
+          <w:sz w:val="24"/>
+          <w:szCs w:val="24"/>
+        </w:rPr>
+        <w:t>start</w:t>
+      </w:r>
+      <w:proofErr w:type="spellEnd"/>
+      <w:r>
+        <w:rPr>
+          <w:rFonts w:ascii="Times New Roman" w:hAnsi="Times New Roman" w:cs="Times New Roman"/>
+          <w:sz w:val="24"/>
+          <w:szCs w:val="24"/>
+        </w:rPr>
+        <w:t>(</w:t>
+      </w:r>
+      <w:proofErr w:type="gramEnd"/>
+      <w:r>
+        <w:rPr>
+          <w:rFonts w:ascii="Times New Roman" w:hAnsi="Times New Roman" w:cs="Times New Roman"/>
+          <w:sz w:val="24"/>
+          <w:szCs w:val="24"/>
+        </w:rPr>
+        <w:t>); hívást egy olyan feltételbe helyeztük, amely először ellenőrzi, hogy a session már elindult-e. Így elkerültük a többszöri inicializálásból adódó hibákat, és biztosítottuk a stabil működést.</w:t>
+      </w:r>
+    </w:p>
+    <w:p>
+      <w:pPr>
+        <w:spacing w:line="360" w:lineRule="auto"/>
+        <w:ind w:firstLine="360"/>
+        <w:jc w:val="both"/>
+        <w:rPr>
+          <w:rFonts w:ascii="Times New Roman" w:hAnsi="Times New Roman" w:cs="Times New Roman"/>
+          <w:sz w:val="24"/>
+          <w:szCs w:val="24"/>
+        </w:rPr>
+      </w:pPr>
+      <w:r>
+        <w:rPr>
+          <w:rFonts w:ascii="Times New Roman" w:hAnsi="Times New Roman" w:cs="Times New Roman"/>
+          <w:sz w:val="24"/>
+          <w:szCs w:val="24"/>
+        </w:rPr>
+        <w:t>A kapcsolat menü megvalósításával sikerült egy olyan funkciót létrehozni, amely megfelel a feladat követelményeinek, biztosítja az adatok megfelelő ellenőrzését mind kliens-, mind szerveroldalon, valamint felhasználóbarát módon teszi lehetővé az üzenetküldést.</w:t>
+      </w:r>
+    </w:p>
+    <w:p>
+      <w:pPr>
+        <w:spacing w:line="360" w:lineRule="auto"/>
+        <w:jc w:val="both"/>
+        <w:rPr>
+          <w:rFonts w:ascii="Times New Roman" w:hAnsi="Times New Roman" w:cs="Times New Roman"/>
+          <w:sz w:val="24"/>
+          <w:szCs w:val="24"/>
+        </w:rPr>
+      </w:pPr>
+      <w:r>
+        <w:rPr>
+          <w:noProof/>
+        </w:rPr>
+        <w:drawing>
+          <wp:inline distT="0" distB="0" distL="0" distR="0" wp14:anchorId="69F8E211" wp14:editId="0CFD3370">
+            <wp:extent cx="5760720" cy="2722880"/>
+            <wp:effectExtent l="0" t="0" r="0" b="1270"/>
+            <wp:docPr id="2" name="Kép 1"/>
+            <wp:cNvGraphicFramePr>
+              <a:graphicFrameLocks xmlns:a="http://schemas.openxmlformats.org/drawingml/2006/main" noChangeAspect="1"/>
+            </wp:cNvGraphicFramePr>
+            <a:graphic xmlns:a="http://schemas.openxmlformats.org/drawingml/2006/main">
+              <a:graphicData uri="http://schemas.openxmlformats.org/drawingml/2006/picture">
+                <pic:pic xmlns:pic="http://schemas.openxmlformats.org/drawingml/2006/picture">
+                  <pic:nvPicPr>
+                    <pic:cNvPr id="2" name="Kép 2"/>
+                    <pic:cNvPicPr>
+                      <a:picLocks noChangeAspect="1"/>
+                    </pic:cNvPicPr>
+                  </pic:nvPicPr>
+                  <pic:blipFill>
+                    <a:blip r:embed="rId23"/>
+                    <a:stretch>
+                      <a:fillRect/>
+                    </a:stretch>
+                  </pic:blipFill>
+                  <pic:spPr>
+                    <a:xfrm>
+                      <a:off x="0" y="0"/>
+                      <a:ext cx="5760720" cy="2722880"/>
+                    </a:xfrm>
+                    <a:prstGeom prst="rect">
+                      <a:avLst/>
+                    </a:prstGeom>
+                  </pic:spPr>
+                </pic:pic>
+              </a:graphicData>
+            </a:graphic>
+          </wp:inline>
+        </w:drawing>
+      </w:r>
+    </w:p>
+    <w:p>
+      <w:pPr>
+        <w:pStyle w:val="Cmsor1"/>
+        <w:numPr>
+          <w:ilvl w:val="0"/>
+          <w:numId w:val="1"/>
+        </w:numPr>
+        <w:rPr>
+          <w:rFonts w:ascii="Times New Roman" w:hAnsi="Times New Roman" w:cs="Times New Roman"/>
+          <w:b/>
+          <w:bCs/>
+          <w:color w:val="auto"/>
+          <w:sz w:val="28"/>
+          <w:szCs w:val="28"/>
+        </w:rPr>
+      </w:pPr>
+      <w:bookmarkStart w:id="9" w:name="_Toc227922979"/>
+      <w:r>
+        <w:rPr>
+          <w:rFonts w:ascii="Times New Roman" w:hAnsi="Times New Roman" w:cs="Times New Roman"/>
+          <w:b/>
+          <w:bCs/>
+          <w:color w:val="auto"/>
+          <w:sz w:val="28"/>
+          <w:szCs w:val="28"/>
+        </w:rPr>
+        <w:t>Üzenetek menü megvalósítása</w:t>
+      </w:r>
+      <w:bookmarkEnd w:id="9"/>
+    </w:p>
+    <w:p/>
+    <w:p>
+      <w:pPr>
+        <w:spacing w:line="360" w:lineRule="auto"/>
+        <w:ind w:firstLine="360"/>
+        <w:jc w:val="both"/>
+        <w:rPr>
+          <w:rFonts w:ascii="Times New Roman" w:hAnsi="Times New Roman" w:cs="Times New Roman"/>
+          <w:sz w:val="24"/>
+          <w:szCs w:val="24"/>
+        </w:rPr>
+      </w:pPr>
+      <w:r>
+        <w:rPr>
+          <w:rFonts w:ascii="Times New Roman" w:hAnsi="Times New Roman" w:cs="Times New Roman"/>
+          <w:sz w:val="24"/>
+          <w:szCs w:val="24"/>
+        </w:rPr>
+        <w:t>A kapcsolat űrlaphoz kapcsolódóan létrehoztuk az Üzenetek menüpontot, amely lehetővé teszi az elküldött üzenetek megtekintését az adatbázisból. A feladat követelményeinek megfelelően ezt a menüpontot úgy alakítottuk ki, hogy kizárólag bejelentkezett felhasználók számára legyen elérhető.</w:t>
+      </w:r>
+    </w:p>
+    <w:p>
+      <w:pPr>
+        <w:spacing w:line="360" w:lineRule="auto"/>
+        <w:ind w:firstLine="360"/>
+        <w:jc w:val="both"/>
+        <w:rPr>
+          <w:rFonts w:ascii="Times New Roman" w:hAnsi="Times New Roman" w:cs="Times New Roman"/>
+          <w:sz w:val="24"/>
+          <w:szCs w:val="24"/>
+        </w:rPr>
+      </w:pPr>
+      <w:r>
+        <w:rPr>
+          <w:rFonts w:ascii="Times New Roman" w:hAnsi="Times New Roman" w:cs="Times New Roman"/>
+          <w:sz w:val="24"/>
+          <w:szCs w:val="24"/>
+        </w:rPr>
+        <w:t xml:space="preserve">A jogosultságkezelést a </w:t>
+      </w:r>
+      <w:proofErr w:type="spellStart"/>
+      <w:r>
+        <w:rPr>
+          <w:rFonts w:ascii="Times New Roman" w:hAnsi="Times New Roman" w:cs="Times New Roman"/>
+          <w:sz w:val="24"/>
+          <w:szCs w:val="24"/>
+        </w:rPr>
+        <w:t>config.inc.php</w:t>
+      </w:r>
+      <w:proofErr w:type="spellEnd"/>
+      <w:r>
+        <w:rPr>
+          <w:rFonts w:ascii="Times New Roman" w:hAnsi="Times New Roman" w:cs="Times New Roman"/>
+          <w:sz w:val="24"/>
+          <w:szCs w:val="24"/>
+        </w:rPr>
+        <w:t xml:space="preserve"> fájlban oldottuk meg, ahol egy új menüpontot hoztunk létre az alábbi beállítással:</w:t>
+      </w:r>
+      <w:r>
+        <w:rPr>
+          <w:rFonts w:ascii="Times New Roman" w:hAnsi="Times New Roman" w:cs="Times New Roman"/>
+          <w:sz w:val="24"/>
+          <w:szCs w:val="24"/>
+        </w:rPr>
+        <w:t xml:space="preserve"> </w:t>
+      </w:r>
+      <w:r>
+        <w:rPr>
+          <w:rFonts w:ascii="Times New Roman" w:hAnsi="Times New Roman" w:cs="Times New Roman"/>
+          <w:sz w:val="24"/>
+          <w:szCs w:val="24"/>
+        </w:rPr>
+        <w:t>'</w:t>
+      </w:r>
+      <w:proofErr w:type="spellStart"/>
+      <w:r>
+        <w:rPr>
+          <w:rFonts w:ascii="Times New Roman" w:hAnsi="Times New Roman" w:cs="Times New Roman"/>
+          <w:sz w:val="24"/>
+          <w:szCs w:val="24"/>
+        </w:rPr>
+        <w:t>menun</w:t>
+      </w:r>
+      <w:proofErr w:type="spellEnd"/>
+      <w:r>
+        <w:rPr>
+          <w:rFonts w:ascii="Times New Roman" w:hAnsi="Times New Roman" w:cs="Times New Roman"/>
+          <w:sz w:val="24"/>
+          <w:szCs w:val="24"/>
+        </w:rPr>
+        <w:t xml:space="preserve">' =&gt; </w:t>
+      </w:r>
+      <w:proofErr w:type="spellStart"/>
+      <w:proofErr w:type="gramStart"/>
+      <w:r>
+        <w:rPr>
+          <w:rFonts w:ascii="Times New Roman" w:hAnsi="Times New Roman" w:cs="Times New Roman"/>
+          <w:sz w:val="24"/>
+          <w:szCs w:val="24"/>
+        </w:rPr>
+        <w:t>array</w:t>
+      </w:r>
+      <w:proofErr w:type="spellEnd"/>
+      <w:r>
+        <w:rPr>
+          <w:rFonts w:ascii="Times New Roman" w:hAnsi="Times New Roman" w:cs="Times New Roman"/>
+          <w:sz w:val="24"/>
+          <w:szCs w:val="24"/>
+        </w:rPr>
+        <w:t>(</w:t>
+      </w:r>
+      <w:proofErr w:type="gramEnd"/>
+      <w:r>
+        <w:rPr>
+          <w:rFonts w:ascii="Times New Roman" w:hAnsi="Times New Roman" w:cs="Times New Roman"/>
+          <w:sz w:val="24"/>
+          <w:szCs w:val="24"/>
+        </w:rPr>
+        <w:t>0, 1)</w:t>
+      </w:r>
+      <w:r>
+        <w:rPr>
+          <w:rFonts w:ascii="Times New Roman" w:hAnsi="Times New Roman" w:cs="Times New Roman"/>
+          <w:sz w:val="24"/>
+          <w:szCs w:val="24"/>
+        </w:rPr>
+        <w:t xml:space="preserve">. </w:t>
+      </w:r>
+      <w:r>
+        <w:rPr>
+          <w:rFonts w:ascii="Times New Roman" w:hAnsi="Times New Roman" w:cs="Times New Roman"/>
+          <w:sz w:val="24"/>
+          <w:szCs w:val="24"/>
+        </w:rPr>
+        <w:t xml:space="preserve">Ez a konfiguráció biztosítja, hogy a </w:t>
+      </w:r>
+      <w:r>
+        <w:rPr>
+          <w:rFonts w:ascii="Times New Roman" w:hAnsi="Times New Roman" w:cs="Times New Roman"/>
+          <w:sz w:val="24"/>
+          <w:szCs w:val="24"/>
+        </w:rPr>
+        <w:lastRenderedPageBreak/>
+        <w:t>menüpont csak akkor jelenjen meg, ha a felhasználó be van jelentkezve, így megfelel a feladat biztonsági követelményeinek.</w:t>
+      </w:r>
+    </w:p>
+    <w:p>
+      <w:pPr>
+        <w:spacing w:line="360" w:lineRule="auto"/>
+        <w:ind w:firstLine="360"/>
+        <w:jc w:val="both"/>
+        <w:rPr>
+          <w:rFonts w:ascii="Times New Roman" w:hAnsi="Times New Roman" w:cs="Times New Roman"/>
+          <w:sz w:val="24"/>
+          <w:szCs w:val="24"/>
+        </w:rPr>
+      </w:pPr>
+      <w:r>
+        <w:rPr>
+          <w:rFonts w:ascii="Times New Roman" w:hAnsi="Times New Roman" w:cs="Times New Roman"/>
+          <w:sz w:val="24"/>
+          <w:szCs w:val="24"/>
+        </w:rPr>
+        <w:t>Az üzenetek megjelenítésére egy egyszerű, táblázatos elrendezést választottunk. Ez a megoldás jól áttekinthetővé teszi az adatokat, és lehetővé teszi, hogy a felhasználó gyorsan átlássa az elküldött üzeneteket. A táblázat oszlopai tartalmazzák az üzenet küldőjének nevét, az üzenet tartalmát, valamint a küldés időpontját.</w:t>
+      </w:r>
+    </w:p>
+    <w:p>
+      <w:pPr>
+        <w:spacing w:line="360" w:lineRule="auto"/>
+        <w:ind w:firstLine="360"/>
+        <w:jc w:val="both"/>
+        <w:rPr>
+          <w:rFonts w:ascii="Times New Roman" w:hAnsi="Times New Roman" w:cs="Times New Roman"/>
+          <w:sz w:val="24"/>
+          <w:szCs w:val="24"/>
+        </w:rPr>
+      </w:pPr>
+      <w:r>
+        <w:rPr>
+          <w:rFonts w:ascii="Times New Roman" w:hAnsi="Times New Roman" w:cs="Times New Roman"/>
+          <w:sz w:val="24"/>
+          <w:szCs w:val="24"/>
+        </w:rPr>
+        <w:t>A megvalósítás során figyelembe vettük azt a követelményt is, hogy ha az üzenetet nem bejelentkezett felhasználó küldte, akkor a rendszer „Vendég” néven jelenítse meg a küldőt. A funkció tesztelése során több tesztüzenetet is rögzítettünk az adatbázisban, és ellenőriztük azok helyes megjelenítését. A tesztek során megállapítottuk, hogy az üzenetek megfelelően kerülnek mentésre és visszaolvasásra, valamint a megjelenítés megfelel az elvárt formátumnak.</w:t>
+      </w:r>
+    </w:p>
+    <w:p>
+      <w:pPr>
+        <w:spacing w:line="360" w:lineRule="auto"/>
+        <w:jc w:val="both"/>
+        <w:rPr>
+          <w:rFonts w:ascii="Times New Roman" w:hAnsi="Times New Roman" w:cs="Times New Roman"/>
+          <w:sz w:val="24"/>
+          <w:szCs w:val="24"/>
+        </w:rPr>
+      </w:pPr>
+      <w:r>
+        <w:rPr>
+          <w:noProof/>
+        </w:rPr>
+        <w:drawing>
+          <wp:inline distT="0" distB="0" distL="0" distR="0" wp14:anchorId="6051A7AF" wp14:editId="39F04588">
+            <wp:extent cx="5760720" cy="2723515"/>
+            <wp:effectExtent l="0" t="0" r="0" b="635"/>
+            <wp:docPr id="4" name="Kép 1"/>
+            <wp:cNvGraphicFramePr>
+              <a:graphicFrameLocks xmlns:a="http://schemas.openxmlformats.org/drawingml/2006/main" noChangeAspect="1"/>
+            </wp:cNvGraphicFramePr>
+            <a:graphic xmlns:a="http://schemas.openxmlformats.org/drawingml/2006/main">
+              <a:graphicData uri="http://schemas.openxmlformats.org/drawingml/2006/picture">
+                <pic:pic xmlns:pic="http://schemas.openxmlformats.org/drawingml/2006/picture">
+                  <pic:nvPicPr>
+                    <pic:cNvPr id="4" name="Kép 4"/>
+                    <pic:cNvPicPr>
+                      <a:picLocks noChangeAspect="1"/>
+                    </pic:cNvPicPr>
+                  </pic:nvPicPr>
+                  <pic:blipFill>
+                    <a:blip r:embed="rId24"/>
+                    <a:stretch>
+                      <a:fillRect/>
+                    </a:stretch>
+                  </pic:blipFill>
+                  <pic:spPr>
+                    <a:xfrm>
+                      <a:off x="0" y="0"/>
+                      <a:ext cx="5760720" cy="2723515"/>
+                    </a:xfrm>
+                    <a:prstGeom prst="rect">
+                      <a:avLst/>
+                    </a:prstGeom>
+                  </pic:spPr>
+                </pic:pic>
+              </a:graphicData>
+            </a:graphic>
+          </wp:inline>
+        </w:drawing>
+      </w:r>
+    </w:p>
+    <w:p>
+      <w:pPr>
+        <w:spacing w:line="360" w:lineRule="auto"/>
+        <w:ind w:firstLine="708"/>
+        <w:jc w:val="both"/>
+        <w:rPr>
+          <w:rFonts w:ascii="Times New Roman" w:hAnsi="Times New Roman" w:cs="Times New Roman"/>
+          <w:sz w:val="24"/>
+          <w:szCs w:val="24"/>
+        </w:rPr>
+      </w:pPr>
+      <w:r>
+        <w:rPr>
+          <w:rFonts w:ascii="Times New Roman" w:hAnsi="Times New Roman" w:cs="Times New Roman"/>
+          <w:sz w:val="24"/>
+          <w:szCs w:val="24"/>
+        </w:rPr>
+        <w:t>Az Üzenetek menüpont megvalósításával sikerült egy olyan funkciót kialakítani, amely szorosan kapcsolódik a kapcsolat űrlaphoz, biztosítja az adatok strukturált megjelenítését, valamint megfelel a jogosultsági és adatkezelési követelményeknek.</w:t>
+      </w:r>
+    </w:p>
+    <w:p>
+      <w:pPr>
+        <w:pStyle w:val="Cmsor1"/>
+        <w:numPr>
+          <w:ilvl w:val="0"/>
+          <w:numId w:val="1"/>
+        </w:numPr>
+        <w:rPr>
+          <w:rFonts w:ascii="Times New Roman" w:hAnsi="Times New Roman" w:cs="Times New Roman"/>
+          <w:b/>
+          <w:bCs/>
+          <w:color w:val="auto"/>
+          <w:sz w:val="28"/>
+          <w:szCs w:val="28"/>
+        </w:rPr>
+      </w:pPr>
+      <w:bookmarkStart w:id="10" w:name="_Toc227922980"/>
+      <w:r>
+        <w:rPr>
+          <w:rFonts w:ascii="Times New Roman" w:hAnsi="Times New Roman" w:cs="Times New Roman"/>
+          <w:b/>
+          <w:bCs/>
+          <w:color w:val="auto"/>
+          <w:sz w:val="28"/>
+          <w:szCs w:val="28"/>
+        </w:rPr>
+        <w:t>Rövid használati útmutató a honlaphoz</w:t>
+      </w:r>
+      <w:bookmarkEnd w:id="10"/>
+    </w:p>
+    <w:p/>
+    <w:p>
+      <w:pPr>
+        <w:spacing w:line="360" w:lineRule="auto"/>
+        <w:ind w:firstLine="360"/>
+        <w:jc w:val="both"/>
+        <w:rPr>
+          <w:rFonts w:ascii="Times New Roman" w:hAnsi="Times New Roman" w:cs="Times New Roman"/>
+          <w:sz w:val="24"/>
+          <w:szCs w:val="24"/>
+        </w:rPr>
+      </w:pPr>
+      <w:r>
+        <w:rPr>
+          <w:rFonts w:ascii="Times New Roman" w:hAnsi="Times New Roman" w:cs="Times New Roman"/>
+          <w:sz w:val="24"/>
+          <w:szCs w:val="24"/>
+        </w:rPr>
+        <w:t>A webalkalmazás használata a felső navigációs menüsoron keresztül történik, amely lehetővé teszi az egyes funkciók gyors és egyszerű elérését. A menüpontok megjelenése a felhasználó bejelentkezési állapotától függ, így a rendszer dinamikusan alkalmazkodik a felhasználói jogosultságokhoz.</w:t>
+      </w:r>
+    </w:p>
+    <w:p>
+      <w:pPr>
+        <w:spacing w:line="360" w:lineRule="auto"/>
+        <w:ind w:firstLine="360"/>
+        <w:jc w:val="both"/>
+        <w:rPr>
+          <w:rFonts w:ascii="Times New Roman" w:hAnsi="Times New Roman" w:cs="Times New Roman"/>
+          <w:sz w:val="24"/>
+          <w:szCs w:val="24"/>
+        </w:rPr>
+      </w:pPr>
+      <w:r>
+        <w:rPr>
+          <w:rFonts w:ascii="Times New Roman" w:hAnsi="Times New Roman" w:cs="Times New Roman"/>
+          <w:sz w:val="24"/>
+          <w:szCs w:val="24"/>
+        </w:rPr>
+        <w:lastRenderedPageBreak/>
+        <w:t xml:space="preserve">Amennyiben a felhasználó nincs bejelentkezve, a menüsor a </w:t>
+      </w:r>
+    </w:p>
+    <w:p>
+      <w:pPr>
+        <w:pStyle w:val="Listaszerbekezds"/>
+        <w:numPr>
+          <w:ilvl w:val="0"/>
+          <w:numId w:val="24"/>
+        </w:numPr>
+        <w:spacing w:line="360" w:lineRule="auto"/>
+        <w:jc w:val="both"/>
+        <w:rPr>
+          <w:rFonts w:ascii="Times New Roman" w:hAnsi="Times New Roman" w:cs="Times New Roman"/>
+          <w:sz w:val="24"/>
+          <w:szCs w:val="24"/>
+        </w:rPr>
+      </w:pPr>
+      <w:r>
+        <w:rPr>
+          <w:rFonts w:ascii="Times New Roman" w:hAnsi="Times New Roman" w:cs="Times New Roman"/>
+          <w:sz w:val="24"/>
+          <w:szCs w:val="24"/>
+        </w:rPr>
+        <w:t>Főoldal,</w:t>
+      </w:r>
+    </w:p>
+    <w:p>
+      <w:pPr>
+        <w:pStyle w:val="Listaszerbekezds"/>
+        <w:numPr>
+          <w:ilvl w:val="0"/>
+          <w:numId w:val="24"/>
+        </w:numPr>
+        <w:spacing w:line="360" w:lineRule="auto"/>
+        <w:jc w:val="both"/>
+        <w:rPr>
+          <w:rFonts w:ascii="Times New Roman" w:hAnsi="Times New Roman" w:cs="Times New Roman"/>
+          <w:sz w:val="24"/>
+          <w:szCs w:val="24"/>
+        </w:rPr>
+      </w:pPr>
+      <w:r>
+        <w:rPr>
+          <w:rFonts w:ascii="Times New Roman" w:hAnsi="Times New Roman" w:cs="Times New Roman"/>
+          <w:sz w:val="24"/>
+          <w:szCs w:val="24"/>
+        </w:rPr>
+        <w:t>Képek,</w:t>
+      </w:r>
+    </w:p>
+    <w:p>
+      <w:pPr>
+        <w:pStyle w:val="Listaszerbekezds"/>
+        <w:numPr>
+          <w:ilvl w:val="0"/>
+          <w:numId w:val="24"/>
+        </w:numPr>
+        <w:spacing w:line="360" w:lineRule="auto"/>
+        <w:jc w:val="both"/>
+        <w:rPr>
+          <w:rFonts w:ascii="Times New Roman" w:hAnsi="Times New Roman" w:cs="Times New Roman"/>
+          <w:sz w:val="24"/>
+          <w:szCs w:val="24"/>
+        </w:rPr>
+      </w:pPr>
+      <w:r>
+        <w:rPr>
+          <w:rFonts w:ascii="Times New Roman" w:hAnsi="Times New Roman" w:cs="Times New Roman"/>
+          <w:sz w:val="24"/>
+          <w:szCs w:val="24"/>
+        </w:rPr>
+        <w:t>Kapcsolat,</w:t>
+      </w:r>
+    </w:p>
+    <w:p>
+      <w:pPr>
+        <w:pStyle w:val="Listaszerbekezds"/>
+        <w:numPr>
+          <w:ilvl w:val="0"/>
+          <w:numId w:val="24"/>
+        </w:numPr>
+        <w:spacing w:line="360" w:lineRule="auto"/>
+        <w:jc w:val="both"/>
+        <w:rPr>
+          <w:rFonts w:ascii="Times New Roman" w:hAnsi="Times New Roman" w:cs="Times New Roman"/>
+          <w:sz w:val="24"/>
+          <w:szCs w:val="24"/>
+        </w:rPr>
+      </w:pPr>
+      <w:r>
+        <w:rPr>
+          <w:rFonts w:ascii="Times New Roman" w:hAnsi="Times New Roman" w:cs="Times New Roman"/>
+          <w:sz w:val="24"/>
+          <w:szCs w:val="24"/>
+        </w:rPr>
+        <w:t>CRUD és</w:t>
+      </w:r>
+    </w:p>
+    <w:p>
+      <w:pPr>
+        <w:pStyle w:val="Listaszerbekezds"/>
+        <w:numPr>
+          <w:ilvl w:val="0"/>
+          <w:numId w:val="24"/>
+        </w:numPr>
+        <w:spacing w:line="360" w:lineRule="auto"/>
+        <w:jc w:val="both"/>
+        <w:rPr>
+          <w:rFonts w:ascii="Times New Roman" w:hAnsi="Times New Roman" w:cs="Times New Roman"/>
+          <w:sz w:val="24"/>
+          <w:szCs w:val="24"/>
+        </w:rPr>
+      </w:pPr>
+      <w:r>
+        <w:rPr>
+          <w:rFonts w:ascii="Times New Roman" w:hAnsi="Times New Roman" w:cs="Times New Roman"/>
+          <w:sz w:val="24"/>
+          <w:szCs w:val="24"/>
+        </w:rPr>
+        <w:t>Belépés</w:t>
+      </w:r>
+    </w:p>
+    <w:p>
+      <w:pPr>
+        <w:spacing w:line="360" w:lineRule="auto"/>
+        <w:jc w:val="both"/>
+        <w:rPr>
+          <w:rFonts w:ascii="Times New Roman" w:hAnsi="Times New Roman" w:cs="Times New Roman"/>
+          <w:sz w:val="24"/>
+          <w:szCs w:val="24"/>
+        </w:rPr>
+      </w:pPr>
+      <w:r>
+        <w:rPr>
+          <w:rFonts w:ascii="Times New Roman" w:hAnsi="Times New Roman" w:cs="Times New Roman"/>
+          <w:sz w:val="24"/>
+          <w:szCs w:val="24"/>
+        </w:rPr>
+        <w:t>menüpontokat tartalmazza. A Főoldal alatt általános információk találhatók a Forma–1 világáról, valamint különböző multimédiás elemek segítik a tartalom szemléltetését. A Képek menüpontban a látogatók megtekinthetik a feltöltött képeket, azonban új képek feltöltésére ebben az állapotban még nincs lehetőségük. A Kapcsolat oldalon keresztül minden felhasználó üzenetet küldhet, amelyet a rendszer eltárol az adatbázisban. A CRUD menüpont a pilóták adatainak kezelésére szolgál, ahol a felhasználók megtekinthetik és módosíthatják az adatokat. A Belépés menüpont biztosítja a rendszerbe való bejelentkezés lehetőségét.</w:t>
+      </w:r>
+    </w:p>
+    <w:p>
+      <w:pPr>
+        <w:spacing w:line="360" w:lineRule="auto"/>
+        <w:ind w:firstLine="708"/>
+        <w:jc w:val="both"/>
+        <w:rPr>
+          <w:rFonts w:ascii="Times New Roman" w:hAnsi="Times New Roman" w:cs="Times New Roman"/>
+          <w:sz w:val="24"/>
+          <w:szCs w:val="24"/>
+        </w:rPr>
+      </w:pPr>
+      <w:r>
+        <w:rPr>
+          <w:rFonts w:ascii="Times New Roman" w:hAnsi="Times New Roman" w:cs="Times New Roman"/>
+          <w:sz w:val="24"/>
+          <w:szCs w:val="24"/>
+        </w:rPr>
+        <w:t xml:space="preserve">Sikeres bejelentkezést követően a menüsor kibővül, és megjelenik az </w:t>
+      </w:r>
+    </w:p>
+    <w:p>
+      <w:pPr>
+        <w:pStyle w:val="Listaszerbekezds"/>
+        <w:numPr>
+          <w:ilvl w:val="0"/>
+          <w:numId w:val="25"/>
+        </w:numPr>
+        <w:spacing w:line="360" w:lineRule="auto"/>
+        <w:jc w:val="both"/>
+        <w:rPr>
+          <w:rFonts w:ascii="Times New Roman" w:hAnsi="Times New Roman" w:cs="Times New Roman"/>
+          <w:sz w:val="24"/>
+          <w:szCs w:val="24"/>
+        </w:rPr>
+      </w:pPr>
+      <w:r>
+        <w:rPr>
+          <w:rFonts w:ascii="Times New Roman" w:hAnsi="Times New Roman" w:cs="Times New Roman"/>
+          <w:sz w:val="24"/>
+          <w:szCs w:val="24"/>
+        </w:rPr>
+        <w:t xml:space="preserve">Üzenetek és a </w:t>
+      </w:r>
+    </w:p>
+    <w:p>
+      <w:pPr>
+        <w:pStyle w:val="Listaszerbekezds"/>
+        <w:numPr>
+          <w:ilvl w:val="0"/>
+          <w:numId w:val="25"/>
+        </w:numPr>
+        <w:spacing w:line="360" w:lineRule="auto"/>
+        <w:jc w:val="both"/>
+        <w:rPr>
+          <w:rFonts w:ascii="Times New Roman" w:hAnsi="Times New Roman" w:cs="Times New Roman"/>
+          <w:sz w:val="24"/>
+          <w:szCs w:val="24"/>
+        </w:rPr>
+      </w:pPr>
+      <w:r>
+        <w:rPr>
+          <w:rFonts w:ascii="Times New Roman" w:hAnsi="Times New Roman" w:cs="Times New Roman"/>
+          <w:sz w:val="24"/>
+          <w:szCs w:val="24"/>
+        </w:rPr>
+        <w:t>Kilépés</w:t>
+      </w:r>
+    </w:p>
+    <w:p>
+      <w:pPr>
+        <w:spacing w:line="360" w:lineRule="auto"/>
+        <w:jc w:val="both"/>
+        <w:rPr>
+          <w:rFonts w:ascii="Times New Roman" w:hAnsi="Times New Roman" w:cs="Times New Roman"/>
+          <w:sz w:val="24"/>
+          <w:szCs w:val="24"/>
+        </w:rPr>
+      </w:pPr>
+      <w:r>
+        <w:rPr>
+          <w:rFonts w:ascii="Times New Roman" w:hAnsi="Times New Roman" w:cs="Times New Roman"/>
+          <w:sz w:val="24"/>
+          <w:szCs w:val="24"/>
+        </w:rPr>
+        <w:t>menüpont is. A Képek menüpont ebben az esetben már lehetőséget biztosít új képek feltöltésére is, így a felhasználók aktívan hozzájárulhatnak a galéria bővítéséhez. Az Üzenetek menüpont kizárólag bejelentkezett felhasználók számára érhető el, és az adatbázisban tárolt üzenetek áttekintését teszi lehetővé. A felület jobb felső sarkában megjelenő név és ikon folyamatos visszajelzést ad a felhasználó aktuális bejelentkezési állapotáról.</w:t>
+      </w:r>
+      <w:r>
+        <w:rPr>
+          <w:rFonts w:ascii="Times New Roman" w:hAnsi="Times New Roman" w:cs="Times New Roman"/>
+          <w:sz w:val="24"/>
+          <w:szCs w:val="24"/>
+        </w:rPr>
+        <w:t xml:space="preserve"> </w:t>
+      </w:r>
+      <w:r>
+        <w:rPr>
+          <w:rFonts w:ascii="Times New Roman" w:hAnsi="Times New Roman" w:cs="Times New Roman"/>
+          <w:sz w:val="24"/>
+          <w:szCs w:val="24"/>
+        </w:rPr>
+        <w:t>A Kilépés funkció segítségével a felhasználó bármikor kijelentkezhet a rendszerből, amely után a jogosultsághoz kötött funkciók ismét korlátozásra kerülnek.</w:t>
+      </w:r>
+      <w:r>
+        <w:rPr>
+          <w:rFonts w:ascii="Times New Roman" w:hAnsi="Times New Roman" w:cs="Times New Roman"/>
+          <w:sz w:val="24"/>
+          <w:szCs w:val="24"/>
+        </w:rPr>
+        <w:t xml:space="preserve"> </w:t>
+      </w:r>
+    </w:p>
+    <w:p>
+      <w:pPr>
+        <w:spacing w:line="360" w:lineRule="auto"/>
+        <w:ind w:firstLine="708"/>
+        <w:jc w:val="both"/>
+        <w:rPr>
+          <w:rFonts w:ascii="Times New Roman" w:hAnsi="Times New Roman" w:cs="Times New Roman"/>
+          <w:sz w:val="24"/>
+          <w:szCs w:val="24"/>
+        </w:rPr>
+      </w:pPr>
+      <w:r>
+        <w:rPr>
+          <w:rFonts w:ascii="Times New Roman" w:hAnsi="Times New Roman" w:cs="Times New Roman"/>
+          <w:sz w:val="24"/>
+          <w:szCs w:val="24"/>
+        </w:rPr>
+        <w:t>Összességében a webalkalmazás logikus felépítésű, a funkciók jól elkülönülnek egymástól, így a használata könnyen elsajátítható és áttekinthető mind bejelentkezett, mind anonim felhasználók számára.</w:t>
+      </w:r>
+    </w:p>
+    <w:p>
+      <w:pPr>
+        <w:pStyle w:val="Cmsor1"/>
+        <w:numPr>
+          <w:ilvl w:val="0"/>
+          <w:numId w:val="1"/>
+        </w:numPr>
+        <w:rPr>
+          <w:rFonts w:ascii="Times New Roman" w:hAnsi="Times New Roman" w:cs="Times New Roman"/>
+          <w:b/>
+          <w:bCs/>
+          <w:color w:val="auto"/>
+          <w:sz w:val="28"/>
+          <w:szCs w:val="28"/>
+        </w:rPr>
+      </w:pPr>
+      <w:bookmarkStart w:id="11" w:name="_Toc227922981"/>
+      <w:r>
+        <w:rPr>
+          <w:rFonts w:ascii="Times New Roman" w:hAnsi="Times New Roman" w:cs="Times New Roman"/>
+          <w:b/>
+          <w:bCs/>
+          <w:color w:val="auto"/>
+          <w:sz w:val="28"/>
+          <w:szCs w:val="28"/>
+        </w:rPr>
+        <w:t>Összegzés</w:t>
+      </w:r>
+      <w:bookmarkEnd w:id="11"/>
+    </w:p>
+    <w:p/>
+    <w:p>
+      <w:pPr>
+        <w:spacing w:line="360" w:lineRule="auto"/>
+        <w:ind w:firstLine="360"/>
+        <w:jc w:val="both"/>
+        <w:rPr>
+          <w:rFonts w:ascii="Times New Roman" w:hAnsi="Times New Roman" w:cs="Times New Roman"/>
+          <w:sz w:val="24"/>
+          <w:szCs w:val="24"/>
+        </w:rPr>
+      </w:pPr>
+      <w:r>
+        <w:rPr>
+          <w:rFonts w:ascii="Times New Roman" w:hAnsi="Times New Roman" w:cs="Times New Roman"/>
+          <w:sz w:val="24"/>
+          <w:szCs w:val="24"/>
+        </w:rPr>
+        <w:t xml:space="preserve">A webalkalmazás elkészítése során a kitűzött célunk az volt, hogy a beadandó feladat követelményeit ne csupán technikai szempontból teljesítsük, hanem egy átgondolt, egységes </w:t>
+      </w:r>
+      <w:r>
+        <w:rPr>
+          <w:rFonts w:ascii="Times New Roman" w:hAnsi="Times New Roman" w:cs="Times New Roman"/>
+          <w:sz w:val="24"/>
+          <w:szCs w:val="24"/>
+        </w:rPr>
+        <w:lastRenderedPageBreak/>
+        <w:t>megjelenésű és felhasználóbarát rendszert hozzunk létre. A fejlesztés eredményeként minden előírt funkciót sikeresen megvalósítottunk, beleértve a front-</w:t>
+      </w:r>
+      <w:proofErr w:type="spellStart"/>
+      <w:r>
+        <w:rPr>
+          <w:rFonts w:ascii="Times New Roman" w:hAnsi="Times New Roman" w:cs="Times New Roman"/>
+          <w:sz w:val="24"/>
+          <w:szCs w:val="24"/>
+        </w:rPr>
+        <w:t>controller</w:t>
+      </w:r>
+      <w:proofErr w:type="spellEnd"/>
+      <w:r>
+        <w:rPr>
+          <w:rFonts w:ascii="Times New Roman" w:hAnsi="Times New Roman" w:cs="Times New Roman"/>
+          <w:sz w:val="24"/>
+          <w:szCs w:val="24"/>
+        </w:rPr>
+        <w:t xml:space="preserve"> alapú működést, a felhasználókezelést, a képfeltöltést, valamint a CRUD alkalmazást is.</w:t>
+      </w:r>
+    </w:p>
+    <w:p>
+      <w:pPr>
+        <w:spacing w:line="360" w:lineRule="auto"/>
+        <w:ind w:firstLine="360"/>
+        <w:jc w:val="both"/>
+        <w:rPr>
+          <w:rFonts w:ascii="Times New Roman" w:hAnsi="Times New Roman" w:cs="Times New Roman"/>
+          <w:sz w:val="24"/>
+          <w:szCs w:val="24"/>
+        </w:rPr>
+      </w:pPr>
+      <w:r>
+        <w:rPr>
+          <w:rFonts w:ascii="Times New Roman" w:hAnsi="Times New Roman" w:cs="Times New Roman"/>
+          <w:sz w:val="24"/>
+          <w:szCs w:val="24"/>
+        </w:rPr>
+        <w:t xml:space="preserve">A projektet </w:t>
+      </w:r>
+      <w:proofErr w:type="spellStart"/>
+      <w:r>
+        <w:rPr>
+          <w:rFonts w:ascii="Times New Roman" w:hAnsi="Times New Roman" w:cs="Times New Roman"/>
+          <w:sz w:val="24"/>
+          <w:szCs w:val="24"/>
+        </w:rPr>
+        <w:t>kétfős</w:t>
+      </w:r>
+      <w:proofErr w:type="spellEnd"/>
+      <w:r>
+        <w:rPr>
+          <w:rFonts w:ascii="Times New Roman" w:hAnsi="Times New Roman" w:cs="Times New Roman"/>
+          <w:sz w:val="24"/>
+          <w:szCs w:val="24"/>
+        </w:rPr>
+        <w:t xml:space="preserve"> csapatban készítettük el</w:t>
+      </w:r>
+      <w:r>
+        <w:rPr>
+          <w:rFonts w:ascii="Times New Roman" w:hAnsi="Times New Roman" w:cs="Times New Roman"/>
+          <w:sz w:val="24"/>
+          <w:szCs w:val="24"/>
+        </w:rPr>
+        <w:t xml:space="preserve"> (Harmatiné Pásztor Éva –</w:t>
+      </w:r>
+      <w:r>
+        <w:rPr>
+          <w:rFonts w:ascii="Times New Roman" w:hAnsi="Times New Roman" w:cs="Times New Roman"/>
+          <w:sz w:val="24"/>
+          <w:szCs w:val="24"/>
+        </w:rPr>
+        <w:t xml:space="preserve"> JBDAQO </w:t>
+      </w:r>
+      <w:r>
+        <w:rPr>
+          <w:rFonts w:ascii="Times New Roman" w:hAnsi="Times New Roman" w:cs="Times New Roman"/>
+          <w:sz w:val="24"/>
+          <w:szCs w:val="24"/>
+        </w:rPr>
+        <w:t xml:space="preserve">és Deák Dávid – </w:t>
+      </w:r>
+      <w:r>
+        <w:rPr>
+          <w:rFonts w:ascii="Times New Roman" w:hAnsi="Times New Roman" w:cs="Times New Roman"/>
+          <w:sz w:val="24"/>
+          <w:szCs w:val="24"/>
+        </w:rPr>
+        <w:t>OPFHRV</w:t>
+      </w:r>
+      <w:r>
+        <w:rPr>
+          <w:rFonts w:ascii="Times New Roman" w:hAnsi="Times New Roman" w:cs="Times New Roman"/>
+          <w:sz w:val="24"/>
+          <w:szCs w:val="24"/>
+        </w:rPr>
+        <w:t>)</w:t>
+      </w:r>
+      <w:r>
+        <w:rPr>
+          <w:rFonts w:ascii="Times New Roman" w:hAnsi="Times New Roman" w:cs="Times New Roman"/>
+          <w:sz w:val="24"/>
+          <w:szCs w:val="24"/>
+        </w:rPr>
+        <w:t>. Míg a korábbi, előadás beadandó feladat során a fejlesztés több esetben személyes konzultáció keretében zajlott, ennél a projektnél már teljes mértékben online együttműködésben dolgoztunk. Az előző beadandó során szerzett tapasztalatok nagyban megkönnyítették a közös munkát, mivel már kialakult egy hatékony munkamódszerünk, és tisztában voltunk azzal, hogyan tudjuk a feladatokat megfelelően felosztani és összehangolni.</w:t>
+      </w:r>
+    </w:p>
+    <w:p>
+      <w:pPr>
+        <w:spacing w:line="360" w:lineRule="auto"/>
+        <w:ind w:firstLine="360"/>
+        <w:jc w:val="both"/>
+        <w:rPr>
+          <w:rFonts w:ascii="Times New Roman" w:hAnsi="Times New Roman" w:cs="Times New Roman"/>
+          <w:sz w:val="24"/>
+          <w:szCs w:val="24"/>
+        </w:rPr>
+      </w:pPr>
+      <w:r>
+        <w:rPr>
+          <w:rFonts w:ascii="Times New Roman" w:hAnsi="Times New Roman" w:cs="Times New Roman"/>
+          <w:sz w:val="24"/>
+          <w:szCs w:val="24"/>
+        </w:rPr>
+        <w:t xml:space="preserve">A fejlesztési folyamat során jelentős segítséget nyújtott a tananyaghoz biztosított </w:t>
+      </w:r>
+      <w:r>
+        <w:rPr>
+          <w:rFonts w:ascii="Times New Roman" w:hAnsi="Times New Roman" w:cs="Times New Roman"/>
+          <w:b/>
+          <w:bCs/>
+          <w:sz w:val="24"/>
+          <w:szCs w:val="24"/>
+        </w:rPr>
+        <w:t>megoldasok.zip</w:t>
+      </w:r>
+      <w:r>
+        <w:rPr>
+          <w:rFonts w:ascii="Times New Roman" w:hAnsi="Times New Roman" w:cs="Times New Roman"/>
+          <w:sz w:val="24"/>
+          <w:szCs w:val="24"/>
+        </w:rPr>
+        <w:t xml:space="preserve"> fájl, amely stabil alapot adott az egyes funkciók kialakításához. Ezeket a mintákat nem változtatás nélkül vettük át, hanem minden esetben a saját projektünk igényeihez igazítottuk, mind működés, mind megjelenés szempontjából. Ennek köszönhetően a végeredmény egy egyedi, a témához illeszkedő webalkalmazás lett.</w:t>
+      </w:r>
+    </w:p>
+    <w:p>
+      <w:pPr>
+        <w:spacing w:line="360" w:lineRule="auto"/>
+        <w:ind w:firstLine="360"/>
+        <w:jc w:val="both"/>
+        <w:rPr>
+          <w:rFonts w:ascii="Times New Roman" w:hAnsi="Times New Roman" w:cs="Times New Roman"/>
+          <w:sz w:val="24"/>
+          <w:szCs w:val="24"/>
+        </w:rPr>
+      </w:pPr>
+      <w:r>
+        <w:rPr>
+          <w:rFonts w:ascii="Times New Roman" w:hAnsi="Times New Roman" w:cs="Times New Roman"/>
+          <w:sz w:val="24"/>
+          <w:szCs w:val="24"/>
+        </w:rPr>
+        <w:t xml:space="preserve">Az adatbázis kiválasztása szintén tudatos döntés volt. A „2-07-Forma-1-3 táblás” adatbázis mellett azért döntöttünk, mert jól átlátható szerkezetű, könnyen kezelhető, és </w:t>
+      </w:r>
+      <w:proofErr w:type="spellStart"/>
+      <w:r>
+        <w:rPr>
+          <w:rFonts w:ascii="Times New Roman" w:hAnsi="Times New Roman" w:cs="Times New Roman"/>
+          <w:sz w:val="24"/>
+          <w:szCs w:val="24"/>
+        </w:rPr>
+        <w:t>tartalmilag</w:t>
+      </w:r>
+      <w:proofErr w:type="spellEnd"/>
+      <w:r>
+        <w:rPr>
+          <w:rFonts w:ascii="Times New Roman" w:hAnsi="Times New Roman" w:cs="Times New Roman"/>
+          <w:sz w:val="24"/>
+          <w:szCs w:val="24"/>
+        </w:rPr>
+        <w:t xml:space="preserve"> is alkalmas egy látványos weboldal kialakítására. Emellett fontos szempont volt az is, hogy ehhez a témához könnyen találtunk megfelelő multimédiás tartalmakat, amelyek segítették az oldal vizuális megjelenésének kialakítását.</w:t>
+      </w:r>
+    </w:p>
+    <w:p>
+      <w:pPr>
+        <w:spacing w:line="360" w:lineRule="auto"/>
+        <w:ind w:firstLine="360"/>
+        <w:jc w:val="both"/>
+        <w:rPr>
+          <w:rFonts w:ascii="Times New Roman" w:hAnsi="Times New Roman" w:cs="Times New Roman"/>
+          <w:sz w:val="24"/>
+          <w:szCs w:val="24"/>
+        </w:rPr>
+      </w:pPr>
+      <w:r>
+        <w:rPr>
+          <w:rFonts w:ascii="Times New Roman" w:hAnsi="Times New Roman" w:cs="Times New Roman"/>
+          <w:sz w:val="24"/>
+          <w:szCs w:val="24"/>
+        </w:rPr>
+        <w:t xml:space="preserve">A projekt során a GitHub használata továbbra is kiemelt szerepet kapott, amely lehetővé tette a verziókövetést és a fejlesztési folyamat átlátható dokumentálását. A </w:t>
+      </w:r>
+      <w:proofErr w:type="spellStart"/>
+      <w:r>
+        <w:rPr>
+          <w:rFonts w:ascii="Times New Roman" w:hAnsi="Times New Roman" w:cs="Times New Roman"/>
+          <w:sz w:val="24"/>
+          <w:szCs w:val="24"/>
+        </w:rPr>
+        <w:t>commitok</w:t>
+      </w:r>
+      <w:proofErr w:type="spellEnd"/>
+      <w:r>
+        <w:rPr>
+          <w:rFonts w:ascii="Times New Roman" w:hAnsi="Times New Roman" w:cs="Times New Roman"/>
+          <w:sz w:val="24"/>
+          <w:szCs w:val="24"/>
+        </w:rPr>
+        <w:t xml:space="preserve"> (</w:t>
+      </w:r>
+      <w:r>
+        <w:rPr>
+          <w:rFonts w:ascii="Times New Roman" w:hAnsi="Times New Roman" w:cs="Times New Roman"/>
+          <w:sz w:val="24"/>
+          <w:szCs w:val="24"/>
+        </w:rPr>
+        <w:t xml:space="preserve">Harmatiné Pásztor Éva – </w:t>
+      </w:r>
+      <w:proofErr w:type="spellStart"/>
+      <w:r>
+        <w:rPr>
+          <w:rFonts w:ascii="Times New Roman" w:hAnsi="Times New Roman" w:cs="Times New Roman"/>
+          <w:sz w:val="24"/>
+          <w:szCs w:val="24"/>
+        </w:rPr>
+        <w:t>harmatinepasztoreva</w:t>
+      </w:r>
+      <w:proofErr w:type="spellEnd"/>
+      <w:r>
+        <w:rPr>
+          <w:rFonts w:ascii="Times New Roman" w:hAnsi="Times New Roman" w:cs="Times New Roman"/>
+          <w:sz w:val="24"/>
+          <w:szCs w:val="24"/>
+        </w:rPr>
+        <w:t xml:space="preserve"> és Deák Dávid – ttdd33</w:t>
+      </w:r>
+      <w:r>
+        <w:rPr>
+          <w:rFonts w:ascii="Times New Roman" w:hAnsi="Times New Roman" w:cs="Times New Roman"/>
+          <w:sz w:val="24"/>
+          <w:szCs w:val="24"/>
+        </w:rPr>
+        <w:t>)</w:t>
+      </w:r>
+      <w:r>
+        <w:rPr>
+          <w:rFonts w:ascii="Times New Roman" w:hAnsi="Times New Roman" w:cs="Times New Roman"/>
+          <w:sz w:val="24"/>
+          <w:szCs w:val="24"/>
+        </w:rPr>
+        <w:t xml:space="preserve"> segítségével jól követhetővé vált a munka előrehaladása, hasonlóan az előző beadandó dokumentációban bemutatott módszerhez</w:t>
+      </w:r>
+      <w:r>
+        <w:rPr>
+          <w:rFonts w:ascii="Times New Roman" w:hAnsi="Times New Roman" w:cs="Times New Roman"/>
+          <w:sz w:val="24"/>
+          <w:szCs w:val="24"/>
+        </w:rPr>
+        <w:t>.</w:t>
+      </w:r>
+    </w:p>
+    <w:p>
+      <w:pPr>
+        <w:spacing w:line="360" w:lineRule="auto"/>
+        <w:ind w:firstLine="360"/>
+        <w:jc w:val="both"/>
+        <w:rPr>
+          <w:rFonts w:ascii="Times New Roman" w:hAnsi="Times New Roman" w:cs="Times New Roman"/>
+          <w:sz w:val="24"/>
+          <w:szCs w:val="24"/>
+        </w:rPr>
+      </w:pPr>
+      <w:r>
+        <w:rPr>
+          <w:rFonts w:ascii="Times New Roman" w:hAnsi="Times New Roman" w:cs="Times New Roman"/>
+          <w:sz w:val="24"/>
+          <w:szCs w:val="24"/>
+        </w:rPr>
+        <w:t>Összességében elmondható, hogy a projekt elkészítése során nemcsak a beadandó követelményeket sikerült teljesítenünk, hanem értékes gyakorlati tapasztalatokat is szereztünk a webfejlesztés, az adatbázis-kezelés és az online csapatmunka területén. A korábbi tapasztalatokra építve hatékonyabban és tudatosabban tudtuk megvalósítani ezt a feladatot, amely egy komplex, jól működő webalkalmazás létrehozásához vezetett.</w:t>
+      </w:r>
+    </w:p>
+    <w:p>
+      <w:pPr>
+        <w:spacing w:line="360" w:lineRule="auto"/>
+        <w:ind w:firstLine="360"/>
+        <w:jc w:val="both"/>
+        <w:rPr>
+          <w:rFonts w:ascii="Times New Roman" w:hAnsi="Times New Roman" w:cs="Times New Roman"/>
+          <w:sz w:val="24"/>
+          <w:szCs w:val="24"/>
+        </w:rPr>
+      </w:pPr>
+    </w:p>
+    <w:p>
+      <w:pPr>
+        <w:pStyle w:val="Cmsor1"/>
+        <w:numPr>
+          <w:ilvl w:val="0"/>
+          <w:numId w:val="1"/>
+        </w:numPr>
+        <w:rPr>
+          <w:rFonts w:ascii="Times New Roman" w:hAnsi="Times New Roman" w:cs="Times New Roman"/>
+          <w:b/>
+          <w:bCs/>
+          <w:color w:val="auto"/>
+          <w:sz w:val="28"/>
+          <w:szCs w:val="28"/>
+        </w:rPr>
+      </w:pPr>
+      <w:bookmarkStart w:id="12" w:name="_Toc227922982"/>
+      <w:r>
+        <w:rPr>
+          <w:rFonts w:ascii="Times New Roman" w:hAnsi="Times New Roman" w:cs="Times New Roman"/>
+          <w:b/>
+          <w:bCs/>
+          <w:color w:val="auto"/>
+          <w:sz w:val="28"/>
+          <w:szCs w:val="28"/>
+        </w:rPr>
+        <w:lastRenderedPageBreak/>
+        <w:t>Források</w:t>
+      </w:r>
+      <w:bookmarkEnd w:id="12"/>
+      <w:r>
+        <w:rPr>
+          <w:rFonts w:ascii="Times New Roman" w:hAnsi="Times New Roman" w:cs="Times New Roman"/>
+          <w:b/>
+          <w:bCs/>
+          <w:color w:val="auto"/>
+          <w:sz w:val="28"/>
+          <w:szCs w:val="28"/>
+        </w:rPr>
+        <w:t xml:space="preserve"> </w:t>
+      </w:r>
+    </w:p>
+    <w:p/>
+    <w:p>
+      <w:pPr>
+        <w:spacing w:line="360" w:lineRule="auto"/>
+        <w:ind w:firstLine="360"/>
+        <w:jc w:val="both"/>
+        <w:rPr>
+          <w:rFonts w:ascii="Times New Roman" w:hAnsi="Times New Roman" w:cs="Times New Roman"/>
+          <w:sz w:val="24"/>
+          <w:szCs w:val="24"/>
+        </w:rPr>
+      </w:pPr>
+      <w:r>
+        <w:rPr>
+          <w:rFonts w:ascii="Times New Roman" w:hAnsi="Times New Roman" w:cs="Times New Roman"/>
+          <w:sz w:val="24"/>
+          <w:szCs w:val="24"/>
+        </w:rPr>
+        <w:t xml:space="preserve">A projekt elkészítése során a következő forrásokat és segédanyagokat használtuk fel: </w:t>
+      </w:r>
+    </w:p>
+    <w:p>
+      <w:pPr>
+        <w:pStyle w:val="Listaszerbekezds"/>
+        <w:numPr>
+          <w:ilvl w:val="0"/>
+          <w:numId w:val="28"/>
+        </w:numPr>
+        <w:spacing w:line="360" w:lineRule="auto"/>
+        <w:jc w:val="both"/>
+        <w:rPr>
+          <w:rFonts w:ascii="Times New Roman" w:hAnsi="Times New Roman" w:cs="Times New Roman"/>
+          <w:sz w:val="24"/>
+          <w:szCs w:val="24"/>
+        </w:rPr>
+      </w:pPr>
+      <w:r>
+        <w:rPr>
+          <w:rFonts w:ascii="Times New Roman" w:hAnsi="Times New Roman" w:cs="Times New Roman"/>
+          <w:sz w:val="24"/>
+          <w:szCs w:val="24"/>
+        </w:rPr>
+        <w:t>Web-programozas-1-gyakorlat</w:t>
+      </w:r>
+      <w:r>
+        <w:rPr>
+          <w:rFonts w:ascii="Times New Roman" w:hAnsi="Times New Roman" w:cs="Times New Roman"/>
+          <w:sz w:val="24"/>
+          <w:szCs w:val="24"/>
+        </w:rPr>
+        <w:t xml:space="preserve"> PDF </w:t>
+      </w:r>
+    </w:p>
+    <w:p>
+      <w:pPr>
+        <w:pStyle w:val="Listaszerbekezds"/>
+        <w:numPr>
+          <w:ilvl w:val="0"/>
+          <w:numId w:val="28"/>
+        </w:numPr>
+        <w:spacing w:line="360" w:lineRule="auto"/>
+        <w:jc w:val="both"/>
+        <w:rPr>
+          <w:rFonts w:ascii="Times New Roman" w:hAnsi="Times New Roman" w:cs="Times New Roman"/>
+          <w:sz w:val="24"/>
+          <w:szCs w:val="24"/>
+        </w:rPr>
+      </w:pPr>
+      <w:r>
+        <w:rPr>
+          <w:rFonts w:ascii="Times New Roman" w:hAnsi="Times New Roman" w:cs="Times New Roman"/>
+          <w:sz w:val="24"/>
+          <w:szCs w:val="24"/>
+        </w:rPr>
+        <w:t xml:space="preserve">A tanár úr által biztosított megoldasok.zip fájl </w:t>
+      </w:r>
+    </w:p>
+    <w:p>
+      <w:pPr>
+        <w:pStyle w:val="Listaszerbekezds"/>
+        <w:numPr>
+          <w:ilvl w:val="0"/>
+          <w:numId w:val="28"/>
+        </w:numPr>
+        <w:spacing w:line="360" w:lineRule="auto"/>
+        <w:jc w:val="both"/>
+        <w:rPr>
+          <w:rFonts w:ascii="Times New Roman" w:hAnsi="Times New Roman" w:cs="Times New Roman"/>
+          <w:sz w:val="24"/>
+          <w:szCs w:val="24"/>
+        </w:rPr>
+      </w:pPr>
+      <w:r>
+        <w:rPr>
+          <w:rFonts w:ascii="Times New Roman" w:hAnsi="Times New Roman" w:cs="Times New Roman"/>
+          <w:sz w:val="24"/>
+          <w:szCs w:val="24"/>
+        </w:rPr>
+        <w:t>A megadott adatbázis-forrásokat tartalmazó Google Drive mappa: „</w:t>
+      </w:r>
+      <w:r>
+        <w:rPr>
+          <w:rFonts w:ascii="Times New Roman" w:hAnsi="Times New Roman" w:cs="Times New Roman"/>
+          <w:sz w:val="24"/>
+          <w:szCs w:val="24"/>
+        </w:rPr>
+        <w:t>2-07-Forma-1-3 táblás</w:t>
+      </w:r>
+      <w:r>
+        <w:rPr>
+          <w:rFonts w:ascii="Times New Roman" w:hAnsi="Times New Roman" w:cs="Times New Roman"/>
+          <w:sz w:val="24"/>
+          <w:szCs w:val="24"/>
+        </w:rPr>
+        <w:t xml:space="preserve">” </w:t>
+      </w:r>
+    </w:p>
+    <w:p>
+      <w:pPr>
+        <w:pStyle w:val="Listaszerbekezds"/>
+        <w:numPr>
+          <w:ilvl w:val="0"/>
+          <w:numId w:val="28"/>
+        </w:numPr>
+        <w:spacing w:line="360" w:lineRule="auto"/>
+        <w:jc w:val="both"/>
+        <w:rPr>
+          <w:rFonts w:ascii="Times New Roman" w:hAnsi="Times New Roman" w:cs="Times New Roman"/>
+          <w:sz w:val="24"/>
+          <w:szCs w:val="24"/>
+        </w:rPr>
+      </w:pPr>
+      <w:r>
+        <w:rPr>
+          <w:rFonts w:ascii="Times New Roman" w:hAnsi="Times New Roman" w:cs="Times New Roman"/>
+          <w:sz w:val="24"/>
+          <w:szCs w:val="24"/>
+        </w:rPr>
+        <w:t xml:space="preserve">GitHub </w:t>
+      </w:r>
+      <w:proofErr w:type="spellStart"/>
+      <w:r>
+        <w:rPr>
+          <w:rFonts w:ascii="Times New Roman" w:hAnsi="Times New Roman" w:cs="Times New Roman"/>
+          <w:sz w:val="24"/>
+          <w:szCs w:val="24"/>
+        </w:rPr>
+        <w:t>repository</w:t>
+      </w:r>
+      <w:proofErr w:type="spellEnd"/>
+      <w:r>
+        <w:rPr>
+          <w:rFonts w:ascii="Times New Roman" w:hAnsi="Times New Roman" w:cs="Times New Roman"/>
+          <w:sz w:val="24"/>
+          <w:szCs w:val="24"/>
+        </w:rPr>
+        <w:t xml:space="preserve">: </w:t>
+      </w:r>
+      <w:hyperlink r:id="rId25" w:history="1">
+        <w:r>
+          <w:rPr>
+            <w:rStyle w:val="Hiperhivatkozs"/>
+            <w:rFonts w:ascii="Times New Roman" w:hAnsi="Times New Roman" w:cs="Times New Roman"/>
+            <w:sz w:val="24"/>
+            <w:szCs w:val="24"/>
+          </w:rPr>
+          <w:t>https://github.com/ttdd33/Webprog-Gyak</w:t>
+        </w:r>
+      </w:hyperlink>
+    </w:p>
+    <w:p>
+      <w:pPr>
         <w:spacing w:line="360" w:lineRule="auto"/>
         <w:jc w:val="both"/>
         <w:rPr>
@@ -5087,7 +10696,7 @@
       </w:pPr>
     </w:p>
     <w:sectPr>
-      <w:footerReference w:type="default" r:id="rId22"/>
+      <w:footerReference w:type="default" r:id="rId26"/>
       <w:pgSz w:w="11906" w:h="16838"/>
       <w:pgMar w:top="1417" w:right="1417" w:bottom="1417" w:left="1417" w:header="708" w:footer="708" w:gutter="0"/>
       <w:cols w:space="708"/>
@@ -5193,6 +10802,57 @@
 <file path=word/numbering.xml><?xml version="1.0" encoding="utf-8"?>
 <w:numbering xmlns:wpc="http://schemas.microsoft.com/office/word/2010/wordprocessingCanvas" xmlns:cx="http://schemas.microsoft.com/office/drawing/2014/chartex" xmlns:cx1="http://schemas.microsoft.com/office/drawing/2015/9/8/chartex" xmlns:cx2="http://schemas.microsoft.com/office/drawing/2015/10/21/chartex" xmlns:cx3="http://schemas.microsoft.com/office/drawing/2016/5/9/chartex" xmlns:cx4="http://schemas.microsoft.com/office/drawing/2016/5/10/chartex" xmlns:cx5="http://schemas.microsoft.com/office/drawing/2016/5/11/chartex" xmlns:cx6="http://schemas.microsoft.com/office/drawing/2016/5/12/chartex" xmlns:cx7="http://schemas.microsoft.com/office/drawing/2016/5/13/chartex" xmlns:cx8="http://schemas.microsoft.com/office/drawing/2016/5/14/chartex" xmlns:mc="http://schemas.openxmlformats.org/markup-compatibility/2006" xmlns:aink="http://schemas.microsoft.com/office/drawing/2016/ink" xmlns:am3d="http://schemas.microsoft.com/office/drawing/2017/model3d" xmlns:o="urn:schemas-microsoft-com:office:office" xmlns:oel="http://schemas.microsoft.com/office/2019/extlst" xmlns:r="http://schemas.openxmlformats.org/officeDocument/2006/relationships" xmlns:m="http://schemas.openxmlformats.org/officeDocument/2006/math" xmlns:v="urn:schemas-microsoft-com:vml" xmlns:wp14="http://schemas.microsoft.com/office/word/2010/wordprocessingDrawing" xmlns:wp="http://schemas.openxmlformats.org/drawingml/2006/wordprocessingDrawing" xmlns:w10="urn:schemas-microsoft-com:office:word" xmlns:w="http://schemas.openxmlformats.org/wordprocessingml/2006/main" xmlns:w14="http://schemas.microsoft.com/office/word/2010/wordml" xmlns:w15="http://schemas.microsoft.com/office/word/2012/wordml" xmlns:w16cex="http://schemas.microsoft.com/office/word/2018/wordml/cex" xmlns:w16cid="http://schemas.microsoft.com/office/word/2016/wordml/cid" xmlns:w16="http://schemas.microsoft.com/office/word/2018/wordml" xmlns:w16du="http://schemas.microsoft.com/office/word/2023/wordml/word16du" xmlns:w16sdtdh="http://schemas.microsoft.com/office/word/2020/wordml/sdtdatahash" xmlns:w16sdtfl="http://schemas.microsoft.com/office/word/2024/wordml/sdtformatlock" xmlns:w16se="http://schemas.microsoft.com/office/word/2015/wordml/symex" xmlns:wpg="http://schemas.microsoft.com/office/word/2010/wordprocessingGroup" xmlns:wpi="http://schemas.microsoft.com/office/word/2010/wordprocessingInk" xmlns:wne="http://schemas.microsoft.com/office/word/2006/wordml" xmlns:wps="http://schemas.microsoft.com/office/word/2010/wordprocessingShape" mc:Ignorable="w14 w15 w16se w16cid w16 w16cex w16sdtdh w16sdtfl w16du wp14">
   <w:abstractNum w:abstractNumId="0" w15:restartNumberingAfterBreak="0">
+    <w:nsid w:val="A540BA62"/>
+    <w:multiLevelType w:val="hybridMultilevel"/>
+    <w:tmpl w:val="FFFFFFFF"/>
+    <w:lvl w:ilvl="0" w:tplc="FFFFFFFF">
+      <w:start w:val="1"/>
+      <w:numFmt w:val="bullet"/>
+      <w:lvlText w:val="•"/>
+      <w:lvlJc w:val="left"/>
+    </w:lvl>
+    <w:lvl w:ilvl="1" w:tplc="FFFFFFFF">
+      <w:numFmt w:val="decimal"/>
+      <w:lvlText w:val=""/>
+      <w:lvlJc w:val="left"/>
+    </w:lvl>
+    <w:lvl w:ilvl="2" w:tplc="FFFFFFFF">
+      <w:numFmt w:val="decimal"/>
+      <w:lvlText w:val=""/>
+      <w:lvlJc w:val="left"/>
+    </w:lvl>
+    <w:lvl w:ilvl="3" w:tplc="FFFFFFFF">
+      <w:numFmt w:val="decimal"/>
+      <w:lvlText w:val=""/>
+      <w:lvlJc w:val="left"/>
+    </w:lvl>
+    <w:lvl w:ilvl="4" w:tplc="FFFFFFFF">
+      <w:numFmt w:val="decimal"/>
+      <w:lvlText w:val=""/>
+      <w:lvlJc w:val="left"/>
+    </w:lvl>
+    <w:lvl w:ilvl="5" w:tplc="FFFFFFFF">
+      <w:numFmt w:val="decimal"/>
+      <w:lvlText w:val=""/>
+      <w:lvlJc w:val="left"/>
+    </w:lvl>
+    <w:lvl w:ilvl="6" w:tplc="FFFFFFFF">
+      <w:numFmt w:val="decimal"/>
+      <w:lvlText w:val=""/>
+      <w:lvlJc w:val="left"/>
+    </w:lvl>
+    <w:lvl w:ilvl="7" w:tplc="FFFFFFFF">
+      <w:numFmt w:val="decimal"/>
+      <w:lvlText w:val=""/>
+      <w:lvlJc w:val="left"/>
+    </w:lvl>
+    <w:lvl w:ilvl="8" w:tplc="FFFFFFFF">
+      <w:numFmt w:val="decimal"/>
+      <w:lvlText w:val=""/>
+      <w:lvlJc w:val="left"/>
+    </w:lvl>
+  </w:abstractNum>
+  <w:abstractNum w:abstractNumId="1" w15:restartNumberingAfterBreak="0">
     <w:nsid w:val="039B711B"/>
     <w:multiLevelType w:val="hybridMultilevel"/>
     <w:tmpl w:val="5ED44854"/>
@@ -5305,7 +10965,7 @@
       </w:rPr>
     </w:lvl>
   </w:abstractNum>
-  <w:abstractNum w:abstractNumId="1" w15:restartNumberingAfterBreak="0">
+  <w:abstractNum w:abstractNumId="2" w15:restartNumberingAfterBreak="0">
     <w:nsid w:val="04A43F25"/>
     <w:multiLevelType w:val="multilevel"/>
     <w:tmpl w:val="51988BF6"/>
@@ -5454,7 +11114,7 @@
       </w:rPr>
     </w:lvl>
   </w:abstractNum>
-  <w:abstractNum w:abstractNumId="2" w15:restartNumberingAfterBreak="0">
+  <w:abstractNum w:abstractNumId="3" w15:restartNumberingAfterBreak="0">
     <w:nsid w:val="083216BB"/>
     <w:multiLevelType w:val="hybridMultilevel"/>
     <w:tmpl w:val="94F60E36"/>
@@ -5567,7 +11227,7 @@
       </w:rPr>
     </w:lvl>
   </w:abstractNum>
-  <w:abstractNum w:abstractNumId="3" w15:restartNumberingAfterBreak="0">
+  <w:abstractNum w:abstractNumId="4" w15:restartNumberingAfterBreak="0">
     <w:nsid w:val="12852934"/>
     <w:multiLevelType w:val="multilevel"/>
     <w:tmpl w:val="040E001D"/>
@@ -5653,7 +11313,7 @@
       </w:pPr>
     </w:lvl>
   </w:abstractNum>
-  <w:abstractNum w:abstractNumId="4" w15:restartNumberingAfterBreak="0">
+  <w:abstractNum w:abstractNumId="5" w15:restartNumberingAfterBreak="0">
     <w:nsid w:val="166264C9"/>
     <w:multiLevelType w:val="multilevel"/>
     <w:tmpl w:val="68A4F362"/>
@@ -5802,7 +11462,7 @@
       </w:rPr>
     </w:lvl>
   </w:abstractNum>
-  <w:abstractNum w:abstractNumId="5" w15:restartNumberingAfterBreak="0">
+  <w:abstractNum w:abstractNumId="6" w15:restartNumberingAfterBreak="0">
     <w:nsid w:val="178B71C7"/>
     <w:multiLevelType w:val="hybridMultilevel"/>
     <w:tmpl w:val="C846D7F6"/>
@@ -5891,7 +11551,120 @@
       </w:pPr>
     </w:lvl>
   </w:abstractNum>
-  <w:abstractNum w:abstractNumId="6" w15:restartNumberingAfterBreak="0">
+  <w:abstractNum w:abstractNumId="7" w15:restartNumberingAfterBreak="0">
+    <w:nsid w:val="199D60D1"/>
+    <w:multiLevelType w:val="hybridMultilevel"/>
+    <w:tmpl w:val="DD80F36E"/>
+    <w:lvl w:ilvl="0" w:tplc="040E0001">
+      <w:start w:val="1"/>
+      <w:numFmt w:val="bullet"/>
+      <w:lvlText w:val=""/>
+      <w:lvlJc w:val="left"/>
+      <w:pPr>
+        <w:ind w:left="720" w:hanging="360"/>
+      </w:pPr>
+      <w:rPr>
+        <w:rFonts w:ascii="Symbol" w:hAnsi="Symbol" w:hint="default"/>
+      </w:rPr>
+    </w:lvl>
+    <w:lvl w:ilvl="1" w:tplc="040E0003" w:tentative="1">
+      <w:start w:val="1"/>
+      <w:numFmt w:val="bullet"/>
+      <w:lvlText w:val="o"/>
+      <w:lvlJc w:val="left"/>
+      <w:pPr>
+        <w:ind w:left="1440" w:hanging="360"/>
+      </w:pPr>
+      <w:rPr>
+        <w:rFonts w:ascii="Courier New" w:hAnsi="Courier New" w:cs="Courier New" w:hint="default"/>
+      </w:rPr>
+    </w:lvl>
+    <w:lvl w:ilvl="2" w:tplc="040E0005" w:tentative="1">
+      <w:start w:val="1"/>
+      <w:numFmt w:val="bullet"/>
+      <w:lvlText w:val=""/>
+      <w:lvlJc w:val="left"/>
+      <w:pPr>
+        <w:ind w:left="2160" w:hanging="360"/>
+      </w:pPr>
+      <w:rPr>
+        <w:rFonts w:ascii="Wingdings" w:hAnsi="Wingdings" w:hint="default"/>
+      </w:rPr>
+    </w:lvl>
+    <w:lvl w:ilvl="3" w:tplc="040E0001" w:tentative="1">
+      <w:start w:val="1"/>
+      <w:numFmt w:val="bullet"/>
+      <w:lvlText w:val=""/>
+      <w:lvlJc w:val="left"/>
+      <w:pPr>
+        <w:ind w:left="2880" w:hanging="360"/>
+      </w:pPr>
+      <w:rPr>
+        <w:rFonts w:ascii="Symbol" w:hAnsi="Symbol" w:hint="default"/>
+      </w:rPr>
+    </w:lvl>
+    <w:lvl w:ilvl="4" w:tplc="040E0003" w:tentative="1">
+      <w:start w:val="1"/>
+      <w:numFmt w:val="bullet"/>
+      <w:lvlText w:val="o"/>
+      <w:lvlJc w:val="left"/>
+      <w:pPr>
+        <w:ind w:left="3600" w:hanging="360"/>
+      </w:pPr>
+      <w:rPr>
+        <w:rFonts w:ascii="Courier New" w:hAnsi="Courier New" w:cs="Courier New" w:hint="default"/>
+      </w:rPr>
+    </w:lvl>
+    <w:lvl w:ilvl="5" w:tplc="040E0005" w:tentative="1">
+      <w:start w:val="1"/>
+      <w:numFmt w:val="bullet"/>
+      <w:lvlText w:val=""/>
+      <w:lvlJc w:val="left"/>
+      <w:pPr>
+        <w:ind w:left="4320" w:hanging="360"/>
+      </w:pPr>
+      <w:rPr>
+        <w:rFonts w:ascii="Wingdings" w:hAnsi="Wingdings" w:hint="default"/>
+      </w:rPr>
+    </w:lvl>
+    <w:lvl w:ilvl="6" w:tplc="040E0001" w:tentative="1">
+      <w:start w:val="1"/>
+      <w:numFmt w:val="bullet"/>
+      <w:lvlText w:val=""/>
+      <w:lvlJc w:val="left"/>
+      <w:pPr>
+        <w:ind w:left="5040" w:hanging="360"/>
+      </w:pPr>
+      <w:rPr>
+        <w:rFonts w:ascii="Symbol" w:hAnsi="Symbol" w:hint="default"/>
+      </w:rPr>
+    </w:lvl>
+    <w:lvl w:ilvl="7" w:tplc="040E0003" w:tentative="1">
+      <w:start w:val="1"/>
+      <w:numFmt w:val="bullet"/>
+      <w:lvlText w:val="o"/>
+      <w:lvlJc w:val="left"/>
+      <w:pPr>
+        <w:ind w:left="5760" w:hanging="360"/>
+      </w:pPr>
+      <w:rPr>
+        <w:rFonts w:ascii="Courier New" w:hAnsi="Courier New" w:cs="Courier New" w:hint="default"/>
+      </w:rPr>
+    </w:lvl>
+    <w:lvl w:ilvl="8" w:tplc="040E0005" w:tentative="1">
+      <w:start w:val="1"/>
+      <w:numFmt w:val="bullet"/>
+      <w:lvlText w:val=""/>
+      <w:lvlJc w:val="left"/>
+      <w:pPr>
+        <w:ind w:left="6480" w:hanging="360"/>
+      </w:pPr>
+      <w:rPr>
+        <w:rFonts w:ascii="Wingdings" w:hAnsi="Wingdings" w:hint="default"/>
+      </w:rPr>
+    </w:lvl>
+  </w:abstractNum>
+  <w:abstractNum w:abstractNumId="8" w15:restartNumberingAfterBreak="0">
     <w:nsid w:val="270938A4"/>
     <w:multiLevelType w:val="hybridMultilevel"/>
     <w:tmpl w:val="B82A9B98"/>
@@ -5983,7 +11756,7 @@
       </w:pPr>
     </w:lvl>
   </w:abstractNum>
-  <w:abstractNum w:abstractNumId="7" w15:restartNumberingAfterBreak="0">
+  <w:abstractNum w:abstractNumId="9" w15:restartNumberingAfterBreak="0">
     <w:nsid w:val="28C53F42"/>
     <w:multiLevelType w:val="hybridMultilevel"/>
     <w:tmpl w:val="C1FED4FA"/>
@@ -6095,7 +11868,7 @@
       </w:rPr>
     </w:lvl>
   </w:abstractNum>
-  <w:abstractNum w:abstractNumId="8" w15:restartNumberingAfterBreak="0">
+  <w:abstractNum w:abstractNumId="10" w15:restartNumberingAfterBreak="0">
     <w:nsid w:val="2E496BE8"/>
     <w:multiLevelType w:val="multilevel"/>
     <w:tmpl w:val="41C8065C"/>
@@ -6209,7 +11982,7 @@
       </w:rPr>
     </w:lvl>
   </w:abstractNum>
-  <w:abstractNum w:abstractNumId="9" w15:restartNumberingAfterBreak="0">
+  <w:abstractNum w:abstractNumId="11" w15:restartNumberingAfterBreak="0">
     <w:nsid w:val="30404E6B"/>
     <w:multiLevelType w:val="multilevel"/>
     <w:tmpl w:val="4BE05288"/>
@@ -6358,7 +12131,7 @@
       </w:rPr>
     </w:lvl>
   </w:abstractNum>
-  <w:abstractNum w:abstractNumId="10" w15:restartNumberingAfterBreak="0">
+  <w:abstractNum w:abstractNumId="12" w15:restartNumberingAfterBreak="0">
     <w:nsid w:val="32BA5627"/>
     <w:multiLevelType w:val="hybridMultilevel"/>
     <w:tmpl w:val="AA865676"/>
@@ -6471,7 +12244,7 @@
       </w:rPr>
     </w:lvl>
   </w:abstractNum>
-  <w:abstractNum w:abstractNumId="11" w15:restartNumberingAfterBreak="0">
+  <w:abstractNum w:abstractNumId="13" w15:restartNumberingAfterBreak="0">
     <w:nsid w:val="36035AFE"/>
     <w:multiLevelType w:val="multilevel"/>
     <w:tmpl w:val="25D0F20A"/>
@@ -6620,7 +12393,7 @@
       </w:rPr>
     </w:lvl>
   </w:abstractNum>
-  <w:abstractNum w:abstractNumId="12" w15:restartNumberingAfterBreak="0">
+  <w:abstractNum w:abstractNumId="14" w15:restartNumberingAfterBreak="0">
     <w:nsid w:val="3D121DFC"/>
     <w:multiLevelType w:val="multilevel"/>
     <w:tmpl w:val="08E82790"/>
@@ -6769,7 +12542,7 @@
       </w:rPr>
     </w:lvl>
   </w:abstractNum>
-  <w:abstractNum w:abstractNumId="13" w15:restartNumberingAfterBreak="0">
+  <w:abstractNum w:abstractNumId="15" w15:restartNumberingAfterBreak="0">
     <w:nsid w:val="3E0F7FEA"/>
     <w:multiLevelType w:val="hybridMultilevel"/>
     <w:tmpl w:val="021C2E7C"/>
@@ -6882,7 +12655,7 @@
       </w:rPr>
     </w:lvl>
   </w:abstractNum>
-  <w:abstractNum w:abstractNumId="14" w15:restartNumberingAfterBreak="0">
+  <w:abstractNum w:abstractNumId="16" w15:restartNumberingAfterBreak="0">
     <w:nsid w:val="3E5F01CC"/>
     <w:multiLevelType w:val="multilevel"/>
     <w:tmpl w:val="3C945632"/>
@@ -7031,7 +12804,7 @@
       </w:rPr>
     </w:lvl>
   </w:abstractNum>
-  <w:abstractNum w:abstractNumId="15" w15:restartNumberingAfterBreak="0">
+  <w:abstractNum w:abstractNumId="17" w15:restartNumberingAfterBreak="0">
     <w:nsid w:val="47BD5B47"/>
     <w:multiLevelType w:val="multilevel"/>
     <w:tmpl w:val="FC1C6FE0"/>
@@ -7180,7 +12953,7 @@
       </w:rPr>
     </w:lvl>
   </w:abstractNum>
-  <w:abstractNum w:abstractNumId="16" w15:restartNumberingAfterBreak="0">
+  <w:abstractNum w:abstractNumId="18" w15:restartNumberingAfterBreak="0">
     <w:nsid w:val="4B1649B7"/>
     <w:multiLevelType w:val="multilevel"/>
     <w:tmpl w:val="9020BCC2"/>
@@ -7329,7 +13102,7 @@
       </w:rPr>
     </w:lvl>
   </w:abstractNum>
-  <w:abstractNum w:abstractNumId="17" w15:restartNumberingAfterBreak="0">
+  <w:abstractNum w:abstractNumId="19" w15:restartNumberingAfterBreak="0">
     <w:nsid w:val="51FB4968"/>
     <w:multiLevelType w:val="multilevel"/>
     <w:tmpl w:val="E42603B4"/>
@@ -7478,7 +13251,120 @@
       </w:rPr>
     </w:lvl>
   </w:abstractNum>
-  <w:abstractNum w:abstractNumId="18" w15:restartNumberingAfterBreak="0">
+  <w:abstractNum w:abstractNumId="20" w15:restartNumberingAfterBreak="0">
+    <w:nsid w:val="51FC75AE"/>
+    <w:multiLevelType w:val="hybridMultilevel"/>
+    <w:tmpl w:val="B3009862"/>
+    <w:lvl w:ilvl="0" w:tplc="040E0001">
+      <w:start w:val="1"/>
+      <w:numFmt w:val="bullet"/>
+      <w:lvlText w:val=""/>
+      <w:lvlJc w:val="left"/>
+      <w:pPr>
+        <w:ind w:left="1428" w:hanging="360"/>
+      </w:pPr>
+      <w:rPr>
+        <w:rFonts w:ascii="Symbol" w:hAnsi="Symbol" w:hint="default"/>
+      </w:rPr>
+    </w:lvl>
+    <w:lvl w:ilvl="1" w:tplc="040E0003" w:tentative="1">
+      <w:start w:val="1"/>
+      <w:numFmt w:val="bullet"/>
+      <w:lvlText w:val="o"/>
+      <w:lvlJc w:val="left"/>
+      <w:pPr>
+        <w:ind w:left="2148" w:hanging="360"/>
+      </w:pPr>
+      <w:rPr>
+        <w:rFonts w:ascii="Courier New" w:hAnsi="Courier New" w:cs="Courier New" w:hint="default"/>
+      </w:rPr>
+    </w:lvl>
+    <w:lvl w:ilvl="2" w:tplc="040E0005" w:tentative="1">
+      <w:start w:val="1"/>
+      <w:numFmt w:val="bullet"/>
+      <w:lvlText w:val=""/>
+      <w:lvlJc w:val="left"/>
+      <w:pPr>
+        <w:ind w:left="2868" w:hanging="360"/>
+      </w:pPr>
+      <w:rPr>
+        <w:rFonts w:ascii="Wingdings" w:hAnsi="Wingdings" w:hint="default"/>
+      </w:rPr>
+    </w:lvl>
+    <w:lvl w:ilvl="3" w:tplc="040E0001" w:tentative="1">
+      <w:start w:val="1"/>
+      <w:numFmt w:val="bullet"/>
+      <w:lvlText w:val=""/>
+      <w:lvlJc w:val="left"/>
+      <w:pPr>
+        <w:ind w:left="3588" w:hanging="360"/>
+      </w:pPr>
+      <w:rPr>
+        <w:rFonts w:ascii="Symbol" w:hAnsi="Symbol" w:hint="default"/>
+      </w:rPr>
+    </w:lvl>
+    <w:lvl w:ilvl="4" w:tplc="040E0003" w:tentative="1">
+      <w:start w:val="1"/>
+      <w:numFmt w:val="bullet"/>
+      <w:lvlText w:val="o"/>
+      <w:lvlJc w:val="left"/>
+      <w:pPr>
+        <w:ind w:left="4308" w:hanging="360"/>
+      </w:pPr>
+      <w:rPr>
+        <w:rFonts w:ascii="Courier New" w:hAnsi="Courier New" w:cs="Courier New" w:hint="default"/>
+      </w:rPr>
+    </w:lvl>
+    <w:lvl w:ilvl="5" w:tplc="040E0005" w:tentative="1">
+      <w:start w:val="1"/>
+      <w:numFmt w:val="bullet"/>
+      <w:lvlText w:val=""/>
+      <w:lvlJc w:val="left"/>
+      <w:pPr>
+        <w:ind w:left="5028" w:hanging="360"/>
+      </w:pPr>
+      <w:rPr>
+        <w:rFonts w:ascii="Wingdings" w:hAnsi="Wingdings" w:hint="default"/>
+      </w:rPr>
+    </w:lvl>
+    <w:lvl w:ilvl="6" w:tplc="040E0001" w:tentative="1">
+      <w:start w:val="1"/>
+      <w:numFmt w:val="bullet"/>
+      <w:lvlText w:val=""/>
+      <w:lvlJc w:val="left"/>
+      <w:pPr>
+        <w:ind w:left="5748" w:hanging="360"/>
+      </w:pPr>
+      <w:rPr>
+        <w:rFonts w:ascii="Symbol" w:hAnsi="Symbol" w:hint="default"/>
+      </w:rPr>
+    </w:lvl>
+    <w:lvl w:ilvl="7" w:tplc="040E0003" w:tentative="1">
+      <w:start w:val="1"/>
+      <w:numFmt w:val="bullet"/>
+      <w:lvlText w:val="o"/>
+      <w:lvlJc w:val="left"/>
+      <w:pPr>
+        <w:ind w:left="6468" w:hanging="360"/>
+      </w:pPr>
+      <w:rPr>
+        <w:rFonts w:ascii="Courier New" w:hAnsi="Courier New" w:cs="Courier New" w:hint="default"/>
+      </w:rPr>
+    </w:lvl>
+    <w:lvl w:ilvl="8" w:tplc="040E0005" w:tentative="1">
+      <w:start w:val="1"/>
+      <w:numFmt w:val="bullet"/>
+      <w:lvlText w:val=""/>
+      <w:lvlJc w:val="left"/>
+      <w:pPr>
+        <w:ind w:left="7188" w:hanging="360"/>
+      </w:pPr>
+      <w:rPr>
+        <w:rFonts w:ascii="Wingdings" w:hAnsi="Wingdings" w:hint="default"/>
+      </w:rPr>
+    </w:lvl>
+  </w:abstractNum>
+  <w:abstractNum w:abstractNumId="21" w15:restartNumberingAfterBreak="0">
     <w:nsid w:val="54230612"/>
     <w:multiLevelType w:val="hybridMultilevel"/>
     <w:tmpl w:val="3BA2FF60"/>
@@ -7591,7 +13477,7 @@
       </w:rPr>
     </w:lvl>
   </w:abstractNum>
-  <w:abstractNum w:abstractNumId="19" w15:restartNumberingAfterBreak="0">
+  <w:abstractNum w:abstractNumId="22" w15:restartNumberingAfterBreak="0">
     <w:nsid w:val="5AEF4D4E"/>
     <w:multiLevelType w:val="multilevel"/>
     <w:tmpl w:val="F25685FC"/>
@@ -7740,7 +13626,7 @@
       </w:rPr>
     </w:lvl>
   </w:abstractNum>
-  <w:abstractNum w:abstractNumId="20" w15:restartNumberingAfterBreak="0">
+  <w:abstractNum w:abstractNumId="23" w15:restartNumberingAfterBreak="0">
     <w:nsid w:val="5CEE6C58"/>
     <w:multiLevelType w:val="multilevel"/>
     <w:tmpl w:val="5964ED3E"/>
@@ -7889,7 +13775,7 @@
       </w:rPr>
     </w:lvl>
   </w:abstractNum>
-  <w:abstractNum w:abstractNumId="21" w15:restartNumberingAfterBreak="0">
+  <w:abstractNum w:abstractNumId="24" w15:restartNumberingAfterBreak="0">
     <w:nsid w:val="61247E68"/>
     <w:multiLevelType w:val="hybridMultilevel"/>
     <w:tmpl w:val="5E6CB8DE"/>
@@ -8002,7 +13888,7 @@
       </w:rPr>
     </w:lvl>
   </w:abstractNum>
-  <w:abstractNum w:abstractNumId="22" w15:restartNumberingAfterBreak="0">
+  <w:abstractNum w:abstractNumId="25" w15:restartNumberingAfterBreak="0">
     <w:nsid w:val="65DF724E"/>
     <w:multiLevelType w:val="multilevel"/>
     <w:tmpl w:val="B282C8F6"/>
@@ -8151,74 +14037,351 @@
       </w:rPr>
     </w:lvl>
   </w:abstractNum>
+  <w:abstractNum w:abstractNumId="26" w15:restartNumberingAfterBreak="0">
+    <w:nsid w:val="66842600"/>
+    <w:multiLevelType w:val="hybridMultilevel"/>
+    <w:tmpl w:val="FD44E480"/>
+    <w:lvl w:ilvl="0" w:tplc="040E0001">
+      <w:start w:val="1"/>
+      <w:numFmt w:val="bullet"/>
+      <w:lvlText w:val=""/>
+      <w:lvlJc w:val="left"/>
+      <w:pPr>
+        <w:ind w:left="1080" w:hanging="360"/>
+      </w:pPr>
+      <w:rPr>
+        <w:rFonts w:ascii="Symbol" w:hAnsi="Symbol" w:hint="default"/>
+      </w:rPr>
+    </w:lvl>
+    <w:lvl w:ilvl="1" w:tplc="040E0003" w:tentative="1">
+      <w:start w:val="1"/>
+      <w:numFmt w:val="bullet"/>
+      <w:lvlText w:val="o"/>
+      <w:lvlJc w:val="left"/>
+      <w:pPr>
+        <w:ind w:left="1800" w:hanging="360"/>
+      </w:pPr>
+      <w:rPr>
+        <w:rFonts w:ascii="Courier New" w:hAnsi="Courier New" w:cs="Courier New" w:hint="default"/>
+      </w:rPr>
+    </w:lvl>
+    <w:lvl w:ilvl="2" w:tplc="040E0005" w:tentative="1">
+      <w:start w:val="1"/>
+      <w:numFmt w:val="bullet"/>
+      <w:lvlText w:val=""/>
+      <w:lvlJc w:val="left"/>
+      <w:pPr>
+        <w:ind w:left="2520" w:hanging="360"/>
+      </w:pPr>
+      <w:rPr>
+        <w:rFonts w:ascii="Wingdings" w:hAnsi="Wingdings" w:hint="default"/>
+      </w:rPr>
+    </w:lvl>
+    <w:lvl w:ilvl="3" w:tplc="040E0001" w:tentative="1">
+      <w:start w:val="1"/>
+      <w:numFmt w:val="bullet"/>
+      <w:lvlText w:val=""/>
+      <w:lvlJc w:val="left"/>
+      <w:pPr>
+        <w:ind w:left="3240" w:hanging="360"/>
+      </w:pPr>
+      <w:rPr>
+        <w:rFonts w:ascii="Symbol" w:hAnsi="Symbol" w:hint="default"/>
+      </w:rPr>
+    </w:lvl>
+    <w:lvl w:ilvl="4" w:tplc="040E0003" w:tentative="1">
+      <w:start w:val="1"/>
+      <w:numFmt w:val="bullet"/>
+      <w:lvlText w:val="o"/>
+      <w:lvlJc w:val="left"/>
+      <w:pPr>
+        <w:ind w:left="3960" w:hanging="360"/>
+      </w:pPr>
+      <w:rPr>
+        <w:rFonts w:ascii="Courier New" w:hAnsi="Courier New" w:cs="Courier New" w:hint="default"/>
+      </w:rPr>
+    </w:lvl>
+    <w:lvl w:ilvl="5" w:tplc="040E0005" w:tentative="1">
+      <w:start w:val="1"/>
+      <w:numFmt w:val="bullet"/>
+      <w:lvlText w:val=""/>
+      <w:lvlJc w:val="left"/>
+      <w:pPr>
+        <w:ind w:left="4680" w:hanging="360"/>
+      </w:pPr>
+      <w:rPr>
+        <w:rFonts w:ascii="Wingdings" w:hAnsi="Wingdings" w:hint="default"/>
+      </w:rPr>
+    </w:lvl>
+    <w:lvl w:ilvl="6" w:tplc="040E0001" w:tentative="1">
+      <w:start w:val="1"/>
+      <w:numFmt w:val="bullet"/>
+      <w:lvlText w:val=""/>
+      <w:lvlJc w:val="left"/>
+      <w:pPr>
+        <w:ind w:left="5400" w:hanging="360"/>
+      </w:pPr>
+      <w:rPr>
+        <w:rFonts w:ascii="Symbol" w:hAnsi="Symbol" w:hint="default"/>
+      </w:rPr>
+    </w:lvl>
+    <w:lvl w:ilvl="7" w:tplc="040E0003" w:tentative="1">
+      <w:start w:val="1"/>
+      <w:numFmt w:val="bullet"/>
+      <w:lvlText w:val="o"/>
+      <w:lvlJc w:val="left"/>
+      <w:pPr>
+        <w:ind w:left="6120" w:hanging="360"/>
+      </w:pPr>
+      <w:rPr>
+        <w:rFonts w:ascii="Courier New" w:hAnsi="Courier New" w:cs="Courier New" w:hint="default"/>
+      </w:rPr>
+    </w:lvl>
+    <w:lvl w:ilvl="8" w:tplc="040E0005" w:tentative="1">
+      <w:start w:val="1"/>
+      <w:numFmt w:val="bullet"/>
+      <w:lvlText w:val=""/>
+      <w:lvlJc w:val="left"/>
+      <w:pPr>
+        <w:ind w:left="6840" w:hanging="360"/>
+      </w:pPr>
+      <w:rPr>
+        <w:rFonts w:ascii="Wingdings" w:hAnsi="Wingdings" w:hint="default"/>
+      </w:rPr>
+    </w:lvl>
+  </w:abstractNum>
+  <w:abstractNum w:abstractNumId="27" w15:restartNumberingAfterBreak="0">
+    <w:nsid w:val="7B2C18A3"/>
+    <w:multiLevelType w:val="multilevel"/>
+    <w:tmpl w:val="99FE1150"/>
+    <w:lvl w:ilvl="0">
+      <w:start w:val="1"/>
+      <w:numFmt w:val="bullet"/>
+      <w:lvlText w:val=""/>
+      <w:lvlJc w:val="left"/>
+      <w:pPr>
+        <w:tabs>
+          <w:tab w:val="num" w:pos="720"/>
+        </w:tabs>
+        <w:ind w:left="720" w:hanging="360"/>
+      </w:pPr>
+      <w:rPr>
+        <w:rFonts w:ascii="Symbol" w:hAnsi="Symbol" w:hint="default"/>
+        <w:sz w:val="20"/>
+      </w:rPr>
+    </w:lvl>
+    <w:lvl w:ilvl="1" w:tentative="1">
+      <w:start w:val="1"/>
+      <w:numFmt w:val="bullet"/>
+      <w:lvlText w:val="o"/>
+      <w:lvlJc w:val="left"/>
+      <w:pPr>
+        <w:tabs>
+          <w:tab w:val="num" w:pos="1440"/>
+        </w:tabs>
+        <w:ind w:left="1440" w:hanging="360"/>
+      </w:pPr>
+      <w:rPr>
+        <w:rFonts w:ascii="Courier New" w:hAnsi="Courier New" w:hint="default"/>
+        <w:sz w:val="20"/>
+      </w:rPr>
+    </w:lvl>
+    <w:lvl w:ilvl="2" w:tentative="1">
+      <w:start w:val="1"/>
+      <w:numFmt w:val="bullet"/>
+      <w:lvlText w:val=""/>
+      <w:lvlJc w:val="left"/>
+      <w:pPr>
+        <w:tabs>
+          <w:tab w:val="num" w:pos="2160"/>
+        </w:tabs>
+        <w:ind w:left="2160" w:hanging="360"/>
+      </w:pPr>
+      <w:rPr>
+        <w:rFonts w:ascii="Wingdings" w:hAnsi="Wingdings" w:hint="default"/>
+        <w:sz w:val="20"/>
+      </w:rPr>
+    </w:lvl>
+    <w:lvl w:ilvl="3" w:tentative="1">
+      <w:start w:val="1"/>
+      <w:numFmt w:val="bullet"/>
+      <w:lvlText w:val=""/>
+      <w:lvlJc w:val="left"/>
+      <w:pPr>
+        <w:tabs>
+          <w:tab w:val="num" w:pos="2880"/>
+        </w:tabs>
+        <w:ind w:left="2880" w:hanging="360"/>
+      </w:pPr>
+      <w:rPr>
+        <w:rFonts w:ascii="Wingdings" w:hAnsi="Wingdings" w:hint="default"/>
+        <w:sz w:val="20"/>
+      </w:rPr>
+    </w:lvl>
+    <w:lvl w:ilvl="4" w:tentative="1">
+      <w:start w:val="1"/>
+      <w:numFmt w:val="bullet"/>
+      <w:lvlText w:val=""/>
+      <w:lvlJc w:val="left"/>
+      <w:pPr>
+        <w:tabs>
+          <w:tab w:val="num" w:pos="3600"/>
+        </w:tabs>
+        <w:ind w:left="3600" w:hanging="360"/>
+      </w:pPr>
+      <w:rPr>
+        <w:rFonts w:ascii="Wingdings" w:hAnsi="Wingdings" w:hint="default"/>
+        <w:sz w:val="20"/>
+      </w:rPr>
+    </w:lvl>
+    <w:lvl w:ilvl="5" w:tentative="1">
+      <w:start w:val="1"/>
+      <w:numFmt w:val="bullet"/>
+      <w:lvlText w:val=""/>
+      <w:lvlJc w:val="left"/>
+      <w:pPr>
+        <w:tabs>
+          <w:tab w:val="num" w:pos="4320"/>
+        </w:tabs>
+        <w:ind w:left="4320" w:hanging="360"/>
+      </w:pPr>
+      <w:rPr>
+        <w:rFonts w:ascii="Wingdings" w:hAnsi="Wingdings" w:hint="default"/>
+        <w:sz w:val="20"/>
+      </w:rPr>
+    </w:lvl>
+    <w:lvl w:ilvl="6" w:tentative="1">
+      <w:start w:val="1"/>
+      <w:numFmt w:val="bullet"/>
+      <w:lvlText w:val=""/>
+      <w:lvlJc w:val="left"/>
+      <w:pPr>
+        <w:tabs>
+          <w:tab w:val="num" w:pos="5040"/>
+        </w:tabs>
+        <w:ind w:left="5040" w:hanging="360"/>
+      </w:pPr>
+      <w:rPr>
+        <w:rFonts w:ascii="Wingdings" w:hAnsi="Wingdings" w:hint="default"/>
+        <w:sz w:val="20"/>
+      </w:rPr>
+    </w:lvl>
+    <w:lvl w:ilvl="7" w:tentative="1">
+      <w:start w:val="1"/>
+      <w:numFmt w:val="bullet"/>
+      <w:lvlText w:val=""/>
+      <w:lvlJc w:val="left"/>
+      <w:pPr>
+        <w:tabs>
+          <w:tab w:val="num" w:pos="5760"/>
+        </w:tabs>
+        <w:ind w:left="5760" w:hanging="360"/>
+      </w:pPr>
+      <w:rPr>
+        <w:rFonts w:ascii="Wingdings" w:hAnsi="Wingdings" w:hint="default"/>
+        <w:sz w:val="20"/>
+      </w:rPr>
+    </w:lvl>
+    <w:lvl w:ilvl="8" w:tentative="1">
+      <w:start w:val="1"/>
+      <w:numFmt w:val="bullet"/>
+      <w:lvlText w:val=""/>
+      <w:lvlJc w:val="left"/>
+      <w:pPr>
+        <w:tabs>
+          <w:tab w:val="num" w:pos="6480"/>
+        </w:tabs>
+        <w:ind w:left="6480" w:hanging="360"/>
+      </w:pPr>
+      <w:rPr>
+        <w:rFonts w:ascii="Wingdings" w:hAnsi="Wingdings" w:hint="default"/>
+        <w:sz w:val="20"/>
+      </w:rPr>
+    </w:lvl>
+  </w:abstractNum>
   <w:num w:numId="1" w16cid:durableId="370542109">
+    <w:abstractNumId w:val="8"/>
+  </w:num>
+  <w:num w:numId="2" w16cid:durableId="571080848">
+    <w:abstractNumId w:val="4"/>
+  </w:num>
+  <w:num w:numId="3" w16cid:durableId="49614243">
+    <w:abstractNumId w:val="10"/>
+  </w:num>
+  <w:num w:numId="4" w16cid:durableId="1010914385">
+    <w:abstractNumId w:val="21"/>
+  </w:num>
+  <w:num w:numId="5" w16cid:durableId="46953770">
     <w:abstractNumId w:val="6"/>
   </w:num>
-  <w:num w:numId="2" w16cid:durableId="571080848">
+  <w:num w:numId="6" w16cid:durableId="1716855346">
+    <w:abstractNumId w:val="24"/>
+  </w:num>
+  <w:num w:numId="7" w16cid:durableId="745801799">
     <w:abstractNumId w:val="3"/>
   </w:num>
-  <w:num w:numId="3" w16cid:durableId="49614243">
-    <w:abstractNumId w:val="8"/>
+  <w:num w:numId="8" w16cid:durableId="2077972978">
+    <w:abstractNumId w:val="9"/>
   </w:num>
-  <w:num w:numId="4" w16cid:durableId="1010914385">
+  <w:num w:numId="9" w16cid:durableId="1445227377">
+    <w:abstractNumId w:val="15"/>
+  </w:num>
+  <w:num w:numId="10" w16cid:durableId="1742602921">
+    <w:abstractNumId w:val="12"/>
+  </w:num>
+  <w:num w:numId="11" w16cid:durableId="1943682952">
+    <w:abstractNumId w:val="1"/>
+  </w:num>
+  <w:num w:numId="12" w16cid:durableId="273102060">
+    <w:abstractNumId w:val="13"/>
+  </w:num>
+  <w:num w:numId="13" w16cid:durableId="2100329975">
+    <w:abstractNumId w:val="2"/>
+  </w:num>
+  <w:num w:numId="14" w16cid:durableId="687485579">
+    <w:abstractNumId w:val="17"/>
+  </w:num>
+  <w:num w:numId="15" w16cid:durableId="494036969">
+    <w:abstractNumId w:val="16"/>
+  </w:num>
+  <w:num w:numId="16" w16cid:durableId="557404277">
+    <w:abstractNumId w:val="14"/>
+  </w:num>
+  <w:num w:numId="17" w16cid:durableId="330449408">
+    <w:abstractNumId w:val="23"/>
+  </w:num>
+  <w:num w:numId="18" w16cid:durableId="1308126586">
+    <w:abstractNumId w:val="11"/>
+  </w:num>
+  <w:num w:numId="19" w16cid:durableId="105928002">
+    <w:abstractNumId w:val="25"/>
+  </w:num>
+  <w:num w:numId="20" w16cid:durableId="1078868113">
+    <w:abstractNumId w:val="5"/>
+  </w:num>
+  <w:num w:numId="21" w16cid:durableId="1832939002">
     <w:abstractNumId w:val="18"/>
   </w:num>
-  <w:num w:numId="5" w16cid:durableId="46953770">
-    <w:abstractNumId w:val="5"/>
+  <w:num w:numId="22" w16cid:durableId="638269662">
+    <w:abstractNumId w:val="19"/>
   </w:num>
-  <w:num w:numId="6" w16cid:durableId="1716855346">
-    <w:abstractNumId w:val="21"/>
+  <w:num w:numId="23" w16cid:durableId="1366440845">
+    <w:abstractNumId w:val="22"/>
   </w:num>
-  <w:num w:numId="7" w16cid:durableId="745801799">
-    <w:abstractNumId w:val="2"/>
+  <w:num w:numId="24" w16cid:durableId="600839107">
+    <w:abstractNumId w:val="26"/>
   </w:num>
-  <w:num w:numId="8" w16cid:durableId="2077972978">
-    <w:abstractNumId w:val="7"/>
+  <w:num w:numId="25" w16cid:durableId="1831363065">
+    <w:abstractNumId w:val="20"/>
   </w:num>
-  <w:num w:numId="9" w16cid:durableId="1445227377">
-    <w:abstractNumId w:val="13"/>
+  <w:num w:numId="26" w16cid:durableId="1373457058">
+    <w:abstractNumId w:val="27"/>
   </w:num>
-  <w:num w:numId="10" w16cid:durableId="1742602921">
-    <w:abstractNumId w:val="10"/>
-  </w:num>
-  <w:num w:numId="11" w16cid:durableId="1943682952">
+  <w:num w:numId="27" w16cid:durableId="722486807">
     <w:abstractNumId w:val="0"/>
   </w:num>
-  <w:num w:numId="12" w16cid:durableId="273102060">
-    <w:abstractNumId w:val="11"/>
-  </w:num>
-  <w:num w:numId="13" w16cid:durableId="2100329975">
-    <w:abstractNumId w:val="1"/>
-  </w:num>
-  <w:num w:numId="14" w16cid:durableId="687485579">
-    <w:abstractNumId w:val="15"/>
-  </w:num>
-  <w:num w:numId="15" w16cid:durableId="494036969">
-    <w:abstractNumId w:val="14"/>
-  </w:num>
-  <w:num w:numId="16" w16cid:durableId="557404277">
-    <w:abstractNumId w:val="12"/>
-  </w:num>
-  <w:num w:numId="17" w16cid:durableId="330449408">
-    <w:abstractNumId w:val="20"/>
-  </w:num>
-  <w:num w:numId="18" w16cid:durableId="1308126586">
-    <w:abstractNumId w:val="9"/>
-  </w:num>
-  <w:num w:numId="19" w16cid:durableId="105928002">
-    <w:abstractNumId w:val="22"/>
-  </w:num>
-  <w:num w:numId="20" w16cid:durableId="1078868113">
-    <w:abstractNumId w:val="4"/>
-  </w:num>
-  <w:num w:numId="21" w16cid:durableId="1832939002">
-    <w:abstractNumId w:val="16"/>
-  </w:num>
-  <w:num w:numId="22" w16cid:durableId="638269662">
-    <w:abstractNumId w:val="17"/>
-  </w:num>
-  <w:num w:numId="23" w16cid:durableId="1366440845">
-    <w:abstractNumId w:val="19"/>
+  <w:num w:numId="28" w16cid:durableId="801000806">
+    <w:abstractNumId w:val="7"/>
   </w:num>
 </w:numbering>
 </file>
